--- a/Phase 1/LLM Phase 1.docx
+++ b/Phase 1/LLM Phase 1.docx
@@ -1128,7 +1128,7 @@
           <w:tab w:val="left" w:pos="6618"/>
         </w:tabs>
         <w:spacing w:line="319" w:lineRule="exact"/>
-        <w:ind w:left="784"/>
+        <w:ind w:left="775" w:right="712"/>
       </w:pPr>
       <w:r>
         <w:rPr>
@@ -1155,7 +1155,7 @@
           <w:tab w:val="left" w:pos="6633"/>
         </w:tabs>
         <w:spacing w:line="319" w:lineRule="exact"/>
-        <w:ind w:left="775"/>
+        <w:ind w:left="766"/>
       </w:pPr>
       <w:proofErr w:type="spellStart"/>
       <w:r>
@@ -1248,7 +1248,7 @@
           <w:tab w:val="left" w:pos="6633"/>
         </w:tabs>
         <w:spacing w:before="19"/>
-        <w:ind w:left="775"/>
+        <w:ind w:left="766"/>
       </w:pPr>
       <w:r>
         <w:t>Associate</w:t>
@@ -1282,7 +1282,7 @@
           <w:tab w:val="left" w:pos="6652"/>
         </w:tabs>
         <w:spacing w:before="19"/>
-        <w:ind w:left="726"/>
+        <w:ind w:left="717"/>
       </w:pPr>
       <w:r>
         <w:t>Head</w:t>
@@ -1327,7 +1327,7 @@
           <w:tab w:val="left" w:pos="6599"/>
         </w:tabs>
         <w:spacing w:before="18" w:line="299" w:lineRule="exact"/>
-        <w:ind w:left="760"/>
+        <w:ind w:left="751"/>
         <w:rPr>
           <w:sz w:val="26"/>
         </w:rPr>
@@ -1400,7 +1400,7 @@
           <w:tab w:val="left" w:pos="6633"/>
         </w:tabs>
         <w:spacing w:line="322" w:lineRule="exact"/>
-        <w:ind w:left="760"/>
+        <w:ind w:left="751"/>
       </w:pPr>
       <w:r>
         <w:rPr>
@@ -1425,7 +1425,7 @@
           <w:tab w:val="left" w:pos="6666"/>
         </w:tabs>
         <w:spacing w:before="19"/>
-        <w:ind w:left="775"/>
+        <w:ind w:left="766"/>
       </w:pPr>
       <w:r>
         <w:t>Chennai</w:t>
@@ -2493,7 +2493,7 @@
     </w:p>
     <w:p>
       <w:pPr>
-        <w:spacing w:before="100" w:beforeAutospacing="1" w:after="100" w:afterAutospacing="1" w:line="480" w:lineRule="auto"/>
+        <w:spacing w:before="100" w:beforeAutospacing="1" w:after="100" w:afterAutospacing="1" w:line="360" w:lineRule="auto"/>
         <w:ind w:right="901"/>
         <w:jc w:val="both"/>
         <w:rPr>
@@ -2511,7 +2511,7 @@
     </w:p>
     <w:p>
       <w:pPr>
-        <w:spacing w:before="100" w:beforeAutospacing="1" w:after="100" w:afterAutospacing="1" w:line="480" w:lineRule="auto"/>
+        <w:spacing w:before="100" w:beforeAutospacing="1" w:after="100" w:afterAutospacing="1" w:line="360" w:lineRule="auto"/>
         <w:ind w:right="901"/>
         <w:jc w:val="both"/>
         <w:rPr>
@@ -2529,7 +2529,7 @@
     </w:p>
     <w:p>
       <w:pPr>
-        <w:spacing w:before="100" w:beforeAutospacing="1" w:after="100" w:afterAutospacing="1" w:line="480" w:lineRule="auto"/>
+        <w:spacing w:before="100" w:beforeAutospacing="1" w:after="100" w:afterAutospacing="1" w:line="360" w:lineRule="auto"/>
         <w:ind w:right="901"/>
         <w:jc w:val="both"/>
         <w:sectPr>
@@ -2918,7 +2918,7 @@
       </w:tr>
       <w:tr>
         <w:trPr>
-          <w:trHeight w:val="645"/>
+          <w:trHeight w:val="782"/>
         </w:trPr>
         <w:tc>
           <w:tcPr>
@@ -2950,34 +2950,13 @@
               <w:rPr>
                 <w:sz w:val="28"/>
               </w:rPr>
-              <w:t>1.1ANTISOCIAL</w:t>
-            </w:r>
-            <w:r>
-              <w:rPr>
-                <w:spacing w:val="-13"/>
-                <w:sz w:val="28"/>
-              </w:rPr>
-              <w:t xml:space="preserve"> </w:t>
+              <w:t>1.1</w:t>
             </w:r>
             <w:r>
               <w:rPr>
                 <w:sz w:val="28"/>
               </w:rPr>
-              <w:t>PERSONALITY</w:t>
-            </w:r>
-            <w:r>
-              <w:rPr>
-                <w:spacing w:val="-10"/>
-                <w:sz w:val="28"/>
-              </w:rPr>
-              <w:t xml:space="preserve"> </w:t>
-            </w:r>
-            <w:r>
-              <w:rPr>
-                <w:spacing w:val="-2"/>
-                <w:sz w:val="28"/>
-              </w:rPr>
-              <w:t>DISORDER</w:t>
+              <w:t xml:space="preserve"> OVERVIEW</w:t>
             </w:r>
           </w:p>
         </w:tc>
@@ -3006,7 +2985,7 @@
       </w:tr>
       <w:tr>
         <w:trPr>
-          <w:trHeight w:val="643"/>
+          <w:trHeight w:val="580"/>
         </w:trPr>
         <w:tc>
           <w:tcPr>
@@ -3051,27 +3030,7 @@
               <w:rPr>
                 <w:sz w:val="28"/>
               </w:rPr>
-              <w:t>INTRODUCTION</w:t>
-            </w:r>
-            <w:r>
-              <w:rPr>
-                <w:spacing w:val="-8"/>
-                <w:sz w:val="28"/>
-              </w:rPr>
-              <w:t xml:space="preserve"> </w:t>
-            </w:r>
-            <w:r>
-              <w:rPr>
-                <w:sz w:val="28"/>
-              </w:rPr>
-              <w:t>TO</w:t>
-            </w:r>
-            <w:r>
-              <w:rPr>
-                <w:spacing w:val="-4"/>
-                <w:sz w:val="28"/>
-              </w:rPr>
-              <w:t xml:space="preserve"> fMRI</w:t>
+              <w:t>OBJECTIVE</w:t>
             </w:r>
           </w:p>
         </w:tc>
@@ -3088,19 +3047,12 @@
                 <w:sz w:val="28"/>
               </w:rPr>
             </w:pPr>
-            <w:r>
-              <w:rPr>
-                <w:spacing w:val="-10"/>
-                <w:sz w:val="28"/>
-              </w:rPr>
-              <w:t>6</w:t>
-            </w:r>
           </w:p>
         </w:tc>
       </w:tr>
       <w:tr>
         <w:trPr>
-          <w:trHeight w:val="1930"/>
+          <w:trHeight w:val="701"/>
         </w:trPr>
         <w:tc>
           <w:tcPr>
@@ -3122,15 +3074,12 @@
           <w:p>
             <w:pPr>
               <w:pStyle w:val="TableParagraph"/>
-              <w:numPr>
-                <w:ilvl w:val="2"/>
-                <w:numId w:val="21"/>
-              </w:numPr>
               <w:tabs>
                 <w:tab w:val="left" w:pos="2361"/>
+                <w:tab w:val="left" w:pos="2450"/>
               </w:tabs>
-              <w:spacing w:before="154"/>
-              <w:ind w:left="2361" w:hanging="631"/>
+              <w:spacing w:before="3" w:line="640" w:lineRule="atLeast"/>
+              <w:ind w:right="678"/>
               <w:rPr>
                 <w:sz w:val="28"/>
               </w:rPr>
@@ -3139,75 +3088,64 @@
               <w:rPr>
                 <w:sz w:val="28"/>
               </w:rPr>
-              <w:t>How</w:t>
+              <w:t xml:space="preserve">              1.3 SCOPE OF THIS PROJECT</w:t>
             </w:r>
             <w:r>
               <w:rPr>
-                <w:spacing w:val="-7"/>
+                <w:spacing w:val="-4"/>
                 <w:sz w:val="28"/>
               </w:rPr>
-              <w:t xml:space="preserve"> </w:t>
+              <w:t xml:space="preserve">      </w:t>
             </w:r>
-            <w:r>
+          </w:p>
+        </w:tc>
+        <w:tc>
+          <w:tcPr>
+            <w:tcW w:w="1023" w:type="dxa"/>
+          </w:tcPr>
+          <w:p>
+            <w:pPr>
+              <w:pStyle w:val="TableParagraph"/>
+              <w:spacing w:before="1"/>
+              <w:ind w:right="190"/>
+              <w:jc w:val="right"/>
               <w:rPr>
                 <w:sz w:val="28"/>
               </w:rPr>
-              <w:t>Does</w:t>
-            </w:r>
-            <w:r>
-              <w:rPr>
-                <w:spacing w:val="-7"/>
-                <w:sz w:val="28"/>
-              </w:rPr>
-              <w:t xml:space="preserve"> </w:t>
-            </w:r>
-            <w:r>
-              <w:rPr>
-                <w:sz w:val="28"/>
-              </w:rPr>
-              <w:t>And</w:t>
-            </w:r>
-            <w:r>
-              <w:rPr>
-                <w:spacing w:val="-3"/>
-                <w:sz w:val="28"/>
-              </w:rPr>
-              <w:t xml:space="preserve"> </w:t>
-            </w:r>
-            <w:r>
-              <w:rPr>
-                <w:sz w:val="28"/>
-              </w:rPr>
-              <w:t>fMRI</w:t>
-            </w:r>
-            <w:r>
-              <w:rPr>
-                <w:spacing w:val="-9"/>
-                <w:sz w:val="28"/>
-              </w:rPr>
-              <w:t xml:space="preserve"> </w:t>
-            </w:r>
-            <w:r>
-              <w:rPr>
-                <w:spacing w:val="-2"/>
-                <w:sz w:val="28"/>
-              </w:rPr>
-              <w:t>Work?</w:t>
-            </w:r>
+            </w:pPr>
           </w:p>
+        </w:tc>
+      </w:tr>
+      <w:tr>
+        <w:trPr>
+          <w:trHeight w:val="711"/>
+        </w:trPr>
+        <w:tc>
+          <w:tcPr>
+            <w:tcW w:w="480" w:type="dxa"/>
+          </w:tcPr>
           <w:p>
             <w:pPr>
               <w:pStyle w:val="TableParagraph"/>
-              <w:numPr>
-                <w:ilvl w:val="2"/>
-                <w:numId w:val="21"/>
-              </w:numPr>
+              <w:rPr>
+                <w:sz w:val="26"/>
+              </w:rPr>
+            </w:pPr>
+          </w:p>
+        </w:tc>
+        <w:tc>
+          <w:tcPr>
+            <w:tcW w:w="7520" w:type="dxa"/>
+          </w:tcPr>
+          <w:p>
+            <w:pPr>
+              <w:pStyle w:val="TableParagraph"/>
               <w:tabs>
                 <w:tab w:val="left" w:pos="2361"/>
                 <w:tab w:val="left" w:pos="2450"/>
               </w:tabs>
               <w:spacing w:before="3" w:line="640" w:lineRule="atLeast"/>
-              <w:ind w:left="2450" w:right="678" w:hanging="721"/>
+              <w:ind w:right="678"/>
               <w:rPr>
                 <w:sz w:val="28"/>
               </w:rPr>
@@ -3216,59 +3154,72 @@
               <w:rPr>
                 <w:sz w:val="28"/>
               </w:rPr>
-              <w:t>Advantages</w:t>
+              <w:t xml:space="preserve">              1.4 PROBLEMT STATEMENT</w:t>
             </w:r>
+          </w:p>
+        </w:tc>
+        <w:tc>
+          <w:tcPr>
+            <w:tcW w:w="1023" w:type="dxa"/>
+          </w:tcPr>
+          <w:p>
+            <w:pPr>
+              <w:pStyle w:val="TableParagraph"/>
+              <w:spacing w:before="1"/>
+              <w:ind w:right="190"/>
+              <w:jc w:val="right"/>
+              <w:rPr>
+                <w:sz w:val="28"/>
+              </w:rPr>
+            </w:pPr>
+          </w:p>
+        </w:tc>
+      </w:tr>
+      <w:tr>
+        <w:trPr>
+          <w:trHeight w:val="850"/>
+        </w:trPr>
+        <w:tc>
+          <w:tcPr>
+            <w:tcW w:w="480" w:type="dxa"/>
+          </w:tcPr>
+          <w:p>
+            <w:pPr>
+              <w:pStyle w:val="TableParagraph"/>
+              <w:rPr>
+                <w:sz w:val="26"/>
+              </w:rPr>
+            </w:pPr>
+          </w:p>
+        </w:tc>
+        <w:tc>
+          <w:tcPr>
+            <w:tcW w:w="7520" w:type="dxa"/>
+          </w:tcPr>
+          <w:p>
+            <w:pPr>
+              <w:pStyle w:val="TableParagraph"/>
+              <w:tabs>
+                <w:tab w:val="left" w:pos="2361"/>
+                <w:tab w:val="left" w:pos="2450"/>
+              </w:tabs>
+              <w:spacing w:before="3" w:line="640" w:lineRule="atLeast"/>
+              <w:ind w:right="678"/>
+              <w:rPr>
+                <w:sz w:val="28"/>
+              </w:rPr>
+            </w:pPr>
             <w:r>
               <w:rPr>
-                <w:spacing w:val="-8"/>
                 <w:sz w:val="28"/>
               </w:rPr>
-              <w:t xml:space="preserve"> </w:t>
+              <w:t xml:space="preserve">              1.</w:t>
             </w:r>
             <w:r>
               <w:rPr>
                 <w:sz w:val="28"/>
               </w:rPr>
-              <w:t>of</w:t>
-            </w:r>
-            <w:r>
-              <w:rPr>
-                <w:spacing w:val="-15"/>
-                <w:sz w:val="28"/>
-              </w:rPr>
-              <w:t xml:space="preserve"> </w:t>
-            </w:r>
-            <w:r>
-              <w:rPr>
-                <w:sz w:val="28"/>
-              </w:rPr>
-              <w:t>using</w:t>
-            </w:r>
-            <w:r>
-              <w:rPr>
-                <w:spacing w:val="-9"/>
-                <w:sz w:val="28"/>
-              </w:rPr>
-              <w:t xml:space="preserve"> </w:t>
-            </w:r>
-            <w:r>
-              <w:rPr>
-                <w:sz w:val="28"/>
-              </w:rPr>
-              <w:t>fMRI</w:t>
-            </w:r>
-            <w:r>
-              <w:rPr>
-                <w:spacing w:val="-6"/>
-                <w:sz w:val="28"/>
-              </w:rPr>
-              <w:t xml:space="preserve"> </w:t>
-            </w:r>
-            <w:r>
-              <w:rPr>
-                <w:sz w:val="28"/>
-              </w:rPr>
-              <w:t>for</w:t>
+              <w:t>5</w:t>
             </w:r>
             <w:r>
               <w:rPr>
@@ -3281,7 +3232,21 @@
               <w:rPr>
                 <w:sz w:val="28"/>
               </w:rPr>
-              <w:t>detection of ADHD</w:t>
+              <w:t>EXISTING</w:t>
+            </w:r>
+            <w:r>
+              <w:rPr>
+                <w:spacing w:val="-8"/>
+                <w:sz w:val="28"/>
+              </w:rPr>
+              <w:t xml:space="preserve"> </w:t>
+            </w:r>
+            <w:r>
+              <w:rPr>
+                <w:spacing w:val="-4"/>
+                <w:sz w:val="28"/>
+              </w:rPr>
+              <w:t>WORK</w:t>
             </w:r>
           </w:p>
         </w:tc>
@@ -3292,41 +3257,6 @@
           <w:p>
             <w:pPr>
               <w:pStyle w:val="TableParagraph"/>
-              <w:spacing w:before="154"/>
-              <w:ind w:right="190"/>
-              <w:jc w:val="right"/>
-              <w:rPr>
-                <w:sz w:val="28"/>
-              </w:rPr>
-            </w:pPr>
-            <w:r>
-              <w:rPr>
-                <w:spacing w:val="-10"/>
-                <w:sz w:val="28"/>
-              </w:rPr>
-              <w:t>6</w:t>
-            </w:r>
-          </w:p>
-          <w:p>
-            <w:pPr>
-              <w:pStyle w:val="TableParagraph"/>
-              <w:rPr>
-                <w:sz w:val="28"/>
-              </w:rPr>
-            </w:pPr>
-          </w:p>
-          <w:p>
-            <w:pPr>
-              <w:pStyle w:val="TableParagraph"/>
-              <w:spacing w:before="320"/>
-              <w:rPr>
-                <w:sz w:val="28"/>
-              </w:rPr>
-            </w:pPr>
-          </w:p>
-          <w:p>
-            <w:pPr>
-              <w:pStyle w:val="TableParagraph"/>
               <w:spacing w:before="1"/>
               <w:ind w:right="190"/>
               <w:jc w:val="right"/>
@@ -3334,19 +3264,12 @@
                 <w:sz w:val="28"/>
               </w:rPr>
             </w:pPr>
-            <w:r>
-              <w:rPr>
-                <w:spacing w:val="-10"/>
-                <w:sz w:val="28"/>
-              </w:rPr>
-              <w:t>8</w:t>
-            </w:r>
           </w:p>
         </w:tc>
       </w:tr>
       <w:tr>
         <w:trPr>
-          <w:trHeight w:val="725"/>
+          <w:trHeight w:val="543"/>
         </w:trPr>
         <w:tc>
           <w:tcPr>
@@ -3369,7 +3292,6 @@
             <w:pPr>
               <w:pStyle w:val="TableParagraph"/>
               <w:spacing w:before="154"/>
-              <w:ind w:left="1010"/>
               <w:rPr>
                 <w:sz w:val="28"/>
               </w:rPr>
@@ -3378,11 +3300,17 @@
               <w:rPr>
                 <w:sz w:val="28"/>
               </w:rPr>
-              <w:t>1.3</w:t>
+              <w:t xml:space="preserve">              1.</w:t>
             </w:r>
             <w:r>
               <w:rPr>
-                <w:spacing w:val="-10"/>
+                <w:sz w:val="28"/>
+              </w:rPr>
+              <w:t>6</w:t>
+            </w:r>
+            <w:r>
+              <w:rPr>
+                <w:spacing w:val="-8"/>
                 <w:sz w:val="28"/>
               </w:rPr>
               <w:t xml:space="preserve"> </w:t>
@@ -3391,11 +3319,11 @@
               <w:rPr>
                 <w:sz w:val="28"/>
               </w:rPr>
-              <w:t>EXISTING</w:t>
+              <w:t>PROPOSED</w:t>
             </w:r>
             <w:r>
               <w:rPr>
-                <w:spacing w:val="-8"/>
+                <w:spacing w:val="-6"/>
                 <w:sz w:val="28"/>
               </w:rPr>
               <w:t xml:space="preserve"> </w:t>
@@ -3434,95 +3362,7 @@
       </w:tr>
       <w:tr>
         <w:trPr>
-          <w:trHeight w:val="804"/>
-        </w:trPr>
-        <w:tc>
-          <w:tcPr>
-            <w:tcW w:w="480" w:type="dxa"/>
-          </w:tcPr>
-          <w:p>
-            <w:pPr>
-              <w:pStyle w:val="TableParagraph"/>
-              <w:rPr>
-                <w:sz w:val="26"/>
-              </w:rPr>
-            </w:pPr>
-          </w:p>
-        </w:tc>
-        <w:tc>
-          <w:tcPr>
-            <w:tcW w:w="7520" w:type="dxa"/>
-          </w:tcPr>
-          <w:p>
-            <w:pPr>
-              <w:pStyle w:val="TableParagraph"/>
-              <w:spacing w:before="235"/>
-              <w:ind w:left="1010"/>
-              <w:rPr>
-                <w:sz w:val="28"/>
-              </w:rPr>
-            </w:pPr>
-            <w:r>
-              <w:rPr>
-                <w:sz w:val="28"/>
-              </w:rPr>
-              <w:t>1.4</w:t>
-            </w:r>
-            <w:r>
-              <w:rPr>
-                <w:spacing w:val="-8"/>
-                <w:sz w:val="28"/>
-              </w:rPr>
-              <w:t xml:space="preserve"> </w:t>
-            </w:r>
-            <w:r>
-              <w:rPr>
-                <w:sz w:val="28"/>
-              </w:rPr>
-              <w:t>PROPOSED</w:t>
-            </w:r>
-            <w:r>
-              <w:rPr>
-                <w:spacing w:val="-6"/>
-                <w:sz w:val="28"/>
-              </w:rPr>
-              <w:t xml:space="preserve"> </w:t>
-            </w:r>
-            <w:r>
-              <w:rPr>
-                <w:spacing w:val="-4"/>
-                <w:sz w:val="28"/>
-              </w:rPr>
-              <w:t>WORK</w:t>
-            </w:r>
-          </w:p>
-        </w:tc>
-        <w:tc>
-          <w:tcPr>
-            <w:tcW w:w="1023" w:type="dxa"/>
-          </w:tcPr>
-          <w:p>
-            <w:pPr>
-              <w:pStyle w:val="TableParagraph"/>
-              <w:spacing w:before="235"/>
-              <w:ind w:left="692"/>
-              <w:rPr>
-                <w:sz w:val="28"/>
-              </w:rPr>
-            </w:pPr>
-            <w:r>
-              <w:rPr>
-                <w:spacing w:val="-10"/>
-                <w:sz w:val="28"/>
-              </w:rPr>
-              <w:t>9</w:t>
-            </w:r>
-          </w:p>
-        </w:tc>
-      </w:tr>
-      <w:tr>
-        <w:trPr>
-          <w:trHeight w:val="804"/>
+          <w:trHeight w:val="540"/>
         </w:trPr>
         <w:tc>
           <w:tcPr>
@@ -3554,22 +3394,41 @@
               <w:rPr>
                 <w:sz w:val="28"/>
               </w:rPr>
-              <w:t>1.4.1</w:t>
+              <w:t>1.</w:t>
             </w:r>
             <w:r>
               <w:rPr>
-                <w:spacing w:val="-1"/>
+                <w:sz w:val="28"/>
+              </w:rPr>
+              <w:t>6</w:t>
+            </w:r>
+            <w:r>
+              <w:rPr>
+                <w:sz w:val="28"/>
+              </w:rPr>
+              <w:t>.</w:t>
+            </w:r>
+            <w:r>
+              <w:rPr>
+                <w:sz w:val="28"/>
+              </w:rPr>
+              <w:t>1</w:t>
+            </w:r>
+            <w:r>
+              <w:rPr>
+                <w:spacing w:val="-7"/>
                 <w:sz w:val="28"/>
               </w:rPr>
               <w:t xml:space="preserve"> </w:t>
             </w:r>
             <w:r>
               <w:rPr>
-                <w:spacing w:val="-2"/>
                 <w:sz w:val="28"/>
               </w:rPr>
-              <w:t>Objectives</w:t>
+              <w:t>Objective</w:t>
             </w:r>
+            <w:bookmarkStart w:id="4" w:name="_GoBack"/>
+            <w:bookmarkEnd w:id="4"/>
           </w:p>
         </w:tc>
         <w:tc>
@@ -3597,7 +3456,7 @@
       </w:tr>
       <w:tr>
         <w:trPr>
-          <w:trHeight w:val="557"/>
+          <w:trHeight w:val="676"/>
         </w:trPr>
         <w:tc>
           <w:tcPr>
@@ -3629,34 +3488,7 @@
               <w:rPr>
                 <w:sz w:val="28"/>
               </w:rPr>
-              <w:t>1.4.2</w:t>
-            </w:r>
-            <w:r>
-              <w:rPr>
-                <w:spacing w:val="-7"/>
-                <w:sz w:val="28"/>
-              </w:rPr>
-              <w:t xml:space="preserve"> </w:t>
-            </w:r>
-            <w:r>
-              <w:rPr>
-                <w:sz w:val="28"/>
-              </w:rPr>
-              <w:t>Proposed</w:t>
-            </w:r>
-            <w:r>
-              <w:rPr>
-                <w:spacing w:val="-7"/>
-                <w:sz w:val="28"/>
-              </w:rPr>
-              <w:t xml:space="preserve"> </w:t>
-            </w:r>
-            <w:r>
-              <w:rPr>
-                <w:spacing w:val="-2"/>
-                <w:sz w:val="28"/>
-              </w:rPr>
-              <w:t>Architecture</w:t>
+              <w:t>1.6.2 System Architecture</w:t>
             </w:r>
           </w:p>
         </w:tc>
@@ -3668,11 +3500,17 @@
             <w:pPr>
               <w:pStyle w:val="TableParagraph"/>
               <w:spacing w:before="235" w:line="302" w:lineRule="exact"/>
-              <w:ind w:left="692"/>
               <w:rPr>
                 <w:sz w:val="28"/>
               </w:rPr>
             </w:pPr>
+            <w:r>
+              <w:rPr>
+                <w:spacing w:val="-5"/>
+                <w:sz w:val="28"/>
+              </w:rPr>
+              <w:t xml:space="preserve">         </w:t>
+            </w:r>
             <w:r>
               <w:rPr>
                 <w:spacing w:val="-5"/>
@@ -3683,6 +3521,189 @@
           </w:p>
         </w:tc>
       </w:tr>
+      <w:tr>
+        <w:trPr>
+          <w:trHeight w:val="557"/>
+        </w:trPr>
+        <w:tc>
+          <w:tcPr>
+            <w:tcW w:w="480" w:type="dxa"/>
+          </w:tcPr>
+          <w:p>
+            <w:pPr>
+              <w:pStyle w:val="TableParagraph"/>
+              <w:rPr>
+                <w:sz w:val="26"/>
+              </w:rPr>
+            </w:pPr>
+          </w:p>
+        </w:tc>
+        <w:tc>
+          <w:tcPr>
+            <w:tcW w:w="7520" w:type="dxa"/>
+          </w:tcPr>
+          <w:p>
+            <w:pPr>
+              <w:pStyle w:val="TableParagraph"/>
+              <w:spacing w:before="235" w:line="302" w:lineRule="exact"/>
+              <w:rPr>
+                <w:sz w:val="28"/>
+              </w:rPr>
+            </w:pPr>
+            <w:r>
+              <w:rPr>
+                <w:sz w:val="28"/>
+              </w:rPr>
+              <w:t xml:space="preserve">              1.7 SYSTEM SPECIFICATION</w:t>
+            </w:r>
+          </w:p>
+        </w:tc>
+        <w:tc>
+          <w:tcPr>
+            <w:tcW w:w="1023" w:type="dxa"/>
+          </w:tcPr>
+          <w:p>
+            <w:pPr>
+              <w:pStyle w:val="TableParagraph"/>
+              <w:spacing w:before="235" w:line="302" w:lineRule="exact"/>
+              <w:rPr>
+                <w:spacing w:val="-5"/>
+                <w:sz w:val="28"/>
+              </w:rPr>
+            </w:pPr>
+          </w:p>
+        </w:tc>
+      </w:tr>
+      <w:tr>
+        <w:trPr>
+          <w:trHeight w:val="557"/>
+        </w:trPr>
+        <w:tc>
+          <w:tcPr>
+            <w:tcW w:w="480" w:type="dxa"/>
+          </w:tcPr>
+          <w:p>
+            <w:pPr>
+              <w:pStyle w:val="TableParagraph"/>
+              <w:rPr>
+                <w:sz w:val="26"/>
+              </w:rPr>
+            </w:pPr>
+          </w:p>
+        </w:tc>
+        <w:tc>
+          <w:tcPr>
+            <w:tcW w:w="7520" w:type="dxa"/>
+          </w:tcPr>
+          <w:p>
+            <w:pPr>
+              <w:pStyle w:val="TableParagraph"/>
+              <w:spacing w:before="235" w:line="302" w:lineRule="exact"/>
+              <w:rPr>
+                <w:sz w:val="28"/>
+              </w:rPr>
+            </w:pPr>
+            <w:r>
+              <w:rPr>
+                <w:sz w:val="28"/>
+              </w:rPr>
+              <w:t xml:space="preserve">                        1.7.1 Hardware Requirements</w:t>
+            </w:r>
+          </w:p>
+        </w:tc>
+        <w:tc>
+          <w:tcPr>
+            <w:tcW w:w="1023" w:type="dxa"/>
+          </w:tcPr>
+          <w:p>
+            <w:pPr>
+              <w:pStyle w:val="TableParagraph"/>
+              <w:spacing w:before="235" w:line="302" w:lineRule="exact"/>
+              <w:rPr>
+                <w:spacing w:val="-5"/>
+                <w:sz w:val="28"/>
+              </w:rPr>
+            </w:pPr>
+          </w:p>
+        </w:tc>
+      </w:tr>
+      <w:tr>
+        <w:trPr>
+          <w:trHeight w:val="557"/>
+        </w:trPr>
+        <w:tc>
+          <w:tcPr>
+            <w:tcW w:w="480" w:type="dxa"/>
+          </w:tcPr>
+          <w:p>
+            <w:pPr>
+              <w:pStyle w:val="TableParagraph"/>
+              <w:rPr>
+                <w:sz w:val="26"/>
+              </w:rPr>
+            </w:pPr>
+          </w:p>
+        </w:tc>
+        <w:tc>
+          <w:tcPr>
+            <w:tcW w:w="7520" w:type="dxa"/>
+          </w:tcPr>
+          <w:p>
+            <w:pPr>
+              <w:pStyle w:val="TableParagraph"/>
+              <w:spacing w:before="235" w:line="302" w:lineRule="exact"/>
+              <w:rPr>
+                <w:sz w:val="28"/>
+              </w:rPr>
+            </w:pPr>
+            <w:r>
+              <w:rPr>
+                <w:sz w:val="28"/>
+              </w:rPr>
+              <w:t xml:space="preserve">                        1.7.</w:t>
+            </w:r>
+            <w:r>
+              <w:rPr>
+                <w:sz w:val="28"/>
+              </w:rPr>
+              <w:t>2</w:t>
+            </w:r>
+            <w:r>
+              <w:rPr>
+                <w:sz w:val="28"/>
+              </w:rPr>
+              <w:t xml:space="preserve"> </w:t>
+            </w:r>
+            <w:r>
+              <w:rPr>
+                <w:sz w:val="28"/>
+              </w:rPr>
+              <w:t>Software R</w:t>
+            </w:r>
+            <w:r>
+              <w:rPr>
+                <w:sz w:val="28"/>
+              </w:rPr>
+              <w:t>equirements</w:t>
+            </w:r>
+          </w:p>
+        </w:tc>
+        <w:tc>
+          <w:tcPr>
+            <w:tcW w:w="1023" w:type="dxa"/>
+          </w:tcPr>
+          <w:p>
+            <w:pPr>
+              <w:pStyle w:val="TableParagraph"/>
+              <w:spacing w:before="235" w:line="302" w:lineRule="exact"/>
+              <w:rPr>
+                <w:spacing w:val="-5"/>
+                <w:sz w:val="28"/>
+              </w:rPr>
+            </w:pPr>
+          </w:p>
+        </w:tc>
+      </w:tr>
     </w:tbl>
     <w:p>
       <w:pPr>
@@ -3710,44 +3731,93 @@
           <w:docPartUnique/>
         </w:docPartObj>
       </w:sdtPr>
+      <w:sdtEndPr/>
       <w:sdtContent>
         <w:p>
           <w:pPr>
             <w:pStyle w:val="TOC3"/>
-            <w:numPr>
-              <w:ilvl w:val="1"/>
-              <w:numId w:val="20"/>
-            </w:numPr>
             <w:tabs>
               <w:tab w:val="left" w:pos="2747"/>
               <w:tab w:val="right" w:pos="9807"/>
             </w:tabs>
             <w:spacing w:before="73"/>
-            <w:ind w:left="2747" w:hanging="421"/>
+            <w:ind w:left="2325" w:firstLine="0"/>
+            <w:rPr>
+              <w:b/>
+              <w:bCs/>
+            </w:rPr>
           </w:pPr>
+          <w:r>
+            <w:rPr>
+              <w:b/>
+              <w:bCs/>
+            </w:rPr>
+            <w:t xml:space="preserve">       </w:t>
+          </w:r>
+          <w:r>
+            <w:rPr>
+              <w:szCs w:val="22"/>
+            </w:rPr>
+            <w:t xml:space="preserve">1.7.3 Tools </w:t>
+          </w:r>
+          <w:r>
+            <w:rPr>
+              <w:szCs w:val="22"/>
+            </w:rPr>
+            <w:t>a</w:t>
+          </w:r>
+          <w:r>
+            <w:rPr>
+              <w:szCs w:val="22"/>
+            </w:rPr>
+            <w:t>nd Technologies Used</w:t>
+          </w:r>
+        </w:p>
+        <w:p>
+          <w:pPr>
+            <w:pStyle w:val="TOC3"/>
+            <w:tabs>
+              <w:tab w:val="left" w:pos="2747"/>
+              <w:tab w:val="right" w:pos="9807"/>
+            </w:tabs>
+            <w:spacing w:before="73"/>
+            <w:ind w:left="2325" w:firstLine="0"/>
+            <w:rPr>
+              <w:szCs w:val="22"/>
+            </w:rPr>
+          </w:pPr>
+        </w:p>
+        <w:p>
+          <w:pPr>
+            <w:pStyle w:val="TOC3"/>
+            <w:tabs>
+              <w:tab w:val="left" w:pos="2747"/>
+              <w:tab w:val="right" w:pos="9807"/>
+            </w:tabs>
+            <w:spacing w:before="73"/>
+            <w:ind w:left="2325" w:firstLine="0"/>
+            <w:rPr>
+              <w:szCs w:val="22"/>
+            </w:rPr>
+          </w:pPr>
+          <w:r>
+            <w:rPr>
+              <w:szCs w:val="22"/>
+            </w:rPr>
+            <w:t xml:space="preserve">1.8 </w:t>
+          </w:r>
           <w:hyperlink w:anchor="_TOC_250013" w:history="1">
             <w:r>
-              <w:t>SYSTEM</w:t>
+              <w:rPr>
+                <w:szCs w:val="22"/>
+              </w:rPr>
+              <w:t xml:space="preserve"> IMPLEMENTATION</w:t>
             </w:r>
             <w:r>
               <w:rPr>
-                <w:spacing w:val="-13"/>
+                <w:szCs w:val="22"/>
               </w:rPr>
-              <w:t xml:space="preserve"> </w:t>
-            </w:r>
-            <w:r>
-              <w:rPr>
-                <w:spacing w:val="-2"/>
-              </w:rPr>
-              <w:t>SPECIFICATION</w:t>
-            </w:r>
-            <w:r>
               <w:tab/>
-            </w:r>
-            <w:r>
-              <w:rPr>
-                <w:spacing w:val="-5"/>
-              </w:rPr>
               <w:t>11</w:t>
             </w:r>
           </w:hyperlink>
@@ -3757,28 +3827,15 @@
             <w:pStyle w:val="TOC4"/>
             <w:numPr>
               <w:ilvl w:val="2"/>
-              <w:numId w:val="20"/>
+              <w:numId w:val="40"/>
             </w:numPr>
             <w:tabs>
               <w:tab w:val="left" w:pos="3677"/>
               <w:tab w:val="right" w:pos="9807"/>
             </w:tabs>
-            <w:ind w:left="3677" w:hanging="631"/>
           </w:pPr>
           <w:r>
-            <w:t>Hardware</w:t>
-          </w:r>
-          <w:r>
-            <w:rPr>
-              <w:spacing w:val="-18"/>
-            </w:rPr>
-            <w:t xml:space="preserve"> </w:t>
-          </w:r>
-          <w:r>
-            <w:rPr>
-              <w:spacing w:val="-2"/>
-            </w:rPr>
-            <w:t>Requirements</w:t>
+            <w:t>Module Description</w:t>
           </w:r>
           <w:r>
             <w:tab/>
@@ -3795,33 +3852,23 @@
             <w:pStyle w:val="TOC4"/>
             <w:numPr>
               <w:ilvl w:val="2"/>
-              <w:numId w:val="20"/>
+              <w:numId w:val="40"/>
             </w:numPr>
             <w:tabs>
               <w:tab w:val="left" w:pos="3677"/>
               <w:tab w:val="right" w:pos="9807"/>
             </w:tabs>
             <w:spacing w:before="485"/>
-            <w:ind w:left="3677" w:hanging="631"/>
           </w:pPr>
-          <w:hyperlink w:anchor="_TOC_250012" w:history="1">
-            <w:r>
-              <w:t>Software</w:t>
-            </w:r>
-            <w:r>
-              <w:rPr>
-                <w:spacing w:val="-16"/>
-              </w:rPr>
-              <w:t xml:space="preserve"> </w:t>
-            </w:r>
+          <w:r>
+            <w:t>Algorithmic Flow</w:t>
+          </w:r>
+          <w:hyperlink w:anchor="_TOC_250011" w:history="1">
             <w:r>
               <w:rPr>
                 <w:spacing w:val="-2"/>
               </w:rPr>
-              <w:t>Specification</w:t>
-            </w:r>
-            <w:r>
-              <w:tab/>
+              <w:t xml:space="preserve">                                                          </w:t>
             </w:r>
             <w:r>
               <w:rPr>
@@ -3834,72 +3881,18 @@
         <w:p>
           <w:pPr>
             <w:pStyle w:val="TOC3"/>
-            <w:numPr>
-              <w:ilvl w:val="1"/>
-              <w:numId w:val="20"/>
-            </w:numPr>
             <w:tabs>
               <w:tab w:val="left" w:pos="2747"/>
               <w:tab w:val="right" w:pos="9807"/>
             </w:tabs>
-            <w:spacing w:before="479"/>
-            <w:ind w:left="2747" w:hanging="421"/>
+            <w:ind w:left="2325" w:firstLine="0"/>
           </w:pPr>
-          <w:hyperlink w:anchor="_TOC_250011" w:history="1">
-            <w:r>
-              <w:rPr>
-                <w:spacing w:val="-2"/>
-              </w:rPr>
-              <w:t>OVERVIEW</w:t>
-            </w:r>
-            <w:r>
-              <w:tab/>
-            </w:r>
-            <w:r>
-              <w:rPr>
-                <w:spacing w:val="-5"/>
-              </w:rPr>
-              <w:t>11</w:t>
-            </w:r>
-          </w:hyperlink>
-        </w:p>
-        <w:p>
-          <w:pPr>
-            <w:pStyle w:val="TOC3"/>
-            <w:numPr>
-              <w:ilvl w:val="1"/>
-              <w:numId w:val="20"/>
-            </w:numPr>
-            <w:tabs>
-              <w:tab w:val="left" w:pos="2747"/>
-              <w:tab w:val="right" w:pos="9807"/>
-            </w:tabs>
-            <w:ind w:left="2747" w:hanging="421"/>
-          </w:pPr>
+          <w:r>
+            <w:t xml:space="preserve">        1.8.3  </w:t>
+          </w:r>
           <w:hyperlink w:anchor="_TOC_250010" w:history="1">
             <w:r>
-              <w:t>ORGANISATION</w:t>
-            </w:r>
-            <w:r>
-              <w:rPr>
-                <w:spacing w:val="-10"/>
-              </w:rPr>
-              <w:t xml:space="preserve"> </w:t>
-            </w:r>
-            <w:r>
-              <w:t>OF</w:t>
-            </w:r>
-            <w:r>
-              <w:rPr>
-                <w:spacing w:val="-12"/>
-              </w:rPr>
-              <w:t xml:space="preserve"> </w:t>
-            </w:r>
-            <w:r>
-              <w:rPr>
-                <w:spacing w:val="-2"/>
-              </w:rPr>
-              <w:t>REPORT</w:t>
+              <w:t>Key Screens / Outputs</w:t>
             </w:r>
             <w:r>
               <w:tab/>
@@ -4047,1066 +4040,6 @@
             </w:rPr>
           </w:pPr>
           <w:r>
-            <w:t>SIMULATION</w:t>
-          </w:r>
-          <w:r>
-            <w:rPr>
-              <w:spacing w:val="-12"/>
-            </w:rPr>
-            <w:t xml:space="preserve"> </w:t>
-          </w:r>
-          <w:r>
-            <w:t>TOOLBOX</w:t>
-          </w:r>
-          <w:r>
-            <w:rPr>
-              <w:spacing w:val="-11"/>
-            </w:rPr>
-            <w:t xml:space="preserve"> </w:t>
-          </w:r>
-          <w:r>
-            <w:rPr>
-              <w:spacing w:val="-2"/>
-            </w:rPr>
-            <w:t>(</w:t>
-          </w:r>
-          <w:proofErr w:type="spellStart"/>
-          <w:r>
-            <w:rPr>
-              <w:spacing w:val="-2"/>
-            </w:rPr>
-            <w:t>SimTB</w:t>
-          </w:r>
-          <w:proofErr w:type="spellEnd"/>
-          <w:r>
-            <w:rPr>
-              <w:spacing w:val="-2"/>
-            </w:rPr>
-            <w:t>)</w:t>
-          </w:r>
-          <w:r>
-            <w:tab/>
-          </w:r>
-          <w:r>
-            <w:rPr>
-              <w:b w:val="0"/>
-              <w:spacing w:val="-5"/>
-            </w:rPr>
-            <w:t>18</w:t>
-          </w:r>
-        </w:p>
-        <w:p>
-          <w:pPr>
-            <w:pStyle w:val="TOC3"/>
-            <w:numPr>
-              <w:ilvl w:val="1"/>
-              <w:numId w:val="19"/>
-            </w:numPr>
-            <w:tabs>
-              <w:tab w:val="left" w:pos="2748"/>
-              <w:tab w:val="right" w:pos="9807"/>
-            </w:tabs>
-            <w:spacing w:before="480"/>
-            <w:ind w:hanging="422"/>
-          </w:pPr>
-          <w:hyperlink w:anchor="_TOC_250007" w:history="1">
-            <w:r>
-              <w:rPr>
-                <w:spacing w:val="-2"/>
-              </w:rPr>
-              <w:t>INTRODUCTION</w:t>
-            </w:r>
-            <w:r>
-              <w:tab/>
-            </w:r>
-            <w:r>
-              <w:rPr>
-                <w:spacing w:val="-5"/>
-              </w:rPr>
-              <w:t>18</w:t>
-            </w:r>
-          </w:hyperlink>
-        </w:p>
-        <w:p>
-          <w:pPr>
-            <w:pStyle w:val="TOC1"/>
-            <w:numPr>
-              <w:ilvl w:val="0"/>
-              <w:numId w:val="19"/>
-            </w:numPr>
-            <w:tabs>
-              <w:tab w:val="left" w:pos="2326"/>
-              <w:tab w:val="right" w:pos="9807"/>
-            </w:tabs>
-            <w:ind w:hanging="1440"/>
-            <w:rPr>
-              <w:b w:val="0"/>
-            </w:rPr>
-          </w:pPr>
-          <w:r>
-            <w:t>STATISTICAL</w:t>
-          </w:r>
-          <w:r>
-            <w:rPr>
-              <w:spacing w:val="-13"/>
-            </w:rPr>
-            <w:t xml:space="preserve"> </w:t>
-          </w:r>
-          <w:r>
-            <w:t>PARAMETRIC</w:t>
-          </w:r>
-          <w:r>
-            <w:rPr>
-              <w:spacing w:val="-17"/>
-            </w:rPr>
-            <w:t xml:space="preserve"> </w:t>
-          </w:r>
-          <w:r>
-            <w:t>MAPPING</w:t>
-          </w:r>
-          <w:r>
-            <w:rPr>
-              <w:spacing w:val="-13"/>
-            </w:rPr>
-            <w:t xml:space="preserve"> </w:t>
-          </w:r>
-          <w:r>
-            <w:rPr>
-              <w:spacing w:val="-2"/>
-            </w:rPr>
-            <w:t>(SPM)</w:t>
-          </w:r>
-          <w:r>
-            <w:tab/>
-          </w:r>
-          <w:r>
-            <w:rPr>
-              <w:b w:val="0"/>
-              <w:spacing w:val="-5"/>
-            </w:rPr>
-            <w:t>22</w:t>
-          </w:r>
-        </w:p>
-        <w:p>
-          <w:pPr>
-            <w:pStyle w:val="TOC3"/>
-            <w:numPr>
-              <w:ilvl w:val="1"/>
-              <w:numId w:val="19"/>
-            </w:numPr>
-            <w:tabs>
-              <w:tab w:val="left" w:pos="2747"/>
-              <w:tab w:val="right" w:pos="9807"/>
-            </w:tabs>
-            <w:spacing w:before="479"/>
-            <w:ind w:left="2747" w:hanging="421"/>
-          </w:pPr>
-          <w:hyperlink w:anchor="_TOC_250006" w:history="1">
-            <w:r>
-              <w:rPr>
-                <w:spacing w:val="-2"/>
-              </w:rPr>
-              <w:t>INTRODUCTION</w:t>
-            </w:r>
-            <w:r>
-              <w:tab/>
-            </w:r>
-            <w:r>
-              <w:rPr>
-                <w:spacing w:val="-5"/>
-              </w:rPr>
-              <w:t>22</w:t>
-            </w:r>
-          </w:hyperlink>
-        </w:p>
-        <w:p>
-          <w:pPr>
-            <w:pStyle w:val="TOC3"/>
-            <w:numPr>
-              <w:ilvl w:val="1"/>
-              <w:numId w:val="19"/>
-            </w:numPr>
-            <w:tabs>
-              <w:tab w:val="left" w:pos="2747"/>
-              <w:tab w:val="right" w:pos="9807"/>
-            </w:tabs>
-            <w:ind w:left="2747" w:hanging="421"/>
-          </w:pPr>
-          <w:hyperlink w:anchor="_TOC_250005" w:history="1">
-            <w:r>
-              <w:t>SPATIAL</w:t>
-            </w:r>
-            <w:r>
-              <w:rPr>
-                <w:spacing w:val="-16"/>
-              </w:rPr>
-              <w:t xml:space="preserve"> </w:t>
-            </w:r>
-            <w:r>
-              <w:t>REALIGNMENT</w:t>
-            </w:r>
-            <w:r>
-              <w:rPr>
-                <w:spacing w:val="-8"/>
-              </w:rPr>
-              <w:t xml:space="preserve"> </w:t>
-            </w:r>
-            <w:r>
-              <w:t>AND</w:t>
-            </w:r>
-            <w:r>
-              <w:rPr>
-                <w:spacing w:val="-9"/>
-              </w:rPr>
-              <w:t xml:space="preserve"> </w:t>
-            </w:r>
-            <w:r>
-              <w:rPr>
-                <w:spacing w:val="-2"/>
-              </w:rPr>
-              <w:t>NORMALIZATION</w:t>
-            </w:r>
-            <w:r>
-              <w:tab/>
-            </w:r>
-            <w:r>
-              <w:rPr>
-                <w:spacing w:val="-5"/>
-              </w:rPr>
-              <w:t>23</w:t>
-            </w:r>
-          </w:hyperlink>
-        </w:p>
-        <w:p>
-          <w:pPr>
-            <w:pStyle w:val="TOC4"/>
-            <w:numPr>
-              <w:ilvl w:val="2"/>
-              <w:numId w:val="19"/>
-            </w:numPr>
-            <w:tabs>
-              <w:tab w:val="left" w:pos="3677"/>
-              <w:tab w:val="right" w:pos="9807"/>
-            </w:tabs>
-            <w:ind w:left="3677" w:hanging="631"/>
-          </w:pPr>
-          <w:hyperlink w:anchor="_TOC_250004" w:history="1">
-            <w:r>
-              <w:rPr>
-                <w:spacing w:val="-2"/>
-              </w:rPr>
-              <w:t>Realignment</w:t>
-            </w:r>
-            <w:r>
-              <w:tab/>
-            </w:r>
-            <w:r>
-              <w:rPr>
-                <w:spacing w:val="-5"/>
-              </w:rPr>
-              <w:t>24</w:t>
-            </w:r>
-          </w:hyperlink>
-        </w:p>
-        <w:p>
-          <w:pPr>
-            <w:pStyle w:val="TOC4"/>
-            <w:numPr>
-              <w:ilvl w:val="2"/>
-              <w:numId w:val="19"/>
-            </w:numPr>
-            <w:tabs>
-              <w:tab w:val="left" w:pos="3677"/>
-              <w:tab w:val="right" w:pos="9807"/>
-            </w:tabs>
-            <w:spacing w:before="485"/>
-            <w:ind w:left="3677" w:hanging="631"/>
-          </w:pPr>
-          <w:hyperlink w:anchor="_TOC_250003" w:history="1">
-            <w:r>
-              <w:t>Adjusting</w:t>
-            </w:r>
-            <w:r>
-              <w:rPr>
-                <w:spacing w:val="-8"/>
-              </w:rPr>
-              <w:t xml:space="preserve"> </w:t>
-            </w:r>
-            <w:r>
-              <w:t>for</w:t>
-            </w:r>
-            <w:r>
-              <w:rPr>
-                <w:spacing w:val="-5"/>
-              </w:rPr>
-              <w:t xml:space="preserve"> </w:t>
-            </w:r>
-            <w:r>
-              <w:t>movement</w:t>
-            </w:r>
-            <w:r>
-              <w:rPr>
-                <w:spacing w:val="-8"/>
-              </w:rPr>
-              <w:t xml:space="preserve"> </w:t>
-            </w:r>
-            <w:r>
-              <w:t>related</w:t>
-            </w:r>
-            <w:r>
-              <w:rPr>
-                <w:spacing w:val="-7"/>
-              </w:rPr>
-              <w:t xml:space="preserve"> </w:t>
-            </w:r>
-            <w:r>
-              <w:t>effects</w:t>
-            </w:r>
-            <w:r>
-              <w:rPr>
-                <w:spacing w:val="-7"/>
-              </w:rPr>
-              <w:t xml:space="preserve"> </w:t>
-            </w:r>
-            <w:r>
-              <w:t>in</w:t>
-            </w:r>
-            <w:r>
-              <w:rPr>
-                <w:spacing w:val="-8"/>
-              </w:rPr>
-              <w:t xml:space="preserve"> </w:t>
-            </w:r>
-            <w:r>
-              <w:rPr>
-                <w:spacing w:val="-4"/>
-              </w:rPr>
-              <w:t>fMRI</w:t>
-            </w:r>
-            <w:r>
-              <w:tab/>
-            </w:r>
-            <w:r>
-              <w:rPr>
-                <w:spacing w:val="-5"/>
-              </w:rPr>
-              <w:t>25</w:t>
-            </w:r>
-          </w:hyperlink>
-        </w:p>
-        <w:p>
-          <w:pPr>
-            <w:pStyle w:val="TOC4"/>
-            <w:numPr>
-              <w:ilvl w:val="2"/>
-              <w:numId w:val="19"/>
-            </w:numPr>
-            <w:tabs>
-              <w:tab w:val="left" w:pos="3677"/>
-              <w:tab w:val="right" w:pos="9807"/>
-            </w:tabs>
-            <w:spacing w:after="20"/>
-            <w:ind w:left="3677" w:hanging="631"/>
-          </w:pPr>
-          <w:hyperlink w:anchor="_TOC_250002" w:history="1">
-            <w:r>
-              <w:t>Spatial</w:t>
-            </w:r>
-            <w:r>
-              <w:rPr>
-                <w:spacing w:val="-16"/>
-              </w:rPr>
-              <w:t xml:space="preserve"> </w:t>
-            </w:r>
-            <w:r>
-              <w:rPr>
-                <w:spacing w:val="-2"/>
-              </w:rPr>
-              <w:t>Normalization</w:t>
-            </w:r>
-            <w:r>
-              <w:tab/>
-            </w:r>
-            <w:r>
-              <w:rPr>
-                <w:spacing w:val="-5"/>
-              </w:rPr>
-              <w:t>25</w:t>
-            </w:r>
-          </w:hyperlink>
-        </w:p>
-        <w:p>
-          <w:pPr>
-            <w:pStyle w:val="TOC4"/>
-            <w:numPr>
-              <w:ilvl w:val="2"/>
-              <w:numId w:val="19"/>
-            </w:numPr>
-            <w:tabs>
-              <w:tab w:val="left" w:pos="3677"/>
-            </w:tabs>
-            <w:spacing w:before="73"/>
-            <w:ind w:left="3677" w:hanging="631"/>
-          </w:pPr>
-          <w:r>
-            <w:lastRenderedPageBreak/>
-            <w:t>Co-registration</w:t>
-          </w:r>
-          <w:r>
-            <w:rPr>
-              <w:spacing w:val="-14"/>
-            </w:rPr>
-            <w:t xml:space="preserve"> </w:t>
-          </w:r>
-          <w:r>
-            <w:t>of</w:t>
-          </w:r>
-          <w:r>
-            <w:rPr>
-              <w:spacing w:val="-12"/>
-            </w:rPr>
-            <w:t xml:space="preserve"> </w:t>
-          </w:r>
-          <w:r>
-            <w:t>functional</w:t>
-          </w:r>
-          <w:r>
-            <w:rPr>
-              <w:spacing w:val="-14"/>
-            </w:rPr>
-            <w:t xml:space="preserve"> </w:t>
-          </w:r>
-          <w:r>
-            <w:rPr>
-              <w:spacing w:val="-5"/>
-            </w:rPr>
-            <w:t>and</w:t>
-          </w:r>
-        </w:p>
-        <w:p>
-          <w:pPr>
-            <w:pStyle w:val="TOC5"/>
-            <w:tabs>
-              <w:tab w:val="left" w:pos="9528"/>
-            </w:tabs>
-            <w:spacing w:before="480"/>
-            <w:ind w:left="3767" w:firstLine="0"/>
-          </w:pPr>
-          <w:r>
-            <w:t>anatomical</w:t>
-          </w:r>
-          <w:r>
-            <w:rPr>
-              <w:spacing w:val="-14"/>
-            </w:rPr>
-            <w:t xml:space="preserve"> </w:t>
-          </w:r>
-          <w:r>
-            <w:rPr>
-              <w:spacing w:val="-4"/>
-            </w:rPr>
-            <w:t>data</w:t>
-          </w:r>
-          <w:r>
-            <w:tab/>
-          </w:r>
-          <w:r>
-            <w:rPr>
-              <w:spacing w:val="-5"/>
-            </w:rPr>
-            <w:t>27</w:t>
-          </w:r>
-        </w:p>
-        <w:p>
-          <w:pPr>
-            <w:pStyle w:val="TOC4"/>
-            <w:numPr>
-              <w:ilvl w:val="2"/>
-              <w:numId w:val="19"/>
-            </w:numPr>
-            <w:tabs>
-              <w:tab w:val="left" w:pos="3677"/>
-              <w:tab w:val="left" w:pos="9528"/>
-            </w:tabs>
-            <w:spacing w:before="485"/>
-            <w:ind w:left="3677" w:hanging="631"/>
-          </w:pPr>
-          <w:hyperlink w:anchor="_TOC_250001" w:history="1">
-            <w:r>
-              <w:t>Spatial</w:t>
-            </w:r>
-            <w:r>
-              <w:rPr>
-                <w:spacing w:val="-16"/>
-              </w:rPr>
-              <w:t xml:space="preserve"> </w:t>
-            </w:r>
-            <w:r>
-              <w:rPr>
-                <w:spacing w:val="-2"/>
-              </w:rPr>
-              <w:t>Smoothing</w:t>
-            </w:r>
-            <w:r>
-              <w:tab/>
-            </w:r>
-            <w:r>
-              <w:rPr>
-                <w:spacing w:val="-5"/>
-              </w:rPr>
-              <w:t>28</w:t>
-            </w:r>
-          </w:hyperlink>
-        </w:p>
-        <w:p>
-          <w:pPr>
-            <w:pStyle w:val="TOC1"/>
-            <w:numPr>
-              <w:ilvl w:val="0"/>
-              <w:numId w:val="19"/>
-            </w:numPr>
-            <w:tabs>
-              <w:tab w:val="left" w:pos="2326"/>
-              <w:tab w:val="left" w:pos="9528"/>
-            </w:tabs>
-            <w:spacing w:before="479"/>
-            <w:ind w:hanging="1440"/>
-            <w:rPr>
-              <w:b w:val="0"/>
-            </w:rPr>
-          </w:pPr>
-          <w:r>
-            <w:rPr>
-              <w:spacing w:val="-2"/>
-            </w:rPr>
-            <w:t>IMPLEMENTATION</w:t>
-          </w:r>
-          <w:r>
-            <w:tab/>
-          </w:r>
-          <w:r>
-            <w:rPr>
-              <w:b w:val="0"/>
-              <w:spacing w:val="-5"/>
-            </w:rPr>
-            <w:t>34</w:t>
-          </w:r>
-        </w:p>
-        <w:p>
-          <w:pPr>
-            <w:pStyle w:val="TOC3"/>
-            <w:numPr>
-              <w:ilvl w:val="1"/>
-              <w:numId w:val="19"/>
-            </w:numPr>
-            <w:tabs>
-              <w:tab w:val="left" w:pos="2747"/>
-              <w:tab w:val="left" w:pos="9528"/>
-            </w:tabs>
-            <w:ind w:left="2747" w:hanging="421"/>
-          </w:pPr>
-          <w:r>
-            <w:rPr>
-              <w:spacing w:val="-2"/>
-            </w:rPr>
-            <w:t>PROCEDURE</w:t>
-          </w:r>
-          <w:r>
-            <w:tab/>
-          </w:r>
-          <w:r>
-            <w:rPr>
-              <w:spacing w:val="-5"/>
-            </w:rPr>
-            <w:t>34</w:t>
-          </w:r>
-        </w:p>
-        <w:p>
-          <w:pPr>
-            <w:pStyle w:val="TOC4"/>
-            <w:numPr>
-              <w:ilvl w:val="2"/>
-              <w:numId w:val="19"/>
-            </w:numPr>
-            <w:tabs>
-              <w:tab w:val="left" w:pos="3677"/>
-              <w:tab w:val="left" w:pos="9528"/>
-            </w:tabs>
-            <w:ind w:left="3677" w:hanging="631"/>
-          </w:pPr>
-          <w:r>
-            <w:t>SIMULATION</w:t>
-          </w:r>
-          <w:r>
-            <w:rPr>
-              <w:spacing w:val="-17"/>
-            </w:rPr>
-            <w:t xml:space="preserve"> </w:t>
-          </w:r>
-          <w:r>
-            <w:t>TOOLBOX</w:t>
-          </w:r>
-          <w:r>
-            <w:rPr>
-              <w:spacing w:val="-16"/>
-            </w:rPr>
-            <w:t xml:space="preserve"> </w:t>
-          </w:r>
-          <w:r>
-            <w:rPr>
-              <w:spacing w:val="-2"/>
-            </w:rPr>
-            <w:t>(</w:t>
-          </w:r>
-          <w:proofErr w:type="spellStart"/>
-          <w:r>
-            <w:rPr>
-              <w:spacing w:val="-2"/>
-            </w:rPr>
-            <w:t>SimTB</w:t>
-          </w:r>
-          <w:proofErr w:type="spellEnd"/>
-          <w:r>
-            <w:rPr>
-              <w:spacing w:val="-2"/>
-            </w:rPr>
-            <w:t>)</w:t>
-          </w:r>
-          <w:r>
-            <w:tab/>
-          </w:r>
-          <w:r>
-            <w:rPr>
-              <w:spacing w:val="-5"/>
-            </w:rPr>
-            <w:t>34</w:t>
-          </w:r>
-        </w:p>
-        <w:p>
-          <w:pPr>
-            <w:pStyle w:val="TOC5"/>
-            <w:numPr>
-              <w:ilvl w:val="3"/>
-              <w:numId w:val="19"/>
-            </w:numPr>
-            <w:tabs>
-              <w:tab w:val="left" w:pos="4609"/>
-              <w:tab w:val="left" w:pos="9528"/>
-            </w:tabs>
-            <w:ind w:left="4609" w:hanging="842"/>
-          </w:pPr>
-          <w:r>
-            <w:t>Simulation</w:t>
-          </w:r>
-          <w:r>
-            <w:rPr>
-              <w:spacing w:val="-16"/>
-            </w:rPr>
-            <w:t xml:space="preserve"> </w:t>
-          </w:r>
-          <w:r>
-            <w:t>Parameter</w:t>
-          </w:r>
-          <w:r>
-            <w:rPr>
-              <w:spacing w:val="-8"/>
-            </w:rPr>
-            <w:t xml:space="preserve"> </w:t>
-          </w:r>
-          <w:r>
-            <w:rPr>
-              <w:spacing w:val="-2"/>
-            </w:rPr>
-            <w:t>Structure</w:t>
-          </w:r>
-          <w:r>
-            <w:tab/>
-          </w:r>
-          <w:r>
-            <w:rPr>
-              <w:spacing w:val="-5"/>
-            </w:rPr>
-            <w:t>34</w:t>
-          </w:r>
-        </w:p>
-        <w:p>
-          <w:pPr>
-            <w:pStyle w:val="TOC5"/>
-            <w:numPr>
-              <w:ilvl w:val="3"/>
-              <w:numId w:val="19"/>
-            </w:numPr>
-            <w:tabs>
-              <w:tab w:val="left" w:pos="4610"/>
-              <w:tab w:val="left" w:pos="9528"/>
-            </w:tabs>
-            <w:spacing w:before="479"/>
-            <w:ind w:left="4610" w:hanging="843"/>
-          </w:pPr>
-          <w:r>
-            <w:t>Select</w:t>
-          </w:r>
-          <w:r>
-            <w:rPr>
-              <w:spacing w:val="-14"/>
-            </w:rPr>
-            <w:t xml:space="preserve"> </w:t>
-          </w:r>
-          <w:r>
-            <w:rPr>
-              <w:spacing w:val="-2"/>
-            </w:rPr>
-            <w:t>Sources</w:t>
-          </w:r>
-          <w:r>
-            <w:tab/>
-          </w:r>
-          <w:r>
-            <w:rPr>
-              <w:spacing w:val="-5"/>
-            </w:rPr>
-            <w:t>34</w:t>
-          </w:r>
-        </w:p>
-        <w:p>
-          <w:pPr>
-            <w:pStyle w:val="TOC5"/>
-            <w:numPr>
-              <w:ilvl w:val="3"/>
-              <w:numId w:val="19"/>
-            </w:numPr>
-            <w:tabs>
-              <w:tab w:val="left" w:pos="5207"/>
-              <w:tab w:val="left" w:pos="9528"/>
-            </w:tabs>
-            <w:ind w:left="5207" w:hanging="1440"/>
-          </w:pPr>
-          <w:r>
-            <w:rPr>
-              <w:spacing w:val="-5"/>
-            </w:rPr>
-            <w:t>Run</w:t>
-          </w:r>
-          <w:r>
-            <w:tab/>
-          </w:r>
-          <w:r>
-            <w:rPr>
-              <w:spacing w:val="-5"/>
-            </w:rPr>
-            <w:t>36</w:t>
-          </w:r>
-        </w:p>
-        <w:p>
-          <w:pPr>
-            <w:pStyle w:val="TOC3"/>
-            <w:numPr>
-              <w:ilvl w:val="2"/>
-              <w:numId w:val="19"/>
-            </w:numPr>
-            <w:tabs>
-              <w:tab w:val="left" w:pos="2886"/>
-              <w:tab w:val="left" w:pos="9514"/>
-            </w:tabs>
-            <w:spacing w:before="480"/>
-            <w:ind w:left="2886" w:hanging="560"/>
-          </w:pPr>
-          <w:r>
-            <w:t>SPATIAL</w:t>
-          </w:r>
-          <w:r>
-            <w:rPr>
-              <w:spacing w:val="-15"/>
-            </w:rPr>
-            <w:t xml:space="preserve"> </w:t>
-          </w:r>
-          <w:r>
-            <w:t>PRE-</w:t>
-          </w:r>
-          <w:r>
-            <w:rPr>
-              <w:spacing w:val="-2"/>
-            </w:rPr>
-            <w:t>PROCESSING</w:t>
-          </w:r>
-          <w:r>
-            <w:tab/>
-          </w:r>
-          <w:r>
-            <w:rPr>
-              <w:spacing w:val="-5"/>
-            </w:rPr>
-            <w:t>44</w:t>
-          </w:r>
-        </w:p>
-        <w:p>
-          <w:pPr>
-            <w:pStyle w:val="TOC5"/>
-            <w:numPr>
-              <w:ilvl w:val="3"/>
-              <w:numId w:val="19"/>
-            </w:numPr>
-            <w:tabs>
-              <w:tab w:val="left" w:pos="4609"/>
-              <w:tab w:val="left" w:pos="9528"/>
-            </w:tabs>
-            <w:ind w:left="4609" w:hanging="842"/>
-          </w:pPr>
-          <w:r>
-            <w:rPr>
-              <w:spacing w:val="-2"/>
-            </w:rPr>
-            <w:t>Realignment</w:t>
-          </w:r>
-          <w:r>
-            <w:tab/>
-          </w:r>
-          <w:r>
-            <w:rPr>
-              <w:spacing w:val="-5"/>
-            </w:rPr>
-            <w:t>44</w:t>
-          </w:r>
-        </w:p>
-        <w:p>
-          <w:pPr>
-            <w:pStyle w:val="TOC5"/>
-            <w:numPr>
-              <w:ilvl w:val="3"/>
-              <w:numId w:val="19"/>
-            </w:numPr>
-            <w:tabs>
-              <w:tab w:val="left" w:pos="4609"/>
-              <w:tab w:val="left" w:pos="9528"/>
-            </w:tabs>
-            <w:spacing w:before="479"/>
-            <w:ind w:left="4609" w:hanging="842"/>
-          </w:pPr>
-          <w:proofErr w:type="spellStart"/>
-          <w:r>
-            <w:rPr>
-              <w:spacing w:val="-2"/>
-            </w:rPr>
-            <w:t>Coregistration</w:t>
-          </w:r>
-          <w:proofErr w:type="spellEnd"/>
-          <w:r>
-            <w:tab/>
-          </w:r>
-          <w:r>
-            <w:rPr>
-              <w:spacing w:val="-5"/>
-            </w:rPr>
-            <w:t>45</w:t>
-          </w:r>
-        </w:p>
-        <w:p>
-          <w:pPr>
-            <w:pStyle w:val="TOC5"/>
-            <w:numPr>
-              <w:ilvl w:val="3"/>
-              <w:numId w:val="19"/>
-            </w:numPr>
-            <w:tabs>
-              <w:tab w:val="left" w:pos="4609"/>
-              <w:tab w:val="left" w:pos="9528"/>
-            </w:tabs>
-            <w:ind w:left="4609" w:hanging="842"/>
-          </w:pPr>
-          <w:r>
-            <w:rPr>
-              <w:spacing w:val="-2"/>
-            </w:rPr>
-            <w:t>Normalize</w:t>
-          </w:r>
-          <w:r>
-            <w:tab/>
-          </w:r>
-          <w:r>
-            <w:rPr>
-              <w:spacing w:val="-5"/>
-            </w:rPr>
-            <w:t>45</w:t>
-          </w:r>
-        </w:p>
-        <w:p>
-          <w:pPr>
-            <w:pStyle w:val="TOC5"/>
-            <w:numPr>
-              <w:ilvl w:val="3"/>
-              <w:numId w:val="19"/>
-            </w:numPr>
-            <w:tabs>
-              <w:tab w:val="left" w:pos="4609"/>
-              <w:tab w:val="left" w:pos="9528"/>
-            </w:tabs>
-            <w:spacing w:before="480"/>
-            <w:ind w:left="4609" w:hanging="842"/>
-          </w:pPr>
-          <w:r>
-            <w:rPr>
-              <w:spacing w:val="-2"/>
-            </w:rPr>
-            <w:t>Smoothing</w:t>
-          </w:r>
-          <w:r>
-            <w:tab/>
-          </w:r>
-          <w:r>
-            <w:rPr>
-              <w:spacing w:val="-5"/>
-            </w:rPr>
-            <w:t>46</w:t>
-          </w:r>
-        </w:p>
-        <w:p>
-          <w:pPr>
-            <w:pStyle w:val="TOC5"/>
-            <w:numPr>
-              <w:ilvl w:val="3"/>
-              <w:numId w:val="19"/>
-            </w:numPr>
-            <w:tabs>
-              <w:tab w:val="left" w:pos="4609"/>
-              <w:tab w:val="left" w:pos="9528"/>
-            </w:tabs>
-            <w:spacing w:after="240"/>
-            <w:ind w:left="4609" w:hanging="842"/>
-          </w:pPr>
-          <w:r>
-            <w:rPr>
-              <w:spacing w:val="-5"/>
-            </w:rPr>
-            <w:t>Run</w:t>
-          </w:r>
-          <w:r>
-            <w:tab/>
-          </w:r>
-          <w:r>
-            <w:rPr>
-              <w:spacing w:val="-5"/>
-            </w:rPr>
-            <w:t>46</w:t>
-          </w:r>
-        </w:p>
-        <w:p>
-          <w:pPr>
-            <w:pStyle w:val="TOC3"/>
-            <w:numPr>
-              <w:ilvl w:val="1"/>
-              <w:numId w:val="19"/>
-            </w:numPr>
-            <w:tabs>
-              <w:tab w:val="left" w:pos="2747"/>
-              <w:tab w:val="right" w:pos="9807"/>
-            </w:tabs>
-            <w:spacing w:before="73"/>
-            <w:ind w:left="2747" w:hanging="421"/>
-          </w:pPr>
-          <w:r>
-            <w:t>SCREEN</w:t>
-          </w:r>
-          <w:r>
-            <w:rPr>
-              <w:spacing w:val="-15"/>
-            </w:rPr>
-            <w:t xml:space="preserve"> </w:t>
-          </w:r>
-          <w:r>
-            <w:rPr>
-              <w:spacing w:val="-4"/>
-            </w:rPr>
-            <w:t>SHOTS</w:t>
-          </w:r>
-          <w:r>
-            <w:tab/>
-          </w:r>
-          <w:r>
-            <w:rPr>
-              <w:spacing w:val="-5"/>
-            </w:rPr>
-            <w:t>60</w:t>
-          </w:r>
-        </w:p>
-        <w:p>
-          <w:pPr>
-            <w:pStyle w:val="TOC1"/>
-            <w:numPr>
-              <w:ilvl w:val="0"/>
-              <w:numId w:val="19"/>
-            </w:numPr>
-            <w:tabs>
-              <w:tab w:val="left" w:pos="2326"/>
-              <w:tab w:val="right" w:pos="9807"/>
-            </w:tabs>
-            <w:spacing w:before="480"/>
-            <w:ind w:hanging="1440"/>
-            <w:rPr>
-              <w:b w:val="0"/>
-            </w:rPr>
-          </w:pPr>
-          <w:r>
-            <w:lastRenderedPageBreak/>
-            <w:t>RESULTS</w:t>
-          </w:r>
-          <w:r>
-            <w:rPr>
-              <w:spacing w:val="-10"/>
-            </w:rPr>
-            <w:t xml:space="preserve"> </w:t>
-          </w:r>
-          <w:r>
-            <w:t>AND</w:t>
-          </w:r>
-          <w:r>
-            <w:rPr>
-              <w:spacing w:val="-8"/>
-            </w:rPr>
-            <w:t xml:space="preserve"> </w:t>
-          </w:r>
-          <w:r>
-            <w:t>PERFORMANCE</w:t>
-          </w:r>
-          <w:r>
-            <w:rPr>
-              <w:spacing w:val="-6"/>
-            </w:rPr>
-            <w:t xml:space="preserve"> </w:t>
-          </w:r>
-          <w:r>
-            <w:rPr>
-              <w:spacing w:val="-2"/>
-            </w:rPr>
-            <w:t>ANALYSIS</w:t>
-          </w:r>
-          <w:r>
-            <w:tab/>
-          </w:r>
-          <w:r>
-            <w:rPr>
-              <w:b w:val="0"/>
-              <w:spacing w:val="-5"/>
-            </w:rPr>
-            <w:t>64</w:t>
-          </w:r>
-        </w:p>
-        <w:p>
-          <w:pPr>
-            <w:pStyle w:val="TOC1"/>
-            <w:numPr>
-              <w:ilvl w:val="0"/>
-              <w:numId w:val="19"/>
-            </w:numPr>
-            <w:tabs>
-              <w:tab w:val="left" w:pos="2326"/>
-              <w:tab w:val="right" w:pos="9807"/>
-            </w:tabs>
-            <w:ind w:hanging="1440"/>
-            <w:rPr>
-              <w:b w:val="0"/>
-            </w:rPr>
-          </w:pPr>
-          <w:r>
             <w:t>CONCLUSIONS</w:t>
           </w:r>
           <w:r>
@@ -5148,6 +4081,54 @@
               <w:spacing w:val="-5"/>
             </w:rPr>
             <w:t>65</w:t>
+          </w:r>
+        </w:p>
+        <w:p>
+          <w:pPr>
+            <w:pStyle w:val="TOC3"/>
+            <w:numPr>
+              <w:ilvl w:val="1"/>
+              <w:numId w:val="19"/>
+            </w:numPr>
+            <w:tabs>
+              <w:tab w:val="left" w:pos="2747"/>
+              <w:tab w:val="right" w:pos="9807"/>
+            </w:tabs>
+            <w:spacing w:before="479"/>
+            <w:ind w:left="2747" w:hanging="421"/>
+            <w:rPr>
+              <w:spacing w:val="-2"/>
+            </w:rPr>
+          </w:pPr>
+          <w:r>
+            <w:rPr>
+              <w:spacing w:val="-2"/>
+            </w:rPr>
+            <w:t>CONCLUSION</w:t>
+          </w:r>
+        </w:p>
+        <w:p>
+          <w:pPr>
+            <w:pStyle w:val="TOC3"/>
+            <w:numPr>
+              <w:ilvl w:val="1"/>
+              <w:numId w:val="19"/>
+            </w:numPr>
+            <w:tabs>
+              <w:tab w:val="left" w:pos="2747"/>
+              <w:tab w:val="right" w:pos="9807"/>
+            </w:tabs>
+            <w:spacing w:before="479"/>
+            <w:ind w:left="2747" w:hanging="421"/>
+            <w:rPr>
+              <w:spacing w:val="-2"/>
+            </w:rPr>
+          </w:pPr>
+          <w:r>
+            <w:rPr>
+              <w:spacing w:val="-2"/>
+            </w:rPr>
+            <w:t>FUTRE WORK AND EXTENSION</w:t>
           </w:r>
         </w:p>
         <w:p>
@@ -5423,66 +4404,7 @@
               <w:rPr>
                 <w:sz w:val="28"/>
               </w:rPr>
-              <w:t>Resting</w:t>
-            </w:r>
-            <w:r>
-              <w:rPr>
-                <w:spacing w:val="-10"/>
-                <w:sz w:val="28"/>
-              </w:rPr>
-              <w:t xml:space="preserve"> </w:t>
-            </w:r>
-            <w:r>
-              <w:rPr>
-                <w:sz w:val="28"/>
-              </w:rPr>
-              <w:t>state</w:t>
-            </w:r>
-            <w:r>
-              <w:rPr>
-                <w:spacing w:val="-5"/>
-                <w:sz w:val="28"/>
-              </w:rPr>
-              <w:t xml:space="preserve"> </w:t>
-            </w:r>
-            <w:r>
-              <w:rPr>
-                <w:sz w:val="28"/>
-              </w:rPr>
-              <w:t>and</w:t>
-            </w:r>
-            <w:r>
-              <w:rPr>
-                <w:spacing w:val="-3"/>
-                <w:sz w:val="28"/>
-              </w:rPr>
-              <w:t xml:space="preserve"> </w:t>
-            </w:r>
-            <w:r>
-              <w:rPr>
-                <w:sz w:val="28"/>
-              </w:rPr>
-              <w:t>activated</w:t>
-            </w:r>
-            <w:r>
-              <w:rPr>
-                <w:spacing w:val="-3"/>
-                <w:sz w:val="28"/>
-              </w:rPr>
-              <w:t xml:space="preserve"> </w:t>
-            </w:r>
-            <w:r>
-              <w:rPr>
-                <w:sz w:val="28"/>
-              </w:rPr>
-              <w:t>state</w:t>
-            </w:r>
-            <w:r>
-              <w:rPr>
-                <w:spacing w:val="-4"/>
-                <w:sz w:val="28"/>
-              </w:rPr>
-              <w:t xml:space="preserve"> fMRI</w:t>
+              <w:t>System Architecture</w:t>
             </w:r>
           </w:p>
         </w:tc>
@@ -5554,66 +4476,7 @@
               <w:rPr>
                 <w:sz w:val="28"/>
               </w:rPr>
-              <w:t>Analysis</w:t>
-            </w:r>
-            <w:r>
-              <w:rPr>
-                <w:spacing w:val="-6"/>
-                <w:sz w:val="28"/>
-              </w:rPr>
-              <w:t xml:space="preserve"> </w:t>
-            </w:r>
-            <w:r>
-              <w:rPr>
-                <w:sz w:val="28"/>
-              </w:rPr>
-              <w:t>and</w:t>
-            </w:r>
-            <w:r>
-              <w:rPr>
-                <w:spacing w:val="-6"/>
-                <w:sz w:val="28"/>
-              </w:rPr>
-              <w:t xml:space="preserve"> </w:t>
-            </w:r>
-            <w:r>
-              <w:rPr>
-                <w:sz w:val="28"/>
-              </w:rPr>
-              <w:t>Effect</w:t>
-            </w:r>
-            <w:r>
-              <w:rPr>
-                <w:spacing w:val="-7"/>
-                <w:sz w:val="28"/>
-              </w:rPr>
-              <w:t xml:space="preserve"> </w:t>
-            </w:r>
-            <w:r>
-              <w:rPr>
-                <w:sz w:val="28"/>
-              </w:rPr>
-              <w:t>of</w:t>
-            </w:r>
-            <w:r>
-              <w:rPr>
-                <w:spacing w:val="-8"/>
-                <w:sz w:val="28"/>
-              </w:rPr>
-              <w:t xml:space="preserve"> </w:t>
-            </w:r>
-            <w:r>
-              <w:rPr>
-                <w:sz w:val="28"/>
-              </w:rPr>
-              <w:t>ADHD</w:t>
-            </w:r>
-            <w:r>
-              <w:rPr>
-                <w:spacing w:val="-2"/>
-                <w:sz w:val="28"/>
-              </w:rPr>
-              <w:t xml:space="preserve"> Architecture</w:t>
+              <w:t>Process Flow Diagram</w:t>
             </w:r>
           </w:p>
         </w:tc>
@@ -5664,7 +4527,21 @@
                 <w:spacing w:val="-5"/>
                 <w:sz w:val="28"/>
               </w:rPr>
-              <w:t>3.1</w:t>
+              <w:t>1</w:t>
+            </w:r>
+            <w:r>
+              <w:rPr>
+                <w:spacing w:val="-5"/>
+                <w:sz w:val="28"/>
+              </w:rPr>
+              <w:t>.</w:t>
+            </w:r>
+            <w:r>
+              <w:rPr>
+                <w:spacing w:val="-5"/>
+                <w:sz w:val="28"/>
+              </w:rPr>
+              <w:t>3</w:t>
             </w:r>
           </w:p>
         </w:tc>
@@ -5685,47 +4562,7 @@
               <w:rPr>
                 <w:sz w:val="28"/>
               </w:rPr>
-              <w:t>Flowchart</w:t>
-            </w:r>
-            <w:r>
-              <w:rPr>
-                <w:spacing w:val="-6"/>
-                <w:sz w:val="28"/>
-              </w:rPr>
-              <w:t xml:space="preserve"> </w:t>
-            </w:r>
-            <w:r>
-              <w:rPr>
-                <w:sz w:val="28"/>
-              </w:rPr>
-              <w:t>of</w:t>
-            </w:r>
-            <w:r>
-              <w:rPr>
-                <w:spacing w:val="-10"/>
-                <w:sz w:val="28"/>
-              </w:rPr>
-              <w:t xml:space="preserve"> </w:t>
-            </w:r>
-            <w:r>
-              <w:rPr>
-                <w:sz w:val="28"/>
-              </w:rPr>
-              <w:t>Data</w:t>
-            </w:r>
-            <w:r>
-              <w:rPr>
-                <w:spacing w:val="-4"/>
-                <w:sz w:val="28"/>
-              </w:rPr>
-              <w:t xml:space="preserve"> </w:t>
-            </w:r>
-            <w:r>
-              <w:rPr>
-                <w:spacing w:val="-2"/>
-                <w:sz w:val="28"/>
-              </w:rPr>
-              <w:t>Generation</w:t>
+              <w:t>End User Chat Interface</w:t>
             </w:r>
           </w:p>
         </w:tc>
@@ -5775,7 +4612,21 @@
                 <w:spacing w:val="-5"/>
                 <w:sz w:val="28"/>
               </w:rPr>
-              <w:t>6.1</w:t>
+              <w:t>1</w:t>
+            </w:r>
+            <w:r>
+              <w:rPr>
+                <w:spacing w:val="-5"/>
+                <w:sz w:val="28"/>
+              </w:rPr>
+              <w:t>.</w:t>
+            </w:r>
+            <w:r>
+              <w:rPr>
+                <w:spacing w:val="-5"/>
+                <w:sz w:val="28"/>
+              </w:rPr>
+              <w:t>4</w:t>
             </w:r>
           </w:p>
         </w:tc>
@@ -5796,73 +4647,7 @@
               <w:rPr>
                 <w:sz w:val="28"/>
               </w:rPr>
-              <w:t>Interactive</w:t>
-            </w:r>
-            <w:r>
-              <w:rPr>
-                <w:spacing w:val="-9"/>
-                <w:sz w:val="28"/>
-              </w:rPr>
-              <w:t xml:space="preserve"> </w:t>
-            </w:r>
-            <w:r>
-              <w:rPr>
-                <w:sz w:val="28"/>
-              </w:rPr>
-              <w:t>Window</w:t>
-            </w:r>
-            <w:r>
-              <w:rPr>
-                <w:spacing w:val="-4"/>
-                <w:sz w:val="28"/>
-              </w:rPr>
-              <w:t xml:space="preserve"> </w:t>
-            </w:r>
-            <w:r>
-              <w:rPr>
-                <w:sz w:val="28"/>
-              </w:rPr>
-              <w:t>for</w:t>
-            </w:r>
-            <w:r>
-              <w:rPr>
-                <w:spacing w:val="-10"/>
-                <w:sz w:val="28"/>
-              </w:rPr>
-              <w:t xml:space="preserve"> </w:t>
-            </w:r>
-            <w:r>
-              <w:rPr>
-                <w:sz w:val="28"/>
-              </w:rPr>
-              <w:t>the</w:t>
-            </w:r>
-            <w:r>
-              <w:rPr>
-                <w:spacing w:val="-8"/>
-                <w:sz w:val="28"/>
-              </w:rPr>
-              <w:t xml:space="preserve"> </w:t>
-            </w:r>
-            <w:r>
-              <w:rPr>
-                <w:sz w:val="28"/>
-              </w:rPr>
-              <w:t>Component</w:t>
-            </w:r>
-            <w:r>
-              <w:rPr>
-                <w:spacing w:val="-9"/>
-                <w:sz w:val="28"/>
-              </w:rPr>
-              <w:t xml:space="preserve"> </w:t>
-            </w:r>
-            <w:r>
-              <w:rPr>
-                <w:spacing w:val="-2"/>
-                <w:sz w:val="28"/>
-              </w:rPr>
-              <w:t>Selection</w:t>
+              <w:t>RAG Source Upload Screen</w:t>
             </w:r>
           </w:p>
         </w:tc>
@@ -5912,7 +4697,21 @@
                 <w:spacing w:val="-5"/>
                 <w:sz w:val="28"/>
               </w:rPr>
-              <w:t>6.2</w:t>
+              <w:t>1</w:t>
+            </w:r>
+            <w:r>
+              <w:rPr>
+                <w:spacing w:val="-5"/>
+                <w:sz w:val="28"/>
+              </w:rPr>
+              <w:t>.</w:t>
+            </w:r>
+            <w:r>
+              <w:rPr>
+                <w:spacing w:val="-5"/>
+                <w:sz w:val="28"/>
+              </w:rPr>
+              <w:t>5</w:t>
             </w:r>
           </w:p>
         </w:tc>
@@ -5933,40 +4732,7 @@
               <w:rPr>
                 <w:sz w:val="28"/>
               </w:rPr>
-              <w:t>Baseline</w:t>
-            </w:r>
-            <w:r>
-              <w:rPr>
-                <w:spacing w:val="-10"/>
-                <w:sz w:val="28"/>
-              </w:rPr>
-              <w:t xml:space="preserve"> </w:t>
-            </w:r>
-            <w:r>
-              <w:rPr>
-                <w:sz w:val="28"/>
-              </w:rPr>
-              <w:t>and</w:t>
-            </w:r>
-            <w:r>
-              <w:rPr>
-                <w:spacing w:val="-10"/>
-                <w:sz w:val="28"/>
-              </w:rPr>
-              <w:t xml:space="preserve"> </w:t>
-            </w:r>
-            <w:r>
-              <w:rPr>
-                <w:sz w:val="28"/>
-              </w:rPr>
-              <w:t>Component</w:t>
-            </w:r>
-            <w:r>
-              <w:rPr>
-                <w:spacing w:val="-5"/>
-                <w:sz w:val="28"/>
-              </w:rPr>
-              <w:t xml:space="preserve"> map</w:t>
+              <w:t>Admin Panel</w:t>
             </w:r>
           </w:p>
         </w:tc>
@@ -5993,1271 +4759,7 @@
           </w:p>
         </w:tc>
       </w:tr>
-      <w:tr>
-        <w:trPr>
-          <w:trHeight w:val="924"/>
-        </w:trPr>
-        <w:tc>
-          <w:tcPr>
-            <w:tcW w:w="1931" w:type="dxa"/>
-          </w:tcPr>
-          <w:p>
-            <w:pPr>
-              <w:pStyle w:val="TableParagraph"/>
-              <w:spacing w:before="293"/>
-              <w:ind w:right="131"/>
-              <w:jc w:val="center"/>
-              <w:rPr>
-                <w:sz w:val="28"/>
-              </w:rPr>
-            </w:pPr>
-            <w:r>
-              <w:rPr>
-                <w:spacing w:val="-5"/>
-                <w:sz w:val="28"/>
-              </w:rPr>
-              <w:t>6.3</w:t>
-            </w:r>
-          </w:p>
-        </w:tc>
-        <w:tc>
-          <w:tcPr>
-            <w:tcW w:w="6528" w:type="dxa"/>
-          </w:tcPr>
-          <w:p>
-            <w:pPr>
-              <w:pStyle w:val="TableParagraph"/>
-              <w:spacing w:before="293"/>
-              <w:ind w:left="231"/>
-              <w:rPr>
-                <w:sz w:val="28"/>
-              </w:rPr>
-            </w:pPr>
-            <w:r>
-              <w:rPr>
-                <w:sz w:val="28"/>
-              </w:rPr>
-              <w:t>BOLD</w:t>
-            </w:r>
-            <w:r>
-              <w:rPr>
-                <w:spacing w:val="-11"/>
-                <w:sz w:val="28"/>
-              </w:rPr>
-              <w:t xml:space="preserve"> </w:t>
-            </w:r>
-            <w:r>
-              <w:rPr>
-                <w:sz w:val="28"/>
-              </w:rPr>
-              <w:t>Time-series</w:t>
-            </w:r>
-            <w:r>
-              <w:rPr>
-                <w:spacing w:val="-9"/>
-                <w:sz w:val="28"/>
-              </w:rPr>
-              <w:t xml:space="preserve"> </w:t>
-            </w:r>
-            <w:r>
-              <w:rPr>
-                <w:spacing w:val="-2"/>
-                <w:sz w:val="28"/>
-              </w:rPr>
-              <w:t>Preprocessing</w:t>
-            </w:r>
-          </w:p>
-        </w:tc>
-        <w:tc>
-          <w:tcPr>
-            <w:tcW w:w="1621" w:type="dxa"/>
-          </w:tcPr>
-          <w:p>
-            <w:pPr>
-              <w:pStyle w:val="TableParagraph"/>
-              <w:spacing w:before="293"/>
-              <w:ind w:left="906"/>
-              <w:rPr>
-                <w:sz w:val="28"/>
-              </w:rPr>
-            </w:pPr>
-            <w:r>
-              <w:rPr>
-                <w:spacing w:val="-5"/>
-                <w:sz w:val="28"/>
-              </w:rPr>
-              <w:t>46</w:t>
-            </w:r>
-          </w:p>
-        </w:tc>
-      </w:tr>
-      <w:tr>
-        <w:trPr>
-          <w:trHeight w:val="924"/>
-        </w:trPr>
-        <w:tc>
-          <w:tcPr>
-            <w:tcW w:w="1931" w:type="dxa"/>
-          </w:tcPr>
-          <w:p>
-            <w:pPr>
-              <w:pStyle w:val="TableParagraph"/>
-              <w:spacing w:before="296"/>
-              <w:ind w:right="133"/>
-              <w:jc w:val="center"/>
-              <w:rPr>
-                <w:sz w:val="28"/>
-              </w:rPr>
-            </w:pPr>
-            <w:r>
-              <w:rPr>
-                <w:spacing w:val="-5"/>
-                <w:sz w:val="28"/>
-              </w:rPr>
-              <w:t>6.4</w:t>
-            </w:r>
-          </w:p>
-        </w:tc>
-        <w:tc>
-          <w:tcPr>
-            <w:tcW w:w="6528" w:type="dxa"/>
-          </w:tcPr>
-          <w:p>
-            <w:pPr>
-              <w:pStyle w:val="TableParagraph"/>
-              <w:spacing w:before="296"/>
-              <w:ind w:left="231"/>
-              <w:rPr>
-                <w:sz w:val="28"/>
-              </w:rPr>
-            </w:pPr>
-            <w:r>
-              <w:rPr>
-                <w:sz w:val="28"/>
-              </w:rPr>
-              <w:t>Classifier</w:t>
-            </w:r>
-            <w:r>
-              <w:rPr>
-                <w:spacing w:val="-9"/>
-                <w:sz w:val="28"/>
-              </w:rPr>
-              <w:t xml:space="preserve"> </w:t>
-            </w:r>
-            <w:r>
-              <w:rPr>
-                <w:sz w:val="28"/>
-              </w:rPr>
-              <w:t>output</w:t>
-            </w:r>
-            <w:r>
-              <w:rPr>
-                <w:spacing w:val="-3"/>
-                <w:sz w:val="28"/>
-              </w:rPr>
-              <w:t xml:space="preserve"> </w:t>
-            </w:r>
-            <w:r>
-              <w:rPr>
-                <w:sz w:val="28"/>
-              </w:rPr>
-              <w:t>using</w:t>
-            </w:r>
-            <w:r>
-              <w:rPr>
-                <w:spacing w:val="-11"/>
-                <w:sz w:val="28"/>
-              </w:rPr>
-              <w:t xml:space="preserve"> </w:t>
-            </w:r>
-            <w:r>
-              <w:rPr>
-                <w:spacing w:val="-5"/>
-                <w:sz w:val="28"/>
-              </w:rPr>
-              <w:t>GPC</w:t>
-            </w:r>
-          </w:p>
-        </w:tc>
-        <w:tc>
-          <w:tcPr>
-            <w:tcW w:w="1621" w:type="dxa"/>
-          </w:tcPr>
-          <w:p>
-            <w:pPr>
-              <w:pStyle w:val="TableParagraph"/>
-              <w:spacing w:before="296"/>
-              <w:ind w:left="906"/>
-              <w:rPr>
-                <w:sz w:val="28"/>
-              </w:rPr>
-            </w:pPr>
-            <w:r>
-              <w:rPr>
-                <w:spacing w:val="-5"/>
-                <w:sz w:val="28"/>
-              </w:rPr>
-              <w:t>54</w:t>
-            </w:r>
-          </w:p>
-        </w:tc>
-      </w:tr>
-      <w:tr>
-        <w:trPr>
-          <w:trHeight w:val="924"/>
-        </w:trPr>
-        <w:tc>
-          <w:tcPr>
-            <w:tcW w:w="1931" w:type="dxa"/>
-          </w:tcPr>
-          <w:p>
-            <w:pPr>
-              <w:pStyle w:val="TableParagraph"/>
-              <w:spacing w:before="293"/>
-              <w:ind w:right="133"/>
-              <w:jc w:val="center"/>
-              <w:rPr>
-                <w:sz w:val="28"/>
-              </w:rPr>
-            </w:pPr>
-            <w:r>
-              <w:rPr>
-                <w:spacing w:val="-5"/>
-                <w:sz w:val="28"/>
-              </w:rPr>
-              <w:t>6.5</w:t>
-            </w:r>
-          </w:p>
-        </w:tc>
-        <w:tc>
-          <w:tcPr>
-            <w:tcW w:w="6528" w:type="dxa"/>
-          </w:tcPr>
-          <w:p>
-            <w:pPr>
-              <w:pStyle w:val="TableParagraph"/>
-              <w:spacing w:before="293"/>
-              <w:ind w:left="231"/>
-              <w:rPr>
-                <w:sz w:val="28"/>
-              </w:rPr>
-            </w:pPr>
-            <w:r>
-              <w:rPr>
-                <w:sz w:val="28"/>
-              </w:rPr>
-              <w:t>Permutation</w:t>
-            </w:r>
-            <w:r>
-              <w:rPr>
-                <w:spacing w:val="-10"/>
-                <w:sz w:val="28"/>
-              </w:rPr>
-              <w:t xml:space="preserve"> </w:t>
-            </w:r>
-            <w:r>
-              <w:rPr>
-                <w:sz w:val="28"/>
-              </w:rPr>
-              <w:t>Results</w:t>
-            </w:r>
-            <w:r>
-              <w:rPr>
-                <w:spacing w:val="-5"/>
-                <w:sz w:val="28"/>
-              </w:rPr>
-              <w:t xml:space="preserve"> </w:t>
-            </w:r>
-            <w:r>
-              <w:rPr>
-                <w:sz w:val="28"/>
-              </w:rPr>
-              <w:t>(No.</w:t>
-            </w:r>
-            <w:r>
-              <w:rPr>
-                <w:spacing w:val="-3"/>
-                <w:sz w:val="28"/>
-              </w:rPr>
-              <w:t xml:space="preserve"> </w:t>
-            </w:r>
-            <w:r>
-              <w:rPr>
-                <w:sz w:val="28"/>
-              </w:rPr>
-              <w:t>of</w:t>
-            </w:r>
-            <w:r>
-              <w:rPr>
-                <w:spacing w:val="-11"/>
-                <w:sz w:val="28"/>
-              </w:rPr>
-              <w:t xml:space="preserve"> </w:t>
-            </w:r>
-            <w:r>
-              <w:rPr>
-                <w:sz w:val="28"/>
-              </w:rPr>
-              <w:t>permutations</w:t>
-            </w:r>
-            <w:r>
-              <w:rPr>
-                <w:spacing w:val="-5"/>
-                <w:sz w:val="28"/>
-              </w:rPr>
-              <w:t xml:space="preserve"> </w:t>
-            </w:r>
-            <w:r>
-              <w:rPr>
-                <w:sz w:val="28"/>
-              </w:rPr>
-              <w:t>=</w:t>
-            </w:r>
-            <w:r>
-              <w:rPr>
-                <w:spacing w:val="-5"/>
-                <w:sz w:val="28"/>
-              </w:rPr>
-              <w:t xml:space="preserve"> </w:t>
-            </w:r>
-            <w:r>
-              <w:rPr>
-                <w:spacing w:val="-2"/>
-                <w:sz w:val="28"/>
-              </w:rPr>
-              <w:t>1000)</w:t>
-            </w:r>
-          </w:p>
-        </w:tc>
-        <w:tc>
-          <w:tcPr>
-            <w:tcW w:w="1621" w:type="dxa"/>
-          </w:tcPr>
-          <w:p>
-            <w:pPr>
-              <w:pStyle w:val="TableParagraph"/>
-              <w:spacing w:before="293"/>
-              <w:ind w:left="906"/>
-              <w:rPr>
-                <w:sz w:val="28"/>
-              </w:rPr>
-            </w:pPr>
-            <w:r>
-              <w:rPr>
-                <w:spacing w:val="-5"/>
-                <w:sz w:val="28"/>
-              </w:rPr>
-              <w:t>56</w:t>
-            </w:r>
-          </w:p>
-        </w:tc>
-      </w:tr>
-      <w:tr>
-        <w:trPr>
-          <w:trHeight w:val="924"/>
-        </w:trPr>
-        <w:tc>
-          <w:tcPr>
-            <w:tcW w:w="1931" w:type="dxa"/>
-          </w:tcPr>
-          <w:p>
-            <w:pPr>
-              <w:pStyle w:val="TableParagraph"/>
-              <w:spacing w:before="296"/>
-              <w:ind w:right="131"/>
-              <w:jc w:val="center"/>
-              <w:rPr>
-                <w:sz w:val="28"/>
-              </w:rPr>
-            </w:pPr>
-            <w:r>
-              <w:rPr>
-                <w:spacing w:val="-5"/>
-                <w:sz w:val="28"/>
-              </w:rPr>
-              <w:t>6.6</w:t>
-            </w:r>
-          </w:p>
-        </w:tc>
-        <w:tc>
-          <w:tcPr>
-            <w:tcW w:w="6528" w:type="dxa"/>
-          </w:tcPr>
-          <w:p>
-            <w:pPr>
-              <w:pStyle w:val="TableParagraph"/>
-              <w:spacing w:before="296"/>
-              <w:ind w:left="231"/>
-              <w:rPr>
-                <w:sz w:val="28"/>
-              </w:rPr>
-            </w:pPr>
-            <w:r>
-              <w:rPr>
-                <w:sz w:val="28"/>
-              </w:rPr>
-              <w:t>Simulation</w:t>
-            </w:r>
-            <w:r>
-              <w:rPr>
-                <w:spacing w:val="-5"/>
-                <w:sz w:val="28"/>
-              </w:rPr>
-              <w:t xml:space="preserve"> </w:t>
-            </w:r>
-            <w:r>
-              <w:rPr>
-                <w:sz w:val="28"/>
-              </w:rPr>
-              <w:t>model</w:t>
-            </w:r>
-            <w:r>
-              <w:rPr>
-                <w:spacing w:val="-9"/>
-                <w:sz w:val="28"/>
-              </w:rPr>
-              <w:t xml:space="preserve"> </w:t>
-            </w:r>
-            <w:r>
-              <w:rPr>
-                <w:sz w:val="28"/>
-              </w:rPr>
-              <w:t>of</w:t>
-            </w:r>
-            <w:r>
-              <w:rPr>
-                <w:spacing w:val="-5"/>
-                <w:sz w:val="28"/>
-              </w:rPr>
-              <w:t xml:space="preserve"> </w:t>
-            </w:r>
-            <w:r>
-              <w:rPr>
-                <w:sz w:val="28"/>
-              </w:rPr>
-              <w:t>normal</w:t>
-            </w:r>
-            <w:r>
-              <w:rPr>
-                <w:spacing w:val="-9"/>
-                <w:sz w:val="28"/>
-              </w:rPr>
-              <w:t xml:space="preserve"> </w:t>
-            </w:r>
-            <w:r>
-              <w:rPr>
-                <w:sz w:val="28"/>
-              </w:rPr>
-              <w:t>brain</w:t>
-            </w:r>
-            <w:r>
-              <w:rPr>
-                <w:spacing w:val="-4"/>
-                <w:sz w:val="28"/>
-              </w:rPr>
-              <w:t xml:space="preserve"> fMRI</w:t>
-            </w:r>
-          </w:p>
-        </w:tc>
-        <w:tc>
-          <w:tcPr>
-            <w:tcW w:w="1621" w:type="dxa"/>
-          </w:tcPr>
-          <w:p>
-            <w:pPr>
-              <w:pStyle w:val="TableParagraph"/>
-              <w:spacing w:before="296"/>
-              <w:ind w:left="906"/>
-              <w:rPr>
-                <w:sz w:val="28"/>
-              </w:rPr>
-            </w:pPr>
-            <w:r>
-              <w:rPr>
-                <w:spacing w:val="-5"/>
-                <w:sz w:val="28"/>
-              </w:rPr>
-              <w:t>58</w:t>
-            </w:r>
-          </w:p>
-        </w:tc>
-      </w:tr>
-      <w:tr>
-        <w:trPr>
-          <w:trHeight w:val="924"/>
-        </w:trPr>
-        <w:tc>
-          <w:tcPr>
-            <w:tcW w:w="1931" w:type="dxa"/>
-          </w:tcPr>
-          <w:p>
-            <w:pPr>
-              <w:pStyle w:val="TableParagraph"/>
-              <w:spacing w:before="293"/>
-              <w:ind w:right="131"/>
-              <w:jc w:val="center"/>
-              <w:rPr>
-                <w:sz w:val="28"/>
-              </w:rPr>
-            </w:pPr>
-            <w:r>
-              <w:rPr>
-                <w:spacing w:val="-5"/>
-                <w:sz w:val="28"/>
-              </w:rPr>
-              <w:t>6.7</w:t>
-            </w:r>
-          </w:p>
-        </w:tc>
-        <w:tc>
-          <w:tcPr>
-            <w:tcW w:w="6528" w:type="dxa"/>
-          </w:tcPr>
-          <w:p>
-            <w:pPr>
-              <w:pStyle w:val="TableParagraph"/>
-              <w:spacing w:before="293"/>
-              <w:ind w:left="231"/>
-              <w:rPr>
-                <w:sz w:val="28"/>
-              </w:rPr>
-            </w:pPr>
-            <w:r>
-              <w:rPr>
-                <w:sz w:val="28"/>
-              </w:rPr>
-              <w:t>Subject</w:t>
-            </w:r>
-            <w:r>
-              <w:rPr>
-                <w:spacing w:val="-7"/>
-                <w:sz w:val="28"/>
-              </w:rPr>
-              <w:t xml:space="preserve"> </w:t>
-            </w:r>
-            <w:r>
-              <w:rPr>
-                <w:sz w:val="28"/>
-              </w:rPr>
-              <w:t>output</w:t>
-            </w:r>
-            <w:r>
-              <w:rPr>
-                <w:spacing w:val="-6"/>
-                <w:sz w:val="28"/>
-              </w:rPr>
-              <w:t xml:space="preserve"> </w:t>
-            </w:r>
-            <w:r>
-              <w:rPr>
-                <w:spacing w:val="-2"/>
-                <w:sz w:val="28"/>
-              </w:rPr>
-              <w:t>(subject_001)</w:t>
-            </w:r>
-          </w:p>
-        </w:tc>
-        <w:tc>
-          <w:tcPr>
-            <w:tcW w:w="1621" w:type="dxa"/>
-          </w:tcPr>
-          <w:p>
-            <w:pPr>
-              <w:pStyle w:val="TableParagraph"/>
-              <w:spacing w:before="293"/>
-              <w:ind w:left="906"/>
-              <w:rPr>
-                <w:sz w:val="28"/>
-              </w:rPr>
-            </w:pPr>
-            <w:r>
-              <w:rPr>
-                <w:spacing w:val="-5"/>
-                <w:sz w:val="28"/>
-              </w:rPr>
-              <w:t>58</w:t>
-            </w:r>
-          </w:p>
-        </w:tc>
-      </w:tr>
-      <w:tr>
-        <w:trPr>
-          <w:trHeight w:val="924"/>
-        </w:trPr>
-        <w:tc>
-          <w:tcPr>
-            <w:tcW w:w="1931" w:type="dxa"/>
-          </w:tcPr>
-          <w:p>
-            <w:pPr>
-              <w:pStyle w:val="TableParagraph"/>
-              <w:spacing w:before="296"/>
-              <w:ind w:right="131"/>
-              <w:jc w:val="center"/>
-              <w:rPr>
-                <w:sz w:val="28"/>
-              </w:rPr>
-            </w:pPr>
-            <w:r>
-              <w:rPr>
-                <w:spacing w:val="-5"/>
-                <w:sz w:val="28"/>
-              </w:rPr>
-              <w:t>6.8</w:t>
-            </w:r>
-          </w:p>
-        </w:tc>
-        <w:tc>
-          <w:tcPr>
-            <w:tcW w:w="6528" w:type="dxa"/>
-          </w:tcPr>
-          <w:p>
-            <w:pPr>
-              <w:pStyle w:val="TableParagraph"/>
-              <w:spacing w:before="296"/>
-              <w:ind w:left="231"/>
-              <w:rPr>
-                <w:sz w:val="28"/>
-              </w:rPr>
-            </w:pPr>
-            <w:r>
-              <w:rPr>
-                <w:sz w:val="28"/>
-              </w:rPr>
-              <w:t>Image</w:t>
-            </w:r>
-            <w:r>
-              <w:rPr>
-                <w:spacing w:val="-8"/>
-                <w:sz w:val="28"/>
-              </w:rPr>
-              <w:t xml:space="preserve"> </w:t>
-            </w:r>
-            <w:r>
-              <w:rPr>
-                <w:sz w:val="28"/>
-              </w:rPr>
-              <w:t>Realignment</w:t>
-            </w:r>
-            <w:r>
-              <w:rPr>
-                <w:spacing w:val="-8"/>
-                <w:sz w:val="28"/>
-              </w:rPr>
-              <w:t xml:space="preserve"> </w:t>
-            </w:r>
-            <w:r>
-              <w:rPr>
-                <w:sz w:val="28"/>
-              </w:rPr>
-              <w:t>showing</w:t>
-            </w:r>
-            <w:r>
-              <w:rPr>
-                <w:spacing w:val="-9"/>
-                <w:sz w:val="28"/>
-              </w:rPr>
-              <w:t xml:space="preserve"> </w:t>
-            </w:r>
-            <w:r>
-              <w:rPr>
-                <w:sz w:val="28"/>
-              </w:rPr>
-              <w:t>Translation</w:t>
-            </w:r>
-            <w:r>
-              <w:rPr>
-                <w:spacing w:val="-12"/>
-                <w:sz w:val="28"/>
-              </w:rPr>
-              <w:t xml:space="preserve"> </w:t>
-            </w:r>
-            <w:r>
-              <w:rPr>
-                <w:sz w:val="28"/>
-              </w:rPr>
-              <w:t>and</w:t>
-            </w:r>
-            <w:r>
-              <w:rPr>
-                <w:spacing w:val="-8"/>
-                <w:sz w:val="28"/>
-              </w:rPr>
-              <w:t xml:space="preserve"> </w:t>
-            </w:r>
-            <w:r>
-              <w:rPr>
-                <w:spacing w:val="-2"/>
-                <w:sz w:val="28"/>
-              </w:rPr>
-              <w:t>Rotation</w:t>
-            </w:r>
-          </w:p>
-        </w:tc>
-        <w:tc>
-          <w:tcPr>
-            <w:tcW w:w="1621" w:type="dxa"/>
-          </w:tcPr>
-          <w:p>
-            <w:pPr>
-              <w:pStyle w:val="TableParagraph"/>
-              <w:spacing w:before="296"/>
-              <w:ind w:left="906"/>
-              <w:rPr>
-                <w:sz w:val="28"/>
-              </w:rPr>
-            </w:pPr>
-            <w:r>
-              <w:rPr>
-                <w:spacing w:val="-5"/>
-                <w:sz w:val="28"/>
-              </w:rPr>
-              <w:t>59</w:t>
-            </w:r>
-          </w:p>
-        </w:tc>
-      </w:tr>
-      <w:tr>
-        <w:trPr>
-          <w:trHeight w:val="614"/>
-        </w:trPr>
-        <w:tc>
-          <w:tcPr>
-            <w:tcW w:w="1931" w:type="dxa"/>
-          </w:tcPr>
-          <w:p>
-            <w:pPr>
-              <w:pStyle w:val="TableParagraph"/>
-              <w:spacing w:before="293" w:line="302" w:lineRule="exact"/>
-              <w:ind w:right="131"/>
-              <w:jc w:val="center"/>
-              <w:rPr>
-                <w:sz w:val="28"/>
-              </w:rPr>
-            </w:pPr>
-            <w:r>
-              <w:rPr>
-                <w:spacing w:val="-5"/>
-                <w:sz w:val="28"/>
-              </w:rPr>
-              <w:t>6.9</w:t>
-            </w:r>
-          </w:p>
-        </w:tc>
-        <w:tc>
-          <w:tcPr>
-            <w:tcW w:w="6528" w:type="dxa"/>
-          </w:tcPr>
-          <w:p>
-            <w:pPr>
-              <w:pStyle w:val="TableParagraph"/>
-              <w:spacing w:before="293" w:line="302" w:lineRule="exact"/>
-              <w:ind w:left="231"/>
-              <w:rPr>
-                <w:sz w:val="28"/>
-              </w:rPr>
-            </w:pPr>
-            <w:r>
-              <w:rPr>
-                <w:sz w:val="28"/>
-              </w:rPr>
-              <w:t>Normalized</w:t>
-            </w:r>
-            <w:r>
-              <w:rPr>
-                <w:spacing w:val="-9"/>
-                <w:sz w:val="28"/>
-              </w:rPr>
-              <w:t xml:space="preserve"> </w:t>
-            </w:r>
-            <w:r>
-              <w:rPr>
-                <w:sz w:val="28"/>
-              </w:rPr>
-              <w:t>data</w:t>
-            </w:r>
-            <w:r>
-              <w:rPr>
-                <w:spacing w:val="-8"/>
-                <w:sz w:val="28"/>
-              </w:rPr>
-              <w:t xml:space="preserve"> </w:t>
-            </w:r>
-            <w:r>
-              <w:rPr>
-                <w:sz w:val="28"/>
-              </w:rPr>
-              <w:t>and</w:t>
-            </w:r>
-            <w:r>
-              <w:rPr>
-                <w:spacing w:val="-5"/>
-                <w:sz w:val="28"/>
-              </w:rPr>
-              <w:t xml:space="preserve"> </w:t>
-            </w:r>
-            <w:r>
-              <w:rPr>
-                <w:sz w:val="28"/>
-              </w:rPr>
-              <w:t>the</w:t>
-            </w:r>
-            <w:r>
-              <w:rPr>
-                <w:spacing w:val="-8"/>
-                <w:sz w:val="28"/>
-              </w:rPr>
-              <w:t xml:space="preserve"> </w:t>
-            </w:r>
-            <w:proofErr w:type="spellStart"/>
-            <w:r>
-              <w:rPr>
-                <w:sz w:val="28"/>
-              </w:rPr>
-              <w:t>Coregistered</w:t>
-            </w:r>
-            <w:proofErr w:type="spellEnd"/>
-            <w:r>
-              <w:rPr>
-                <w:spacing w:val="-8"/>
-                <w:sz w:val="28"/>
-              </w:rPr>
-              <w:t xml:space="preserve"> </w:t>
-            </w:r>
-            <w:r>
-              <w:rPr>
-                <w:spacing w:val="-2"/>
-                <w:sz w:val="28"/>
-              </w:rPr>
-              <w:t>output</w:t>
-            </w:r>
-          </w:p>
-        </w:tc>
-        <w:tc>
-          <w:tcPr>
-            <w:tcW w:w="1621" w:type="dxa"/>
-          </w:tcPr>
-          <w:p>
-            <w:pPr>
-              <w:pStyle w:val="TableParagraph"/>
-              <w:spacing w:before="293" w:line="302" w:lineRule="exact"/>
-              <w:ind w:left="906"/>
-              <w:rPr>
-                <w:sz w:val="28"/>
-              </w:rPr>
-            </w:pPr>
-            <w:r>
-              <w:rPr>
-                <w:spacing w:val="-5"/>
-                <w:sz w:val="28"/>
-              </w:rPr>
-              <w:t>59</w:t>
-            </w:r>
-          </w:p>
-        </w:tc>
-      </w:tr>
     </w:tbl>
-    <w:p>
-      <w:pPr>
-        <w:pStyle w:val="TableParagraph"/>
-        <w:spacing w:line="302" w:lineRule="exact"/>
-        <w:rPr>
-          <w:sz w:val="28"/>
-        </w:rPr>
-        <w:sectPr>
-          <w:pgSz w:w="12240" w:h="15840"/>
-          <w:pgMar w:top="1560" w:right="566" w:bottom="920" w:left="1275" w:header="0" w:footer="739" w:gutter="0"/>
-          <w:cols w:space="720"/>
-        </w:sectPr>
-      </w:pPr>
-    </w:p>
-    <w:p>
-      <w:pPr>
-        <w:pStyle w:val="ListParagraph"/>
-        <w:numPr>
-          <w:ilvl w:val="1"/>
-          <w:numId w:val="18"/>
-        </w:numPr>
-        <w:tabs>
-          <w:tab w:val="left" w:pos="2326"/>
-          <w:tab w:val="right" w:pos="9807"/>
-        </w:tabs>
-        <w:spacing w:before="73"/>
-        <w:ind w:hanging="1440"/>
-        <w:rPr>
-          <w:sz w:val="28"/>
-        </w:rPr>
-      </w:pPr>
-      <w:r>
-        <w:rPr>
-          <w:sz w:val="28"/>
-        </w:rPr>
-        <w:lastRenderedPageBreak/>
-        <w:t>BOLD</w:t>
-      </w:r>
-      <w:r>
-        <w:rPr>
-          <w:spacing w:val="-9"/>
-          <w:sz w:val="28"/>
-        </w:rPr>
-        <w:t xml:space="preserve"> </w:t>
-      </w:r>
-      <w:r>
-        <w:rPr>
-          <w:sz w:val="28"/>
-        </w:rPr>
-        <w:t>Time-series</w:t>
-      </w:r>
-      <w:r>
-        <w:rPr>
-          <w:spacing w:val="-7"/>
-          <w:sz w:val="28"/>
-        </w:rPr>
-        <w:t xml:space="preserve"> </w:t>
-      </w:r>
-      <w:r>
-        <w:rPr>
-          <w:sz w:val="28"/>
-        </w:rPr>
-        <w:t>Preprocessing</w:t>
-      </w:r>
-      <w:r>
-        <w:rPr>
-          <w:spacing w:val="-13"/>
-          <w:sz w:val="28"/>
-        </w:rPr>
-        <w:t xml:space="preserve"> </w:t>
-      </w:r>
-      <w:r>
-        <w:rPr>
-          <w:sz w:val="28"/>
-        </w:rPr>
-        <w:t>of</w:t>
-      </w:r>
-      <w:r>
-        <w:rPr>
-          <w:spacing w:val="-14"/>
-          <w:sz w:val="28"/>
-        </w:rPr>
-        <w:t xml:space="preserve"> </w:t>
-      </w:r>
-      <w:r>
-        <w:rPr>
-          <w:spacing w:val="-4"/>
-          <w:sz w:val="28"/>
-        </w:rPr>
-        <w:t>data</w:t>
-      </w:r>
-      <w:r>
-        <w:rPr>
-          <w:sz w:val="28"/>
-        </w:rPr>
-        <w:tab/>
-      </w:r>
-      <w:r>
-        <w:rPr>
-          <w:spacing w:val="-5"/>
-          <w:sz w:val="28"/>
-        </w:rPr>
-        <w:t>60</w:t>
-      </w:r>
-    </w:p>
-    <w:p>
-      <w:pPr>
-        <w:pStyle w:val="ListParagraph"/>
-        <w:numPr>
-          <w:ilvl w:val="1"/>
-          <w:numId w:val="18"/>
-        </w:numPr>
-        <w:tabs>
-          <w:tab w:val="left" w:pos="2326"/>
-          <w:tab w:val="right" w:pos="9807"/>
-        </w:tabs>
-        <w:spacing w:before="600"/>
-        <w:ind w:hanging="1440"/>
-        <w:rPr>
-          <w:sz w:val="28"/>
-        </w:rPr>
-      </w:pPr>
-      <w:r>
-        <w:rPr>
-          <w:sz w:val="28"/>
-        </w:rPr>
-        <w:t>Computing</w:t>
-      </w:r>
-      <w:r>
-        <w:rPr>
-          <w:spacing w:val="-5"/>
-          <w:sz w:val="28"/>
-        </w:rPr>
-        <w:t xml:space="preserve"> </w:t>
-      </w:r>
-      <w:r>
-        <w:rPr>
-          <w:sz w:val="28"/>
-        </w:rPr>
-        <w:t>Kernel</w:t>
-      </w:r>
-      <w:r>
-        <w:rPr>
-          <w:spacing w:val="-6"/>
-          <w:sz w:val="28"/>
-        </w:rPr>
-        <w:t xml:space="preserve"> </w:t>
-      </w:r>
-      <w:r>
-        <w:rPr>
-          <w:sz w:val="28"/>
-        </w:rPr>
-        <w:t>matrix</w:t>
-      </w:r>
-      <w:r>
-        <w:rPr>
-          <w:spacing w:val="-6"/>
-          <w:sz w:val="28"/>
-        </w:rPr>
-        <w:t xml:space="preserve"> </w:t>
-      </w:r>
-      <w:r>
-        <w:rPr>
-          <w:sz w:val="28"/>
-        </w:rPr>
-        <w:t>for</w:t>
-      </w:r>
-      <w:r>
-        <w:rPr>
-          <w:spacing w:val="-7"/>
-          <w:sz w:val="28"/>
-        </w:rPr>
-        <w:t xml:space="preserve"> </w:t>
-      </w:r>
-      <w:r>
-        <w:rPr>
-          <w:sz w:val="28"/>
-        </w:rPr>
-        <w:t>different</w:t>
-      </w:r>
-      <w:r>
-        <w:rPr>
-          <w:spacing w:val="-6"/>
-          <w:sz w:val="28"/>
-        </w:rPr>
-        <w:t xml:space="preserve"> </w:t>
-      </w:r>
-      <w:r>
-        <w:rPr>
-          <w:sz w:val="28"/>
-        </w:rPr>
-        <w:t>classes</w:t>
-      </w:r>
-      <w:r>
-        <w:rPr>
-          <w:spacing w:val="-5"/>
-          <w:sz w:val="28"/>
-        </w:rPr>
-        <w:t xml:space="preserve"> </w:t>
-      </w:r>
-      <w:r>
-        <w:rPr>
-          <w:sz w:val="28"/>
-        </w:rPr>
-        <w:t>of</w:t>
-      </w:r>
-      <w:r>
-        <w:rPr>
-          <w:spacing w:val="-11"/>
-          <w:sz w:val="28"/>
-        </w:rPr>
-        <w:t xml:space="preserve"> </w:t>
-      </w:r>
-      <w:r>
-        <w:rPr>
-          <w:spacing w:val="-4"/>
-          <w:sz w:val="28"/>
-        </w:rPr>
-        <w:t>data</w:t>
-      </w:r>
-      <w:r>
-        <w:rPr>
-          <w:sz w:val="28"/>
-        </w:rPr>
-        <w:tab/>
-      </w:r>
-      <w:r>
-        <w:rPr>
-          <w:spacing w:val="-5"/>
-          <w:sz w:val="28"/>
-        </w:rPr>
-        <w:t>60</w:t>
-      </w:r>
-    </w:p>
-    <w:p>
-      <w:pPr>
-        <w:pStyle w:val="ListParagraph"/>
-        <w:numPr>
-          <w:ilvl w:val="1"/>
-          <w:numId w:val="18"/>
-        </w:numPr>
-        <w:tabs>
-          <w:tab w:val="left" w:pos="2326"/>
-          <w:tab w:val="right" w:pos="9807"/>
-        </w:tabs>
-        <w:spacing w:before="605"/>
-        <w:ind w:hanging="1440"/>
-        <w:rPr>
-          <w:sz w:val="28"/>
-        </w:rPr>
-      </w:pPr>
-      <w:r>
-        <w:rPr>
-          <w:sz w:val="28"/>
-        </w:rPr>
-        <w:t>Classification</w:t>
-      </w:r>
-      <w:r>
-        <w:rPr>
-          <w:spacing w:val="-14"/>
-          <w:sz w:val="28"/>
-        </w:rPr>
-        <w:t xml:space="preserve"> </w:t>
-      </w:r>
-      <w:r>
-        <w:rPr>
-          <w:sz w:val="28"/>
-        </w:rPr>
-        <w:t>results</w:t>
-      </w:r>
-      <w:r>
-        <w:rPr>
-          <w:spacing w:val="-8"/>
-          <w:sz w:val="28"/>
-        </w:rPr>
-        <w:t xml:space="preserve"> </w:t>
-      </w:r>
-      <w:r>
-        <w:rPr>
-          <w:sz w:val="28"/>
-        </w:rPr>
-        <w:t>using</w:t>
-      </w:r>
-      <w:r>
-        <w:rPr>
-          <w:spacing w:val="-14"/>
-          <w:sz w:val="28"/>
-        </w:rPr>
-        <w:t xml:space="preserve"> </w:t>
-      </w:r>
-      <w:r>
-        <w:rPr>
-          <w:spacing w:val="-5"/>
-          <w:sz w:val="28"/>
-        </w:rPr>
-        <w:t>GPC</w:t>
-      </w:r>
-      <w:r>
-        <w:rPr>
-          <w:sz w:val="28"/>
-        </w:rPr>
-        <w:tab/>
-      </w:r>
-      <w:r>
-        <w:rPr>
-          <w:spacing w:val="-5"/>
-          <w:sz w:val="28"/>
-        </w:rPr>
-        <w:t>61</w:t>
-      </w:r>
-    </w:p>
-    <w:p>
-      <w:pPr>
-        <w:pStyle w:val="ListParagraph"/>
-        <w:numPr>
-          <w:ilvl w:val="1"/>
-          <w:numId w:val="19"/>
-        </w:numPr>
-        <w:tabs>
-          <w:tab w:val="left" w:pos="2326"/>
-          <w:tab w:val="right" w:pos="9807"/>
-        </w:tabs>
-        <w:spacing w:before="600"/>
-        <w:ind w:left="2326" w:hanging="1440"/>
-        <w:rPr>
-          <w:sz w:val="28"/>
-        </w:rPr>
-      </w:pPr>
-      <w:r>
-        <w:rPr>
-          <w:sz w:val="28"/>
-        </w:rPr>
-        <w:t>Classification</w:t>
-      </w:r>
-      <w:r>
-        <w:rPr>
-          <w:spacing w:val="-15"/>
-          <w:sz w:val="28"/>
-        </w:rPr>
-        <w:t xml:space="preserve"> </w:t>
-      </w:r>
-      <w:r>
-        <w:rPr>
-          <w:sz w:val="28"/>
-        </w:rPr>
-        <w:t>Results</w:t>
-      </w:r>
-      <w:r>
-        <w:rPr>
-          <w:spacing w:val="-9"/>
-          <w:sz w:val="28"/>
-        </w:rPr>
-        <w:t xml:space="preserve"> </w:t>
-      </w:r>
-      <w:r>
-        <w:rPr>
-          <w:sz w:val="28"/>
-        </w:rPr>
-        <w:t>and</w:t>
-      </w:r>
-      <w:r>
-        <w:rPr>
-          <w:spacing w:val="-11"/>
-          <w:sz w:val="28"/>
-        </w:rPr>
-        <w:t xml:space="preserve"> </w:t>
-      </w:r>
-      <w:r>
-        <w:rPr>
-          <w:sz w:val="28"/>
-        </w:rPr>
-        <w:t>Discrimination</w:t>
-      </w:r>
-      <w:r>
-        <w:rPr>
-          <w:spacing w:val="-11"/>
-          <w:sz w:val="28"/>
-        </w:rPr>
-        <w:t xml:space="preserve"> </w:t>
-      </w:r>
-      <w:r>
-        <w:rPr>
-          <w:spacing w:val="-4"/>
-          <w:sz w:val="28"/>
-        </w:rPr>
-        <w:t>maps</w:t>
-      </w:r>
-      <w:r>
-        <w:rPr>
-          <w:sz w:val="28"/>
-        </w:rPr>
-        <w:tab/>
-      </w:r>
-      <w:r>
-        <w:rPr>
-          <w:spacing w:val="-5"/>
-          <w:sz w:val="28"/>
-        </w:rPr>
-        <w:t>62</w:t>
-      </w:r>
-    </w:p>
     <w:p>
       <w:pPr>
         <w:pStyle w:val="ListParagraph"/>
@@ -8407,13 +5909,7 @@
         <w:rPr>
           <w:spacing w:val="-2"/>
         </w:rPr>
-        <w:t>System Architecture</w:t>
-      </w:r>
-      <w:r>
-        <w:rPr>
-          <w:spacing w:val="-2"/>
-        </w:rPr>
-        <w:t>:</w:t>
+        <w:t>System Architecture:</w:t>
       </w:r>
     </w:p>
     <w:p>
@@ -8602,6 +6098,7 @@
       </w:pPr>
       <w:r>
         <w:rPr>
+          <w:noProof/>
           <w:sz w:val="28"/>
           <w:szCs w:val="28"/>
         </w:rPr>
@@ -8674,6 +6171,25 @@
       <w:pPr>
         <w:pStyle w:val="Heading1"/>
         <w:widowControl/>
+        <w:tabs>
+          <w:tab w:val="left" w:pos="885"/>
+        </w:tabs>
+        <w:autoSpaceDE/>
+        <w:autoSpaceDN/>
+        <w:spacing w:before="100" w:beforeAutospacing="1" w:after="100" w:afterAutospacing="1" w:line="360" w:lineRule="auto"/>
+        <w:ind w:left="2410" w:firstLine="709"/>
+      </w:pPr>
+      <w:r>
+        <w:t xml:space="preserve">Figure 1.1: </w:t>
+      </w:r>
+      <w:r>
+        <w:t>System Architecture</w:t>
+      </w:r>
+    </w:p>
+    <w:p>
+      <w:pPr>
+        <w:pStyle w:val="Heading1"/>
+        <w:widowControl/>
         <w:numPr>
           <w:ilvl w:val="1"/>
           <w:numId w:val="17"/>
@@ -9098,20 +6614,6 @@
     </w:p>
     <w:p>
       <w:pPr>
-        <w:widowControl/>
-        <w:autoSpaceDE/>
-        <w:autoSpaceDN/>
-        <w:spacing w:before="100" w:beforeAutospacing="1" w:after="100" w:afterAutospacing="1" w:line="360" w:lineRule="auto"/>
-        <w:ind w:left="720"/>
-        <w:rPr>
-          <w:sz w:val="28"/>
-          <w:szCs w:val="28"/>
-          <w:lang w:eastAsia="en-IN"/>
-        </w:rPr>
-      </w:pPr>
-    </w:p>
-    <w:p>
-      <w:pPr>
         <w:pStyle w:val="Heading2"/>
         <w:numPr>
           <w:ilvl w:val="2"/>
@@ -9385,10 +6887,8 @@
           <w:szCs w:val="28"/>
           <w:lang w:val="en-IN"/>
         </w:rPr>
-        <w:t>Languages &amp; Prot</w:t>
-      </w:r>
-      <w:bookmarkStart w:id="4" w:name="_GoBack"/>
-      <w:bookmarkEnd w:id="4"/>
+        <w:t>Languages &amp; Protocols</w:t>
+      </w:r>
       <w:r>
         <w:rPr>
           <w:b/>
@@ -9397,17 +6897,15 @@
           <w:szCs w:val="28"/>
           <w:lang w:val="en-IN"/>
         </w:rPr>
-        <w:t>ocols</w:t>
-      </w:r>
-      <w:r>
-        <w:rPr>
-          <w:b/>
-          <w:bCs/>
+        <w:t xml:space="preserve"> - </w:t>
+      </w:r>
+      <w:r>
+        <w:rPr>
           <w:sz w:val="28"/>
           <w:szCs w:val="28"/>
           <w:lang w:val="en-IN"/>
         </w:rPr>
-        <w:t xml:space="preserve"> - </w:t>
+        <w:t>PL/SQL, JavaScript, Python</w:t>
       </w:r>
       <w:r>
         <w:rPr>
@@ -9415,7 +6913,7 @@
           <w:szCs w:val="28"/>
           <w:lang w:val="en-IN"/>
         </w:rPr>
-        <w:t>PL/SQL, JavaScript, Python</w:t>
+        <w:t>,</w:t>
       </w:r>
       <w:r>
         <w:rPr>
@@ -9423,7 +6921,7 @@
           <w:szCs w:val="28"/>
           <w:lang w:val="en-IN"/>
         </w:rPr>
-        <w:t>,</w:t>
+        <w:t xml:space="preserve"> </w:t>
       </w:r>
       <w:r>
         <w:rPr>
@@ -9431,85 +6929,8 @@
           <w:szCs w:val="28"/>
           <w:lang w:val="en-IN"/>
         </w:rPr>
-        <w:t xml:space="preserve"> </w:t>
-      </w:r>
-      <w:r>
-        <w:rPr>
-          <w:sz w:val="28"/>
-          <w:szCs w:val="28"/>
-          <w:lang w:val="en-IN"/>
-        </w:rPr>
         <w:t>RESTful APIs for integration</w:t>
       </w:r>
-    </w:p>
-    <w:p>
-      <w:pPr>
-        <w:spacing w:before="100" w:beforeAutospacing="1" w:after="100" w:afterAutospacing="1" w:line="360" w:lineRule="auto"/>
-        <w:ind w:left="720"/>
-        <w:rPr>
-          <w:sz w:val="28"/>
-          <w:szCs w:val="28"/>
-          <w:lang w:val="en-IN"/>
-        </w:rPr>
-      </w:pPr>
-    </w:p>
-    <w:p>
-      <w:pPr>
-        <w:spacing w:before="100" w:beforeAutospacing="1" w:after="100" w:afterAutospacing="1" w:line="360" w:lineRule="auto"/>
-        <w:ind w:left="720"/>
-        <w:rPr>
-          <w:sz w:val="28"/>
-          <w:szCs w:val="28"/>
-          <w:lang w:val="en-IN"/>
-        </w:rPr>
-      </w:pPr>
-    </w:p>
-    <w:p>
-      <w:pPr>
-        <w:spacing w:before="100" w:beforeAutospacing="1" w:after="100" w:afterAutospacing="1" w:line="360" w:lineRule="auto"/>
-        <w:ind w:left="720"/>
-        <w:rPr>
-          <w:sz w:val="28"/>
-          <w:szCs w:val="28"/>
-          <w:lang w:val="en-IN"/>
-        </w:rPr>
-      </w:pPr>
-    </w:p>
-    <w:p>
-      <w:pPr>
-        <w:spacing w:before="100" w:beforeAutospacing="1" w:after="100" w:afterAutospacing="1" w:line="360" w:lineRule="auto"/>
-        <w:ind w:left="720"/>
-        <w:rPr>
-          <w:sz w:val="28"/>
-          <w:szCs w:val="28"/>
-          <w:lang w:val="en-IN"/>
-        </w:rPr>
-      </w:pPr>
-    </w:p>
-    <w:p>
-      <w:pPr>
-        <w:spacing w:before="100" w:beforeAutospacing="1" w:after="100" w:afterAutospacing="1" w:line="360" w:lineRule="auto"/>
-        <w:ind w:left="720"/>
-        <w:rPr>
-          <w:sz w:val="28"/>
-          <w:szCs w:val="28"/>
-          <w:lang w:val="en-IN"/>
-        </w:rPr>
-      </w:pPr>
-    </w:p>
-    <w:p>
-      <w:pPr>
-        <w:widowControl/>
-        <w:autoSpaceDE/>
-        <w:autoSpaceDN/>
-        <w:spacing w:before="100" w:beforeAutospacing="1" w:after="100" w:afterAutospacing="1" w:line="360" w:lineRule="auto"/>
-        <w:ind w:left="720"/>
-        <w:rPr>
-          <w:sz w:val="28"/>
-          <w:szCs w:val="28"/>
-          <w:lang w:eastAsia="en-IN"/>
-        </w:rPr>
-      </w:pPr>
     </w:p>
     <w:p>
       <w:pPr>
@@ -9753,7 +7174,6 @@
           <w:szCs w:val="28"/>
           <w:lang w:eastAsia="en-IN"/>
         </w:rPr>
-        <w:lastRenderedPageBreak/>
         <w:t>Stores embeddings in FAISS index.</w:t>
       </w:r>
     </w:p>
@@ -9960,6 +7380,7 @@
           <w:szCs w:val="28"/>
           <w:lang w:eastAsia="en-IN"/>
         </w:rPr>
+        <w:lastRenderedPageBreak/>
         <w:t xml:space="preserve">Built using </w:t>
       </w:r>
       <w:proofErr w:type="spellStart"/>
@@ -10298,11 +7719,11 @@
       </w:pPr>
       <w:r>
         <w:rPr>
+          <w:noProof/>
           <w:sz w:val="28"/>
           <w:szCs w:val="28"/>
           <w:lang w:eastAsia="en-IN"/>
         </w:rPr>
-        <w:lastRenderedPageBreak/>
         <w:drawing>
           <wp:inline distT="0" distB="0" distL="0" distR="0" wp14:anchorId="5715CE43" wp14:editId="079038ED">
             <wp:extent cx="2939485" cy="3375660"/>
@@ -10377,6 +7798,31 @@
     </w:p>
     <w:p>
       <w:pPr>
+        <w:pStyle w:val="Heading1"/>
+        <w:widowControl/>
+        <w:tabs>
+          <w:tab w:val="left" w:pos="885"/>
+        </w:tabs>
+        <w:autoSpaceDE/>
+        <w:autoSpaceDN/>
+        <w:spacing w:before="100" w:beforeAutospacing="1" w:after="100" w:afterAutospacing="1" w:line="360" w:lineRule="auto"/>
+        <w:ind w:left="1560" w:firstLine="709"/>
+      </w:pPr>
+      <w:r>
+        <w:t>Figure 1.</w:t>
+      </w:r>
+      <w:r>
+        <w:t>2</w:t>
+      </w:r>
+      <w:r>
+        <w:t xml:space="preserve"> </w:t>
+      </w:r>
+      <w:r>
+        <w:t>Process Flow Diagram</w:t>
+      </w:r>
+    </w:p>
+    <w:p>
+      <w:pPr>
         <w:pStyle w:val="Heading2"/>
         <w:numPr>
           <w:ilvl w:val="2"/>
@@ -10394,6 +7840,7 @@
         <w:rPr>
           <w:spacing w:val="-2"/>
         </w:rPr>
+        <w:lastRenderedPageBreak/>
         <w:t>Key Screens / Outputs</w:t>
       </w:r>
     </w:p>
@@ -10516,7 +7963,7 @@
         <w:autoSpaceDE/>
         <w:autoSpaceDN/>
         <w:spacing w:before="100" w:beforeAutospacing="1" w:after="100" w:afterAutospacing="1" w:line="360" w:lineRule="auto"/>
-        <w:ind w:left="720"/>
+        <w:ind w:left="1843"/>
         <w:rPr>
           <w:sz w:val="24"/>
           <w:szCs w:val="24"/>
@@ -10525,11 +7972,11 @@
       </w:pPr>
       <w:r>
         <w:rPr>
+          <w:noProof/>
           <w:sz w:val="24"/>
           <w:szCs w:val="24"/>
           <w:lang w:eastAsia="en-IN"/>
         </w:rPr>
-        <w:lastRenderedPageBreak/>
         <w:drawing>
           <wp:inline distT="0" distB="0" distL="0" distR="0" wp14:anchorId="42749F7A" wp14:editId="7E8A0EBB">
             <wp:extent cx="3588981" cy="3839210"/>
@@ -10576,17 +8023,28 @@
     </w:p>
     <w:p>
       <w:pPr>
+        <w:pStyle w:val="Heading1"/>
         <w:widowControl/>
+        <w:tabs>
+          <w:tab w:val="left" w:pos="885"/>
+        </w:tabs>
         <w:autoSpaceDE/>
         <w:autoSpaceDN/>
         <w:spacing w:before="100" w:beforeAutospacing="1" w:after="100" w:afterAutospacing="1" w:line="360" w:lineRule="auto"/>
-        <w:ind w:left="720"/>
-        <w:rPr>
-          <w:sz w:val="24"/>
-          <w:szCs w:val="24"/>
-          <w:lang w:eastAsia="en-IN"/>
-        </w:rPr>
-      </w:pPr>
+        <w:ind w:left="1985" w:firstLine="709"/>
+      </w:pPr>
+      <w:r>
+        <w:t>Figure 1.</w:t>
+      </w:r>
+      <w:r>
+        <w:t>3</w:t>
+      </w:r>
+      <w:r>
+        <w:t xml:space="preserve">: </w:t>
+      </w:r>
+      <w:r>
+        <w:t>End User Chat Interface</w:t>
+      </w:r>
     </w:p>
     <w:p>
       <w:pPr>
@@ -10603,6 +8061,7 @@
       </w:pPr>
       <w:r>
         <w:rPr>
+          <w:noProof/>
           <w:sz w:val="24"/>
           <w:szCs w:val="24"/>
           <w:lang w:eastAsia="en-IN"/>
@@ -10610,8 +8069,8 @@
         <w:lastRenderedPageBreak/>
         <w:drawing>
           <wp:inline distT="0" distB="0" distL="0" distR="0" wp14:anchorId="1A48C904" wp14:editId="352BBD2D">
-            <wp:extent cx="6603365" cy="4232275"/>
-            <wp:effectExtent l="19050" t="19050" r="26035" b="15875"/>
+            <wp:extent cx="6536984" cy="3870960"/>
+            <wp:effectExtent l="19050" t="19050" r="16510" b="15240"/>
             <wp:docPr id="35" name="Picture 35"/>
             <wp:cNvGraphicFramePr>
               <a:graphicFrameLocks xmlns:a="http://schemas.openxmlformats.org/drawingml/2006/main" noChangeAspect="1"/>
@@ -10632,7 +8091,7 @@
                   <pic:spPr>
                     <a:xfrm>
                       <a:off x="0" y="0"/>
-                      <a:ext cx="6603365" cy="4232275"/>
+                      <a:ext cx="6563365" cy="3886582"/>
                     </a:xfrm>
                     <a:prstGeom prst="rect">
                       <a:avLst/>
@@ -10652,27 +8111,42 @@
     </w:p>
     <w:p>
       <w:pPr>
+        <w:pStyle w:val="Heading1"/>
         <w:widowControl/>
+        <w:tabs>
+          <w:tab w:val="left" w:pos="885"/>
+        </w:tabs>
         <w:autoSpaceDE/>
         <w:autoSpaceDN/>
         <w:spacing w:before="100" w:beforeAutospacing="1" w:after="100" w:afterAutospacing="1" w:line="360" w:lineRule="auto"/>
-        <w:ind w:left="-284"/>
-        <w:rPr>
+        <w:ind w:left="-284" w:firstLine="2978"/>
+      </w:pPr>
+      <w:r>
+        <w:t>Figure 1.</w:t>
+      </w:r>
+      <w:r>
+        <w:t>4</w:t>
+      </w:r>
+      <w:r>
+        <w:t xml:space="preserve">: </w:t>
+      </w:r>
+      <w:r>
+        <w:t>RAG Source Upload</w:t>
+      </w:r>
+      <w:r>
+        <w:t xml:space="preserve"> Screen</w:t>
+      </w:r>
+      <w:r>
+        <w:rPr>
+          <w:noProof/>
           <w:sz w:val="24"/>
           <w:szCs w:val="24"/>
           <w:lang w:eastAsia="en-IN"/>
         </w:rPr>
-      </w:pPr>
-      <w:r>
-        <w:rPr>
-          <w:sz w:val="24"/>
-          <w:szCs w:val="24"/>
-          <w:lang w:eastAsia="en-IN"/>
-        </w:rPr>
         <w:drawing>
           <wp:inline distT="0" distB="0" distL="0" distR="0" wp14:anchorId="15C472B9" wp14:editId="5696BC98">
-            <wp:extent cx="6603365" cy="3139440"/>
-            <wp:effectExtent l="19050" t="19050" r="26035" b="22860"/>
+            <wp:extent cx="6603365" cy="3390900"/>
+            <wp:effectExtent l="19050" t="19050" r="26035" b="19050"/>
             <wp:docPr id="37" name="Picture 37"/>
             <wp:cNvGraphicFramePr>
               <a:graphicFrameLocks xmlns:a="http://schemas.openxmlformats.org/drawingml/2006/main" noChangeAspect="1"/>
@@ -10693,7 +8167,7 @@
                   <pic:spPr>
                     <a:xfrm>
                       <a:off x="0" y="0"/>
-                      <a:ext cx="6603365" cy="3139440"/>
+                      <a:ext cx="6603365" cy="3390900"/>
                     </a:xfrm>
                     <a:prstGeom prst="rect">
                       <a:avLst/>
@@ -10710,13 +8184,37 @@
           </wp:inline>
         </w:drawing>
       </w:r>
+      <w:r>
+        <w:t xml:space="preserve">      </w:t>
+      </w:r>
     </w:p>
     <w:p>
       <w:pPr>
         <w:pStyle w:val="Heading1"/>
-        <w:spacing w:before="122" w:line="508" w:lineRule="auto"/>
-        <w:ind w:left="3046" w:right="4278" w:firstLine="720"/>
-      </w:pPr>
+        <w:widowControl/>
+        <w:tabs>
+          <w:tab w:val="left" w:pos="885"/>
+        </w:tabs>
+        <w:autoSpaceDE/>
+        <w:autoSpaceDN/>
+        <w:spacing w:before="100" w:beforeAutospacing="1" w:after="100" w:afterAutospacing="1" w:line="360" w:lineRule="auto"/>
+        <w:ind w:left="-284" w:firstLine="3261"/>
+      </w:pPr>
+      <w:r>
+        <w:t xml:space="preserve">     </w:t>
+      </w:r>
+      <w:r>
+        <w:t>Figure 1.</w:t>
+      </w:r>
+      <w:r>
+        <w:t>5</w:t>
+      </w:r>
+      <w:r>
+        <w:t xml:space="preserve">: </w:t>
+      </w:r>
+      <w:r>
+        <w:t>Admin Panel</w:t>
+      </w:r>
     </w:p>
     <w:p>
       <w:pPr>
@@ -11229,124 +8727,155 @@
     </w:p>
     <w:p>
       <w:pPr>
-        <w:spacing w:before="1"/>
-        <w:ind w:left="2196"/>
-        <w:rPr>
-          <w:b/>
-          <w:sz w:val="28"/>
-        </w:rPr>
-      </w:pPr>
-      <w:r>
-        <w:rPr>
-          <w:b/>
-          <w:sz w:val="28"/>
-        </w:rPr>
-        <w:t>Figure</w:t>
-      </w:r>
-      <w:r>
-        <w:rPr>
-          <w:b/>
-          <w:spacing w:val="-8"/>
-          <w:sz w:val="28"/>
-        </w:rPr>
-        <w:t xml:space="preserve"> </w:t>
-      </w:r>
-      <w:r>
-        <w:rPr>
-          <w:b/>
-          <w:sz w:val="28"/>
-        </w:rPr>
-        <w:t>7.1</w:t>
-      </w:r>
-      <w:r>
-        <w:rPr>
-          <w:b/>
-          <w:spacing w:val="-9"/>
-          <w:sz w:val="28"/>
-        </w:rPr>
-        <w:t xml:space="preserve"> </w:t>
-      </w:r>
-      <w:r>
-        <w:rPr>
-          <w:b/>
-          <w:sz w:val="28"/>
-        </w:rPr>
-        <w:t>Classification</w:t>
-      </w:r>
-      <w:r>
-        <w:rPr>
-          <w:b/>
-          <w:spacing w:val="-14"/>
-          <w:sz w:val="28"/>
-        </w:rPr>
-        <w:t xml:space="preserve"> </w:t>
-      </w:r>
-      <w:r>
-        <w:rPr>
-          <w:b/>
-          <w:sz w:val="28"/>
-        </w:rPr>
-        <w:t>results</w:t>
-      </w:r>
-      <w:r>
-        <w:rPr>
-          <w:b/>
-          <w:spacing w:val="-7"/>
-          <w:sz w:val="28"/>
-        </w:rPr>
-        <w:t xml:space="preserve"> </w:t>
-      </w:r>
-      <w:r>
-        <w:rPr>
-          <w:b/>
-          <w:sz w:val="28"/>
-        </w:rPr>
-        <w:t>and</w:t>
-      </w:r>
-      <w:r>
-        <w:rPr>
-          <w:b/>
-          <w:spacing w:val="-10"/>
-          <w:sz w:val="28"/>
-        </w:rPr>
-        <w:t xml:space="preserve"> </w:t>
-      </w:r>
-      <w:r>
-        <w:rPr>
-          <w:b/>
-          <w:sz w:val="28"/>
-        </w:rPr>
-        <w:t>Discrimination</w:t>
-      </w:r>
-      <w:r>
-        <w:rPr>
-          <w:b/>
-          <w:spacing w:val="-9"/>
-          <w:sz w:val="28"/>
-        </w:rPr>
-        <w:t xml:space="preserve"> </w:t>
-      </w:r>
-      <w:r>
-        <w:rPr>
-          <w:b/>
-          <w:spacing w:val="-5"/>
-          <w:sz w:val="28"/>
-        </w:rPr>
-        <w:t>map</w:t>
-      </w:r>
-    </w:p>
-    <w:p>
-      <w:pPr>
-        <w:rPr>
-          <w:b/>
-          <w:sz w:val="28"/>
-        </w:rPr>
-        <w:sectPr>
-          <w:footerReference w:type="default" r:id="rId23"/>
-          <w:pgSz w:w="12240" w:h="15840"/>
-          <w:pgMar w:top="1360" w:right="566" w:bottom="920" w:left="1275" w:header="0" w:footer="739" w:gutter="0"/>
-          <w:cols w:space="720"/>
-        </w:sectPr>
+        <w:pStyle w:val="BodyText"/>
+        <w:spacing w:before="30"/>
+        <w:rPr>
+          <w:b/>
+        </w:rPr>
+      </w:pPr>
+    </w:p>
+    <w:p>
+      <w:pPr>
+        <w:pStyle w:val="BodyText"/>
+        <w:spacing w:before="30"/>
+        <w:rPr>
+          <w:b/>
+        </w:rPr>
+      </w:pPr>
+    </w:p>
+    <w:p>
+      <w:pPr>
+        <w:pStyle w:val="BodyText"/>
+        <w:spacing w:before="30"/>
+        <w:rPr>
+          <w:b/>
+        </w:rPr>
+      </w:pPr>
+    </w:p>
+    <w:p>
+      <w:pPr>
+        <w:pStyle w:val="BodyText"/>
+        <w:spacing w:before="30"/>
+        <w:rPr>
+          <w:b/>
+        </w:rPr>
+      </w:pPr>
+    </w:p>
+    <w:p>
+      <w:pPr>
+        <w:pStyle w:val="BodyText"/>
+        <w:spacing w:before="30"/>
+        <w:rPr>
+          <w:b/>
+        </w:rPr>
+      </w:pPr>
+    </w:p>
+    <w:p>
+      <w:pPr>
+        <w:pStyle w:val="BodyText"/>
+        <w:spacing w:before="30"/>
+        <w:rPr>
+          <w:b/>
+        </w:rPr>
+      </w:pPr>
+    </w:p>
+    <w:p>
+      <w:pPr>
+        <w:pStyle w:val="BodyText"/>
+        <w:spacing w:before="30"/>
+        <w:rPr>
+          <w:b/>
+        </w:rPr>
+      </w:pPr>
+    </w:p>
+    <w:p>
+      <w:pPr>
+        <w:pStyle w:val="BodyText"/>
+        <w:spacing w:before="30"/>
+        <w:rPr>
+          <w:b/>
+        </w:rPr>
+      </w:pPr>
+    </w:p>
+    <w:p>
+      <w:pPr>
+        <w:pStyle w:val="BodyText"/>
+        <w:spacing w:before="30"/>
+        <w:rPr>
+          <w:b/>
+        </w:rPr>
+      </w:pPr>
+    </w:p>
+    <w:p>
+      <w:pPr>
+        <w:pStyle w:val="BodyText"/>
+        <w:spacing w:before="30"/>
+        <w:rPr>
+          <w:b/>
+        </w:rPr>
+      </w:pPr>
+    </w:p>
+    <w:p>
+      <w:pPr>
+        <w:pStyle w:val="BodyText"/>
+        <w:spacing w:before="30"/>
+        <w:rPr>
+          <w:b/>
+        </w:rPr>
+      </w:pPr>
+    </w:p>
+    <w:p>
+      <w:pPr>
+        <w:pStyle w:val="BodyText"/>
+        <w:spacing w:before="30"/>
+        <w:rPr>
+          <w:b/>
+        </w:rPr>
+      </w:pPr>
+    </w:p>
+    <w:p>
+      <w:pPr>
+        <w:pStyle w:val="BodyText"/>
+        <w:spacing w:before="30"/>
+        <w:rPr>
+          <w:b/>
+        </w:rPr>
+      </w:pPr>
+    </w:p>
+    <w:p>
+      <w:pPr>
+        <w:pStyle w:val="BodyText"/>
+        <w:spacing w:before="30"/>
+        <w:rPr>
+          <w:b/>
+        </w:rPr>
+      </w:pPr>
+    </w:p>
+    <w:p>
+      <w:pPr>
+        <w:pStyle w:val="BodyText"/>
+        <w:spacing w:before="30"/>
+        <w:rPr>
+          <w:b/>
+        </w:rPr>
+      </w:pPr>
+    </w:p>
+    <w:p>
+      <w:pPr>
+        <w:pStyle w:val="BodyText"/>
+        <w:spacing w:before="30"/>
+        <w:rPr>
+          <w:b/>
+        </w:rPr>
+      </w:pPr>
+    </w:p>
+    <w:p>
+      <w:pPr>
+        <w:pStyle w:val="BodyText"/>
+        <w:spacing w:before="30"/>
+        <w:rPr>
+          <w:b/>
+        </w:rPr>
       </w:pPr>
     </w:p>
     <w:p>
@@ -11607,6 +9136,149 @@
     </w:p>
     <w:p>
       <w:pPr>
+        <w:widowControl/>
+        <w:autoSpaceDE/>
+        <w:autoSpaceDN/>
+        <w:spacing w:before="100" w:beforeAutospacing="1" w:after="100" w:afterAutospacing="1" w:line="360" w:lineRule="auto"/>
+        <w:jc w:val="both"/>
+        <w:rPr>
+          <w:sz w:val="28"/>
+          <w:szCs w:val="28"/>
+        </w:rPr>
+      </w:pPr>
+    </w:p>
+    <w:p>
+      <w:pPr>
+        <w:widowControl/>
+        <w:autoSpaceDE/>
+        <w:autoSpaceDN/>
+        <w:spacing w:before="100" w:beforeAutospacing="1" w:after="100" w:afterAutospacing="1" w:line="360" w:lineRule="auto"/>
+        <w:jc w:val="both"/>
+        <w:rPr>
+          <w:sz w:val="28"/>
+          <w:szCs w:val="28"/>
+        </w:rPr>
+      </w:pPr>
+    </w:p>
+    <w:p>
+      <w:pPr>
+        <w:widowControl/>
+        <w:autoSpaceDE/>
+        <w:autoSpaceDN/>
+        <w:spacing w:before="100" w:beforeAutospacing="1" w:after="100" w:afterAutospacing="1" w:line="360" w:lineRule="auto"/>
+        <w:jc w:val="both"/>
+        <w:rPr>
+          <w:sz w:val="28"/>
+          <w:szCs w:val="28"/>
+        </w:rPr>
+      </w:pPr>
+    </w:p>
+    <w:p>
+      <w:pPr>
+        <w:widowControl/>
+        <w:autoSpaceDE/>
+        <w:autoSpaceDN/>
+        <w:spacing w:before="100" w:beforeAutospacing="1" w:after="100" w:afterAutospacing="1" w:line="360" w:lineRule="auto"/>
+        <w:jc w:val="both"/>
+        <w:rPr>
+          <w:sz w:val="28"/>
+          <w:szCs w:val="28"/>
+        </w:rPr>
+      </w:pPr>
+    </w:p>
+    <w:p>
+      <w:pPr>
+        <w:widowControl/>
+        <w:autoSpaceDE/>
+        <w:autoSpaceDN/>
+        <w:spacing w:before="100" w:beforeAutospacing="1" w:after="100" w:afterAutospacing="1" w:line="360" w:lineRule="auto"/>
+        <w:jc w:val="both"/>
+        <w:rPr>
+          <w:sz w:val="28"/>
+          <w:szCs w:val="28"/>
+        </w:rPr>
+      </w:pPr>
+    </w:p>
+    <w:p>
+      <w:pPr>
+        <w:widowControl/>
+        <w:autoSpaceDE/>
+        <w:autoSpaceDN/>
+        <w:spacing w:before="100" w:beforeAutospacing="1" w:after="100" w:afterAutospacing="1" w:line="360" w:lineRule="auto"/>
+        <w:jc w:val="both"/>
+        <w:rPr>
+          <w:sz w:val="28"/>
+          <w:szCs w:val="28"/>
+        </w:rPr>
+      </w:pPr>
+    </w:p>
+    <w:p>
+      <w:pPr>
+        <w:widowControl/>
+        <w:autoSpaceDE/>
+        <w:autoSpaceDN/>
+        <w:spacing w:before="100" w:beforeAutospacing="1" w:after="100" w:afterAutospacing="1" w:line="360" w:lineRule="auto"/>
+        <w:jc w:val="both"/>
+        <w:rPr>
+          <w:sz w:val="28"/>
+          <w:szCs w:val="28"/>
+        </w:rPr>
+      </w:pPr>
+    </w:p>
+    <w:p>
+      <w:pPr>
+        <w:widowControl/>
+        <w:autoSpaceDE/>
+        <w:autoSpaceDN/>
+        <w:spacing w:before="100" w:beforeAutospacing="1" w:after="100" w:afterAutospacing="1" w:line="360" w:lineRule="auto"/>
+        <w:jc w:val="both"/>
+        <w:rPr>
+          <w:sz w:val="28"/>
+          <w:szCs w:val="28"/>
+        </w:rPr>
+      </w:pPr>
+    </w:p>
+    <w:p>
+      <w:pPr>
+        <w:widowControl/>
+        <w:autoSpaceDE/>
+        <w:autoSpaceDN/>
+        <w:spacing w:before="100" w:beforeAutospacing="1" w:after="100" w:afterAutospacing="1" w:line="360" w:lineRule="auto"/>
+        <w:jc w:val="both"/>
+        <w:rPr>
+          <w:sz w:val="28"/>
+          <w:szCs w:val="28"/>
+        </w:rPr>
+      </w:pPr>
+    </w:p>
+    <w:p>
+      <w:pPr>
+        <w:widowControl/>
+        <w:autoSpaceDE/>
+        <w:autoSpaceDN/>
+        <w:spacing w:before="100" w:beforeAutospacing="1" w:after="100" w:afterAutospacing="1" w:line="360" w:lineRule="auto"/>
+        <w:jc w:val="both"/>
+        <w:rPr>
+          <w:sz w:val="28"/>
+          <w:szCs w:val="28"/>
+        </w:rPr>
+      </w:pPr>
+    </w:p>
+    <w:p>
+      <w:pPr>
+        <w:widowControl/>
+        <w:autoSpaceDE/>
+        <w:autoSpaceDN/>
+        <w:spacing w:before="100" w:beforeAutospacing="1" w:after="100" w:afterAutospacing="1" w:line="360" w:lineRule="auto"/>
+        <w:jc w:val="both"/>
+        <w:rPr>
+          <w:sz w:val="28"/>
+          <w:szCs w:val="28"/>
+        </w:rPr>
+      </w:pPr>
+    </w:p>
+    <w:p>
+      <w:pPr>
         <w:pStyle w:val="Heading1"/>
         <w:spacing w:before="73"/>
         <w:ind w:left="363" w:right="1344"/>
@@ -11625,6 +9297,7 @@
           <w:bCs w:val="0"/>
           <w:szCs w:val="22"/>
         </w:rPr>
+        <w:lastRenderedPageBreak/>
         <w:t>REFERENCES</w:t>
       </w:r>
     </w:p>
@@ -11644,15 +9317,7 @@
           <w:szCs w:val="26"/>
           <w:lang w:val="en-US" w:eastAsia="en-US"/>
         </w:rPr>
-        <w:t>[1</w:t>
-      </w:r>
-      <w:r>
-        <w:rPr>
-          <w:sz w:val="26"/>
-          <w:szCs w:val="26"/>
-          <w:lang w:val="en-US" w:eastAsia="en-US"/>
-        </w:rPr>
-        <w:t xml:space="preserve">] Yue Yin, Stefan Decker (2025), </w:t>
+        <w:t xml:space="preserve">[1] Yue Yin, Stefan Decker (2025), </w:t>
       </w:r>
       <w:r>
         <w:rPr>
@@ -12110,7 +9775,6 @@
           <w:szCs w:val="26"/>
           <w:lang w:val="en-US" w:eastAsia="en-US"/>
         </w:rPr>
-        <w:lastRenderedPageBreak/>
         <w:t xml:space="preserve">[10] Sara </w:t>
       </w:r>
       <w:proofErr w:type="spellStart"/>
@@ -12151,6 +9815,7 @@
       </w:r>
     </w:p>
     <w:sectPr>
+      <w:footerReference w:type="default" r:id="rId23"/>
       <w:pgSz w:w="12240" w:h="15840"/>
       <w:pgMar w:top="1360" w:right="566" w:bottom="920" w:left="1275" w:header="0" w:footer="739" w:gutter="0"/>
       <w:cols w:space="720"/>
@@ -13491,6 +11156,119 @@
     </w:lvl>
   </w:abstractNum>
   <w:abstractNum w:abstractNumId="6" w15:restartNumberingAfterBreak="0">
+    <w:nsid w:val="1A5D2A8C"/>
+    <w:multiLevelType w:val="multilevel"/>
+    <w:tmpl w:val="F83E02FC"/>
+    <w:lvl w:ilvl="0">
+      <w:start w:val="1"/>
+      <w:numFmt w:val="decimal"/>
+      <w:lvlText w:val="%1"/>
+      <w:lvlJc w:val="left"/>
+      <w:pPr>
+        <w:ind w:left="564" w:hanging="564"/>
+      </w:pPr>
+      <w:rPr>
+        <w:rFonts w:hint="default"/>
+      </w:rPr>
+    </w:lvl>
+    <w:lvl w:ilvl="1">
+      <w:start w:val="8"/>
+      <w:numFmt w:val="decimal"/>
+      <w:lvlText w:val="%1.%2"/>
+      <w:lvlJc w:val="left"/>
+      <w:pPr>
+        <w:ind w:left="2004" w:hanging="564"/>
+      </w:pPr>
+      <w:rPr>
+        <w:rFonts w:hint="default"/>
+      </w:rPr>
+    </w:lvl>
+    <w:lvl w:ilvl="2">
+      <w:start w:val="1"/>
+      <w:numFmt w:val="decimal"/>
+      <w:lvlText w:val="%1.%2.%3"/>
+      <w:lvlJc w:val="left"/>
+      <w:pPr>
+        <w:ind w:left="3600" w:hanging="720"/>
+      </w:pPr>
+      <w:rPr>
+        <w:rFonts w:hint="default"/>
+      </w:rPr>
+    </w:lvl>
+    <w:lvl w:ilvl="3">
+      <w:start w:val="1"/>
+      <w:numFmt w:val="decimal"/>
+      <w:lvlText w:val="%1.%2.%3.%4"/>
+      <w:lvlJc w:val="left"/>
+      <w:pPr>
+        <w:ind w:left="5400" w:hanging="1080"/>
+      </w:pPr>
+      <w:rPr>
+        <w:rFonts w:hint="default"/>
+      </w:rPr>
+    </w:lvl>
+    <w:lvl w:ilvl="4">
+      <w:start w:val="1"/>
+      <w:numFmt w:val="decimal"/>
+      <w:lvlText w:val="%1.%2.%3.%4.%5"/>
+      <w:lvlJc w:val="left"/>
+      <w:pPr>
+        <w:ind w:left="6840" w:hanging="1080"/>
+      </w:pPr>
+      <w:rPr>
+        <w:rFonts w:hint="default"/>
+      </w:rPr>
+    </w:lvl>
+    <w:lvl w:ilvl="5">
+      <w:start w:val="1"/>
+      <w:numFmt w:val="decimal"/>
+      <w:lvlText w:val="%1.%2.%3.%4.%5.%6"/>
+      <w:lvlJc w:val="left"/>
+      <w:pPr>
+        <w:ind w:left="8640" w:hanging="1440"/>
+      </w:pPr>
+      <w:rPr>
+        <w:rFonts w:hint="default"/>
+      </w:rPr>
+    </w:lvl>
+    <w:lvl w:ilvl="6">
+      <w:start w:val="1"/>
+      <w:numFmt w:val="decimal"/>
+      <w:lvlText w:val="%1.%2.%3.%4.%5.%6.%7"/>
+      <w:lvlJc w:val="left"/>
+      <w:pPr>
+        <w:ind w:left="10080" w:hanging="1440"/>
+      </w:pPr>
+      <w:rPr>
+        <w:rFonts w:hint="default"/>
+      </w:rPr>
+    </w:lvl>
+    <w:lvl w:ilvl="7">
+      <w:start w:val="1"/>
+      <w:numFmt w:val="decimal"/>
+      <w:lvlText w:val="%1.%2.%3.%4.%5.%6.%7.%8"/>
+      <w:lvlJc w:val="left"/>
+      <w:pPr>
+        <w:ind w:left="11880" w:hanging="1800"/>
+      </w:pPr>
+      <w:rPr>
+        <w:rFonts w:hint="default"/>
+      </w:rPr>
+    </w:lvl>
+    <w:lvl w:ilvl="8">
+      <w:start w:val="1"/>
+      <w:numFmt w:val="decimal"/>
+      <w:lvlText w:val="%1.%2.%3.%4.%5.%6.%7.%8.%9"/>
+      <w:lvlJc w:val="left"/>
+      <w:pPr>
+        <w:ind w:left="13680" w:hanging="2160"/>
+      </w:pPr>
+      <w:rPr>
+        <w:rFonts w:hint="default"/>
+      </w:rPr>
+    </w:lvl>
+  </w:abstractNum>
+  <w:abstractNum w:abstractNumId="7" w15:restartNumberingAfterBreak="0">
     <w:nsid w:val="23216F69"/>
     <w:multiLevelType w:val="hybridMultilevel"/>
     <w:tmpl w:val="CAB8841E"/>
@@ -13612,7 +11390,7 @@
       </w:rPr>
     </w:lvl>
   </w:abstractNum>
-  <w:abstractNum w:abstractNumId="7" w15:restartNumberingAfterBreak="0">
+  <w:abstractNum w:abstractNumId="8" w15:restartNumberingAfterBreak="0">
     <w:nsid w:val="23C44B2F"/>
     <w:multiLevelType w:val="multilevel"/>
     <w:tmpl w:val="F4589A2A"/>
@@ -13752,7 +11530,7 @@
       </w:rPr>
     </w:lvl>
   </w:abstractNum>
-  <w:abstractNum w:abstractNumId="8" w15:restartNumberingAfterBreak="0">
+  <w:abstractNum w:abstractNumId="9" w15:restartNumberingAfterBreak="0">
     <w:nsid w:val="279E251D"/>
     <w:multiLevelType w:val="multilevel"/>
     <w:tmpl w:val="EF38F9A2"/>
@@ -13901,7 +11679,7 @@
       </w:rPr>
     </w:lvl>
   </w:abstractNum>
-  <w:abstractNum w:abstractNumId="9" w15:restartNumberingAfterBreak="0">
+  <w:abstractNum w:abstractNumId="10" w15:restartNumberingAfterBreak="0">
     <w:nsid w:val="27D66FE1"/>
     <w:multiLevelType w:val="hybridMultilevel"/>
     <w:tmpl w:val="C97643A4"/>
@@ -14023,7 +11801,7 @@
       </w:rPr>
     </w:lvl>
   </w:abstractNum>
-  <w:abstractNum w:abstractNumId="10" w15:restartNumberingAfterBreak="0">
+  <w:abstractNum w:abstractNumId="11" w15:restartNumberingAfterBreak="0">
     <w:nsid w:val="28697606"/>
     <w:multiLevelType w:val="hybridMultilevel"/>
     <w:tmpl w:val="3EA6B08C"/>
@@ -14163,7 +11941,7 @@
       </w:rPr>
     </w:lvl>
   </w:abstractNum>
-  <w:abstractNum w:abstractNumId="11" w15:restartNumberingAfterBreak="0">
+  <w:abstractNum w:abstractNumId="12" w15:restartNumberingAfterBreak="0">
     <w:nsid w:val="2B4E1C68"/>
     <w:multiLevelType w:val="hybridMultilevel"/>
     <w:tmpl w:val="E80243AC"/>
@@ -14303,7 +12081,7 @@
       </w:rPr>
     </w:lvl>
   </w:abstractNum>
-  <w:abstractNum w:abstractNumId="12" w15:restartNumberingAfterBreak="0">
+  <w:abstractNum w:abstractNumId="13" w15:restartNumberingAfterBreak="0">
     <w:nsid w:val="2D3803AA"/>
     <w:multiLevelType w:val="multilevel"/>
     <w:tmpl w:val="675816CC"/>
@@ -14452,7 +12230,7 @@
       </w:rPr>
     </w:lvl>
   </w:abstractNum>
-  <w:abstractNum w:abstractNumId="13" w15:restartNumberingAfterBreak="0">
+  <w:abstractNum w:abstractNumId="14" w15:restartNumberingAfterBreak="0">
     <w:nsid w:val="2E5819DB"/>
     <w:multiLevelType w:val="multilevel"/>
     <w:tmpl w:val="E8302A72"/>
@@ -14585,7 +12363,7 @@
       </w:rPr>
     </w:lvl>
   </w:abstractNum>
-  <w:abstractNum w:abstractNumId="14" w15:restartNumberingAfterBreak="0">
+  <w:abstractNum w:abstractNumId="15" w15:restartNumberingAfterBreak="0">
     <w:nsid w:val="2ED27CC8"/>
     <w:multiLevelType w:val="multilevel"/>
     <w:tmpl w:val="A59AA1B4"/>
@@ -14708,7 +12486,7 @@
       </w:rPr>
     </w:lvl>
   </w:abstractNum>
-  <w:abstractNum w:abstractNumId="15" w15:restartNumberingAfterBreak="0">
+  <w:abstractNum w:abstractNumId="16" w15:restartNumberingAfterBreak="0">
     <w:nsid w:val="31554766"/>
     <w:multiLevelType w:val="multilevel"/>
     <w:tmpl w:val="C86EA04E"/>
@@ -14821,7 +12599,7 @@
       </w:pPr>
     </w:lvl>
   </w:abstractNum>
-  <w:abstractNum w:abstractNumId="16" w15:restartNumberingAfterBreak="0">
+  <w:abstractNum w:abstractNumId="17" w15:restartNumberingAfterBreak="0">
     <w:nsid w:val="343D33DF"/>
     <w:multiLevelType w:val="multilevel"/>
     <w:tmpl w:val="83B09F94"/>
@@ -14934,7 +12712,7 @@
       </w:pPr>
     </w:lvl>
   </w:abstractNum>
-  <w:abstractNum w:abstractNumId="17" w15:restartNumberingAfterBreak="0">
+  <w:abstractNum w:abstractNumId="18" w15:restartNumberingAfterBreak="0">
     <w:nsid w:val="37BD11C0"/>
     <w:multiLevelType w:val="multilevel"/>
     <w:tmpl w:val="242AB934"/>
@@ -15058,7 +12836,7 @@
       </w:rPr>
     </w:lvl>
   </w:abstractNum>
-  <w:abstractNum w:abstractNumId="18" w15:restartNumberingAfterBreak="0">
+  <w:abstractNum w:abstractNumId="19" w15:restartNumberingAfterBreak="0">
     <w:nsid w:val="38EE531C"/>
     <w:multiLevelType w:val="multilevel"/>
     <w:tmpl w:val="5CBACDA2"/>
@@ -15207,7 +12985,7 @@
       </w:rPr>
     </w:lvl>
   </w:abstractNum>
-  <w:abstractNum w:abstractNumId="19" w15:restartNumberingAfterBreak="0">
+  <w:abstractNum w:abstractNumId="20" w15:restartNumberingAfterBreak="0">
     <w:nsid w:val="3BCA749D"/>
     <w:multiLevelType w:val="multilevel"/>
     <w:tmpl w:val="FD60151A"/>
@@ -15356,7 +13134,7 @@
       </w:rPr>
     </w:lvl>
   </w:abstractNum>
-  <w:abstractNum w:abstractNumId="20" w15:restartNumberingAfterBreak="0">
+  <w:abstractNum w:abstractNumId="21" w15:restartNumberingAfterBreak="0">
     <w:nsid w:val="3F10122F"/>
     <w:multiLevelType w:val="multilevel"/>
     <w:tmpl w:val="7DF24068"/>
@@ -15505,7 +13283,7 @@
       </w:rPr>
     </w:lvl>
   </w:abstractNum>
-  <w:abstractNum w:abstractNumId="21" w15:restartNumberingAfterBreak="0">
+  <w:abstractNum w:abstractNumId="22" w15:restartNumberingAfterBreak="0">
     <w:nsid w:val="3FF4427F"/>
     <w:multiLevelType w:val="hybridMultilevel"/>
     <w:tmpl w:val="666CDAAC"/>
@@ -15618,7 +13396,7 @@
       </w:rPr>
     </w:lvl>
   </w:abstractNum>
-  <w:abstractNum w:abstractNumId="22" w15:restartNumberingAfterBreak="0">
+  <w:abstractNum w:abstractNumId="23" w15:restartNumberingAfterBreak="0">
     <w:nsid w:val="48731877"/>
     <w:multiLevelType w:val="hybridMultilevel"/>
     <w:tmpl w:val="63C4F3C0"/>
@@ -15739,7 +13517,7 @@
       </w:rPr>
     </w:lvl>
   </w:abstractNum>
-  <w:abstractNum w:abstractNumId="23" w15:restartNumberingAfterBreak="0">
+  <w:abstractNum w:abstractNumId="24" w15:restartNumberingAfterBreak="0">
     <w:nsid w:val="4C17592A"/>
     <w:multiLevelType w:val="multilevel"/>
     <w:tmpl w:val="96AA9CD6"/>
@@ -15888,7 +13666,7 @@
       </w:rPr>
     </w:lvl>
   </w:abstractNum>
-  <w:abstractNum w:abstractNumId="24" w15:restartNumberingAfterBreak="0">
+  <w:abstractNum w:abstractNumId="25" w15:restartNumberingAfterBreak="0">
     <w:nsid w:val="4F1941FB"/>
     <w:multiLevelType w:val="multilevel"/>
     <w:tmpl w:val="25BCEE66"/>
@@ -16020,7 +13798,7 @@
       </w:rPr>
     </w:lvl>
   </w:abstractNum>
-  <w:abstractNum w:abstractNumId="25" w15:restartNumberingAfterBreak="0">
+  <w:abstractNum w:abstractNumId="26" w15:restartNumberingAfterBreak="0">
     <w:nsid w:val="56DC7FAC"/>
     <w:multiLevelType w:val="hybridMultilevel"/>
     <w:tmpl w:val="7C58D1A0"/>
@@ -16141,7 +13919,7 @@
       </w:rPr>
     </w:lvl>
   </w:abstractNum>
-  <w:abstractNum w:abstractNumId="26" w15:restartNumberingAfterBreak="0">
+  <w:abstractNum w:abstractNumId="27" w15:restartNumberingAfterBreak="0">
     <w:nsid w:val="57371A77"/>
     <w:multiLevelType w:val="multilevel"/>
     <w:tmpl w:val="6C022098"/>
@@ -16264,7 +14042,7 @@
       </w:rPr>
     </w:lvl>
   </w:abstractNum>
-  <w:abstractNum w:abstractNumId="27" w15:restartNumberingAfterBreak="0">
+  <w:abstractNum w:abstractNumId="28" w15:restartNumberingAfterBreak="0">
     <w:nsid w:val="59234E90"/>
     <w:multiLevelType w:val="hybridMultilevel"/>
     <w:tmpl w:val="49826440"/>
@@ -16385,7 +14163,120 @@
       </w:rPr>
     </w:lvl>
   </w:abstractNum>
-  <w:abstractNum w:abstractNumId="28" w15:restartNumberingAfterBreak="0">
+  <w:abstractNum w:abstractNumId="29" w15:restartNumberingAfterBreak="0">
+    <w:nsid w:val="59282F8A"/>
+    <w:multiLevelType w:val="multilevel"/>
+    <w:tmpl w:val="07B65412"/>
+    <w:lvl w:ilvl="0">
+      <w:start w:val="1"/>
+      <w:numFmt w:val="decimal"/>
+      <w:lvlText w:val="%1"/>
+      <w:lvlJc w:val="left"/>
+      <w:pPr>
+        <w:ind w:left="576" w:hanging="576"/>
+      </w:pPr>
+      <w:rPr>
+        <w:rFonts w:hint="default"/>
+      </w:rPr>
+    </w:lvl>
+    <w:lvl w:ilvl="1">
+      <w:start w:val="7"/>
+      <w:numFmt w:val="decimal"/>
+      <w:lvlText w:val="%1.%2"/>
+      <w:lvlJc w:val="left"/>
+      <w:pPr>
+        <w:ind w:left="1416" w:hanging="576"/>
+      </w:pPr>
+      <w:rPr>
+        <w:rFonts w:hint="default"/>
+      </w:rPr>
+    </w:lvl>
+    <w:lvl w:ilvl="2">
+      <w:start w:val="3"/>
+      <w:numFmt w:val="decimal"/>
+      <w:lvlText w:val="%1.%2.%3"/>
+      <w:lvlJc w:val="left"/>
+      <w:pPr>
+        <w:ind w:left="2400" w:hanging="720"/>
+      </w:pPr>
+      <w:rPr>
+        <w:rFonts w:hint="default"/>
+      </w:rPr>
+    </w:lvl>
+    <w:lvl w:ilvl="3">
+      <w:start w:val="1"/>
+      <w:numFmt w:val="decimal"/>
+      <w:lvlText w:val="%1.%2.%3.%4"/>
+      <w:lvlJc w:val="left"/>
+      <w:pPr>
+        <w:ind w:left="3600" w:hanging="1080"/>
+      </w:pPr>
+      <w:rPr>
+        <w:rFonts w:hint="default"/>
+      </w:rPr>
+    </w:lvl>
+    <w:lvl w:ilvl="4">
+      <w:start w:val="1"/>
+      <w:numFmt w:val="decimal"/>
+      <w:lvlText w:val="%1.%2.%3.%4.%5"/>
+      <w:lvlJc w:val="left"/>
+      <w:pPr>
+        <w:ind w:left="4440" w:hanging="1080"/>
+      </w:pPr>
+      <w:rPr>
+        <w:rFonts w:hint="default"/>
+      </w:rPr>
+    </w:lvl>
+    <w:lvl w:ilvl="5">
+      <w:start w:val="1"/>
+      <w:numFmt w:val="decimal"/>
+      <w:lvlText w:val="%1.%2.%3.%4.%5.%6"/>
+      <w:lvlJc w:val="left"/>
+      <w:pPr>
+        <w:ind w:left="5640" w:hanging="1440"/>
+      </w:pPr>
+      <w:rPr>
+        <w:rFonts w:hint="default"/>
+      </w:rPr>
+    </w:lvl>
+    <w:lvl w:ilvl="6">
+      <w:start w:val="1"/>
+      <w:numFmt w:val="decimal"/>
+      <w:lvlText w:val="%1.%2.%3.%4.%5.%6.%7"/>
+      <w:lvlJc w:val="left"/>
+      <w:pPr>
+        <w:ind w:left="6480" w:hanging="1440"/>
+      </w:pPr>
+      <w:rPr>
+        <w:rFonts w:hint="default"/>
+      </w:rPr>
+    </w:lvl>
+    <w:lvl w:ilvl="7">
+      <w:start w:val="1"/>
+      <w:numFmt w:val="decimal"/>
+      <w:lvlText w:val="%1.%2.%3.%4.%5.%6.%7.%8"/>
+      <w:lvlJc w:val="left"/>
+      <w:pPr>
+        <w:ind w:left="7680" w:hanging="1800"/>
+      </w:pPr>
+      <w:rPr>
+        <w:rFonts w:hint="default"/>
+      </w:rPr>
+    </w:lvl>
+    <w:lvl w:ilvl="8">
+      <w:start w:val="1"/>
+      <w:numFmt w:val="decimal"/>
+      <w:lvlText w:val="%1.%2.%3.%4.%5.%6.%7.%8.%9"/>
+      <w:lvlJc w:val="left"/>
+      <w:pPr>
+        <w:ind w:left="8880" w:hanging="2160"/>
+      </w:pPr>
+      <w:rPr>
+        <w:rFonts w:hint="default"/>
+      </w:rPr>
+    </w:lvl>
+  </w:abstractNum>
+  <w:abstractNum w:abstractNumId="30" w15:restartNumberingAfterBreak="0">
     <w:nsid w:val="5F7C6822"/>
     <w:multiLevelType w:val="multilevel"/>
     <w:tmpl w:val="B7F23AB6"/>
@@ -16526,7 +14417,7 @@
       </w:rPr>
     </w:lvl>
   </w:abstractNum>
-  <w:abstractNum w:abstractNumId="29" w15:restartNumberingAfterBreak="0">
+  <w:abstractNum w:abstractNumId="31" w15:restartNumberingAfterBreak="0">
     <w:nsid w:val="61B11615"/>
     <w:multiLevelType w:val="hybridMultilevel"/>
     <w:tmpl w:val="3E665114"/>
@@ -16666,7 +14557,7 @@
       </w:rPr>
     </w:lvl>
   </w:abstractNum>
-  <w:abstractNum w:abstractNumId="30" w15:restartNumberingAfterBreak="0">
+  <w:abstractNum w:abstractNumId="32" w15:restartNumberingAfterBreak="0">
     <w:nsid w:val="634C1679"/>
     <w:multiLevelType w:val="multilevel"/>
     <w:tmpl w:val="B00E7E36"/>
@@ -16779,7 +14670,7 @@
       </w:pPr>
     </w:lvl>
   </w:abstractNum>
-  <w:abstractNum w:abstractNumId="31" w15:restartNumberingAfterBreak="0">
+  <w:abstractNum w:abstractNumId="33" w15:restartNumberingAfterBreak="0">
     <w:nsid w:val="64EC07BD"/>
     <w:multiLevelType w:val="multilevel"/>
     <w:tmpl w:val="B2E205D8"/>
@@ -16912,7 +14803,7 @@
       </w:rPr>
     </w:lvl>
   </w:abstractNum>
-  <w:abstractNum w:abstractNumId="32" w15:restartNumberingAfterBreak="0">
+  <w:abstractNum w:abstractNumId="34" w15:restartNumberingAfterBreak="0">
     <w:nsid w:val="6E2E3BB6"/>
     <w:multiLevelType w:val="multilevel"/>
     <w:tmpl w:val="E87C83AA"/>
@@ -17025,7 +14916,7 @@
       </w:pPr>
     </w:lvl>
   </w:abstractNum>
-  <w:abstractNum w:abstractNumId="33" w15:restartNumberingAfterBreak="0">
+  <w:abstractNum w:abstractNumId="35" w15:restartNumberingAfterBreak="0">
     <w:nsid w:val="6EB43C1D"/>
     <w:multiLevelType w:val="multilevel"/>
     <w:tmpl w:val="7B10AAFA"/>
@@ -17167,7 +15058,7 @@
       </w:rPr>
     </w:lvl>
   </w:abstractNum>
-  <w:abstractNum w:abstractNumId="34" w15:restartNumberingAfterBreak="0">
+  <w:abstractNum w:abstractNumId="36" w15:restartNumberingAfterBreak="0">
     <w:nsid w:val="710F107B"/>
     <w:multiLevelType w:val="hybridMultilevel"/>
     <w:tmpl w:val="E4B20A4C"/>
@@ -17288,7 +15179,7 @@
       </w:rPr>
     </w:lvl>
   </w:abstractNum>
-  <w:abstractNum w:abstractNumId="35" w15:restartNumberingAfterBreak="0">
+  <w:abstractNum w:abstractNumId="37" w15:restartNumberingAfterBreak="0">
     <w:nsid w:val="7438630E"/>
     <w:multiLevelType w:val="multilevel"/>
     <w:tmpl w:val="C498716E"/>
@@ -17401,7 +15292,7 @@
       </w:rPr>
     </w:lvl>
   </w:abstractNum>
-  <w:abstractNum w:abstractNumId="36" w15:restartNumberingAfterBreak="0">
+  <w:abstractNum w:abstractNumId="38" w15:restartNumberingAfterBreak="0">
     <w:nsid w:val="767D5DE1"/>
     <w:multiLevelType w:val="multilevel"/>
     <w:tmpl w:val="9BA47944"/>
@@ -17550,7 +15441,7 @@
       </w:rPr>
     </w:lvl>
   </w:abstractNum>
-  <w:abstractNum w:abstractNumId="37" w15:restartNumberingAfterBreak="0">
+  <w:abstractNum w:abstractNumId="39" w15:restartNumberingAfterBreak="0">
     <w:nsid w:val="7F842F4B"/>
     <w:multiLevelType w:val="multilevel"/>
     <w:tmpl w:val="FA5C2128"/>
@@ -17671,7 +15562,7 @@
     <w:abstractNumId w:val="1"/>
   </w:num>
   <w:num w:numId="2">
-    <w:abstractNumId w:val="6"/>
+    <w:abstractNumId w:val="7"/>
   </w:num>
   <w:num w:numId="3">
     <w:abstractNumId w:val="2"/>
@@ -17680,106 +15571,112 @@
     <w:abstractNumId w:val="4"/>
   </w:num>
   <w:num w:numId="5">
-    <w:abstractNumId w:val="27"/>
+    <w:abstractNumId w:val="28"/>
   </w:num>
   <w:num w:numId="6">
-    <w:abstractNumId w:val="34"/>
+    <w:abstractNumId w:val="36"/>
   </w:num>
   <w:num w:numId="7">
-    <w:abstractNumId w:val="25"/>
+    <w:abstractNumId w:val="26"/>
   </w:num>
   <w:num w:numId="8">
-    <w:abstractNumId w:val="31"/>
+    <w:abstractNumId w:val="33"/>
   </w:num>
   <w:num w:numId="9">
-    <w:abstractNumId w:val="13"/>
+    <w:abstractNumId w:val="14"/>
   </w:num>
   <w:num w:numId="10">
-    <w:abstractNumId w:val="28"/>
+    <w:abstractNumId w:val="30"/>
   </w:num>
   <w:num w:numId="11">
-    <w:abstractNumId w:val="33"/>
+    <w:abstractNumId w:val="35"/>
   </w:num>
   <w:num w:numId="12">
-    <w:abstractNumId w:val="9"/>
+    <w:abstractNumId w:val="10"/>
   </w:num>
   <w:num w:numId="13">
     <w:abstractNumId w:val="0"/>
   </w:num>
   <w:num w:numId="14">
-    <w:abstractNumId w:val="26"/>
+    <w:abstractNumId w:val="27"/>
   </w:num>
   <w:num w:numId="15">
-    <w:abstractNumId w:val="22"/>
+    <w:abstractNumId w:val="23"/>
   </w:num>
   <w:num w:numId="16">
     <w:abstractNumId w:val="3"/>
   </w:num>
   <w:num w:numId="17">
-    <w:abstractNumId w:val="7"/>
+    <w:abstractNumId w:val="8"/>
   </w:num>
   <w:num w:numId="18">
-    <w:abstractNumId w:val="14"/>
+    <w:abstractNumId w:val="15"/>
   </w:num>
   <w:num w:numId="19">
-    <w:abstractNumId w:val="23"/>
+    <w:abstractNumId w:val="24"/>
   </w:num>
   <w:num w:numId="20">
-    <w:abstractNumId w:val="24"/>
+    <w:abstractNumId w:val="25"/>
   </w:num>
   <w:num w:numId="21">
+    <w:abstractNumId w:val="18"/>
+  </w:num>
+  <w:num w:numId="22">
+    <w:abstractNumId w:val="16"/>
+  </w:num>
+  <w:num w:numId="23">
+    <w:abstractNumId w:val="19"/>
+  </w:num>
+  <w:num w:numId="24">
+    <w:abstractNumId w:val="20"/>
+  </w:num>
+  <w:num w:numId="25">
+    <w:abstractNumId w:val="38"/>
+  </w:num>
+  <w:num w:numId="26">
+    <w:abstractNumId w:val="22"/>
+  </w:num>
+  <w:num w:numId="27">
+    <w:abstractNumId w:val="32"/>
+  </w:num>
+  <w:num w:numId="28">
+    <w:abstractNumId w:val="9"/>
+  </w:num>
+  <w:num w:numId="29">
+    <w:abstractNumId w:val="13"/>
+  </w:num>
+  <w:num w:numId="30">
+    <w:abstractNumId w:val="39"/>
+  </w:num>
+  <w:num w:numId="31">
     <w:abstractNumId w:val="17"/>
   </w:num>
-  <w:num w:numId="22">
-    <w:abstractNumId w:val="15"/>
-  </w:num>
-  <w:num w:numId="23">
-    <w:abstractNumId w:val="18"/>
-  </w:num>
-  <w:num w:numId="24">
-    <w:abstractNumId w:val="19"/>
-  </w:num>
-  <w:num w:numId="25">
-    <w:abstractNumId w:val="36"/>
-  </w:num>
-  <w:num w:numId="26">
+  <w:num w:numId="32">
     <w:abstractNumId w:val="21"/>
   </w:num>
-  <w:num w:numId="27">
-    <w:abstractNumId w:val="30"/>
-  </w:num>
-  <w:num w:numId="28">
-    <w:abstractNumId w:val="8"/>
-  </w:num>
-  <w:num w:numId="29">
-    <w:abstractNumId w:val="12"/>
-  </w:num>
-  <w:num w:numId="30">
+  <w:num w:numId="33">
     <w:abstractNumId w:val="37"/>
   </w:num>
-  <w:num w:numId="31">
-    <w:abstractNumId w:val="16"/>
-  </w:num>
-  <w:num w:numId="32">
-    <w:abstractNumId w:val="20"/>
-  </w:num>
-  <w:num w:numId="33">
-    <w:abstractNumId w:val="35"/>
-  </w:num>
   <w:num w:numId="34">
-    <w:abstractNumId w:val="32"/>
+    <w:abstractNumId w:val="34"/>
   </w:num>
   <w:num w:numId="35">
-    <w:abstractNumId w:val="10"/>
+    <w:abstractNumId w:val="11"/>
   </w:num>
   <w:num w:numId="36">
-    <w:abstractNumId w:val="29"/>
+    <w:abstractNumId w:val="31"/>
   </w:num>
   <w:num w:numId="37">
-    <w:abstractNumId w:val="11"/>
+    <w:abstractNumId w:val="12"/>
   </w:num>
   <w:num w:numId="38">
     <w:abstractNumId w:val="5"/>
+  </w:num>
+  <w:num w:numId="39">
+    <w:abstractNumId w:val="29"/>
+  </w:num>
+  <w:num w:numId="40">
+    <w:abstractNumId w:val="6"/>
   </w:num>
 </w:numbering>
 </file>
@@ -17825,7 +15722,7 @@
     <w:lsdException w:name="index 9" w:semiHidden="1" w:unhideWhenUsed="1"/>
     <w:lsdException w:name="toc 1" w:semiHidden="1" w:uiPriority="39" w:unhideWhenUsed="1"/>
     <w:lsdException w:name="toc 2" w:semiHidden="1" w:uiPriority="39" w:unhideWhenUsed="1"/>
-    <w:lsdException w:name="toc 3" w:semiHidden="1" w:uiPriority="39" w:unhideWhenUsed="1"/>
+    <w:lsdException w:name="toc 3" w:semiHidden="1" w:uiPriority="1" w:unhideWhenUsed="1" w:qFormat="1"/>
     <w:lsdException w:name="toc 4" w:semiHidden="1" w:uiPriority="39" w:unhideWhenUsed="1"/>
     <w:lsdException w:name="toc 5" w:semiHidden="1" w:uiPriority="39" w:unhideWhenUsed="1"/>
     <w:lsdException w:name="toc 6" w:semiHidden="1" w:uiPriority="39" w:unhideWhenUsed="1"/>
@@ -18223,6 +16120,7 @@
   <w:style w:type="character" w:default="1" w:styleId="DefaultParagraphFont">
     <w:name w:val="Default Paragraph Font"/>
     <w:uiPriority w:val="1"/>
+    <w:semiHidden/>
     <w:unhideWhenUsed/>
   </w:style>
   <w:style w:type="table" w:default="1" w:styleId="TableNormal">

--- a/Phase 1/LLM Phase 1.docx
+++ b/Phase 1/LLM Phase 1.docx
@@ -845,7 +845,7 @@
           <w:b/>
           <w:sz w:val="28"/>
         </w:rPr>
-        <w:t>NOV</w:t>
+        <w:t>OCTOBER</w:t>
       </w:r>
       <w:r>
         <w:rPr>
@@ -2330,39 +2330,66 @@
       <w:pPr>
         <w:pStyle w:val="BodyText"/>
         <w:spacing w:line="249" w:lineRule="auto"/>
-        <w:ind w:left="453" w:right="565" w:firstLine="2021"/>
+        <w:ind w:left="453" w:right="565"/>
         <w:jc w:val="both"/>
       </w:pPr>
       <w:r>
+        <w:t xml:space="preserve">        </w:t>
+      </w:r>
+      <w:r>
         <w:t xml:space="preserve">I extend our warmest thanks to my </w:t>
       </w:r>
       <w:r>
         <w:rPr>
           <w:b/>
         </w:rPr>
-        <w:t xml:space="preserve">INTERNAL GUIDE, </w:t>
+        <w:t xml:space="preserve">INTERNAL </w:t>
+      </w:r>
+      <w:proofErr w:type="gramStart"/>
+      <w:r>
+        <w:rPr>
+          <w:b/>
+        </w:rPr>
+        <w:t xml:space="preserve">GUIDE, </w:t>
+      </w:r>
+      <w:r>
+        <w:rPr>
+          <w:b/>
+        </w:rPr>
+        <w:t xml:space="preserve"> </w:t>
+      </w:r>
+      <w:r>
+        <w:rPr>
+          <w:b/>
+        </w:rPr>
+        <w:t>Dr.</w:t>
+      </w:r>
+      <w:proofErr w:type="gramEnd"/>
+      <w:r>
+        <w:rPr>
+          <w:b/>
+        </w:rPr>
+        <w:t xml:space="preserve"> S. Thirumal </w:t>
       </w:r>
       <w:proofErr w:type="spellStart"/>
       <w:r>
         <w:rPr>
           <w:b/>
         </w:rPr>
-        <w:t>Dr.</w:t>
-      </w:r>
-      <w:proofErr w:type="gramStart"/>
-      <w:r>
-        <w:rPr>
-          <w:b/>
-        </w:rPr>
-        <w:t>R.ANANDAN</w:t>
+        <w:t>M.</w:t>
+      </w:r>
+      <w:r>
+        <w:rPr>
+          <w:b/>
+        </w:rPr>
+        <w:t>Tech</w:t>
       </w:r>
       <w:proofErr w:type="spellEnd"/>
-      <w:proofErr w:type="gramEnd"/>
-      <w:r>
-        <w:rPr>
-          <w:b/>
-        </w:rPr>
-        <w:t xml:space="preserve"> M.S, Ph.D., </w:t>
+      <w:r>
+        <w:rPr>
+          <w:b/>
+        </w:rPr>
+        <w:t xml:space="preserve">, Ph.D., </w:t>
       </w:r>
       <w:r>
         <w:t xml:space="preserve">who has patiently guided and provided us with invaluable advice and help. I am thankful to my Project Coordinator </w:t>
@@ -2911,7 +2938,7 @@
                 <w:spacing w:val="-10"/>
                 <w:sz w:val="28"/>
               </w:rPr>
-              <w:t>1</w:t>
+              <w:t>9</w:t>
             </w:r>
           </w:p>
         </w:tc>
@@ -2978,7 +3005,7 @@
                 <w:spacing w:val="-10"/>
                 <w:sz w:val="28"/>
               </w:rPr>
-              <w:t>1</w:t>
+              <w:t>9</w:t>
             </w:r>
           </w:p>
         </w:tc>
@@ -3047,6 +3074,12 @@
                 <w:sz w:val="28"/>
               </w:rPr>
             </w:pPr>
+            <w:r>
+              <w:rPr>
+                <w:sz w:val="28"/>
+              </w:rPr>
+              <w:t>9</w:t>
+            </w:r>
           </w:p>
         </w:tc>
       </w:tr>
@@ -3114,6 +3147,23 @@
               </w:rPr>
             </w:pPr>
           </w:p>
+          <w:p>
+            <w:pPr>
+              <w:pStyle w:val="TableParagraph"/>
+              <w:spacing w:before="1"/>
+              <w:ind w:right="190"/>
+              <w:jc w:val="right"/>
+              <w:rPr>
+                <w:sz w:val="28"/>
+              </w:rPr>
+            </w:pPr>
+            <w:r>
+              <w:rPr>
+                <w:sz w:val="28"/>
+              </w:rPr>
+              <w:t>10</w:t>
+            </w:r>
+          </w:p>
         </w:tc>
       </w:tr>
       <w:tr>
@@ -3173,6 +3223,23 @@
               </w:rPr>
             </w:pPr>
           </w:p>
+          <w:p>
+            <w:pPr>
+              <w:pStyle w:val="TableParagraph"/>
+              <w:spacing w:before="1"/>
+              <w:ind w:right="190"/>
+              <w:jc w:val="right"/>
+              <w:rPr>
+                <w:sz w:val="28"/>
+              </w:rPr>
+            </w:pPr>
+            <w:r>
+              <w:rPr>
+                <w:sz w:val="28"/>
+              </w:rPr>
+              <w:t>10</w:t>
+            </w:r>
+          </w:p>
         </w:tc>
       </w:tr>
       <w:tr>
@@ -3265,6 +3332,23 @@
               </w:rPr>
             </w:pPr>
           </w:p>
+          <w:p>
+            <w:pPr>
+              <w:pStyle w:val="TableParagraph"/>
+              <w:spacing w:before="1"/>
+              <w:ind w:right="190"/>
+              <w:jc w:val="right"/>
+              <w:rPr>
+                <w:sz w:val="28"/>
+              </w:rPr>
+            </w:pPr>
+            <w:r>
+              <w:rPr>
+                <w:sz w:val="28"/>
+              </w:rPr>
+              <w:t>11</w:t>
+            </w:r>
+          </w:p>
         </w:tc>
       </w:tr>
       <w:tr>
@@ -3345,17 +3429,15 @@
             <w:pPr>
               <w:pStyle w:val="TableParagraph"/>
               <w:spacing w:before="154"/>
-              <w:ind w:left="692"/>
               <w:rPr>
                 <w:sz w:val="28"/>
               </w:rPr>
             </w:pPr>
             <w:r>
               <w:rPr>
-                <w:spacing w:val="-10"/>
                 <w:sz w:val="28"/>
               </w:rPr>
-              <w:t>9</w:t>
+              <w:t xml:space="preserve">        12</w:t>
             </w:r>
           </w:p>
         </w:tc>
@@ -3427,8 +3509,6 @@
               </w:rPr>
               <w:t>Objective</w:t>
             </w:r>
-            <w:bookmarkStart w:id="4" w:name="_GoBack"/>
-            <w:bookmarkEnd w:id="4"/>
           </w:p>
         </w:tc>
         <w:tc>
@@ -3439,17 +3519,15 @@
             <w:pPr>
               <w:pStyle w:val="TableParagraph"/>
               <w:spacing w:before="233"/>
-              <w:ind w:left="692"/>
               <w:rPr>
                 <w:sz w:val="28"/>
               </w:rPr>
             </w:pPr>
             <w:r>
               <w:rPr>
-                <w:spacing w:val="-10"/>
                 <w:sz w:val="28"/>
               </w:rPr>
-              <w:t>9</w:t>
+              <w:t xml:space="preserve">        12</w:t>
             </w:r>
           </w:p>
         </w:tc>
@@ -3516,7 +3594,14 @@
                 <w:spacing w:val="-5"/>
                 <w:sz w:val="28"/>
               </w:rPr>
-              <w:t>10</w:t>
+              <w:t>1</w:t>
+            </w:r>
+            <w:r>
+              <w:rPr>
+                <w:spacing w:val="-5"/>
+                <w:sz w:val="28"/>
+              </w:rPr>
+              <w:t>2</w:t>
             </w:r>
           </w:p>
         </w:tc>
@@ -3571,6 +3656,13 @@
                 <w:sz w:val="28"/>
               </w:rPr>
             </w:pPr>
+            <w:r>
+              <w:rPr>
+                <w:spacing w:val="-5"/>
+                <w:sz w:val="28"/>
+              </w:rPr>
+              <w:t xml:space="preserve">         13</w:t>
+            </w:r>
           </w:p>
         </w:tc>
       </w:tr>
@@ -3624,6 +3716,13 @@
                 <w:sz w:val="28"/>
               </w:rPr>
             </w:pPr>
+            <w:r>
+              <w:rPr>
+                <w:spacing w:val="-5"/>
+                <w:sz w:val="28"/>
+              </w:rPr>
+              <w:t xml:space="preserve">         13</w:t>
+            </w:r>
           </w:p>
         </w:tc>
       </w:tr>
@@ -3660,31 +3759,7 @@
               <w:rPr>
                 <w:sz w:val="28"/>
               </w:rPr>
-              <w:t xml:space="preserve">                        1.7.</w:t>
-            </w:r>
-            <w:r>
-              <w:rPr>
-                <w:sz w:val="28"/>
-              </w:rPr>
-              <w:t>2</w:t>
-            </w:r>
-            <w:r>
-              <w:rPr>
-                <w:sz w:val="28"/>
-              </w:rPr>
-              <w:t xml:space="preserve"> </w:t>
-            </w:r>
-            <w:r>
-              <w:rPr>
-                <w:sz w:val="28"/>
-              </w:rPr>
-              <w:t>Software R</w:t>
-            </w:r>
-            <w:r>
-              <w:rPr>
-                <w:sz w:val="28"/>
-              </w:rPr>
-              <w:t>equirements</w:t>
+              <w:t xml:space="preserve">                        1.7.2 Software Requirements</w:t>
             </w:r>
           </w:p>
         </w:tc>
@@ -3701,6 +3776,13 @@
                 <w:sz w:val="28"/>
               </w:rPr>
             </w:pPr>
+            <w:r>
+              <w:rPr>
+                <w:spacing w:val="-5"/>
+                <w:sz w:val="28"/>
+              </w:rPr>
+              <w:t xml:space="preserve">         13</w:t>
+            </w:r>
           </w:p>
         </w:tc>
       </w:tr>
@@ -3772,6 +3854,12 @@
             </w:rPr>
             <w:t>nd Technologies Used</w:t>
           </w:r>
+          <w:r>
+            <w:rPr>
+              <w:szCs w:val="22"/>
+            </w:rPr>
+            <w:t xml:space="preserve">                                       14</w:t>
+          </w:r>
         </w:p>
         <w:p>
           <w:pPr>
@@ -3818,7 +3906,13 @@
                 <w:szCs w:val="22"/>
               </w:rPr>
               <w:tab/>
-              <w:t>11</w:t>
+              <w:t>1</w:t>
+            </w:r>
+            <w:r>
+              <w:rPr>
+                <w:szCs w:val="22"/>
+              </w:rPr>
+              <w:t>4</w:t>
             </w:r>
           </w:hyperlink>
         </w:p>
@@ -3841,10 +3935,10 @@
             <w:tab/>
           </w:r>
           <w:r>
-            <w:rPr>
-              <w:spacing w:val="-5"/>
-            </w:rPr>
-            <w:t>11</w:t>
+            <w:t>1</w:t>
+          </w:r>
+          <w:r>
+            <w:t>4</w:t>
           </w:r>
         </w:p>
         <w:p>
@@ -3874,7 +3968,13 @@
               <w:rPr>
                 <w:spacing w:val="-5"/>
               </w:rPr>
-              <w:t>11</w:t>
+              <w:t>1</w:t>
+            </w:r>
+            <w:r>
+              <w:rPr>
+                <w:spacing w:val="-5"/>
+              </w:rPr>
+              <w:t>5</w:t>
             </w:r>
           </w:hyperlink>
         </w:p>
@@ -3901,7 +4001,13 @@
               <w:rPr>
                 <w:spacing w:val="-5"/>
               </w:rPr>
-              <w:t>12</w:t>
+              <w:t>1</w:t>
+            </w:r>
+            <w:r>
+              <w:rPr>
+                <w:spacing w:val="-5"/>
+              </w:rPr>
+              <w:t>6</w:t>
             </w:r>
           </w:hyperlink>
         </w:p>
@@ -3945,7 +4051,14 @@
               <w:b w:val="0"/>
               <w:spacing w:val="-5"/>
             </w:rPr>
-            <w:t>13</w:t>
+            <w:t>1</w:t>
+          </w:r>
+          <w:r>
+            <w:rPr>
+              <w:b w:val="0"/>
+              <w:spacing w:val="-5"/>
+            </w:rPr>
+            <w:t>7</w:t>
           </w:r>
         </w:p>
         <w:p>
@@ -3975,9 +4088,15 @@
               <w:rPr>
                 <w:spacing w:val="-5"/>
               </w:rPr>
-              <w:t>13</w:t>
+              <w:t>1</w:t>
             </w:r>
           </w:hyperlink>
+          <w:r>
+            <w:rPr>
+              <w:spacing w:val="-5"/>
+            </w:rPr>
+            <w:t>7</w:t>
+          </w:r>
         </w:p>
         <w:p>
           <w:pPr>
@@ -4019,9 +4138,607 @@
               <w:rPr>
                 <w:spacing w:val="-5"/>
               </w:rPr>
-              <w:t>13</w:t>
+              <w:t>1</w:t>
+            </w:r>
+            <w:r>
+              <w:rPr>
+                <w:spacing w:val="-5"/>
+              </w:rPr>
+              <w:t>7</w:t>
             </w:r>
           </w:hyperlink>
+        </w:p>
+        <w:p>
+          <w:pPr>
+            <w:pStyle w:val="TOC1"/>
+            <w:numPr>
+              <w:ilvl w:val="0"/>
+              <w:numId w:val="19"/>
+            </w:numPr>
+            <w:tabs>
+              <w:tab w:val="left" w:pos="2326"/>
+              <w:tab w:val="right" w:pos="9807"/>
+            </w:tabs>
+            <w:spacing w:before="480"/>
+            <w:ind w:hanging="1440"/>
+          </w:pPr>
+          <w:r>
+            <w:t>SYSTEM DESIGN AND UI ARCHITECTURE</w:t>
+          </w:r>
+          <w:r>
+            <w:t xml:space="preserve">                     </w:t>
+          </w:r>
+          <w:r>
+            <w:rPr>
+              <w:b w:val="0"/>
+              <w:bCs w:val="0"/>
+              <w:spacing w:val="-5"/>
+            </w:rPr>
+            <w:t>21</w:t>
+          </w:r>
+        </w:p>
+        <w:p>
+          <w:pPr>
+            <w:pStyle w:val="TOC3"/>
+            <w:numPr>
+              <w:ilvl w:val="1"/>
+              <w:numId w:val="19"/>
+            </w:numPr>
+            <w:tabs>
+              <w:tab w:val="left" w:pos="2747"/>
+              <w:tab w:val="right" w:pos="9807"/>
+            </w:tabs>
+            <w:ind w:left="2747" w:hanging="421"/>
+            <w:rPr>
+              <w:spacing w:val="-2"/>
+            </w:rPr>
+          </w:pPr>
+          <w:r>
+            <w:rPr>
+              <w:spacing w:val="-2"/>
+            </w:rPr>
+            <w:t>OVERVIEW</w:t>
+          </w:r>
+          <w:r>
+            <w:rPr>
+              <w:spacing w:val="-2"/>
+            </w:rPr>
+            <w:t xml:space="preserve">                                                                              21</w:t>
+          </w:r>
+        </w:p>
+        <w:p>
+          <w:pPr>
+            <w:pStyle w:val="TOC3"/>
+            <w:numPr>
+              <w:ilvl w:val="1"/>
+              <w:numId w:val="19"/>
+            </w:numPr>
+            <w:tabs>
+              <w:tab w:val="left" w:pos="2747"/>
+              <w:tab w:val="right" w:pos="9807"/>
+            </w:tabs>
+            <w:ind w:left="2747" w:hanging="421"/>
+            <w:rPr>
+              <w:spacing w:val="-2"/>
+            </w:rPr>
+          </w:pPr>
+          <w:r>
+            <w:rPr>
+              <w:spacing w:val="-2"/>
+            </w:rPr>
+            <w:t>SYSTEM DESIGN APROACH</w:t>
+          </w:r>
+          <w:r>
+            <w:rPr>
+              <w:spacing w:val="-2"/>
+            </w:rPr>
+            <w:t xml:space="preserve"> </w:t>
+          </w:r>
+          <w:r>
+            <w:rPr>
+              <w:spacing w:val="-2"/>
+            </w:rPr>
+            <w:tab/>
+            <w:t>21</w:t>
+          </w:r>
+        </w:p>
+        <w:p>
+          <w:pPr>
+            <w:pStyle w:val="TOC3"/>
+            <w:numPr>
+              <w:ilvl w:val="1"/>
+              <w:numId w:val="19"/>
+            </w:numPr>
+            <w:tabs>
+              <w:tab w:val="left" w:pos="2747"/>
+              <w:tab w:val="right" w:pos="9807"/>
+            </w:tabs>
+            <w:ind w:left="2747" w:hanging="421"/>
+            <w:rPr>
+              <w:spacing w:val="-2"/>
+            </w:rPr>
+          </w:pPr>
+          <w:r>
+            <w:rPr>
+              <w:spacing w:val="-2"/>
+            </w:rPr>
+            <w:t>UI MODULES DESIGNED</w:t>
+          </w:r>
+          <w:r>
+            <w:rPr>
+              <w:spacing w:val="-2"/>
+            </w:rPr>
+            <w:t xml:space="preserve"> </w:t>
+          </w:r>
+          <w:r>
+            <w:rPr>
+              <w:spacing w:val="-2"/>
+            </w:rPr>
+            <w:tab/>
+            <w:t>22</w:t>
+          </w:r>
+        </w:p>
+        <w:p>
+          <w:pPr>
+            <w:pStyle w:val="TOC3"/>
+            <w:numPr>
+              <w:ilvl w:val="1"/>
+              <w:numId w:val="19"/>
+            </w:numPr>
+            <w:tabs>
+              <w:tab w:val="left" w:pos="2747"/>
+              <w:tab w:val="right" w:pos="9807"/>
+            </w:tabs>
+            <w:ind w:left="2747" w:hanging="421"/>
+            <w:rPr>
+              <w:spacing w:val="-2"/>
+            </w:rPr>
+          </w:pPr>
+          <w:r>
+            <w:rPr>
+              <w:spacing w:val="-2"/>
+            </w:rPr>
+            <w:t>DESIGN METHODOLOGY</w:t>
+          </w:r>
+          <w:r>
+            <w:rPr>
+              <w:spacing w:val="-2"/>
+            </w:rPr>
+            <w:t xml:space="preserve"> </w:t>
+          </w:r>
+          <w:r>
+            <w:rPr>
+              <w:spacing w:val="-2"/>
+            </w:rPr>
+            <w:tab/>
+            <w:t>23</w:t>
+          </w:r>
+        </w:p>
+        <w:p>
+          <w:pPr>
+            <w:pStyle w:val="TOC3"/>
+            <w:numPr>
+              <w:ilvl w:val="1"/>
+              <w:numId w:val="19"/>
+            </w:numPr>
+            <w:tabs>
+              <w:tab w:val="left" w:pos="2747"/>
+              <w:tab w:val="right" w:pos="9807"/>
+            </w:tabs>
+            <w:ind w:left="2747" w:hanging="421"/>
+            <w:rPr>
+              <w:spacing w:val="-2"/>
+            </w:rPr>
+          </w:pPr>
+          <w:r>
+            <w:rPr>
+              <w:spacing w:val="-2"/>
+            </w:rPr>
+            <w:t>EVALUATION OF UI DESIGN</w:t>
+          </w:r>
+          <w:r>
+            <w:rPr>
+              <w:spacing w:val="-2"/>
+            </w:rPr>
+            <w:t xml:space="preserve"> </w:t>
+          </w:r>
+          <w:r>
+            <w:rPr>
+              <w:spacing w:val="-2"/>
+            </w:rPr>
+            <w:tab/>
+            <w:t>23</w:t>
+          </w:r>
+        </w:p>
+        <w:p>
+          <w:pPr>
+            <w:pStyle w:val="TOC3"/>
+            <w:numPr>
+              <w:ilvl w:val="1"/>
+              <w:numId w:val="19"/>
+            </w:numPr>
+            <w:tabs>
+              <w:tab w:val="left" w:pos="2747"/>
+              <w:tab w:val="right" w:pos="9807"/>
+            </w:tabs>
+            <w:ind w:left="2747" w:hanging="421"/>
+            <w:rPr>
+              <w:spacing w:val="-2"/>
+            </w:rPr>
+          </w:pPr>
+          <w:r>
+            <w:rPr>
+              <w:spacing w:val="-2"/>
+            </w:rPr>
+            <w:t>SUMMARY</w:t>
+          </w:r>
+          <w:r>
+            <w:rPr>
+              <w:spacing w:val="-2"/>
+            </w:rPr>
+            <w:t xml:space="preserve"> </w:t>
+          </w:r>
+          <w:r>
+            <w:rPr>
+              <w:spacing w:val="-2"/>
+            </w:rPr>
+            <w:tab/>
+            <w:t>24</w:t>
+          </w:r>
+        </w:p>
+        <w:p>
+          <w:pPr>
+            <w:pStyle w:val="TOC3"/>
+            <w:tabs>
+              <w:tab w:val="left" w:pos="2747"/>
+              <w:tab w:val="right" w:pos="9807"/>
+            </w:tabs>
+            <w:ind w:firstLine="0"/>
+            <w:rPr>
+              <w:spacing w:val="-2"/>
+            </w:rPr>
+          </w:pPr>
+        </w:p>
+        <w:p>
+          <w:pPr>
+            <w:pStyle w:val="TOC1"/>
+            <w:numPr>
+              <w:ilvl w:val="0"/>
+              <w:numId w:val="19"/>
+            </w:numPr>
+            <w:tabs>
+              <w:tab w:val="left" w:pos="2326"/>
+              <w:tab w:val="right" w:pos="9807"/>
+            </w:tabs>
+            <w:ind w:hanging="1440"/>
+          </w:pPr>
+          <w:r>
+            <w:lastRenderedPageBreak/>
+            <w:t>UI IMPLEMENTATION AND RESULTS</w:t>
+          </w:r>
+        </w:p>
+        <w:p>
+          <w:pPr>
+            <w:pStyle w:val="TOC3"/>
+            <w:numPr>
+              <w:ilvl w:val="1"/>
+              <w:numId w:val="19"/>
+            </w:numPr>
+            <w:tabs>
+              <w:tab w:val="left" w:pos="2747"/>
+              <w:tab w:val="right" w:pos="9807"/>
+            </w:tabs>
+            <w:spacing w:before="479"/>
+            <w:ind w:left="2747" w:hanging="421"/>
+            <w:rPr>
+              <w:spacing w:val="-2"/>
+            </w:rPr>
+          </w:pPr>
+          <w:r>
+            <w:rPr>
+              <w:spacing w:val="-2"/>
+            </w:rPr>
+            <w:t>OVERVIEW</w:t>
+          </w:r>
+          <w:r>
+            <w:rPr>
+              <w:spacing w:val="-2"/>
+            </w:rPr>
+            <w:t xml:space="preserve"> </w:t>
+          </w:r>
+          <w:r>
+            <w:rPr>
+              <w:spacing w:val="-2"/>
+            </w:rPr>
+            <w:tab/>
+            <w:t>25</w:t>
+          </w:r>
+        </w:p>
+        <w:p>
+          <w:pPr>
+            <w:pStyle w:val="TOC3"/>
+            <w:numPr>
+              <w:ilvl w:val="1"/>
+              <w:numId w:val="19"/>
+            </w:numPr>
+            <w:tabs>
+              <w:tab w:val="left" w:pos="2747"/>
+              <w:tab w:val="right" w:pos="9807"/>
+            </w:tabs>
+            <w:spacing w:before="479"/>
+            <w:ind w:left="2747" w:hanging="421"/>
+            <w:rPr>
+              <w:spacing w:val="-2"/>
+            </w:rPr>
+          </w:pPr>
+          <w:r>
+            <w:rPr>
+              <w:spacing w:val="-2"/>
+            </w:rPr>
+            <w:t>TOOLS AND TECHNOLOGIES USED</w:t>
+          </w:r>
+          <w:r>
+            <w:rPr>
+              <w:spacing w:val="-2"/>
+            </w:rPr>
+            <w:t xml:space="preserve"> </w:t>
+          </w:r>
+          <w:r>
+            <w:rPr>
+              <w:spacing w:val="-2"/>
+            </w:rPr>
+            <w:tab/>
+            <w:t>25</w:t>
+          </w:r>
+        </w:p>
+        <w:p>
+          <w:pPr>
+            <w:pStyle w:val="TOC3"/>
+            <w:numPr>
+              <w:ilvl w:val="1"/>
+              <w:numId w:val="19"/>
+            </w:numPr>
+            <w:tabs>
+              <w:tab w:val="left" w:pos="2747"/>
+              <w:tab w:val="right" w:pos="9807"/>
+            </w:tabs>
+            <w:spacing w:before="479"/>
+            <w:ind w:left="2747" w:hanging="421"/>
+            <w:rPr>
+              <w:spacing w:val="-2"/>
+            </w:rPr>
+          </w:pPr>
+          <w:r>
+            <w:rPr>
+              <w:spacing w:val="-2"/>
+            </w:rPr>
+            <w:t>IMPLEMENTATION DETAILS</w:t>
+          </w:r>
+          <w:r>
+            <w:rPr>
+              <w:spacing w:val="-2"/>
+            </w:rPr>
+            <w:t xml:space="preserve"> </w:t>
+          </w:r>
+          <w:r>
+            <w:rPr>
+              <w:spacing w:val="-2"/>
+            </w:rPr>
+            <w:tab/>
+            <w:t>26</w:t>
+          </w:r>
+        </w:p>
+        <w:p>
+          <w:pPr>
+            <w:pStyle w:val="TOC4"/>
+            <w:numPr>
+              <w:ilvl w:val="2"/>
+              <w:numId w:val="19"/>
+            </w:numPr>
+            <w:tabs>
+              <w:tab w:val="left" w:pos="3677"/>
+              <w:tab w:val="right" w:pos="9807"/>
+            </w:tabs>
+          </w:pPr>
+          <w:r>
+            <w:t>Login Page</w:t>
+          </w:r>
+          <w:r>
+            <w:t xml:space="preserve"> </w:t>
+          </w:r>
+          <w:r>
+            <w:tab/>
+            <w:t>26</w:t>
+          </w:r>
+        </w:p>
+        <w:p>
+          <w:pPr>
+            <w:pStyle w:val="TOC4"/>
+            <w:numPr>
+              <w:ilvl w:val="2"/>
+              <w:numId w:val="19"/>
+            </w:numPr>
+            <w:tabs>
+              <w:tab w:val="left" w:pos="3677"/>
+              <w:tab w:val="right" w:pos="9807"/>
+            </w:tabs>
+          </w:pPr>
+          <w:r>
+            <w:t>Dashboard</w:t>
+          </w:r>
+          <w:r>
+            <w:t xml:space="preserve"> </w:t>
+          </w:r>
+          <w:r>
+            <w:tab/>
+            <w:t>26</w:t>
+          </w:r>
+        </w:p>
+        <w:p>
+          <w:pPr>
+            <w:pStyle w:val="TOC4"/>
+            <w:numPr>
+              <w:ilvl w:val="2"/>
+              <w:numId w:val="19"/>
+            </w:numPr>
+            <w:tabs>
+              <w:tab w:val="left" w:pos="3677"/>
+              <w:tab w:val="right" w:pos="9807"/>
+            </w:tabs>
+          </w:pPr>
+          <w:r>
+            <w:t>Data Upload Screen</w:t>
+          </w:r>
+          <w:r>
+            <w:t xml:space="preserve"> </w:t>
+          </w:r>
+          <w:r>
+            <w:tab/>
+            <w:t>26</w:t>
+          </w:r>
+        </w:p>
+        <w:p>
+          <w:pPr>
+            <w:pStyle w:val="TOC4"/>
+            <w:numPr>
+              <w:ilvl w:val="2"/>
+              <w:numId w:val="19"/>
+            </w:numPr>
+            <w:tabs>
+              <w:tab w:val="left" w:pos="3677"/>
+              <w:tab w:val="right" w:pos="9807"/>
+            </w:tabs>
+          </w:pPr>
+          <w:r>
+            <w:t>Workflow Builder</w:t>
+          </w:r>
+          <w:r>
+            <w:t xml:space="preserve"> </w:t>
+          </w:r>
+          <w:r>
+            <w:tab/>
+            <w:t>26</w:t>
+          </w:r>
+        </w:p>
+        <w:p>
+          <w:pPr>
+            <w:pStyle w:val="TOC4"/>
+            <w:numPr>
+              <w:ilvl w:val="2"/>
+              <w:numId w:val="19"/>
+            </w:numPr>
+            <w:tabs>
+              <w:tab w:val="left" w:pos="3677"/>
+              <w:tab w:val="right" w:pos="9807"/>
+            </w:tabs>
+          </w:pPr>
+          <w:r>
+            <w:t>Chat Interface</w:t>
+          </w:r>
+          <w:r>
+            <w:t xml:space="preserve"> </w:t>
+          </w:r>
+          <w:r>
+            <w:tab/>
+            <w:t>27</w:t>
+          </w:r>
+        </w:p>
+        <w:p>
+          <w:pPr>
+            <w:pStyle w:val="TOC4"/>
+            <w:numPr>
+              <w:ilvl w:val="2"/>
+              <w:numId w:val="19"/>
+            </w:numPr>
+            <w:tabs>
+              <w:tab w:val="left" w:pos="3677"/>
+              <w:tab w:val="right" w:pos="9807"/>
+            </w:tabs>
+          </w:pPr>
+          <w:r>
+            <w:t>Admin Panel</w:t>
+          </w:r>
+          <w:r>
+            <w:t xml:space="preserve"> </w:t>
+          </w:r>
+          <w:r>
+            <w:tab/>
+            <w:t>27</w:t>
+          </w:r>
+        </w:p>
+        <w:p>
+          <w:pPr>
+            <w:pStyle w:val="TOC3"/>
+            <w:numPr>
+              <w:ilvl w:val="1"/>
+              <w:numId w:val="19"/>
+            </w:numPr>
+            <w:tabs>
+              <w:tab w:val="left" w:pos="2747"/>
+              <w:tab w:val="right" w:pos="9807"/>
+            </w:tabs>
+            <w:spacing w:before="479"/>
+            <w:ind w:left="2747" w:hanging="421"/>
+            <w:rPr>
+              <w:spacing w:val="-2"/>
+            </w:rPr>
+          </w:pPr>
+          <w:r>
+            <w:rPr>
+              <w:spacing w:val="-2"/>
+            </w:rPr>
+            <w:t>TESTING AND VALIDATION</w:t>
+          </w:r>
+          <w:r>
+            <w:rPr>
+              <w:spacing w:val="-2"/>
+            </w:rPr>
+            <w:t xml:space="preserve"> </w:t>
+          </w:r>
+          <w:r>
+            <w:rPr>
+              <w:spacing w:val="-2"/>
+            </w:rPr>
+            <w:tab/>
+            <w:t>27</w:t>
+          </w:r>
+        </w:p>
+        <w:p>
+          <w:pPr>
+            <w:pStyle w:val="TOC3"/>
+            <w:numPr>
+              <w:ilvl w:val="1"/>
+              <w:numId w:val="19"/>
+            </w:numPr>
+            <w:tabs>
+              <w:tab w:val="left" w:pos="2747"/>
+              <w:tab w:val="right" w:pos="9807"/>
+            </w:tabs>
+            <w:spacing w:before="479"/>
+            <w:ind w:left="2747" w:hanging="421"/>
+            <w:rPr>
+              <w:spacing w:val="-2"/>
+            </w:rPr>
+          </w:pPr>
+          <w:r>
+            <w:rPr>
+              <w:spacing w:val="-2"/>
+            </w:rPr>
+            <w:t>SUMMARY</w:t>
+          </w:r>
+          <w:r>
+            <w:rPr>
+              <w:spacing w:val="-2"/>
+            </w:rPr>
+            <w:t xml:space="preserve"> </w:t>
+          </w:r>
+          <w:r>
+            <w:rPr>
+              <w:spacing w:val="-2"/>
+            </w:rPr>
+            <w:tab/>
+            <w:t>28</w:t>
+          </w:r>
         </w:p>
         <w:p>
           <w:pPr>
@@ -4080,7 +4797,7 @@
               <w:b w:val="0"/>
               <w:spacing w:val="-5"/>
             </w:rPr>
-            <w:t>65</w:t>
+            <w:t>29</w:t>
           </w:r>
         </w:p>
         <w:p>
@@ -4106,6 +4823,19 @@
             </w:rPr>
             <w:t>CONCLUSION</w:t>
           </w:r>
+          <w:r>
+            <w:rPr>
+              <w:spacing w:val="-2"/>
+            </w:rPr>
+            <w:t xml:space="preserve"> </w:t>
+          </w:r>
+          <w:r>
+            <w:rPr>
+              <w:spacing w:val="-2"/>
+            </w:rPr>
+            <w:tab/>
+            <w:t>29</w:t>
+          </w:r>
         </w:p>
         <w:p>
           <w:pPr>
@@ -4130,6 +4860,19 @@
             </w:rPr>
             <w:t>FUTRE WORK AND EXTENSION</w:t>
           </w:r>
+          <w:r>
+            <w:rPr>
+              <w:spacing w:val="-2"/>
+            </w:rPr>
+            <w:t xml:space="preserve"> </w:t>
+          </w:r>
+          <w:r>
+            <w:rPr>
+              <w:spacing w:val="-2"/>
+            </w:rPr>
+            <w:tab/>
+            <w:t>29</w:t>
+          </w:r>
         </w:p>
         <w:p>
           <w:pPr>
@@ -4141,25 +4884,48 @@
               <w:b w:val="0"/>
             </w:rPr>
           </w:pPr>
-          <w:hyperlink w:anchor="_TOC_250000" w:history="1">
-            <w:r>
-              <w:rPr>
-                <w:spacing w:val="-2"/>
-              </w:rPr>
-              <w:t>REFERENCES</w:t>
-            </w:r>
-            <w:r>
-              <w:tab/>
-            </w:r>
-            <w:r>
-              <w:rPr>
-                <w:b w:val="0"/>
-                <w:spacing w:val="-5"/>
-              </w:rPr>
-              <w:t>66</w:t>
-            </w:r>
-          </w:hyperlink>
+          <w:r>
+            <w:fldChar w:fldCharType="begin"/>
+          </w:r>
+          <w:r>
+            <w:instrText xml:space="preserve"> HYPERLINK \l "_TOC_250000" </w:instrText>
+          </w:r>
+          <w:r>
+            <w:fldChar w:fldCharType="separate"/>
+          </w:r>
+          <w:r>
+            <w:rPr>
+              <w:spacing w:val="-2"/>
+            </w:rPr>
+            <w:t>REFERENCES</w:t>
+          </w:r>
+          <w:r>
+            <w:tab/>
+          </w:r>
+          <w:r>
+            <w:rPr>
+              <w:b w:val="0"/>
+              <w:spacing w:val="-5"/>
+            </w:rPr>
+            <w:t>3</w:t>
+          </w:r>
+          <w:r>
+            <w:rPr>
+              <w:b w:val="0"/>
+              <w:spacing w:val="-5"/>
+            </w:rPr>
+            <w:fldChar w:fldCharType="end"/>
+          </w:r>
+          <w:r>
+            <w:rPr>
+              <w:b w:val="0"/>
+              <w:spacing w:val="-5"/>
+            </w:rPr>
+            <w:t>1</w:t>
+          </w:r>
         </w:p>
+        <w:bookmarkStart w:id="4" w:name="_GoBack" w:displacedByCustomXml="next"/>
+        <w:bookmarkEnd w:id="4" w:displacedByCustomXml="next"/>
       </w:sdtContent>
     </w:sdt>
     <w:p>
@@ -4237,7 +5003,7 @@
             <w:pPr>
               <w:pStyle w:val="TableParagraph"/>
               <w:spacing w:line="309" w:lineRule="exact"/>
-              <w:ind w:left="1907"/>
+              <w:ind w:left="1586"/>
               <w:rPr>
                 <w:b/>
                 <w:sz w:val="28"/>
@@ -4286,7 +5052,7 @@
           <w:p>
             <w:pPr>
               <w:pStyle w:val="TableParagraph"/>
-              <w:ind w:left="296"/>
+              <w:ind w:left="-1107"/>
               <w:jc w:val="center"/>
               <w:rPr>
                 <w:b/>
@@ -4826,14 +5592,6 @@
     <w:p>
       <w:pPr>
         <w:pStyle w:val="BodyText"/>
-        <w:rPr>
-          <w:b/>
-        </w:rPr>
-      </w:pPr>
-    </w:p>
-    <w:p>
-      <w:pPr>
-        <w:pStyle w:val="BodyText"/>
         <w:spacing w:before="316"/>
         <w:rPr>
           <w:b/>
@@ -5169,16 +5927,7 @@
         <w:jc w:val="both"/>
       </w:pPr>
       <w:r>
-        <w:t xml:space="preserve">Conversational AI has transformed the way humans interact with digital systems. Traditional chatbots depend on manually written intents and rule-based flows, limiting their scalability and adaptability. The emergence of </w:t>
-      </w:r>
-      <w:r>
-        <w:t>LLMs</w:t>
-      </w:r>
-      <w:r>
-        <w:t xml:space="preserve"> such as GPT-4, Claude, and Gemini has enabled more natural and context-aware interactions. Nevertheless, incorporating domain-specific knowledge into these models remains challenging due to token-limit constraints and the high cost of retraining</w:t>
-      </w:r>
-      <w:r>
-        <w:t>.</w:t>
+        <w:t>Conversational AI has transformed the way humans interact with digital systems. Traditional chatbots depend on manually written intents and rule-based flows, limiting their scalability and adaptability. The emergence of LLMs such as GPT-4, Claude, and Gemini has enabled more natural and context-aware interactions. Nevertheless, incorporating domain-specific knowledge into these models remains challenging due to token-limit constraints and the high cost of retraining.</w:t>
       </w:r>
     </w:p>
     <w:p>
@@ -6724,25 +7473,23 @@
           <w:szCs w:val="28"/>
           <w:lang w:val="en-IN"/>
         </w:rPr>
-        <w:t xml:space="preserve"> GPT-4 / Cohere / </w:t>
-      </w:r>
-      <w:proofErr w:type="spellStart"/>
+        <w:t xml:space="preserve"> GPT-4 / Cohere / Hugging</w:t>
+      </w:r>
       <w:r>
         <w:rPr>
           <w:sz w:val="28"/>
           <w:szCs w:val="28"/>
           <w:lang w:val="en-IN"/>
         </w:rPr>
-        <w:t>HuggingFace</w:t>
-      </w:r>
-      <w:proofErr w:type="spellEnd"/>
+        <w:t xml:space="preserve"> </w:t>
+      </w:r>
       <w:r>
         <w:rPr>
           <w:sz w:val="28"/>
           <w:szCs w:val="28"/>
           <w:lang w:val="en-IN"/>
         </w:rPr>
-        <w:t xml:space="preserve"> Transformers</w:t>
+        <w:t>Face Transformers</w:t>
       </w:r>
       <w:r>
         <w:rPr>
@@ -7334,6 +8081,20 @@
     <w:p>
       <w:pPr>
         <w:widowControl/>
+        <w:autoSpaceDE/>
+        <w:autoSpaceDN/>
+        <w:spacing w:before="100" w:beforeAutospacing="1" w:after="100" w:afterAutospacing="1" w:line="360" w:lineRule="auto"/>
+        <w:ind w:left="1440"/>
+        <w:rPr>
+          <w:sz w:val="28"/>
+          <w:szCs w:val="28"/>
+          <w:lang w:eastAsia="en-IN"/>
+        </w:rPr>
+      </w:pPr>
+    </w:p>
+    <w:p>
+      <w:pPr>
+        <w:widowControl/>
         <w:numPr>
           <w:ilvl w:val="0"/>
           <w:numId w:val="30"/>
@@ -7355,6 +8116,7 @@
           <w:szCs w:val="28"/>
           <w:lang w:eastAsia="en-IN"/>
         </w:rPr>
+        <w:lastRenderedPageBreak/>
         <w:t>Low-Code Interface</w:t>
       </w:r>
     </w:p>
@@ -7380,7 +8142,6 @@
           <w:szCs w:val="28"/>
           <w:lang w:eastAsia="en-IN"/>
         </w:rPr>
-        <w:lastRenderedPageBreak/>
         <w:t xml:space="preserve">Built using </w:t>
       </w:r>
       <w:proofErr w:type="spellStart"/>
@@ -7809,16 +8570,8 @@
         <w:ind w:left="1560" w:firstLine="709"/>
       </w:pPr>
       <w:r>
-        <w:t>Figure 1.</w:t>
-      </w:r>
-      <w:r>
-        <w:t>2</w:t>
-      </w:r>
-      <w:r>
-        <w:t xml:space="preserve"> </w:t>
-      </w:r>
-      <w:r>
-        <w:t>Process Flow Diagram</w:t>
+        <w:lastRenderedPageBreak/>
+        <w:t>Figure 1.2 Process Flow Diagram</w:t>
       </w:r>
     </w:p>
     <w:p>
@@ -7840,7 +8593,6 @@
         <w:rPr>
           <w:spacing w:val="-2"/>
         </w:rPr>
-        <w:lastRenderedPageBreak/>
         <w:t>Key Screens / Outputs</w:t>
       </w:r>
     </w:p>
@@ -8034,16 +8786,7 @@
         <w:ind w:left="1985" w:firstLine="709"/>
       </w:pPr>
       <w:r>
-        <w:t>Figure 1.</w:t>
-      </w:r>
-      <w:r>
-        <w:t>3</w:t>
-      </w:r>
-      <w:r>
-        <w:t xml:space="preserve">: </w:t>
-      </w:r>
-      <w:r>
-        <w:t>End User Chat Interface</w:t>
+        <w:t>Figure 1.3: End User Chat Interface</w:t>
       </w:r>
     </w:p>
     <w:p>
@@ -8122,16 +8865,7 @@
         <w:ind w:left="-284" w:firstLine="2978"/>
       </w:pPr>
       <w:r>
-        <w:t>Figure 1.</w:t>
-      </w:r>
-      <w:r>
-        <w:t>4</w:t>
-      </w:r>
-      <w:r>
-        <w:t xml:space="preserve">: </w:t>
-      </w:r>
-      <w:r>
-        <w:t>RAG Source Upload</w:t>
+        <w:t>Figure 1.4: RAG Source Upload</w:t>
       </w:r>
       <w:r>
         <w:t xml:space="preserve"> Screen</w:t>
@@ -8204,13 +8938,7 @@
         <w:t xml:space="preserve">     </w:t>
       </w:r>
       <w:r>
-        <w:t>Figure 1.</w:t>
-      </w:r>
-      <w:r>
-        <w:t>5</w:t>
-      </w:r>
-      <w:r>
-        <w:t xml:space="preserve">: </w:t>
+        <w:t xml:space="preserve">Figure 1.5: </w:t>
       </w:r>
       <w:r>
         <w:t>Admin Panel</w:t>
@@ -8386,9 +9114,7 @@
         <w:ind w:left="165" w:firstLine="0"/>
         <w:jc w:val="both"/>
         <w:rPr>
-          <w:sz w:val="24"/>
-          <w:szCs w:val="24"/>
-          <w:lang w:val="en-IN" w:eastAsia="en-IN"/>
+          <w:sz w:val="28"/>
         </w:rPr>
       </w:pPr>
       <w:r>
@@ -8438,13 +9164,6 @@
           <w:sz w:val="28"/>
         </w:rPr>
         <w:t xml:space="preserve"> / IEEE-indexed Workshops).</w:t>
-      </w:r>
-      <w:r>
-        <w:rPr>
-          <w:sz w:val="28"/>
-        </w:rPr>
-        <w:br/>
-        <w:t>This paper presents practical engineering methodologies for developing Retrieval-Augmented Generation (RAG)–based conversational assistants. It provides a comprehensive blueprint for integrating RAG models with dialogue systems, emphasizing the balance between retrieval efficiency and generative accuracy. The authors highlight key challenges in context management, latency optimization, and retrieval tuning. Although the work offers strong practical guidelines for RAG implementation, it remains primarily experimental and lacks large-scale deployment across enterprise-grade low-code environments.</w:t>
       </w:r>
     </w:p>
     <w:p>
@@ -8457,68 +9176,22 @@
         <w:ind w:left="165" w:firstLine="0"/>
         <w:jc w:val="both"/>
         <w:rPr>
-          <w:sz w:val="28"/>
-        </w:rPr>
-      </w:pPr>
-      <w:r>
-        <w:rPr>
-          <w:b/>
-          <w:bCs/>
           <w:sz w:val="24"/>
           <w:szCs w:val="24"/>
           <w:lang w:val="en-IN" w:eastAsia="en-IN"/>
         </w:rPr>
-        <w:t xml:space="preserve"> [2]</w:t>
-      </w:r>
-      <w:r>
-        <w:rPr>
-          <w:sz w:val="24"/>
-          <w:szCs w:val="24"/>
-          <w:lang w:val="en-IN" w:eastAsia="en-IN"/>
-        </w:rPr>
-        <w:t xml:space="preserve"> </w:t>
-      </w:r>
-      <w:proofErr w:type="spellStart"/>
-      <w:r>
-        <w:rPr>
-          <w:sz w:val="28"/>
-        </w:rPr>
-        <w:t>Cheonsu</w:t>
-      </w:r>
-      <w:proofErr w:type="spellEnd"/>
-      <w:r>
-        <w:rPr>
-          <w:sz w:val="28"/>
-        </w:rPr>
-        <w:t xml:space="preserve"> </w:t>
-      </w:r>
-      <w:proofErr w:type="spellStart"/>
-      <w:r>
-        <w:rPr>
-          <w:sz w:val="28"/>
-        </w:rPr>
-        <w:t>Jeong</w:t>
-      </w:r>
-      <w:proofErr w:type="spellEnd"/>
-      <w:r>
-        <w:rPr>
-          <w:sz w:val="28"/>
-        </w:rPr>
-        <w:t xml:space="preserve"> (2025). Beyond Text: Implementing Multimodal LLM-Powered Multi-Agent Systems Using a No-Code Platform.</w:t>
-      </w:r>
-      <w:r>
-        <w:rPr>
-          <w:sz w:val="28"/>
-        </w:rPr>
-        <w:br/>
-        <w:t xml:space="preserve">This study explores the use of a no-code platform to build multimodal conversational systems enhanced with multi-agent capabilities and Retrieval-Augmented Generation. It demonstrates how low-code environments can orchestrate different AI agents for text, </w:t>
-      </w:r>
-      <w:r>
-        <w:rPr>
-          <w:sz w:val="28"/>
-        </w:rPr>
-        <w:lastRenderedPageBreak/>
-        <w:t>voice, and image understanding. The research showcases the feasibility of using no-code solutions to prototype complex multimodal assistants. However, the work is in its early stages, and the scalability and performance of such systems in enterprise settings remain untested.</w:t>
+      </w:pPr>
+      <w:r>
+        <w:rPr>
+          <w:sz w:val="28"/>
+        </w:rPr>
+        <w:t xml:space="preserve">       </w:t>
+      </w:r>
+      <w:r>
+        <w:rPr>
+          <w:sz w:val="28"/>
+        </w:rPr>
+        <w:t>This paper presents practical engineering methodologies for developing Retrieval-Augmented Generation (RAG)–based conversational assistants. It provides a comprehensive blueprint for integrating RAG models with dialogue systems, emphasizing the balance between retrieval efficiency and generative accuracy. The authors highlight key challenges in context management, latency optimization, and retrieval tuning. Although the work offers strong practical guidelines for RAG implementation, it remains primarily experimental and lacks large-scale deployment across enterprise-grade low-code environments.</w:t>
       </w:r>
     </w:p>
     <w:p>
@@ -8542,7 +9215,7 @@
           <w:szCs w:val="24"/>
           <w:lang w:val="en-IN" w:eastAsia="en-IN"/>
         </w:rPr>
-        <w:t xml:space="preserve"> [3]</w:t>
+        <w:t xml:space="preserve"> [2]</w:t>
       </w:r>
       <w:r>
         <w:rPr>
@@ -8552,18 +9225,33 @@
         </w:rPr>
         <w:t xml:space="preserve"> </w:t>
       </w:r>
-      <w:r>
-        <w:rPr>
-          <w:sz w:val="28"/>
-        </w:rPr>
-        <w:t>Soham Ghosh &amp; Gaurav Mittal (2025). Low-Code RAG-LLM Framework for Context-Aware Querying in Electrical Standards, Design, and Research. (Preprints.org).</w:t>
-      </w:r>
-      <w:r>
-        <w:rPr>
-          <w:sz w:val="28"/>
-        </w:rPr>
-        <w:br/>
-        <w:t>This paper introduces a modular low-code RAG-LLM pipeline designed for domain-specific querying, especially in engineering documentation such as NFPA and IEEE Xplore. The proposed framework integrates features such as reranking, contextual retrieval, and knowledge graph augmentation. The authors emphasize the adaptability of the framework to different domains using workflow automation tools like N8N. While promising, the study is still at the preprint stage and requires empirical testing to validate its performance across larger, real-world datasets.</w:t>
+      <w:proofErr w:type="spellStart"/>
+      <w:r>
+        <w:rPr>
+          <w:sz w:val="28"/>
+        </w:rPr>
+        <w:t>Cheonsu</w:t>
+      </w:r>
+      <w:proofErr w:type="spellEnd"/>
+      <w:r>
+        <w:rPr>
+          <w:sz w:val="28"/>
+        </w:rPr>
+        <w:t xml:space="preserve"> </w:t>
+      </w:r>
+      <w:proofErr w:type="spellStart"/>
+      <w:r>
+        <w:rPr>
+          <w:sz w:val="28"/>
+        </w:rPr>
+        <w:t>Jeong</w:t>
+      </w:r>
+      <w:proofErr w:type="spellEnd"/>
+      <w:r>
+        <w:rPr>
+          <w:sz w:val="28"/>
+        </w:rPr>
+        <w:t xml:space="preserve"> (2025). Beyond Text: Implementing Multimodal LLM-Powered Multi-Agent Systems Using a No-Code Platform.</w:t>
       </w:r>
     </w:p>
     <w:p>
@@ -8581,48 +9269,16 @@
       </w:pPr>
       <w:r>
         <w:rPr>
-          <w:b/>
-          <w:bCs/>
-          <w:sz w:val="24"/>
-          <w:szCs w:val="24"/>
-          <w:lang w:val="en-IN" w:eastAsia="en-IN"/>
-        </w:rPr>
-        <w:t xml:space="preserve"> [4]</w:t>
-      </w:r>
-      <w:r>
-        <w:rPr>
-          <w:sz w:val="24"/>
-          <w:szCs w:val="24"/>
-          <w:lang w:val="en-IN" w:eastAsia="en-IN"/>
-        </w:rPr>
-        <w:t xml:space="preserve"> </w:t>
-      </w:r>
-      <w:r>
-        <w:rPr>
-          <w:sz w:val="28"/>
-        </w:rPr>
-        <w:t xml:space="preserve">O. Marquez Ayala &amp; P. </w:t>
-      </w:r>
-      <w:proofErr w:type="spellStart"/>
-      <w:r>
-        <w:rPr>
-          <w:sz w:val="28"/>
-        </w:rPr>
-        <w:t>Béchard</w:t>
-      </w:r>
-      <w:proofErr w:type="spellEnd"/>
-      <w:r>
-        <w:rPr>
-          <w:sz w:val="28"/>
-        </w:rPr>
-        <w:t xml:space="preserve"> (2024). Generating a Low-Code Workflow via Task Decomposition and RAG.</w:t>
-      </w:r>
-      <w:r>
-        <w:rPr>
-          <w:sz w:val="28"/>
-        </w:rPr>
-        <w:br/>
-        <w:t>This work introduces the concept of task decomposition integrated with RAG principles to enhance workflow automation in enterprise systems. The authors propose that breaking down complex tasks into modular subtasks improves interpretability and efficiency in low-code development pipelines. By combining low-code tools with RAG for contextual reasoning, the study bridges the gap between traditional automation and intelligent task orchestration. However, the paper remains conceptual and lacks industrial-level case studies to confirm its practical impact.</w:t>
+          <w:sz w:val="28"/>
+        </w:rPr>
+        <w:lastRenderedPageBreak/>
+        <w:t xml:space="preserve">        </w:t>
+      </w:r>
+      <w:r>
+        <w:rPr>
+          <w:sz w:val="28"/>
+        </w:rPr>
+        <w:t>This study explores the use of a no-code platform to build multimodal conversational systems enhanced with multi-agent capabilities and Retrieval-Augmented Generation. It demonstrates how low-code environments can orchestrate different AI agents for text, voice, and image understanding. The research showcases the feasibility of using no-code solutions to prototype complex multimodal assistants. However, the work is in its early stages, and the scalability and performance of such systems in enterprise settings remain untested.</w:t>
       </w:r>
     </w:p>
     <w:p>
@@ -8640,23 +9296,27 @@
       </w:pPr>
       <w:r>
         <w:rPr>
-          <w:sz w:val="28"/>
-        </w:rPr>
-        <w:t xml:space="preserve"> [5] Y. Cai, Z. Xing, et al. (2024). White-box LLM-supported Low-Code Engineering: A Vision and First Insights. (ACM/IEEE MODELS Companion).</w:t>
-      </w:r>
-      <w:r>
-        <w:rPr>
-          <w:sz w:val="28"/>
-        </w:rPr>
-        <w:br/>
-        <w:t xml:space="preserve">This visionary paper explores the integration of Large Language Models within low-code engineering frameworks. The authors present architectural insights on using LLMs as </w:t>
-      </w:r>
-      <w:r>
-        <w:rPr>
-          <w:sz w:val="28"/>
-        </w:rPr>
-        <w:lastRenderedPageBreak/>
-        <w:t>interpretable “white-box” components rather than opaque black-box predictors. Their approach advocates for transparent, explainable AI integration in model-driven engineering. Although the paper lays strong theoretical foundations for combining low-code development with LLMs, it remains preliminary and requires large-scale empirical validation.</w:t>
+          <w:b/>
+          <w:bCs/>
+          <w:sz w:val="24"/>
+          <w:szCs w:val="24"/>
+          <w:lang w:val="en-IN" w:eastAsia="en-IN"/>
+        </w:rPr>
+        <w:t xml:space="preserve"> [3]</w:t>
+      </w:r>
+      <w:r>
+        <w:rPr>
+          <w:sz w:val="24"/>
+          <w:szCs w:val="24"/>
+          <w:lang w:val="en-IN" w:eastAsia="en-IN"/>
+        </w:rPr>
+        <w:t xml:space="preserve"> </w:t>
+      </w:r>
+      <w:r>
+        <w:rPr>
+          <w:sz w:val="28"/>
+        </w:rPr>
+        <w:t>Soham Ghosh &amp; Gaurav Mittal (2025). Low-Code RAG-LLM Framework for Context-Aware Querying in Electrical Standards, Design, and Research. (Preprints.org).</w:t>
       </w:r>
     </w:p>
     <w:p>
@@ -8669,9 +9329,33 @@
         <w:ind w:left="165" w:firstLine="0"/>
         <w:jc w:val="both"/>
         <w:rPr>
-          <w:sz w:val="24"/>
-          <w:szCs w:val="24"/>
-          <w:lang w:val="en-IN" w:eastAsia="en-IN"/>
+          <w:sz w:val="28"/>
+        </w:rPr>
+      </w:pPr>
+      <w:r>
+        <w:rPr>
+          <w:sz w:val="28"/>
+        </w:rPr>
+        <w:t xml:space="preserve">        </w:t>
+      </w:r>
+      <w:r>
+        <w:rPr>
+          <w:sz w:val="28"/>
+        </w:rPr>
+        <w:t>This paper introduces a modular low-code RAG-LLM pipeline designed for domain-specific querying, especially in engineering documentation such as NFPA and IEEE Xplore. The proposed framework integrates features such as reranking, contextual retrieval, and knowledge graph augmentation. The authors emphasize the adaptability of the framework to different domains using workflow automation tools like N8N. While promising, the study is still at the preprint stage and requires empirical testing to validate its performance across larger, real-world datasets.</w:t>
+      </w:r>
+    </w:p>
+    <w:p>
+      <w:pPr>
+        <w:pStyle w:val="ListParagraph"/>
+        <w:widowControl/>
+        <w:autoSpaceDE/>
+        <w:autoSpaceDN/>
+        <w:spacing w:before="100" w:beforeAutospacing="1" w:after="100" w:afterAutospacing="1" w:line="360" w:lineRule="auto"/>
+        <w:ind w:left="165" w:firstLine="0"/>
+        <w:jc w:val="both"/>
+        <w:rPr>
+          <w:sz w:val="28"/>
         </w:rPr>
       </w:pPr>
       <w:r>
@@ -8682,7 +9366,7 @@
           <w:szCs w:val="24"/>
           <w:lang w:val="en-IN" w:eastAsia="en-IN"/>
         </w:rPr>
-        <w:t xml:space="preserve"> [6]</w:t>
+        <w:t xml:space="preserve"> [4]</w:t>
       </w:r>
       <w:r>
         <w:rPr>
@@ -8696,13 +9380,159 @@
         <w:rPr>
           <w:sz w:val="28"/>
         </w:rPr>
+        <w:t xml:space="preserve">O. Marquez Ayala &amp; P. </w:t>
+      </w:r>
+      <w:proofErr w:type="spellStart"/>
+      <w:r>
+        <w:rPr>
+          <w:sz w:val="28"/>
+        </w:rPr>
+        <w:t>Béchard</w:t>
+      </w:r>
+      <w:proofErr w:type="spellEnd"/>
+      <w:r>
+        <w:rPr>
+          <w:sz w:val="28"/>
+        </w:rPr>
+        <w:t xml:space="preserve"> (2024). Generating a Low-Code Workflow via Task Decomposition and RAG.</w:t>
+      </w:r>
+    </w:p>
+    <w:p>
+      <w:pPr>
+        <w:pStyle w:val="ListParagraph"/>
+        <w:widowControl/>
+        <w:autoSpaceDE/>
+        <w:autoSpaceDN/>
+        <w:spacing w:before="100" w:beforeAutospacing="1" w:after="100" w:afterAutospacing="1" w:line="360" w:lineRule="auto"/>
+        <w:ind w:left="165" w:firstLine="0"/>
+        <w:jc w:val="both"/>
+        <w:rPr>
+          <w:sz w:val="28"/>
+        </w:rPr>
+      </w:pPr>
+      <w:r>
+        <w:rPr>
+          <w:sz w:val="28"/>
+        </w:rPr>
+        <w:t xml:space="preserve">        </w:t>
+      </w:r>
+      <w:r>
+        <w:rPr>
+          <w:sz w:val="28"/>
+        </w:rPr>
+        <w:t>This work introduces the concept of task decomposition integrated with RAG principles to enhance workflow automation in enterprise systems. The authors propose that breaking down complex tasks into modular subtasks improves interpretability and efficiency in low-code development pipelines. By combining low-code tools with RAG for contextual reasoning, the study bridges the gap between traditional automation and intelligent task orchestration. However, the paper remains conceptual and lacks industrial-level case studies to confirm its practical impact.</w:t>
+      </w:r>
+    </w:p>
+    <w:p>
+      <w:pPr>
+        <w:pStyle w:val="ListParagraph"/>
+        <w:widowControl/>
+        <w:autoSpaceDE/>
+        <w:autoSpaceDN/>
+        <w:spacing w:before="100" w:beforeAutospacing="1" w:after="100" w:afterAutospacing="1" w:line="360" w:lineRule="auto"/>
+        <w:ind w:left="165" w:firstLine="0"/>
+        <w:jc w:val="both"/>
+        <w:rPr>
+          <w:sz w:val="28"/>
+        </w:rPr>
+      </w:pPr>
+      <w:r>
+        <w:rPr>
+          <w:sz w:val="28"/>
+        </w:rPr>
+        <w:lastRenderedPageBreak/>
+        <w:t xml:space="preserve"> [5] Y. Cai, Z. Xing, et al. (2024). White-box LLM-supported Low-Code Engineering: A Vision and First Insights. (ACM/IEEE MODELS Companion).</w:t>
+      </w:r>
+    </w:p>
+    <w:p>
+      <w:pPr>
+        <w:pStyle w:val="ListParagraph"/>
+        <w:widowControl/>
+        <w:autoSpaceDE/>
+        <w:autoSpaceDN/>
+        <w:spacing w:before="100" w:beforeAutospacing="1" w:after="100" w:afterAutospacing="1" w:line="360" w:lineRule="auto"/>
+        <w:ind w:left="165" w:firstLine="0"/>
+        <w:jc w:val="both"/>
+        <w:rPr>
+          <w:sz w:val="28"/>
+        </w:rPr>
+      </w:pPr>
+      <w:r>
+        <w:rPr>
+          <w:sz w:val="28"/>
+        </w:rPr>
+        <w:t xml:space="preserve">        </w:t>
+      </w:r>
+      <w:r>
+        <w:rPr>
+          <w:sz w:val="28"/>
+        </w:rPr>
+        <w:t>This visionary paper explores the integration of Large Language Models within low-code engineering frameworks. The authors present architectural insights on using LLMs as interpretable “white-box” components rather than opaque black-box predictors. Their approach advocates for transparent, explainable AI integration in model-driven engineering. Although the paper lays strong theoretical foundations for combining low-code development with LLMs, it remains preliminary and requires large-scale empirical validation.</w:t>
+      </w:r>
+    </w:p>
+    <w:p>
+      <w:pPr>
+        <w:pStyle w:val="ListParagraph"/>
+        <w:widowControl/>
+        <w:autoSpaceDE/>
+        <w:autoSpaceDN/>
+        <w:spacing w:before="100" w:beforeAutospacing="1" w:after="100" w:afterAutospacing="1" w:line="360" w:lineRule="auto"/>
+        <w:ind w:left="165" w:firstLine="0"/>
+        <w:jc w:val="both"/>
+        <w:rPr>
+          <w:sz w:val="28"/>
+        </w:rPr>
+      </w:pPr>
+      <w:r>
+        <w:rPr>
+          <w:b/>
+          <w:bCs/>
+          <w:sz w:val="24"/>
+          <w:szCs w:val="24"/>
+          <w:lang w:val="en-IN" w:eastAsia="en-IN"/>
+        </w:rPr>
+        <w:t xml:space="preserve"> [6]</w:t>
+      </w:r>
+      <w:r>
+        <w:rPr>
+          <w:sz w:val="24"/>
+          <w:szCs w:val="24"/>
+          <w:lang w:val="en-IN" w:eastAsia="en-IN"/>
+        </w:rPr>
+        <w:t xml:space="preserve"> </w:t>
+      </w:r>
+      <w:r>
+        <w:rPr>
+          <w:sz w:val="28"/>
+        </w:rPr>
         <w:t>IEEE Software Editorial Board (2023). The Next Frontier in Software Development: AI-Augmented Software Development Processes.</w:t>
       </w:r>
-      <w:r>
-        <w:rPr>
-          <w:sz w:val="28"/>
-        </w:rPr>
-        <w:br/>
+    </w:p>
+    <w:p>
+      <w:pPr>
+        <w:pStyle w:val="ListParagraph"/>
+        <w:widowControl/>
+        <w:autoSpaceDE/>
+        <w:autoSpaceDN/>
+        <w:spacing w:before="100" w:beforeAutospacing="1" w:after="100" w:afterAutospacing="1" w:line="360" w:lineRule="auto"/>
+        <w:ind w:left="165" w:firstLine="0"/>
+        <w:jc w:val="both"/>
+        <w:rPr>
+          <w:sz w:val="24"/>
+          <w:szCs w:val="24"/>
+          <w:lang w:val="en-IN" w:eastAsia="en-IN"/>
+        </w:rPr>
+      </w:pPr>
+      <w:r>
+        <w:rPr>
+          <w:sz w:val="28"/>
+        </w:rPr>
+        <w:t xml:space="preserve">        </w:t>
+      </w:r>
+      <w:r>
+        <w:rPr>
+          <w:sz w:val="28"/>
+        </w:rPr>
         <w:t>This editorial article argues that Large Language Models (LLMs) can revolutionize software engineering by acting as intelligent co-developers, automating repetitive coding and workflow tasks. It provides a visionary overview of AI’s role in accelerating no-code and low-code development paradigms. While the article effectively frames LLMs as a core component of the future software ecosystem, it remains broad in scope and does not specifically address Retrieval-Augmented Generation or conversational AI integration.</w:t>
       </w:r>
     </w:p>
@@ -8817,75 +9647,15 @@
     </w:p>
     <w:p>
       <w:pPr>
-        <w:pStyle w:val="BodyText"/>
-        <w:spacing w:before="30"/>
-        <w:rPr>
-          <w:b/>
-        </w:rPr>
-      </w:pPr>
-    </w:p>
-    <w:p>
-      <w:pPr>
-        <w:pStyle w:val="BodyText"/>
-        <w:spacing w:before="30"/>
-        <w:rPr>
-          <w:b/>
-        </w:rPr>
-      </w:pPr>
-    </w:p>
-    <w:p>
-      <w:pPr>
-        <w:pStyle w:val="BodyText"/>
-        <w:spacing w:before="30"/>
-        <w:rPr>
-          <w:b/>
-        </w:rPr>
-      </w:pPr>
-    </w:p>
-    <w:p>
-      <w:pPr>
-        <w:pStyle w:val="BodyText"/>
-        <w:spacing w:before="30"/>
-        <w:rPr>
-          <w:b/>
-        </w:rPr>
-      </w:pPr>
-    </w:p>
-    <w:p>
-      <w:pPr>
-        <w:pStyle w:val="BodyText"/>
-        <w:spacing w:before="30"/>
-        <w:rPr>
-          <w:b/>
-        </w:rPr>
-      </w:pPr>
-    </w:p>
-    <w:p>
-      <w:pPr>
-        <w:pStyle w:val="BodyText"/>
-        <w:spacing w:before="30"/>
-        <w:rPr>
-          <w:b/>
-        </w:rPr>
-      </w:pPr>
-    </w:p>
-    <w:p>
-      <w:pPr>
-        <w:pStyle w:val="BodyText"/>
-        <w:spacing w:before="30"/>
-        <w:rPr>
-          <w:b/>
-        </w:rPr>
-      </w:pPr>
-    </w:p>
-    <w:p>
-      <w:pPr>
         <w:pStyle w:val="Heading1"/>
         <w:spacing w:before="73" w:line="508" w:lineRule="auto"/>
-        <w:ind w:left="2816" w:right="2520" w:firstLine="1565"/>
+        <w:ind w:left="2127" w:right="2520" w:firstLine="1565"/>
       </w:pPr>
       <w:r>
         <w:lastRenderedPageBreak/>
+        <w:t xml:space="preserve">      </w:t>
+      </w:r>
+      <w:r>
         <w:t>CHAPTER</w:t>
       </w:r>
       <w:r>
@@ -8895,37 +9665,10 @@
         <w:t xml:space="preserve"> </w:t>
       </w:r>
       <w:r>
-        <w:t>3</w:t>
-      </w:r>
-      <w:r>
-        <w:t xml:space="preserve"> CONCLUSION</w:t>
-      </w:r>
-      <w:r>
-        <w:rPr>
-          <w:spacing w:val="-17"/>
-        </w:rPr>
-        <w:t xml:space="preserve"> </w:t>
-      </w:r>
-      <w:r>
-        <w:t>AND</w:t>
-      </w:r>
-      <w:r>
-        <w:rPr>
-          <w:spacing w:val="-16"/>
-        </w:rPr>
-        <w:t xml:space="preserve"> </w:t>
-      </w:r>
-      <w:r>
-        <w:t>FUTURE</w:t>
-      </w:r>
-      <w:r>
-        <w:rPr>
-          <w:spacing w:val="-16"/>
-        </w:rPr>
-        <w:t xml:space="preserve"> </w:t>
-      </w:r>
-      <w:r>
-        <w:t>WORK</w:t>
+        <w:t xml:space="preserve">3 </w:t>
+      </w:r>
+      <w:r>
+        <w:t xml:space="preserve">                     SYSTEM DESIGN AND UI ARCHITECTURE</w:t>
       </w:r>
     </w:p>
     <w:p>
@@ -8941,8 +9684,3782 @@
         <w:spacing w:before="38"/>
         <w:rPr>
           <w:b/>
-        </w:rPr>
-      </w:pPr>
+          <w:spacing w:val="-2"/>
+          <w:sz w:val="28"/>
+        </w:rPr>
+      </w:pPr>
+      <w:r>
+        <w:rPr>
+          <w:b/>
+          <w:spacing w:val="-2"/>
+          <w:sz w:val="28"/>
+        </w:rPr>
+        <w:t xml:space="preserve"> </w:t>
+      </w:r>
+      <w:r>
+        <w:rPr>
+          <w:b/>
+          <w:spacing w:val="-2"/>
+          <w:sz w:val="28"/>
+        </w:rPr>
+        <w:t>Overview</w:t>
+      </w:r>
+    </w:p>
+    <w:p>
+      <w:pPr>
+        <w:spacing w:before="100" w:beforeAutospacing="1" w:after="100" w:afterAutospacing="1" w:line="360" w:lineRule="auto"/>
+        <w:jc w:val="both"/>
+        <w:rPr>
+          <w:sz w:val="28"/>
+          <w:szCs w:val="28"/>
+        </w:rPr>
+      </w:pPr>
+      <w:r>
+        <w:rPr>
+          <w:sz w:val="28"/>
+          <w:szCs w:val="28"/>
+        </w:rPr>
+        <w:t xml:space="preserve">           </w:t>
+      </w:r>
+      <w:r>
+        <w:rPr>
+          <w:sz w:val="28"/>
+          <w:szCs w:val="28"/>
+        </w:rPr>
+        <w:t>The first phase of this project focuses on designing and developing the User Interface (UI) of the proposed Low-Code Framework for Conversational AI Assistants leveraging Retrieval-Augmented Generation (RAG) and Large Language Models (LLMs).</w:t>
+      </w:r>
+      <w:r>
+        <w:rPr>
+          <w:sz w:val="28"/>
+          <w:szCs w:val="28"/>
+        </w:rPr>
+        <w:br/>
+        <w:t xml:space="preserve">This phase emphasizes </w:t>
+      </w:r>
+      <w:proofErr w:type="gramStart"/>
+      <w:r>
+        <w:rPr>
+          <w:sz w:val="28"/>
+          <w:szCs w:val="28"/>
+        </w:rPr>
+        <w:t xml:space="preserve">the </w:t>
+      </w:r>
+      <w:r>
+        <w:rPr>
+          <w:sz w:val="28"/>
+          <w:szCs w:val="28"/>
+        </w:rPr>
+        <w:t xml:space="preserve"> </w:t>
+      </w:r>
+      <w:r>
+        <w:rPr>
+          <w:sz w:val="28"/>
+          <w:szCs w:val="28"/>
+        </w:rPr>
+        <w:t>visual</w:t>
+      </w:r>
+      <w:proofErr w:type="gramEnd"/>
+      <w:r>
+        <w:rPr>
+          <w:sz w:val="28"/>
+          <w:szCs w:val="28"/>
+        </w:rPr>
+        <w:t xml:space="preserve"> layout, workflow planning, and interaction flow between users and system modules. The design ensures that non-technical users can build conversational assistants through an intuitive drag-and-drop environment, minimizing the need for programming knowledge.</w:t>
+      </w:r>
+    </w:p>
+    <w:p>
+      <w:pPr>
+        <w:spacing w:before="100" w:beforeAutospacing="1" w:after="100" w:afterAutospacing="1" w:line="360" w:lineRule="auto"/>
+        <w:jc w:val="both"/>
+        <w:rPr>
+          <w:sz w:val="28"/>
+          <w:szCs w:val="28"/>
+        </w:rPr>
+      </w:pPr>
+      <w:r>
+        <w:rPr>
+          <w:sz w:val="28"/>
+          <w:szCs w:val="28"/>
+        </w:rPr>
+        <w:t xml:space="preserve">           </w:t>
+      </w:r>
+      <w:r>
+        <w:rPr>
+          <w:sz w:val="28"/>
+          <w:szCs w:val="28"/>
+        </w:rPr>
+        <w:t>The UI has been conceptualized to serve as the front-end layer of the entire framework, which will be integrated with back-end components such as the RAG engine, vector database, and LLM runtime in the upcoming development phase.</w:t>
+      </w:r>
+    </w:p>
+    <w:p>
+      <w:pPr>
+        <w:spacing w:before="100" w:beforeAutospacing="1" w:after="100" w:afterAutospacing="1"/>
+        <w:outlineLvl w:val="2"/>
+        <w:rPr>
+          <w:b/>
+          <w:bCs/>
+          <w:sz w:val="27"/>
+          <w:szCs w:val="27"/>
+          <w:lang w:eastAsia="en-IN"/>
+        </w:rPr>
+      </w:pPr>
+      <w:r>
+        <w:rPr>
+          <w:b/>
+          <w:bCs/>
+          <w:sz w:val="27"/>
+          <w:szCs w:val="27"/>
+          <w:lang w:eastAsia="en-IN"/>
+        </w:rPr>
+        <w:t xml:space="preserve">3.2 </w:t>
+      </w:r>
+      <w:r>
+        <w:rPr>
+          <w:b/>
+          <w:bCs/>
+          <w:sz w:val="28"/>
+          <w:szCs w:val="28"/>
+          <w:lang w:eastAsia="en-IN"/>
+        </w:rPr>
+        <w:t>System Design Approach</w:t>
+      </w:r>
+    </w:p>
+    <w:p>
+      <w:pPr>
+        <w:spacing w:before="100" w:beforeAutospacing="1" w:after="100" w:afterAutospacing="1" w:line="360" w:lineRule="auto"/>
+        <w:jc w:val="both"/>
+        <w:rPr>
+          <w:sz w:val="28"/>
+          <w:szCs w:val="28"/>
+        </w:rPr>
+      </w:pPr>
+      <w:r>
+        <w:rPr>
+          <w:sz w:val="28"/>
+          <w:szCs w:val="28"/>
+        </w:rPr>
+        <w:t xml:space="preserve">        </w:t>
+      </w:r>
+      <w:r>
+        <w:rPr>
+          <w:sz w:val="28"/>
+          <w:szCs w:val="28"/>
+        </w:rPr>
+        <w:t>The design process follows a user-centered methodology emphasizing simplicity, modularity, and scalability. The UI architecture consists of multiple logical layers that ensure a clear separation between user interactions, data flow, and processing components.</w:t>
+      </w:r>
+    </w:p>
+    <w:p>
+      <w:pPr>
+        <w:spacing w:before="100" w:beforeAutospacing="1" w:after="100" w:afterAutospacing="1"/>
+        <w:rPr>
+          <w:sz w:val="28"/>
+          <w:szCs w:val="28"/>
+          <w:lang w:eastAsia="en-IN"/>
+        </w:rPr>
+      </w:pPr>
+      <w:r>
+        <w:rPr>
+          <w:b/>
+          <w:bCs/>
+          <w:sz w:val="28"/>
+          <w:szCs w:val="28"/>
+          <w:lang w:eastAsia="en-IN"/>
+        </w:rPr>
+        <w:t>Layers of the System:</w:t>
+      </w:r>
+    </w:p>
+    <w:p>
+      <w:pPr>
+        <w:widowControl/>
+        <w:numPr>
+          <w:ilvl w:val="0"/>
+          <w:numId w:val="41"/>
+        </w:numPr>
+        <w:autoSpaceDE/>
+        <w:autoSpaceDN/>
+        <w:spacing w:before="100" w:beforeAutospacing="1" w:after="100" w:afterAutospacing="1"/>
+        <w:rPr>
+          <w:sz w:val="28"/>
+          <w:szCs w:val="28"/>
+          <w:lang w:eastAsia="en-IN"/>
+        </w:rPr>
+      </w:pPr>
+      <w:r>
+        <w:rPr>
+          <w:b/>
+          <w:bCs/>
+          <w:sz w:val="28"/>
+          <w:szCs w:val="28"/>
+          <w:lang w:eastAsia="en-IN"/>
+        </w:rPr>
+        <w:t>Presentation Layer:</w:t>
+      </w:r>
+    </w:p>
+    <w:p>
+      <w:pPr>
+        <w:widowControl/>
+        <w:numPr>
+          <w:ilvl w:val="1"/>
+          <w:numId w:val="41"/>
+        </w:numPr>
+        <w:autoSpaceDE/>
+        <w:autoSpaceDN/>
+        <w:spacing w:before="100" w:beforeAutospacing="1" w:after="100" w:afterAutospacing="1" w:line="276" w:lineRule="auto"/>
+        <w:rPr>
+          <w:sz w:val="26"/>
+          <w:szCs w:val="26"/>
+        </w:rPr>
+      </w:pPr>
+      <w:r>
+        <w:rPr>
+          <w:sz w:val="26"/>
+          <w:szCs w:val="26"/>
+        </w:rPr>
+        <w:t>Provides an interactive drag-and-drop GUI built using Oracle APEX.</w:t>
+      </w:r>
+    </w:p>
+    <w:p>
+      <w:pPr>
+        <w:widowControl/>
+        <w:numPr>
+          <w:ilvl w:val="1"/>
+          <w:numId w:val="41"/>
+        </w:numPr>
+        <w:autoSpaceDE/>
+        <w:autoSpaceDN/>
+        <w:spacing w:before="100" w:beforeAutospacing="1" w:after="100" w:afterAutospacing="1" w:line="360" w:lineRule="auto"/>
+        <w:rPr>
+          <w:sz w:val="26"/>
+          <w:szCs w:val="26"/>
+        </w:rPr>
+      </w:pPr>
+      <w:r>
+        <w:rPr>
+          <w:sz w:val="26"/>
+          <w:szCs w:val="26"/>
+        </w:rPr>
+        <w:t>Allows users to upload documents, create workflows, and test AI assistants visually.</w:t>
+      </w:r>
+    </w:p>
+    <w:p>
+      <w:pPr>
+        <w:widowControl/>
+        <w:numPr>
+          <w:ilvl w:val="0"/>
+          <w:numId w:val="41"/>
+        </w:numPr>
+        <w:autoSpaceDE/>
+        <w:autoSpaceDN/>
+        <w:spacing w:before="100" w:beforeAutospacing="1" w:after="100" w:afterAutospacing="1" w:line="360" w:lineRule="auto"/>
+        <w:rPr>
+          <w:b/>
+          <w:bCs/>
+          <w:sz w:val="28"/>
+          <w:szCs w:val="28"/>
+          <w:lang w:eastAsia="en-IN"/>
+        </w:rPr>
+      </w:pPr>
+      <w:r>
+        <w:rPr>
+          <w:b/>
+          <w:bCs/>
+          <w:sz w:val="28"/>
+          <w:szCs w:val="28"/>
+          <w:lang w:eastAsia="en-IN"/>
+        </w:rPr>
+        <w:t>Application Logic Layer (Planned for Phase-2):</w:t>
+      </w:r>
+    </w:p>
+    <w:p>
+      <w:pPr>
+        <w:widowControl/>
+        <w:numPr>
+          <w:ilvl w:val="1"/>
+          <w:numId w:val="41"/>
+        </w:numPr>
+        <w:autoSpaceDE/>
+        <w:autoSpaceDN/>
+        <w:spacing w:before="100" w:beforeAutospacing="1" w:after="100" w:afterAutospacing="1" w:line="276" w:lineRule="auto"/>
+        <w:rPr>
+          <w:sz w:val="28"/>
+          <w:szCs w:val="28"/>
+        </w:rPr>
+      </w:pPr>
+      <w:r>
+        <w:rPr>
+          <w:sz w:val="28"/>
+          <w:szCs w:val="28"/>
+        </w:rPr>
+        <w:t>Will connect to the backend through REST APIs and Python services.</w:t>
+      </w:r>
+    </w:p>
+    <w:p>
+      <w:pPr>
+        <w:widowControl/>
+        <w:numPr>
+          <w:ilvl w:val="1"/>
+          <w:numId w:val="41"/>
+        </w:numPr>
+        <w:autoSpaceDE/>
+        <w:autoSpaceDN/>
+        <w:spacing w:before="100" w:beforeAutospacing="1" w:after="100" w:afterAutospacing="1" w:line="276" w:lineRule="auto"/>
+        <w:rPr>
+          <w:sz w:val="28"/>
+          <w:szCs w:val="28"/>
+        </w:rPr>
+      </w:pPr>
+      <w:r>
+        <w:rPr>
+          <w:sz w:val="28"/>
+          <w:szCs w:val="28"/>
+        </w:rPr>
+        <w:t>Manages data flow between the UI and RAG modules.</w:t>
+      </w:r>
+    </w:p>
+    <w:p>
+      <w:pPr>
+        <w:widowControl/>
+        <w:autoSpaceDE/>
+        <w:autoSpaceDN/>
+        <w:spacing w:before="100" w:beforeAutospacing="1" w:after="100" w:afterAutospacing="1" w:line="276" w:lineRule="auto"/>
+        <w:rPr>
+          <w:sz w:val="28"/>
+          <w:szCs w:val="28"/>
+        </w:rPr>
+      </w:pPr>
+    </w:p>
+    <w:p>
+      <w:pPr>
+        <w:widowControl/>
+        <w:numPr>
+          <w:ilvl w:val="0"/>
+          <w:numId w:val="41"/>
+        </w:numPr>
+        <w:autoSpaceDE/>
+        <w:autoSpaceDN/>
+        <w:spacing w:before="100" w:beforeAutospacing="1" w:after="100" w:afterAutospacing="1"/>
+        <w:rPr>
+          <w:b/>
+          <w:bCs/>
+          <w:sz w:val="28"/>
+          <w:szCs w:val="28"/>
+          <w:lang w:eastAsia="en-IN"/>
+        </w:rPr>
+      </w:pPr>
+      <w:r>
+        <w:rPr>
+          <w:b/>
+          <w:bCs/>
+          <w:sz w:val="28"/>
+          <w:szCs w:val="28"/>
+          <w:lang w:eastAsia="en-IN"/>
+        </w:rPr>
+        <w:lastRenderedPageBreak/>
+        <w:t>Data Layer:</w:t>
+      </w:r>
+    </w:p>
+    <w:p>
+      <w:pPr>
+        <w:widowControl/>
+        <w:numPr>
+          <w:ilvl w:val="1"/>
+          <w:numId w:val="41"/>
+        </w:numPr>
+        <w:autoSpaceDE/>
+        <w:autoSpaceDN/>
+        <w:spacing w:before="100" w:beforeAutospacing="1" w:after="100" w:afterAutospacing="1" w:line="276" w:lineRule="auto"/>
+        <w:rPr>
+          <w:sz w:val="28"/>
+          <w:szCs w:val="28"/>
+        </w:rPr>
+      </w:pPr>
+      <w:r>
+        <w:rPr>
+          <w:sz w:val="28"/>
+          <w:szCs w:val="28"/>
+        </w:rPr>
+        <w:t>Currently includes placeholders for file metadata and user session data.</w:t>
+      </w:r>
+    </w:p>
+    <w:p>
+      <w:pPr>
+        <w:widowControl/>
+        <w:numPr>
+          <w:ilvl w:val="1"/>
+          <w:numId w:val="41"/>
+        </w:numPr>
+        <w:autoSpaceDE/>
+        <w:autoSpaceDN/>
+        <w:spacing w:before="100" w:beforeAutospacing="1" w:after="100" w:afterAutospacing="1" w:line="276" w:lineRule="auto"/>
+        <w:rPr>
+          <w:sz w:val="24"/>
+          <w:szCs w:val="24"/>
+          <w:lang w:eastAsia="en-IN"/>
+        </w:rPr>
+      </w:pPr>
+      <w:r>
+        <w:rPr>
+          <w:sz w:val="28"/>
+          <w:szCs w:val="28"/>
+        </w:rPr>
+        <w:t xml:space="preserve">Future integration will include vector stores such as FAISS, Pinecone, or </w:t>
+      </w:r>
+      <w:proofErr w:type="spellStart"/>
+      <w:r>
+        <w:rPr>
+          <w:sz w:val="28"/>
+          <w:szCs w:val="28"/>
+        </w:rPr>
+        <w:t>ChromaDB</w:t>
+      </w:r>
+      <w:proofErr w:type="spellEnd"/>
+      <w:r>
+        <w:rPr>
+          <w:sz w:val="28"/>
+          <w:szCs w:val="28"/>
+        </w:rPr>
+        <w:t>.</w:t>
+      </w:r>
+    </w:p>
+    <w:p>
+      <w:pPr>
+        <w:spacing w:before="100" w:beforeAutospacing="1" w:after="100" w:afterAutospacing="1"/>
+        <w:outlineLvl w:val="2"/>
+        <w:rPr>
+          <w:b/>
+          <w:bCs/>
+          <w:sz w:val="27"/>
+          <w:szCs w:val="27"/>
+          <w:lang w:eastAsia="en-IN"/>
+        </w:rPr>
+      </w:pPr>
+      <w:r>
+        <w:rPr>
+          <w:b/>
+          <w:bCs/>
+          <w:sz w:val="27"/>
+          <w:szCs w:val="27"/>
+          <w:lang w:eastAsia="en-IN"/>
+        </w:rPr>
+        <w:t xml:space="preserve">3.3 </w:t>
+      </w:r>
+      <w:r>
+        <w:rPr>
+          <w:b/>
+          <w:bCs/>
+          <w:sz w:val="28"/>
+          <w:szCs w:val="28"/>
+          <w:lang w:eastAsia="en-IN"/>
+        </w:rPr>
+        <w:t>UI Modules Designed</w:t>
+      </w:r>
+    </w:p>
+    <w:p>
+      <w:pPr>
+        <w:spacing w:before="100" w:beforeAutospacing="1" w:after="100" w:afterAutospacing="1" w:line="360" w:lineRule="auto"/>
+        <w:rPr>
+          <w:sz w:val="28"/>
+          <w:szCs w:val="28"/>
+          <w:lang w:eastAsia="en-IN"/>
+        </w:rPr>
+      </w:pPr>
+      <w:r>
+        <w:rPr>
+          <w:sz w:val="28"/>
+          <w:szCs w:val="28"/>
+          <w:lang w:eastAsia="en-IN"/>
+        </w:rPr>
+        <w:t>The following user interface modules were designed and implemented as part of Phase-1:</w:t>
+      </w:r>
+    </w:p>
+    <w:p>
+      <w:pPr>
+        <w:widowControl/>
+        <w:numPr>
+          <w:ilvl w:val="0"/>
+          <w:numId w:val="42"/>
+        </w:numPr>
+        <w:autoSpaceDE/>
+        <w:autoSpaceDN/>
+        <w:spacing w:before="100" w:beforeAutospacing="1" w:after="100" w:afterAutospacing="1" w:line="360" w:lineRule="auto"/>
+        <w:rPr>
+          <w:sz w:val="28"/>
+          <w:szCs w:val="28"/>
+          <w:lang w:eastAsia="en-IN"/>
+        </w:rPr>
+      </w:pPr>
+      <w:r>
+        <w:rPr>
+          <w:b/>
+          <w:bCs/>
+          <w:sz w:val="28"/>
+          <w:szCs w:val="28"/>
+          <w:lang w:eastAsia="en-IN"/>
+        </w:rPr>
+        <w:t>Login and Access Control Page</w:t>
+      </w:r>
+      <w:r>
+        <w:rPr>
+          <w:sz w:val="28"/>
+          <w:szCs w:val="28"/>
+          <w:lang w:eastAsia="en-IN"/>
+        </w:rPr>
+        <w:br/>
+        <w:t>Provides authentication and access management for users and administrators. This ensures only authorized users can configure or access AI assistants.</w:t>
+      </w:r>
+    </w:p>
+    <w:p>
+      <w:pPr>
+        <w:widowControl/>
+        <w:numPr>
+          <w:ilvl w:val="0"/>
+          <w:numId w:val="42"/>
+        </w:numPr>
+        <w:autoSpaceDE/>
+        <w:autoSpaceDN/>
+        <w:spacing w:before="100" w:beforeAutospacing="1" w:after="100" w:afterAutospacing="1" w:line="360" w:lineRule="auto"/>
+        <w:rPr>
+          <w:sz w:val="28"/>
+          <w:szCs w:val="28"/>
+          <w:lang w:eastAsia="en-IN"/>
+        </w:rPr>
+      </w:pPr>
+      <w:r>
+        <w:rPr>
+          <w:b/>
+          <w:bCs/>
+          <w:sz w:val="28"/>
+          <w:szCs w:val="28"/>
+          <w:lang w:eastAsia="en-IN"/>
+        </w:rPr>
+        <w:t>Dashboard Screen</w:t>
+      </w:r>
+      <w:r>
+        <w:rPr>
+          <w:sz w:val="28"/>
+          <w:szCs w:val="28"/>
+          <w:lang w:eastAsia="en-IN"/>
+        </w:rPr>
+        <w:br/>
+        <w:t>Displays a high-level overview of the system, showing quick access to document uploads, existing workflows, and user logs.</w:t>
+      </w:r>
+    </w:p>
+    <w:p>
+      <w:pPr>
+        <w:widowControl/>
+        <w:numPr>
+          <w:ilvl w:val="0"/>
+          <w:numId w:val="42"/>
+        </w:numPr>
+        <w:autoSpaceDE/>
+        <w:autoSpaceDN/>
+        <w:spacing w:before="100" w:beforeAutospacing="1" w:after="100" w:afterAutospacing="1" w:line="360" w:lineRule="auto"/>
+        <w:rPr>
+          <w:sz w:val="28"/>
+          <w:szCs w:val="28"/>
+          <w:lang w:eastAsia="en-IN"/>
+        </w:rPr>
+      </w:pPr>
+      <w:r>
+        <w:rPr>
+          <w:b/>
+          <w:bCs/>
+          <w:sz w:val="28"/>
+          <w:szCs w:val="28"/>
+          <w:lang w:eastAsia="en-IN"/>
+        </w:rPr>
+        <w:t>Data Upload Screen</w:t>
+      </w:r>
+      <w:r>
+        <w:rPr>
+          <w:sz w:val="28"/>
+          <w:szCs w:val="28"/>
+          <w:lang w:eastAsia="en-IN"/>
+        </w:rPr>
+        <w:br/>
+        <w:t>Enables users to upload unstructured data files such as PDFs, CSVs, and text documents. A progress bar and validation checks were added for usability.</w:t>
+      </w:r>
+    </w:p>
+    <w:p>
+      <w:pPr>
+        <w:widowControl/>
+        <w:numPr>
+          <w:ilvl w:val="0"/>
+          <w:numId w:val="42"/>
+        </w:numPr>
+        <w:autoSpaceDE/>
+        <w:autoSpaceDN/>
+        <w:spacing w:before="100" w:beforeAutospacing="1" w:after="100" w:afterAutospacing="1" w:line="360" w:lineRule="auto"/>
+        <w:rPr>
+          <w:sz w:val="28"/>
+          <w:szCs w:val="28"/>
+          <w:lang w:eastAsia="en-IN"/>
+        </w:rPr>
+      </w:pPr>
+      <w:r>
+        <w:rPr>
+          <w:b/>
+          <w:bCs/>
+          <w:sz w:val="28"/>
+          <w:szCs w:val="28"/>
+          <w:lang w:eastAsia="en-IN"/>
+        </w:rPr>
+        <w:t>Workflow Builder Interface</w:t>
+      </w:r>
+      <w:r>
+        <w:rPr>
+          <w:sz w:val="28"/>
+          <w:szCs w:val="28"/>
+          <w:lang w:eastAsia="en-IN"/>
+        </w:rPr>
+        <w:br/>
+        <w:t xml:space="preserve">Acts as the core design canvas of the low-code framework. Users can drag and connect functional blocks such as </w:t>
+      </w:r>
+      <w:r>
+        <w:rPr>
+          <w:i/>
+          <w:iCs/>
+          <w:sz w:val="28"/>
+          <w:szCs w:val="28"/>
+          <w:lang w:eastAsia="en-IN"/>
+        </w:rPr>
+        <w:t>Upload Data</w:t>
+      </w:r>
+      <w:r>
+        <w:rPr>
+          <w:sz w:val="28"/>
+          <w:szCs w:val="28"/>
+          <w:lang w:eastAsia="en-IN"/>
+        </w:rPr>
+        <w:t xml:space="preserve">, </w:t>
+      </w:r>
+      <w:r>
+        <w:rPr>
+          <w:i/>
+          <w:iCs/>
+          <w:sz w:val="28"/>
+          <w:szCs w:val="28"/>
+          <w:lang w:eastAsia="en-IN"/>
+        </w:rPr>
+        <w:t>Generate Embeddings</w:t>
+      </w:r>
+      <w:r>
+        <w:rPr>
+          <w:sz w:val="28"/>
+          <w:szCs w:val="28"/>
+          <w:lang w:eastAsia="en-IN"/>
+        </w:rPr>
+        <w:t xml:space="preserve">, </w:t>
+      </w:r>
+      <w:r>
+        <w:rPr>
+          <w:i/>
+          <w:iCs/>
+          <w:sz w:val="28"/>
+          <w:szCs w:val="28"/>
+          <w:lang w:eastAsia="en-IN"/>
+        </w:rPr>
+        <w:t>Retriever</w:t>
+      </w:r>
+      <w:r>
+        <w:rPr>
+          <w:sz w:val="28"/>
+          <w:szCs w:val="28"/>
+          <w:lang w:eastAsia="en-IN"/>
+        </w:rPr>
+        <w:t xml:space="preserve">, and </w:t>
+      </w:r>
+      <w:r>
+        <w:rPr>
+          <w:i/>
+          <w:iCs/>
+          <w:sz w:val="28"/>
+          <w:szCs w:val="28"/>
+          <w:lang w:eastAsia="en-IN"/>
+        </w:rPr>
+        <w:t>LLM Generator</w:t>
+      </w:r>
+      <w:r>
+        <w:rPr>
+          <w:sz w:val="28"/>
+          <w:szCs w:val="28"/>
+          <w:lang w:eastAsia="en-IN"/>
+        </w:rPr>
+        <w:t>. Each block can later be mapped to corresponding backend functions.</w:t>
+      </w:r>
+    </w:p>
+    <w:p>
+      <w:pPr>
+        <w:widowControl/>
+        <w:numPr>
+          <w:ilvl w:val="0"/>
+          <w:numId w:val="42"/>
+        </w:numPr>
+        <w:autoSpaceDE/>
+        <w:autoSpaceDN/>
+        <w:spacing w:before="100" w:beforeAutospacing="1" w:after="100" w:afterAutospacing="1" w:line="360" w:lineRule="auto"/>
+        <w:rPr>
+          <w:sz w:val="28"/>
+          <w:szCs w:val="28"/>
+          <w:lang w:eastAsia="en-IN"/>
+        </w:rPr>
+      </w:pPr>
+      <w:r>
+        <w:rPr>
+          <w:b/>
+          <w:bCs/>
+          <w:sz w:val="28"/>
+          <w:szCs w:val="28"/>
+          <w:lang w:eastAsia="en-IN"/>
+        </w:rPr>
+        <w:t>Chat Interface (Prototype)</w:t>
+      </w:r>
+      <w:r>
+        <w:rPr>
+          <w:sz w:val="28"/>
+          <w:szCs w:val="28"/>
+          <w:lang w:eastAsia="en-IN"/>
+        </w:rPr>
+        <w:br/>
+        <w:t>Simulates real-time interaction between the user and AI assistant. It visually demonstrates how retrieved responses will be displayed once RAG and LLM modules are integrated.</w:t>
+      </w:r>
+    </w:p>
+    <w:p>
+      <w:pPr>
+        <w:widowControl/>
+        <w:numPr>
+          <w:ilvl w:val="0"/>
+          <w:numId w:val="42"/>
+        </w:numPr>
+        <w:autoSpaceDE/>
+        <w:autoSpaceDN/>
+        <w:spacing w:before="100" w:beforeAutospacing="1" w:after="100" w:afterAutospacing="1" w:line="360" w:lineRule="auto"/>
+        <w:rPr>
+          <w:sz w:val="28"/>
+          <w:szCs w:val="28"/>
+          <w:lang w:eastAsia="en-IN"/>
+        </w:rPr>
+      </w:pPr>
+      <w:r>
+        <w:rPr>
+          <w:b/>
+          <w:bCs/>
+          <w:sz w:val="28"/>
+          <w:szCs w:val="28"/>
+          <w:lang w:eastAsia="en-IN"/>
+        </w:rPr>
+        <w:t>Admin Panel</w:t>
+      </w:r>
+      <w:r>
+        <w:rPr>
+          <w:sz w:val="28"/>
+          <w:szCs w:val="28"/>
+          <w:lang w:eastAsia="en-IN"/>
+        </w:rPr>
+        <w:br/>
+        <w:t>Designed for monitoring user activity, uploaded data, and assistant usage statistics. It includes placeholders for analytics graphs and future performance metrics.</w:t>
+      </w:r>
+    </w:p>
+    <w:p>
+      <w:pPr>
+        <w:widowControl/>
+        <w:autoSpaceDE/>
+        <w:autoSpaceDN/>
+        <w:spacing w:before="100" w:beforeAutospacing="1" w:after="100" w:afterAutospacing="1"/>
+        <w:rPr>
+          <w:sz w:val="24"/>
+          <w:szCs w:val="24"/>
+          <w:lang w:eastAsia="en-IN"/>
+        </w:rPr>
+      </w:pPr>
+    </w:p>
+    <w:p>
+      <w:pPr>
+        <w:spacing w:before="100" w:beforeAutospacing="1" w:after="100" w:afterAutospacing="1"/>
+        <w:outlineLvl w:val="2"/>
+        <w:rPr>
+          <w:b/>
+          <w:bCs/>
+          <w:sz w:val="27"/>
+          <w:szCs w:val="27"/>
+          <w:lang w:eastAsia="en-IN"/>
+        </w:rPr>
+      </w:pPr>
+      <w:r>
+        <w:rPr>
+          <w:b/>
+          <w:bCs/>
+          <w:sz w:val="27"/>
+          <w:szCs w:val="27"/>
+          <w:lang w:eastAsia="en-IN"/>
+        </w:rPr>
+        <w:lastRenderedPageBreak/>
+        <w:t xml:space="preserve">3.4 </w:t>
+      </w:r>
+      <w:r>
+        <w:rPr>
+          <w:b/>
+          <w:bCs/>
+          <w:sz w:val="28"/>
+          <w:szCs w:val="28"/>
+          <w:lang w:eastAsia="en-IN"/>
+        </w:rPr>
+        <w:t>Design Methodology</w:t>
+      </w:r>
+    </w:p>
+    <w:p>
+      <w:pPr>
+        <w:spacing w:before="100" w:beforeAutospacing="1" w:after="100" w:afterAutospacing="1" w:line="360" w:lineRule="auto"/>
+        <w:rPr>
+          <w:sz w:val="28"/>
+          <w:szCs w:val="28"/>
+        </w:rPr>
+      </w:pPr>
+      <w:r>
+        <w:rPr>
+          <w:sz w:val="28"/>
+          <w:szCs w:val="28"/>
+        </w:rPr>
+        <w:t xml:space="preserve">The UI was planned using wireframes and prototypes created with </w:t>
+      </w:r>
+      <w:proofErr w:type="spellStart"/>
+      <w:r>
+        <w:rPr>
+          <w:sz w:val="28"/>
+          <w:szCs w:val="28"/>
+        </w:rPr>
+        <w:t>Streamlit</w:t>
+      </w:r>
+      <w:proofErr w:type="spellEnd"/>
+      <w:r>
+        <w:rPr>
+          <w:sz w:val="28"/>
+          <w:szCs w:val="28"/>
+        </w:rPr>
+        <w:t xml:space="preserve"> components and Oracle APEX page layouts. The following principles guided the design process:</w:t>
+      </w:r>
+    </w:p>
+    <w:p>
+      <w:pPr>
+        <w:widowControl/>
+        <w:numPr>
+          <w:ilvl w:val="0"/>
+          <w:numId w:val="43"/>
+        </w:numPr>
+        <w:autoSpaceDE/>
+        <w:autoSpaceDN/>
+        <w:spacing w:before="100" w:beforeAutospacing="1" w:after="100" w:afterAutospacing="1" w:line="360" w:lineRule="auto"/>
+        <w:jc w:val="both"/>
+        <w:rPr>
+          <w:sz w:val="28"/>
+          <w:szCs w:val="28"/>
+          <w:lang w:eastAsia="en-IN"/>
+        </w:rPr>
+      </w:pPr>
+      <w:r>
+        <w:rPr>
+          <w:b/>
+          <w:bCs/>
+          <w:sz w:val="28"/>
+          <w:szCs w:val="28"/>
+          <w:lang w:eastAsia="en-IN"/>
+        </w:rPr>
+        <w:t>Simplicity:</w:t>
+      </w:r>
+      <w:r>
+        <w:rPr>
+          <w:sz w:val="28"/>
+          <w:szCs w:val="28"/>
+          <w:lang w:eastAsia="en-IN"/>
+        </w:rPr>
+        <w:t xml:space="preserve"> Every screen follows a clean and minimal design to reduce cognitive load.</w:t>
+      </w:r>
+    </w:p>
+    <w:p>
+      <w:pPr>
+        <w:widowControl/>
+        <w:numPr>
+          <w:ilvl w:val="0"/>
+          <w:numId w:val="43"/>
+        </w:numPr>
+        <w:autoSpaceDE/>
+        <w:autoSpaceDN/>
+        <w:spacing w:before="100" w:beforeAutospacing="1" w:after="100" w:afterAutospacing="1" w:line="360" w:lineRule="auto"/>
+        <w:jc w:val="both"/>
+        <w:rPr>
+          <w:sz w:val="28"/>
+          <w:szCs w:val="28"/>
+          <w:lang w:eastAsia="en-IN"/>
+        </w:rPr>
+      </w:pPr>
+      <w:r>
+        <w:rPr>
+          <w:b/>
+          <w:bCs/>
+          <w:sz w:val="28"/>
+          <w:szCs w:val="28"/>
+          <w:lang w:eastAsia="en-IN"/>
+        </w:rPr>
+        <w:t>Consistency:</w:t>
+      </w:r>
+      <w:r>
+        <w:rPr>
+          <w:sz w:val="28"/>
+          <w:szCs w:val="28"/>
+          <w:lang w:eastAsia="en-IN"/>
+        </w:rPr>
+        <w:t xml:space="preserve"> Uniform color palette and typography across all modules.</w:t>
+      </w:r>
+    </w:p>
+    <w:p>
+      <w:pPr>
+        <w:widowControl/>
+        <w:numPr>
+          <w:ilvl w:val="0"/>
+          <w:numId w:val="43"/>
+        </w:numPr>
+        <w:autoSpaceDE/>
+        <w:autoSpaceDN/>
+        <w:spacing w:before="100" w:beforeAutospacing="1" w:after="100" w:afterAutospacing="1" w:line="360" w:lineRule="auto"/>
+        <w:jc w:val="both"/>
+        <w:rPr>
+          <w:sz w:val="28"/>
+          <w:szCs w:val="28"/>
+          <w:lang w:eastAsia="en-IN"/>
+        </w:rPr>
+      </w:pPr>
+      <w:r>
+        <w:rPr>
+          <w:b/>
+          <w:bCs/>
+          <w:sz w:val="28"/>
+          <w:szCs w:val="28"/>
+          <w:lang w:eastAsia="en-IN"/>
+        </w:rPr>
+        <w:t>Scalability:</w:t>
+      </w:r>
+      <w:r>
+        <w:rPr>
+          <w:sz w:val="28"/>
+          <w:szCs w:val="28"/>
+          <w:lang w:eastAsia="en-IN"/>
+        </w:rPr>
+        <w:t xml:space="preserve"> The design accommodates future expansion for additional AI blocks and modules.</w:t>
+      </w:r>
+    </w:p>
+    <w:p>
+      <w:pPr>
+        <w:widowControl/>
+        <w:numPr>
+          <w:ilvl w:val="0"/>
+          <w:numId w:val="43"/>
+        </w:numPr>
+        <w:autoSpaceDE/>
+        <w:autoSpaceDN/>
+        <w:spacing w:before="100" w:beforeAutospacing="1" w:after="100" w:afterAutospacing="1" w:line="360" w:lineRule="auto"/>
+        <w:jc w:val="both"/>
+        <w:rPr>
+          <w:sz w:val="28"/>
+          <w:szCs w:val="28"/>
+          <w:lang w:eastAsia="en-IN"/>
+        </w:rPr>
+      </w:pPr>
+      <w:r>
+        <w:rPr>
+          <w:b/>
+          <w:bCs/>
+          <w:sz w:val="28"/>
+          <w:szCs w:val="28"/>
+          <w:lang w:eastAsia="en-IN"/>
+        </w:rPr>
+        <w:t>Responsiveness:</w:t>
+      </w:r>
+      <w:r>
+        <w:rPr>
+          <w:sz w:val="28"/>
+          <w:szCs w:val="28"/>
+          <w:lang w:eastAsia="en-IN"/>
+        </w:rPr>
+        <w:t xml:space="preserve"> Layout adapts across various devices for accessibility.</w:t>
+      </w:r>
+    </w:p>
+    <w:p>
+      <w:pPr>
+        <w:spacing w:before="100" w:beforeAutospacing="1" w:after="100" w:afterAutospacing="1" w:line="360" w:lineRule="auto"/>
+        <w:jc w:val="both"/>
+        <w:rPr>
+          <w:sz w:val="28"/>
+          <w:szCs w:val="28"/>
+          <w:lang w:eastAsia="en-IN"/>
+        </w:rPr>
+      </w:pPr>
+      <w:r>
+        <w:rPr>
+          <w:sz w:val="28"/>
+          <w:szCs w:val="28"/>
+          <w:lang w:eastAsia="en-IN"/>
+        </w:rPr>
+        <w:t>User experience (UX) guidelines were followed to ensure intuitive navigation, consistent positioning of action buttons, and visual hierarchy for better comprehension.</w:t>
+      </w:r>
+    </w:p>
+    <w:p>
+      <w:pPr>
+        <w:spacing w:before="100" w:beforeAutospacing="1" w:after="100" w:afterAutospacing="1"/>
+        <w:outlineLvl w:val="2"/>
+        <w:rPr>
+          <w:b/>
+          <w:bCs/>
+          <w:sz w:val="28"/>
+          <w:szCs w:val="28"/>
+          <w:lang w:eastAsia="en-IN"/>
+        </w:rPr>
+      </w:pPr>
+      <w:r>
+        <w:rPr>
+          <w:b/>
+          <w:bCs/>
+          <w:sz w:val="28"/>
+          <w:szCs w:val="28"/>
+          <w:lang w:eastAsia="en-IN"/>
+        </w:rPr>
+        <w:t>3.5 Evaluation of UI Design</w:t>
+      </w:r>
+    </w:p>
+    <w:p>
+      <w:pPr>
+        <w:spacing w:before="100" w:beforeAutospacing="1" w:after="100" w:afterAutospacing="1" w:line="360" w:lineRule="auto"/>
+        <w:rPr>
+          <w:sz w:val="28"/>
+          <w:szCs w:val="28"/>
+          <w:lang w:eastAsia="en-IN"/>
+        </w:rPr>
+      </w:pPr>
+      <w:r>
+        <w:rPr>
+          <w:sz w:val="28"/>
+          <w:szCs w:val="28"/>
+          <w:lang w:eastAsia="en-IN"/>
+        </w:rPr>
+        <w:t>Since Phase-1 focuses solely on design, qualitative evaluation was performed based on standard usability criteria.</w:t>
+      </w:r>
+    </w:p>
+    <w:tbl>
+      <w:tblPr>
+        <w:tblW w:w="0" w:type="auto"/>
+        <w:tblCellSpacing w:w="15" w:type="dxa"/>
+        <w:tblInd w:w="471" w:type="dxa"/>
+        <w:tblBorders>
+          <w:top w:val="single" w:sz="4" w:space="0" w:color="auto"/>
+          <w:left w:val="single" w:sz="4" w:space="0" w:color="auto"/>
+          <w:bottom w:val="single" w:sz="4" w:space="0" w:color="auto"/>
+          <w:right w:val="single" w:sz="4" w:space="0" w:color="auto"/>
+          <w:insideH w:val="single" w:sz="4" w:space="0" w:color="auto"/>
+          <w:insideV w:val="single" w:sz="4" w:space="0" w:color="auto"/>
+        </w:tblBorders>
+        <w:tblCellMar>
+          <w:top w:w="15" w:type="dxa"/>
+          <w:left w:w="15" w:type="dxa"/>
+          <w:bottom w:w="15" w:type="dxa"/>
+          <w:right w:w="15" w:type="dxa"/>
+        </w:tblCellMar>
+        <w:tblLook w:val="04A0" w:firstRow="1" w:lastRow="0" w:firstColumn="1" w:lastColumn="0" w:noHBand="0" w:noVBand="1"/>
+      </w:tblPr>
+      <w:tblGrid>
+        <w:gridCol w:w="2561"/>
+        <w:gridCol w:w="5103"/>
+        <w:gridCol w:w="1701"/>
+      </w:tblGrid>
+      <w:tr>
+        <w:trPr>
+          <w:tblHeader/>
+          <w:tblCellSpacing w:w="15" w:type="dxa"/>
+        </w:trPr>
+        <w:tc>
+          <w:tcPr>
+            <w:tcW w:w="2516" w:type="dxa"/>
+            <w:vAlign w:val="center"/>
+            <w:hideMark/>
+          </w:tcPr>
+          <w:p>
+            <w:pPr>
+              <w:jc w:val="center"/>
+              <w:rPr>
+                <w:b/>
+                <w:bCs/>
+                <w:sz w:val="24"/>
+                <w:szCs w:val="24"/>
+                <w:lang w:eastAsia="en-IN"/>
+              </w:rPr>
+            </w:pPr>
+            <w:r>
+              <w:rPr>
+                <w:b/>
+                <w:bCs/>
+                <w:sz w:val="24"/>
+                <w:szCs w:val="24"/>
+                <w:lang w:eastAsia="en-IN"/>
+              </w:rPr>
+              <w:t>Criterion</w:t>
+            </w:r>
+          </w:p>
+        </w:tc>
+        <w:tc>
+          <w:tcPr>
+            <w:tcW w:w="5073" w:type="dxa"/>
+            <w:vAlign w:val="center"/>
+            <w:hideMark/>
+          </w:tcPr>
+          <w:p>
+            <w:pPr>
+              <w:jc w:val="center"/>
+              <w:rPr>
+                <w:b/>
+                <w:bCs/>
+                <w:sz w:val="24"/>
+                <w:szCs w:val="24"/>
+                <w:lang w:eastAsia="en-IN"/>
+              </w:rPr>
+            </w:pPr>
+            <w:r>
+              <w:rPr>
+                <w:b/>
+                <w:bCs/>
+                <w:sz w:val="24"/>
+                <w:szCs w:val="24"/>
+                <w:lang w:eastAsia="en-IN"/>
+              </w:rPr>
+              <w:t>Description</w:t>
+            </w:r>
+          </w:p>
+        </w:tc>
+        <w:tc>
+          <w:tcPr>
+            <w:tcW w:w="1656" w:type="dxa"/>
+            <w:vAlign w:val="center"/>
+            <w:hideMark/>
+          </w:tcPr>
+          <w:p>
+            <w:pPr>
+              <w:jc w:val="center"/>
+              <w:rPr>
+                <w:b/>
+                <w:bCs/>
+                <w:sz w:val="24"/>
+                <w:szCs w:val="24"/>
+                <w:lang w:eastAsia="en-IN"/>
+              </w:rPr>
+            </w:pPr>
+            <w:r>
+              <w:rPr>
+                <w:b/>
+                <w:bCs/>
+                <w:sz w:val="24"/>
+                <w:szCs w:val="24"/>
+                <w:lang w:eastAsia="en-IN"/>
+              </w:rPr>
+              <w:t>Result</w:t>
+            </w:r>
+          </w:p>
+        </w:tc>
+      </w:tr>
+      <w:tr>
+        <w:trPr>
+          <w:tblCellSpacing w:w="15" w:type="dxa"/>
+        </w:trPr>
+        <w:tc>
+          <w:tcPr>
+            <w:tcW w:w="2516" w:type="dxa"/>
+            <w:vAlign w:val="center"/>
+            <w:hideMark/>
+          </w:tcPr>
+          <w:p>
+            <w:pPr>
+              <w:rPr>
+                <w:sz w:val="26"/>
+                <w:szCs w:val="26"/>
+                <w:lang w:eastAsia="en-IN"/>
+              </w:rPr>
+            </w:pPr>
+            <w:r>
+              <w:rPr>
+                <w:sz w:val="26"/>
+                <w:szCs w:val="26"/>
+                <w:lang w:eastAsia="en-IN"/>
+              </w:rPr>
+              <w:t>Simplicity</w:t>
+            </w:r>
+          </w:p>
+        </w:tc>
+        <w:tc>
+          <w:tcPr>
+            <w:tcW w:w="5073" w:type="dxa"/>
+            <w:vAlign w:val="center"/>
+            <w:hideMark/>
+          </w:tcPr>
+          <w:p>
+            <w:pPr>
+              <w:rPr>
+                <w:sz w:val="26"/>
+                <w:szCs w:val="26"/>
+                <w:lang w:eastAsia="en-IN"/>
+              </w:rPr>
+            </w:pPr>
+            <w:r>
+              <w:rPr>
+                <w:sz w:val="26"/>
+                <w:szCs w:val="26"/>
+                <w:lang w:eastAsia="en-IN"/>
+              </w:rPr>
+              <w:t>UI elements are intuitive and easy to use</w:t>
+            </w:r>
+          </w:p>
+        </w:tc>
+        <w:tc>
+          <w:tcPr>
+            <w:tcW w:w="1656" w:type="dxa"/>
+            <w:vAlign w:val="center"/>
+            <w:hideMark/>
+          </w:tcPr>
+          <w:p>
+            <w:pPr>
+              <w:jc w:val="center"/>
+              <w:rPr>
+                <w:sz w:val="26"/>
+                <w:szCs w:val="26"/>
+                <w:lang w:eastAsia="en-IN"/>
+              </w:rPr>
+            </w:pPr>
+            <w:r>
+              <w:rPr>
+                <w:sz w:val="26"/>
+                <w:szCs w:val="26"/>
+                <w:lang w:eastAsia="en-IN"/>
+              </w:rPr>
+              <w:t>Achieved</w:t>
+            </w:r>
+          </w:p>
+        </w:tc>
+      </w:tr>
+      <w:tr>
+        <w:trPr>
+          <w:tblCellSpacing w:w="15" w:type="dxa"/>
+        </w:trPr>
+        <w:tc>
+          <w:tcPr>
+            <w:tcW w:w="2516" w:type="dxa"/>
+            <w:vAlign w:val="center"/>
+            <w:hideMark/>
+          </w:tcPr>
+          <w:p>
+            <w:pPr>
+              <w:rPr>
+                <w:sz w:val="26"/>
+                <w:szCs w:val="26"/>
+                <w:lang w:eastAsia="en-IN"/>
+              </w:rPr>
+            </w:pPr>
+            <w:r>
+              <w:rPr>
+                <w:sz w:val="26"/>
+                <w:szCs w:val="26"/>
+                <w:lang w:eastAsia="en-IN"/>
+              </w:rPr>
+              <w:t>Responsiveness</w:t>
+            </w:r>
+          </w:p>
+        </w:tc>
+        <w:tc>
+          <w:tcPr>
+            <w:tcW w:w="5073" w:type="dxa"/>
+            <w:vAlign w:val="center"/>
+            <w:hideMark/>
+          </w:tcPr>
+          <w:p>
+            <w:pPr>
+              <w:rPr>
+                <w:sz w:val="26"/>
+                <w:szCs w:val="26"/>
+                <w:lang w:eastAsia="en-IN"/>
+              </w:rPr>
+            </w:pPr>
+            <w:r>
+              <w:rPr>
+                <w:sz w:val="26"/>
+                <w:szCs w:val="26"/>
+                <w:lang w:eastAsia="en-IN"/>
+              </w:rPr>
+              <w:t>Pages adapt well to screen size changes</w:t>
+            </w:r>
+          </w:p>
+        </w:tc>
+        <w:tc>
+          <w:tcPr>
+            <w:tcW w:w="1656" w:type="dxa"/>
+            <w:vAlign w:val="center"/>
+            <w:hideMark/>
+          </w:tcPr>
+          <w:p>
+            <w:pPr>
+              <w:jc w:val="center"/>
+              <w:rPr>
+                <w:sz w:val="26"/>
+                <w:szCs w:val="26"/>
+                <w:lang w:eastAsia="en-IN"/>
+              </w:rPr>
+            </w:pPr>
+            <w:r>
+              <w:rPr>
+                <w:sz w:val="26"/>
+                <w:szCs w:val="26"/>
+                <w:lang w:eastAsia="en-IN"/>
+              </w:rPr>
+              <w:t>Achieved</w:t>
+            </w:r>
+          </w:p>
+        </w:tc>
+      </w:tr>
+      <w:tr>
+        <w:trPr>
+          <w:tblCellSpacing w:w="15" w:type="dxa"/>
+        </w:trPr>
+        <w:tc>
+          <w:tcPr>
+            <w:tcW w:w="2516" w:type="dxa"/>
+            <w:vAlign w:val="center"/>
+            <w:hideMark/>
+          </w:tcPr>
+          <w:p>
+            <w:pPr>
+              <w:rPr>
+                <w:sz w:val="26"/>
+                <w:szCs w:val="26"/>
+                <w:lang w:eastAsia="en-IN"/>
+              </w:rPr>
+            </w:pPr>
+            <w:r>
+              <w:rPr>
+                <w:sz w:val="26"/>
+                <w:szCs w:val="26"/>
+                <w:lang w:eastAsia="en-IN"/>
+              </w:rPr>
+              <w:t>Extensibility</w:t>
+            </w:r>
+          </w:p>
+        </w:tc>
+        <w:tc>
+          <w:tcPr>
+            <w:tcW w:w="5073" w:type="dxa"/>
+            <w:vAlign w:val="center"/>
+            <w:hideMark/>
+          </w:tcPr>
+          <w:p>
+            <w:pPr>
+              <w:rPr>
+                <w:sz w:val="26"/>
+                <w:szCs w:val="26"/>
+                <w:lang w:eastAsia="en-IN"/>
+              </w:rPr>
+            </w:pPr>
+            <w:r>
+              <w:rPr>
+                <w:sz w:val="26"/>
+                <w:szCs w:val="26"/>
+                <w:lang w:eastAsia="en-IN"/>
+              </w:rPr>
+              <w:t>Designed to support new modules easily</w:t>
+            </w:r>
+          </w:p>
+        </w:tc>
+        <w:tc>
+          <w:tcPr>
+            <w:tcW w:w="1656" w:type="dxa"/>
+            <w:vAlign w:val="center"/>
+            <w:hideMark/>
+          </w:tcPr>
+          <w:p>
+            <w:pPr>
+              <w:jc w:val="center"/>
+              <w:rPr>
+                <w:sz w:val="26"/>
+                <w:szCs w:val="26"/>
+                <w:lang w:eastAsia="en-IN"/>
+              </w:rPr>
+            </w:pPr>
+            <w:r>
+              <w:rPr>
+                <w:sz w:val="26"/>
+                <w:szCs w:val="26"/>
+                <w:lang w:eastAsia="en-IN"/>
+              </w:rPr>
+              <w:t>Achieved</w:t>
+            </w:r>
+          </w:p>
+        </w:tc>
+      </w:tr>
+      <w:tr>
+        <w:trPr>
+          <w:tblCellSpacing w:w="15" w:type="dxa"/>
+        </w:trPr>
+        <w:tc>
+          <w:tcPr>
+            <w:tcW w:w="2516" w:type="dxa"/>
+            <w:vAlign w:val="center"/>
+            <w:hideMark/>
+          </w:tcPr>
+          <w:p>
+            <w:pPr>
+              <w:rPr>
+                <w:sz w:val="26"/>
+                <w:szCs w:val="26"/>
+                <w:lang w:eastAsia="en-IN"/>
+              </w:rPr>
+            </w:pPr>
+            <w:r>
+              <w:rPr>
+                <w:sz w:val="26"/>
+                <w:szCs w:val="26"/>
+                <w:lang w:eastAsia="en-IN"/>
+              </w:rPr>
+              <w:t>Integration Readiness</w:t>
+            </w:r>
+          </w:p>
+        </w:tc>
+        <w:tc>
+          <w:tcPr>
+            <w:tcW w:w="5073" w:type="dxa"/>
+            <w:vAlign w:val="center"/>
+            <w:hideMark/>
+          </w:tcPr>
+          <w:p>
+            <w:pPr>
+              <w:rPr>
+                <w:sz w:val="26"/>
+                <w:szCs w:val="26"/>
+                <w:lang w:eastAsia="en-IN"/>
+              </w:rPr>
+            </w:pPr>
+            <w:r>
+              <w:rPr>
+                <w:sz w:val="26"/>
+                <w:szCs w:val="26"/>
+                <w:lang w:eastAsia="en-IN"/>
+              </w:rPr>
+              <w:t>API placeholders defined for Phase-2 backend</w:t>
+            </w:r>
+          </w:p>
+        </w:tc>
+        <w:tc>
+          <w:tcPr>
+            <w:tcW w:w="1656" w:type="dxa"/>
+            <w:vAlign w:val="center"/>
+            <w:hideMark/>
+          </w:tcPr>
+          <w:p>
+            <w:pPr>
+              <w:jc w:val="center"/>
+              <w:rPr>
+                <w:sz w:val="26"/>
+                <w:szCs w:val="26"/>
+                <w:lang w:eastAsia="en-IN"/>
+              </w:rPr>
+            </w:pPr>
+            <w:r>
+              <w:rPr>
+                <w:sz w:val="26"/>
+                <w:szCs w:val="26"/>
+                <w:lang w:eastAsia="en-IN"/>
+              </w:rPr>
+              <w:t>Ready</w:t>
+            </w:r>
+          </w:p>
+        </w:tc>
+      </w:tr>
+      <w:tr>
+        <w:trPr>
+          <w:tblCellSpacing w:w="15" w:type="dxa"/>
+        </w:trPr>
+        <w:tc>
+          <w:tcPr>
+            <w:tcW w:w="2516" w:type="dxa"/>
+            <w:vAlign w:val="center"/>
+            <w:hideMark/>
+          </w:tcPr>
+          <w:p>
+            <w:pPr>
+              <w:rPr>
+                <w:sz w:val="26"/>
+                <w:szCs w:val="26"/>
+                <w:lang w:eastAsia="en-IN"/>
+              </w:rPr>
+            </w:pPr>
+            <w:r>
+              <w:rPr>
+                <w:sz w:val="26"/>
+                <w:szCs w:val="26"/>
+                <w:lang w:eastAsia="en-IN"/>
+              </w:rPr>
+              <w:t>Aesthetics</w:t>
+            </w:r>
+          </w:p>
+        </w:tc>
+        <w:tc>
+          <w:tcPr>
+            <w:tcW w:w="5073" w:type="dxa"/>
+            <w:vAlign w:val="center"/>
+            <w:hideMark/>
+          </w:tcPr>
+          <w:p>
+            <w:pPr>
+              <w:rPr>
+                <w:sz w:val="26"/>
+                <w:szCs w:val="26"/>
+                <w:lang w:eastAsia="en-IN"/>
+              </w:rPr>
+            </w:pPr>
+            <w:r>
+              <w:rPr>
+                <w:sz w:val="26"/>
+                <w:szCs w:val="26"/>
+                <w:lang w:eastAsia="en-IN"/>
+              </w:rPr>
+              <w:t>Consistent color and typography maintained</w:t>
+            </w:r>
+          </w:p>
+        </w:tc>
+        <w:tc>
+          <w:tcPr>
+            <w:tcW w:w="1656" w:type="dxa"/>
+            <w:vAlign w:val="center"/>
+            <w:hideMark/>
+          </w:tcPr>
+          <w:p>
+            <w:pPr>
+              <w:jc w:val="center"/>
+              <w:rPr>
+                <w:sz w:val="26"/>
+                <w:szCs w:val="26"/>
+                <w:lang w:eastAsia="en-IN"/>
+              </w:rPr>
+            </w:pPr>
+            <w:r>
+              <w:rPr>
+                <w:sz w:val="26"/>
+                <w:szCs w:val="26"/>
+                <w:lang w:eastAsia="en-IN"/>
+              </w:rPr>
+              <w:t>Achieved</w:t>
+            </w:r>
+          </w:p>
+        </w:tc>
+      </w:tr>
+    </w:tbl>
+    <w:p>
+      <w:pPr>
+        <w:spacing w:before="100" w:beforeAutospacing="1" w:after="100" w:afterAutospacing="1" w:line="360" w:lineRule="auto"/>
+        <w:jc w:val="both"/>
+        <w:rPr>
+          <w:sz w:val="28"/>
+          <w:szCs w:val="28"/>
+          <w:lang w:eastAsia="en-IN"/>
+        </w:rPr>
+      </w:pPr>
+      <w:r>
+        <w:rPr>
+          <w:sz w:val="28"/>
+          <w:szCs w:val="28"/>
+          <w:lang w:eastAsia="en-IN"/>
+        </w:rPr>
+        <w:t>User feedback from faculty reviewers confirmed that the interface is clean, easy to navigate, and well-structured for further integration.</w:t>
+      </w:r>
+    </w:p>
+    <w:p>
+      <w:pPr>
+        <w:spacing w:before="100" w:beforeAutospacing="1" w:after="100" w:afterAutospacing="1" w:line="360" w:lineRule="auto"/>
+        <w:jc w:val="both"/>
+        <w:rPr>
+          <w:sz w:val="24"/>
+          <w:szCs w:val="24"/>
+          <w:lang w:eastAsia="en-IN"/>
+        </w:rPr>
+      </w:pPr>
+    </w:p>
+    <w:p>
+      <w:pPr>
+        <w:spacing w:before="100" w:beforeAutospacing="1" w:after="100" w:afterAutospacing="1" w:line="360" w:lineRule="auto"/>
+        <w:jc w:val="both"/>
+        <w:rPr>
+          <w:sz w:val="24"/>
+          <w:szCs w:val="24"/>
+          <w:lang w:eastAsia="en-IN"/>
+        </w:rPr>
+      </w:pPr>
+    </w:p>
+    <w:p>
+      <w:pPr>
+        <w:spacing w:before="100" w:beforeAutospacing="1" w:after="100" w:afterAutospacing="1"/>
+        <w:outlineLvl w:val="2"/>
+        <w:rPr>
+          <w:b/>
+          <w:bCs/>
+          <w:sz w:val="27"/>
+          <w:szCs w:val="27"/>
+          <w:lang w:eastAsia="en-IN"/>
+        </w:rPr>
+      </w:pPr>
+      <w:r>
+        <w:rPr>
+          <w:b/>
+          <w:bCs/>
+          <w:sz w:val="27"/>
+          <w:szCs w:val="27"/>
+          <w:lang w:eastAsia="en-IN"/>
+        </w:rPr>
+        <w:lastRenderedPageBreak/>
+        <w:t xml:space="preserve">3.6 </w:t>
+      </w:r>
+      <w:r>
+        <w:rPr>
+          <w:b/>
+          <w:bCs/>
+          <w:sz w:val="28"/>
+          <w:szCs w:val="28"/>
+          <w:lang w:eastAsia="en-IN"/>
+        </w:rPr>
+        <w:t>Summary</w:t>
+      </w:r>
+    </w:p>
+    <w:p>
+      <w:pPr>
+        <w:spacing w:before="100" w:beforeAutospacing="1" w:after="100" w:afterAutospacing="1" w:line="360" w:lineRule="auto"/>
+        <w:jc w:val="both"/>
+        <w:rPr>
+          <w:sz w:val="28"/>
+          <w:szCs w:val="28"/>
+          <w:lang w:eastAsia="en-IN"/>
+        </w:rPr>
+      </w:pPr>
+      <w:r>
+        <w:rPr>
+          <w:sz w:val="28"/>
+          <w:szCs w:val="28"/>
+          <w:lang w:eastAsia="en-IN"/>
+        </w:rPr>
+        <w:t xml:space="preserve">                </w:t>
+      </w:r>
+      <w:r>
+        <w:rPr>
+          <w:sz w:val="28"/>
+          <w:szCs w:val="28"/>
+          <w:lang w:eastAsia="en-IN"/>
+        </w:rPr>
+        <w:t xml:space="preserve">This chapter presented the </w:t>
+      </w:r>
+      <w:r>
+        <w:rPr>
+          <w:b/>
+          <w:bCs/>
+          <w:sz w:val="28"/>
+          <w:szCs w:val="28"/>
+          <w:lang w:eastAsia="en-IN"/>
+        </w:rPr>
+        <w:t>design and architectural aspects</w:t>
+      </w:r>
+      <w:r>
+        <w:rPr>
+          <w:sz w:val="28"/>
+          <w:szCs w:val="28"/>
+          <w:lang w:eastAsia="en-IN"/>
+        </w:rPr>
+        <w:t xml:space="preserve"> of the proposed low-code conversational AI framework. The Phase-1 implementation successfully established the </w:t>
+      </w:r>
+      <w:r>
+        <w:rPr>
+          <w:b/>
+          <w:bCs/>
+          <w:sz w:val="28"/>
+          <w:szCs w:val="28"/>
+          <w:lang w:eastAsia="en-IN"/>
+        </w:rPr>
+        <w:t>UI foundation</w:t>
+      </w:r>
+      <w:r>
+        <w:rPr>
+          <w:sz w:val="28"/>
+          <w:szCs w:val="28"/>
+          <w:lang w:eastAsia="en-IN"/>
+        </w:rPr>
+        <w:t>, defining all major screens, components, and interaction flows required for system expansion.</w:t>
+      </w:r>
+    </w:p>
+    <w:p>
+      <w:pPr>
+        <w:spacing w:before="100" w:beforeAutospacing="1" w:after="100" w:afterAutospacing="1" w:line="360" w:lineRule="auto"/>
+        <w:jc w:val="both"/>
+        <w:rPr>
+          <w:sz w:val="28"/>
+          <w:szCs w:val="28"/>
+          <w:lang w:eastAsia="en-IN"/>
+        </w:rPr>
+      </w:pPr>
+      <w:r>
+        <w:rPr>
+          <w:sz w:val="28"/>
+          <w:szCs w:val="28"/>
+          <w:lang w:eastAsia="en-IN"/>
+        </w:rPr>
+        <w:t xml:space="preserve">                </w:t>
+      </w:r>
+      <w:r>
+        <w:rPr>
+          <w:sz w:val="28"/>
+          <w:szCs w:val="28"/>
+          <w:lang w:eastAsia="en-IN"/>
+        </w:rPr>
+        <w:t>The next phase (Phase-2) will focus on integrating the backend modules, including RAG pipelines, LLM APIs, and database connectivity, followed by system evaluation and performance analysis.</w:t>
+      </w:r>
+    </w:p>
+    <w:p>
+      <w:pPr>
+        <w:widowControl/>
+        <w:autoSpaceDE/>
+        <w:autoSpaceDN/>
+        <w:spacing w:before="100" w:beforeAutospacing="1" w:after="100" w:afterAutospacing="1"/>
+        <w:rPr>
+          <w:sz w:val="24"/>
+          <w:szCs w:val="24"/>
+          <w:lang w:eastAsia="en-IN"/>
+        </w:rPr>
+      </w:pPr>
+    </w:p>
+    <w:p>
+      <w:pPr>
+        <w:widowControl/>
+        <w:autoSpaceDE/>
+        <w:autoSpaceDN/>
+        <w:spacing w:before="100" w:beforeAutospacing="1" w:after="100" w:afterAutospacing="1"/>
+        <w:rPr>
+          <w:sz w:val="24"/>
+          <w:szCs w:val="24"/>
+          <w:lang w:eastAsia="en-IN"/>
+        </w:rPr>
+      </w:pPr>
+    </w:p>
+    <w:p>
+      <w:pPr>
+        <w:widowControl/>
+        <w:autoSpaceDE/>
+        <w:autoSpaceDN/>
+        <w:spacing w:before="100" w:beforeAutospacing="1" w:after="100" w:afterAutospacing="1"/>
+        <w:rPr>
+          <w:sz w:val="24"/>
+          <w:szCs w:val="24"/>
+          <w:lang w:eastAsia="en-IN"/>
+        </w:rPr>
+      </w:pPr>
+    </w:p>
+    <w:p>
+      <w:pPr>
+        <w:widowControl/>
+        <w:autoSpaceDE/>
+        <w:autoSpaceDN/>
+        <w:spacing w:before="100" w:beforeAutospacing="1" w:after="100" w:afterAutospacing="1"/>
+        <w:rPr>
+          <w:sz w:val="24"/>
+          <w:szCs w:val="24"/>
+          <w:lang w:eastAsia="en-IN"/>
+        </w:rPr>
+      </w:pPr>
+    </w:p>
+    <w:p>
+      <w:pPr>
+        <w:widowControl/>
+        <w:autoSpaceDE/>
+        <w:autoSpaceDN/>
+        <w:spacing w:before="100" w:beforeAutospacing="1" w:after="100" w:afterAutospacing="1"/>
+        <w:rPr>
+          <w:sz w:val="24"/>
+          <w:szCs w:val="24"/>
+          <w:lang w:eastAsia="en-IN"/>
+        </w:rPr>
+      </w:pPr>
+    </w:p>
+    <w:p>
+      <w:pPr>
+        <w:spacing w:before="100" w:beforeAutospacing="1" w:after="100" w:afterAutospacing="1" w:line="360" w:lineRule="auto"/>
+        <w:jc w:val="both"/>
+        <w:rPr>
+          <w:sz w:val="28"/>
+          <w:szCs w:val="28"/>
+        </w:rPr>
+      </w:pPr>
+    </w:p>
+    <w:p>
+      <w:pPr>
+        <w:pStyle w:val="Heading1"/>
+        <w:spacing w:before="73" w:line="508" w:lineRule="auto"/>
+        <w:ind w:right="2520"/>
+      </w:pPr>
+    </w:p>
+    <w:p>
+      <w:pPr>
+        <w:pStyle w:val="Heading1"/>
+        <w:spacing w:before="73" w:line="508" w:lineRule="auto"/>
+        <w:ind w:left="2816" w:right="2520" w:firstLine="1565"/>
+      </w:pPr>
+    </w:p>
+    <w:p>
+      <w:pPr>
+        <w:pStyle w:val="Heading1"/>
+        <w:spacing w:before="73" w:line="508" w:lineRule="auto"/>
+        <w:ind w:left="2816" w:right="2520" w:firstLine="1565"/>
+      </w:pPr>
+    </w:p>
+    <w:p>
+      <w:pPr>
+        <w:pStyle w:val="Heading1"/>
+        <w:spacing w:before="73" w:line="508" w:lineRule="auto"/>
+        <w:ind w:left="2816" w:right="2520" w:firstLine="1565"/>
+      </w:pPr>
+    </w:p>
+    <w:p>
+      <w:pPr>
+        <w:pStyle w:val="Heading1"/>
+        <w:spacing w:before="73" w:line="508" w:lineRule="auto"/>
+        <w:ind w:left="2816" w:right="2520" w:firstLine="1565"/>
+      </w:pPr>
+    </w:p>
+    <w:p>
+      <w:pPr>
+        <w:pStyle w:val="Heading1"/>
+        <w:spacing w:before="73" w:line="508" w:lineRule="auto"/>
+        <w:ind w:left="2816" w:right="2520" w:firstLine="1565"/>
+      </w:pPr>
+    </w:p>
+    <w:p>
+      <w:pPr>
+        <w:pStyle w:val="Heading1"/>
+        <w:spacing w:before="73" w:line="508" w:lineRule="auto"/>
+        <w:ind w:left="2816" w:right="2520" w:firstLine="1565"/>
+      </w:pPr>
+    </w:p>
+    <w:p>
+      <w:pPr>
+        <w:pStyle w:val="Heading1"/>
+        <w:spacing w:before="73" w:line="508" w:lineRule="auto"/>
+        <w:ind w:left="2268" w:right="2319" w:firstLine="1565"/>
+      </w:pPr>
+      <w:r>
+        <w:lastRenderedPageBreak/>
+        <w:t>CHAPTER</w:t>
+      </w:r>
+      <w:r>
+        <w:rPr>
+          <w:spacing w:val="40"/>
+        </w:rPr>
+        <w:t xml:space="preserve"> </w:t>
+      </w:r>
+      <w:r>
+        <w:t xml:space="preserve">4                     </w:t>
+      </w:r>
+    </w:p>
+    <w:p>
+      <w:pPr>
+        <w:pStyle w:val="Heading1"/>
+        <w:spacing w:before="73" w:line="508" w:lineRule="auto"/>
+        <w:ind w:right="2319"/>
+        <w:rPr>
+          <w:rStyle w:val="Strong"/>
+          <w:b/>
+          <w:bCs/>
+        </w:rPr>
+      </w:pPr>
+      <w:r>
+        <w:t xml:space="preserve">                         </w:t>
+      </w:r>
+      <w:r>
+        <w:rPr>
+          <w:rStyle w:val="Strong"/>
+          <w:b/>
+          <w:bCs/>
+        </w:rPr>
+        <w:t>UI IMPLEMENTATION AND RESULTS</w:t>
+      </w:r>
+    </w:p>
+    <w:p>
+      <w:pPr>
+        <w:pStyle w:val="Heading2"/>
+        <w:tabs>
+          <w:tab w:val="left" w:pos="726"/>
+        </w:tabs>
+        <w:ind w:left="0"/>
+        <w:rPr>
+          <w:spacing w:val="-2"/>
+        </w:rPr>
+      </w:pPr>
+      <w:r>
+        <w:rPr>
+          <w:spacing w:val="-2"/>
+        </w:rPr>
+        <w:t>4.1 Overview</w:t>
+      </w:r>
+    </w:p>
+    <w:p>
+      <w:pPr>
+        <w:pStyle w:val="NormalWeb"/>
+        <w:spacing w:line="360" w:lineRule="auto"/>
+        <w:jc w:val="both"/>
+        <w:rPr>
+          <w:i/>
+          <w:iCs/>
+          <w:sz w:val="28"/>
+          <w:szCs w:val="28"/>
+          <w:lang w:val="en-US" w:eastAsia="en-US"/>
+        </w:rPr>
+      </w:pPr>
+      <w:r>
+        <w:rPr>
+          <w:sz w:val="28"/>
+          <w:szCs w:val="28"/>
+          <w:lang w:val="en-US" w:eastAsia="en-US"/>
+        </w:rPr>
+        <w:t xml:space="preserve">                </w:t>
+      </w:r>
+      <w:r>
+        <w:rPr>
+          <w:sz w:val="28"/>
+          <w:szCs w:val="28"/>
+          <w:lang w:val="en-US" w:eastAsia="en-US"/>
+        </w:rPr>
+        <w:t xml:space="preserve">This chapter describes the implementation process of the </w:t>
+      </w:r>
+      <w:r>
+        <w:rPr>
+          <w:b/>
+          <w:bCs/>
+          <w:sz w:val="28"/>
+          <w:szCs w:val="28"/>
+          <w:lang w:val="en-US" w:eastAsia="en-US"/>
+        </w:rPr>
+        <w:t>User Interface (UI)</w:t>
+      </w:r>
+      <w:r>
+        <w:rPr>
+          <w:sz w:val="28"/>
+          <w:szCs w:val="28"/>
+          <w:lang w:val="en-US" w:eastAsia="en-US"/>
+        </w:rPr>
+        <w:t xml:space="preserve"> components developed during Phase-1 of the project titled </w:t>
+      </w:r>
+      <w:r>
+        <w:rPr>
+          <w:i/>
+          <w:iCs/>
+          <w:sz w:val="28"/>
+          <w:szCs w:val="28"/>
+          <w:lang w:val="en-US" w:eastAsia="en-US"/>
+        </w:rPr>
+        <w:t>“</w:t>
+      </w:r>
+      <w:r>
+        <w:rPr>
+          <w:iCs/>
+          <w:sz w:val="28"/>
+          <w:szCs w:val="28"/>
+          <w:lang w:val="en-US" w:eastAsia="en-US"/>
+        </w:rPr>
+        <w:t>A Low-Code Framework for Conversational AI Assistants Leveraging Retrieval-Augmented Generation and Large Language Models.</w:t>
+      </w:r>
+      <w:r>
+        <w:rPr>
+          <w:i/>
+          <w:iCs/>
+          <w:sz w:val="28"/>
+          <w:szCs w:val="28"/>
+          <w:lang w:val="en-US" w:eastAsia="en-US"/>
+        </w:rPr>
+        <w:t>”</w:t>
+      </w:r>
+    </w:p>
+    <w:p>
+      <w:pPr>
+        <w:pStyle w:val="NormalWeb"/>
+        <w:spacing w:line="360" w:lineRule="auto"/>
+        <w:jc w:val="both"/>
+      </w:pPr>
+      <w:r>
+        <w:rPr>
+          <w:sz w:val="28"/>
+          <w:szCs w:val="28"/>
+          <w:lang w:val="en-US" w:eastAsia="en-US"/>
+        </w:rPr>
+        <w:t xml:space="preserve">               </w:t>
+      </w:r>
+      <w:r>
+        <w:rPr>
+          <w:sz w:val="28"/>
+          <w:szCs w:val="28"/>
+          <w:lang w:val="en-US" w:eastAsia="en-US"/>
+        </w:rPr>
+        <w:t xml:space="preserve">The main objective of this phase is to design and implement a </w:t>
+      </w:r>
+      <w:r>
+        <w:rPr>
+          <w:b/>
+          <w:bCs/>
+          <w:sz w:val="28"/>
+          <w:szCs w:val="28"/>
+          <w:lang w:val="en-US" w:eastAsia="en-US"/>
+        </w:rPr>
+        <w:t>fully functional frontend prototype</w:t>
+      </w:r>
+      <w:r>
+        <w:rPr>
+          <w:sz w:val="28"/>
+          <w:szCs w:val="28"/>
+          <w:lang w:val="en-US" w:eastAsia="en-US"/>
+        </w:rPr>
+        <w:t xml:space="preserve"> that demonstrates the visual and interactive aspects of the proposed system. The implementation emphasizes a </w:t>
+      </w:r>
+      <w:r>
+        <w:rPr>
+          <w:b/>
+          <w:bCs/>
+          <w:sz w:val="28"/>
+          <w:szCs w:val="28"/>
+          <w:lang w:val="en-US" w:eastAsia="en-US"/>
+        </w:rPr>
+        <w:t>low-code development environment</w:t>
+      </w:r>
+      <w:r>
+        <w:rPr>
+          <w:sz w:val="28"/>
+          <w:szCs w:val="28"/>
+          <w:lang w:val="en-US" w:eastAsia="en-US"/>
+        </w:rPr>
+        <w:t>, ensuring that non-technical users can interact with the system easily without deep programming knowledge.</w:t>
+      </w:r>
+    </w:p>
+    <w:p>
+      <w:pPr>
+        <w:pStyle w:val="Heading2"/>
+        <w:tabs>
+          <w:tab w:val="left" w:pos="726"/>
+        </w:tabs>
+        <w:ind w:left="0"/>
+        <w:rPr>
+          <w:spacing w:val="-2"/>
+        </w:rPr>
+      </w:pPr>
+      <w:r>
+        <w:rPr>
+          <w:spacing w:val="-2"/>
+        </w:rPr>
+        <w:t>4.2 Tools and Technologies Used</w:t>
+      </w:r>
+    </w:p>
+    <w:p>
+      <w:pPr>
+        <w:pStyle w:val="NormalWeb"/>
+        <w:spacing w:line="360" w:lineRule="auto"/>
+        <w:rPr>
+          <w:sz w:val="28"/>
+          <w:szCs w:val="28"/>
+          <w:lang w:val="en-US" w:eastAsia="en-US"/>
+        </w:rPr>
+      </w:pPr>
+      <w:r>
+        <w:rPr>
+          <w:sz w:val="28"/>
+          <w:szCs w:val="28"/>
+          <w:lang w:val="en-US" w:eastAsia="en-US"/>
+        </w:rPr>
+        <w:t xml:space="preserve">          </w:t>
+      </w:r>
+      <w:r>
+        <w:rPr>
+          <w:sz w:val="28"/>
+          <w:szCs w:val="28"/>
+          <w:lang w:val="en-US" w:eastAsia="en-US"/>
+        </w:rPr>
+        <w:t>The UI implementation combines modern web frameworks and low-code platforms to achieve rapid development, scalability, and visual consistency.</w:t>
+      </w:r>
+    </w:p>
+    <w:tbl>
+      <w:tblPr>
+        <w:tblW w:w="0" w:type="auto"/>
+        <w:tblCellSpacing w:w="15" w:type="dxa"/>
+        <w:tblBorders>
+          <w:top w:val="single" w:sz="4" w:space="0" w:color="auto"/>
+          <w:left w:val="single" w:sz="4" w:space="0" w:color="auto"/>
+          <w:bottom w:val="single" w:sz="4" w:space="0" w:color="auto"/>
+          <w:right w:val="single" w:sz="4" w:space="0" w:color="auto"/>
+          <w:insideH w:val="single" w:sz="4" w:space="0" w:color="auto"/>
+          <w:insideV w:val="single" w:sz="4" w:space="0" w:color="auto"/>
+        </w:tblBorders>
+        <w:tblCellMar>
+          <w:top w:w="15" w:type="dxa"/>
+          <w:left w:w="15" w:type="dxa"/>
+          <w:bottom w:w="15" w:type="dxa"/>
+          <w:right w:w="15" w:type="dxa"/>
+        </w:tblCellMar>
+        <w:tblLook w:val="04A0" w:firstRow="1" w:lastRow="0" w:firstColumn="1" w:lastColumn="0" w:noHBand="0" w:noVBand="1"/>
+      </w:tblPr>
+      <w:tblGrid>
+        <w:gridCol w:w="2550"/>
+        <w:gridCol w:w="7959"/>
+      </w:tblGrid>
+      <w:tr>
+        <w:trPr>
+          <w:tblHeader/>
+          <w:tblCellSpacing w:w="15" w:type="dxa"/>
+        </w:trPr>
+        <w:tc>
+          <w:tcPr>
+            <w:tcW w:w="0" w:type="auto"/>
+            <w:vAlign w:val="center"/>
+            <w:hideMark/>
+          </w:tcPr>
+          <w:p>
+            <w:pPr>
+              <w:jc w:val="center"/>
+              <w:rPr>
+                <w:b/>
+                <w:bCs/>
+                <w:sz w:val="26"/>
+                <w:szCs w:val="26"/>
+              </w:rPr>
+            </w:pPr>
+            <w:r>
+              <w:rPr>
+                <w:rStyle w:val="Strong"/>
+                <w:sz w:val="26"/>
+                <w:szCs w:val="26"/>
+              </w:rPr>
+              <w:t>Tool / Platform</w:t>
+            </w:r>
+          </w:p>
+        </w:tc>
+        <w:tc>
+          <w:tcPr>
+            <w:tcW w:w="0" w:type="auto"/>
+            <w:vAlign w:val="center"/>
+            <w:hideMark/>
+          </w:tcPr>
+          <w:p>
+            <w:pPr>
+              <w:jc w:val="center"/>
+              <w:rPr>
+                <w:b/>
+                <w:bCs/>
+                <w:sz w:val="26"/>
+                <w:szCs w:val="26"/>
+              </w:rPr>
+            </w:pPr>
+            <w:r>
+              <w:rPr>
+                <w:rStyle w:val="Strong"/>
+                <w:sz w:val="26"/>
+                <w:szCs w:val="26"/>
+              </w:rPr>
+              <w:t>Purpose</w:t>
+            </w:r>
+          </w:p>
+        </w:tc>
+      </w:tr>
+      <w:tr>
+        <w:trPr>
+          <w:tblCellSpacing w:w="15" w:type="dxa"/>
+        </w:trPr>
+        <w:tc>
+          <w:tcPr>
+            <w:tcW w:w="0" w:type="auto"/>
+            <w:vAlign w:val="center"/>
+            <w:hideMark/>
+          </w:tcPr>
+          <w:p>
+            <w:pPr>
+              <w:rPr>
+                <w:sz w:val="24"/>
+                <w:szCs w:val="24"/>
+              </w:rPr>
+            </w:pPr>
+            <w:r>
+              <w:rPr>
+                <w:rStyle w:val="Strong"/>
+                <w:sz w:val="24"/>
+                <w:szCs w:val="24"/>
+              </w:rPr>
+              <w:t>Oracle APEX 2</w:t>
+            </w:r>
+            <w:r>
+              <w:rPr>
+                <w:rStyle w:val="Strong"/>
+                <w:sz w:val="24"/>
+                <w:szCs w:val="24"/>
+              </w:rPr>
+              <w:t>4</w:t>
+            </w:r>
+            <w:r>
+              <w:rPr>
+                <w:rStyle w:val="Strong"/>
+                <w:sz w:val="24"/>
+                <w:szCs w:val="24"/>
+              </w:rPr>
+              <w:t>.</w:t>
+            </w:r>
+            <w:r>
+              <w:rPr>
+                <w:rStyle w:val="Strong"/>
+                <w:sz w:val="24"/>
+                <w:szCs w:val="24"/>
+              </w:rPr>
+              <w:t>1</w:t>
+            </w:r>
+          </w:p>
+        </w:tc>
+        <w:tc>
+          <w:tcPr>
+            <w:tcW w:w="0" w:type="auto"/>
+            <w:vAlign w:val="center"/>
+            <w:hideMark/>
+          </w:tcPr>
+          <w:p>
+            <w:pPr>
+              <w:rPr>
+                <w:sz w:val="24"/>
+                <w:szCs w:val="24"/>
+              </w:rPr>
+            </w:pPr>
+            <w:r>
+              <w:rPr>
+                <w:sz w:val="24"/>
+                <w:szCs w:val="24"/>
+              </w:rPr>
+              <w:t>Used as the low-code environment for page design, navigation flow, and session management.</w:t>
+            </w:r>
+          </w:p>
+        </w:tc>
+      </w:tr>
+      <w:tr>
+        <w:trPr>
+          <w:tblCellSpacing w:w="15" w:type="dxa"/>
+        </w:trPr>
+        <w:tc>
+          <w:tcPr>
+            <w:tcW w:w="0" w:type="auto"/>
+            <w:vAlign w:val="center"/>
+            <w:hideMark/>
+          </w:tcPr>
+          <w:p>
+            <w:pPr>
+              <w:rPr>
+                <w:sz w:val="24"/>
+                <w:szCs w:val="24"/>
+              </w:rPr>
+            </w:pPr>
+            <w:r>
+              <w:rPr>
+                <w:rStyle w:val="Strong"/>
+                <w:sz w:val="24"/>
+                <w:szCs w:val="24"/>
+              </w:rPr>
+              <w:t>HTML / CSS / JavaScript</w:t>
+            </w:r>
+          </w:p>
+        </w:tc>
+        <w:tc>
+          <w:tcPr>
+            <w:tcW w:w="0" w:type="auto"/>
+            <w:vAlign w:val="center"/>
+            <w:hideMark/>
+          </w:tcPr>
+          <w:p>
+            <w:pPr>
+              <w:rPr>
+                <w:sz w:val="24"/>
+                <w:szCs w:val="24"/>
+              </w:rPr>
+            </w:pPr>
+            <w:r>
+              <w:rPr>
+                <w:sz w:val="24"/>
+                <w:szCs w:val="24"/>
+              </w:rPr>
+              <w:t>Customized UI styling, interactivity, and responsive layout.</w:t>
+            </w:r>
+          </w:p>
+        </w:tc>
+      </w:tr>
+      <w:tr>
+        <w:trPr>
+          <w:tblCellSpacing w:w="15" w:type="dxa"/>
+        </w:trPr>
+        <w:tc>
+          <w:tcPr>
+            <w:tcW w:w="0" w:type="auto"/>
+            <w:vAlign w:val="center"/>
+            <w:hideMark/>
+          </w:tcPr>
+          <w:p>
+            <w:pPr>
+              <w:rPr>
+                <w:sz w:val="24"/>
+                <w:szCs w:val="24"/>
+              </w:rPr>
+            </w:pPr>
+            <w:r>
+              <w:rPr>
+                <w:rStyle w:val="Strong"/>
+                <w:sz w:val="24"/>
+                <w:szCs w:val="24"/>
+              </w:rPr>
+              <w:t>Bootstrap Framework</w:t>
+            </w:r>
+          </w:p>
+        </w:tc>
+        <w:tc>
+          <w:tcPr>
+            <w:tcW w:w="0" w:type="auto"/>
+            <w:vAlign w:val="center"/>
+            <w:hideMark/>
+          </w:tcPr>
+          <w:p>
+            <w:pPr>
+              <w:rPr>
+                <w:sz w:val="24"/>
+                <w:szCs w:val="24"/>
+              </w:rPr>
+            </w:pPr>
+            <w:r>
+              <w:rPr>
+                <w:sz w:val="24"/>
+                <w:szCs w:val="24"/>
+              </w:rPr>
+              <w:t>Ensures mobile-responsive and uniform design.</w:t>
+            </w:r>
+          </w:p>
+        </w:tc>
+      </w:tr>
+      <w:tr>
+        <w:trPr>
+          <w:tblCellSpacing w:w="15" w:type="dxa"/>
+        </w:trPr>
+        <w:tc>
+          <w:tcPr>
+            <w:tcW w:w="0" w:type="auto"/>
+            <w:vAlign w:val="center"/>
+            <w:hideMark/>
+          </w:tcPr>
+          <w:p>
+            <w:pPr>
+              <w:rPr>
+                <w:sz w:val="24"/>
+                <w:szCs w:val="24"/>
+              </w:rPr>
+            </w:pPr>
+            <w:proofErr w:type="spellStart"/>
+            <w:r>
+              <w:rPr>
+                <w:rStyle w:val="Strong"/>
+                <w:sz w:val="24"/>
+                <w:szCs w:val="24"/>
+              </w:rPr>
+              <w:t>FastAPI</w:t>
+            </w:r>
+            <w:proofErr w:type="spellEnd"/>
+            <w:r>
+              <w:rPr>
+                <w:rStyle w:val="Strong"/>
+                <w:sz w:val="24"/>
+                <w:szCs w:val="24"/>
+              </w:rPr>
+              <w:t xml:space="preserve"> (Placeholder)</w:t>
+            </w:r>
+          </w:p>
+        </w:tc>
+        <w:tc>
+          <w:tcPr>
+            <w:tcW w:w="0" w:type="auto"/>
+            <w:vAlign w:val="center"/>
+            <w:hideMark/>
+          </w:tcPr>
+          <w:p>
+            <w:pPr>
+              <w:rPr>
+                <w:sz w:val="24"/>
+                <w:szCs w:val="24"/>
+              </w:rPr>
+            </w:pPr>
+            <w:r>
+              <w:rPr>
+                <w:sz w:val="24"/>
+                <w:szCs w:val="24"/>
+              </w:rPr>
+              <w:t>Backend service framework reserved for future API integration.</w:t>
+            </w:r>
+          </w:p>
+        </w:tc>
+      </w:tr>
+      <w:tr>
+        <w:trPr>
+          <w:tblCellSpacing w:w="15" w:type="dxa"/>
+        </w:trPr>
+        <w:tc>
+          <w:tcPr>
+            <w:tcW w:w="0" w:type="auto"/>
+            <w:vAlign w:val="center"/>
+            <w:hideMark/>
+          </w:tcPr>
+          <w:p>
+            <w:pPr>
+              <w:rPr>
+                <w:sz w:val="24"/>
+                <w:szCs w:val="24"/>
+              </w:rPr>
+            </w:pPr>
+            <w:r>
+              <w:rPr>
+                <w:rStyle w:val="Strong"/>
+                <w:sz w:val="24"/>
+                <w:szCs w:val="24"/>
+              </w:rPr>
+              <w:t>Oracle DB (Placeholder)</w:t>
+            </w:r>
+          </w:p>
+        </w:tc>
+        <w:tc>
+          <w:tcPr>
+            <w:tcW w:w="0" w:type="auto"/>
+            <w:vAlign w:val="center"/>
+            <w:hideMark/>
+          </w:tcPr>
+          <w:p>
+            <w:pPr>
+              <w:rPr>
+                <w:sz w:val="24"/>
+                <w:szCs w:val="24"/>
+              </w:rPr>
+            </w:pPr>
+            <w:r>
+              <w:rPr>
+                <w:sz w:val="24"/>
+                <w:szCs w:val="24"/>
+              </w:rPr>
+              <w:t>Used for temporarily storing user and file metadata.</w:t>
+            </w:r>
+          </w:p>
+        </w:tc>
+      </w:tr>
+    </w:tbl>
+    <w:p>
+      <w:pPr>
+        <w:pStyle w:val="NormalWeb"/>
+        <w:spacing w:line="360" w:lineRule="auto"/>
+        <w:rPr>
+          <w:sz w:val="28"/>
+          <w:szCs w:val="28"/>
+          <w:lang w:val="en-US" w:eastAsia="en-US"/>
+        </w:rPr>
+      </w:pPr>
+      <w:r>
+        <w:rPr>
+          <w:sz w:val="28"/>
+          <w:szCs w:val="28"/>
+          <w:lang w:val="en-US" w:eastAsia="en-US"/>
+        </w:rPr>
+        <w:t xml:space="preserve">       </w:t>
+      </w:r>
+      <w:r>
+        <w:rPr>
+          <w:sz w:val="28"/>
+          <w:szCs w:val="28"/>
+          <w:lang w:val="en-US" w:eastAsia="en-US"/>
+        </w:rPr>
+        <w:t>The integration between these tools establishes the foundation for the upcoming backend RAG and LLM modules in Phase-2.</w:t>
+      </w:r>
+    </w:p>
+    <w:p>
+      <w:pPr>
+        <w:pStyle w:val="Heading2"/>
+        <w:tabs>
+          <w:tab w:val="left" w:pos="726"/>
+        </w:tabs>
+        <w:ind w:left="0"/>
+        <w:rPr>
+          <w:spacing w:val="-2"/>
+        </w:rPr>
+      </w:pPr>
+      <w:r>
+        <w:rPr>
+          <w:spacing w:val="-2"/>
+        </w:rPr>
+        <w:lastRenderedPageBreak/>
+        <w:t>4.3 Implementation Details</w:t>
+      </w:r>
+    </w:p>
+    <w:p>
+      <w:pPr>
+        <w:pStyle w:val="NormalWeb"/>
+        <w:spacing w:line="360" w:lineRule="auto"/>
+        <w:jc w:val="both"/>
+        <w:rPr>
+          <w:sz w:val="28"/>
+          <w:szCs w:val="28"/>
+          <w:lang w:val="en-US" w:eastAsia="en-US"/>
+        </w:rPr>
+      </w:pPr>
+      <w:r>
+        <w:rPr>
+          <w:sz w:val="28"/>
+          <w:szCs w:val="28"/>
+          <w:lang w:val="en-US" w:eastAsia="en-US"/>
+        </w:rPr>
+        <w:t xml:space="preserve">          </w:t>
+      </w:r>
+      <w:r>
+        <w:rPr>
+          <w:sz w:val="28"/>
+          <w:szCs w:val="28"/>
+          <w:lang w:val="en-US" w:eastAsia="en-US"/>
+        </w:rPr>
+        <w:t>The development followed a modular approach, ensuring that each UI component is independent, reusable, and easy to connect with the backend in later stages.</w:t>
+      </w:r>
+    </w:p>
+    <w:p>
+      <w:pPr>
+        <w:pStyle w:val="Heading2"/>
+        <w:tabs>
+          <w:tab w:val="left" w:pos="726"/>
+        </w:tabs>
+        <w:ind w:left="0"/>
+        <w:rPr>
+          <w:spacing w:val="-2"/>
+        </w:rPr>
+      </w:pPr>
+      <w:r>
+        <w:rPr>
+          <w:spacing w:val="-2"/>
+        </w:rPr>
+        <w:t>4.3.1 Login Page</w:t>
+      </w:r>
+    </w:p>
+    <w:p>
+      <w:pPr>
+        <w:pStyle w:val="NormalWeb"/>
+        <w:spacing w:line="360" w:lineRule="auto"/>
+        <w:jc w:val="both"/>
+        <w:rPr>
+          <w:sz w:val="28"/>
+          <w:szCs w:val="28"/>
+          <w:lang w:val="en-US" w:eastAsia="en-US"/>
+        </w:rPr>
+      </w:pPr>
+      <w:r>
+        <w:rPr>
+          <w:sz w:val="28"/>
+          <w:szCs w:val="28"/>
+          <w:lang w:val="en-US" w:eastAsia="en-US"/>
+        </w:rPr>
+        <w:t xml:space="preserve">            </w:t>
+      </w:r>
+      <w:r>
+        <w:rPr>
+          <w:sz w:val="28"/>
+          <w:szCs w:val="28"/>
+          <w:lang w:val="en-US" w:eastAsia="en-US"/>
+        </w:rPr>
+        <w:t xml:space="preserve">The login module was implemented using Oracle APEX authentication schemes. It provides secure access for two roles — </w:t>
+      </w:r>
+      <w:r>
+        <w:rPr>
+          <w:i/>
+          <w:iCs/>
+          <w:sz w:val="28"/>
+          <w:szCs w:val="28"/>
+          <w:lang w:val="en-US" w:eastAsia="en-US"/>
+        </w:rPr>
+        <w:t>Admin</w:t>
+      </w:r>
+      <w:r>
+        <w:rPr>
+          <w:sz w:val="28"/>
+          <w:szCs w:val="28"/>
+          <w:lang w:val="en-US" w:eastAsia="en-US"/>
+        </w:rPr>
+        <w:t xml:space="preserve"> and </w:t>
+      </w:r>
+      <w:r>
+        <w:rPr>
+          <w:i/>
+          <w:iCs/>
+          <w:sz w:val="28"/>
+          <w:szCs w:val="28"/>
+          <w:lang w:val="en-US" w:eastAsia="en-US"/>
+        </w:rPr>
+        <w:t>End User</w:t>
+      </w:r>
+      <w:r>
+        <w:rPr>
+          <w:sz w:val="28"/>
+          <w:szCs w:val="28"/>
+          <w:lang w:val="en-US" w:eastAsia="en-US"/>
+        </w:rPr>
+        <w:t>. Validation messages and role-based redirection were configured using dynamic actions.</w:t>
+      </w:r>
+    </w:p>
+    <w:p>
+      <w:pPr>
+        <w:pStyle w:val="Heading2"/>
+        <w:tabs>
+          <w:tab w:val="left" w:pos="726"/>
+        </w:tabs>
+        <w:ind w:left="0"/>
+        <w:rPr>
+          <w:spacing w:val="-2"/>
+        </w:rPr>
+      </w:pPr>
+      <w:r>
+        <w:rPr>
+          <w:spacing w:val="-2"/>
+        </w:rPr>
+        <w:t>4.3.2 Dashboard</w:t>
+      </w:r>
+    </w:p>
+    <w:p>
+      <w:pPr>
+        <w:pStyle w:val="NormalWeb"/>
+        <w:spacing w:line="360" w:lineRule="auto"/>
+        <w:jc w:val="both"/>
+        <w:rPr>
+          <w:sz w:val="28"/>
+          <w:szCs w:val="28"/>
+          <w:lang w:val="en-US" w:eastAsia="en-US"/>
+        </w:rPr>
+      </w:pPr>
+      <w:r>
+        <w:rPr>
+          <w:sz w:val="28"/>
+          <w:szCs w:val="28"/>
+          <w:lang w:val="en-US" w:eastAsia="en-US"/>
+        </w:rPr>
+        <w:t xml:space="preserve">            </w:t>
+      </w:r>
+      <w:r>
+        <w:rPr>
+          <w:sz w:val="28"/>
+          <w:szCs w:val="28"/>
+          <w:lang w:val="en-US" w:eastAsia="en-US"/>
+        </w:rPr>
+        <w:t xml:space="preserve">A visually clean dashboard presents system statistics, uploaded file counts, and shortcut cards for navigating to </w:t>
+      </w:r>
+      <w:r>
+        <w:rPr>
+          <w:i/>
+          <w:iCs/>
+          <w:sz w:val="28"/>
+          <w:szCs w:val="28"/>
+          <w:lang w:val="en-US" w:eastAsia="en-US"/>
+        </w:rPr>
+        <w:t>Upload</w:t>
+      </w:r>
+      <w:r>
+        <w:rPr>
+          <w:sz w:val="28"/>
+          <w:szCs w:val="28"/>
+          <w:lang w:val="en-US" w:eastAsia="en-US"/>
+        </w:rPr>
+        <w:t xml:space="preserve">, </w:t>
+      </w:r>
+      <w:r>
+        <w:rPr>
+          <w:i/>
+          <w:iCs/>
+          <w:sz w:val="28"/>
+          <w:szCs w:val="28"/>
+          <w:lang w:val="en-US" w:eastAsia="en-US"/>
+        </w:rPr>
+        <w:t>Workflow</w:t>
+      </w:r>
+      <w:r>
+        <w:rPr>
+          <w:sz w:val="28"/>
+          <w:szCs w:val="28"/>
+          <w:lang w:val="en-US" w:eastAsia="en-US"/>
+        </w:rPr>
+        <w:t xml:space="preserve">, and </w:t>
+      </w:r>
+      <w:r>
+        <w:rPr>
+          <w:i/>
+          <w:iCs/>
+          <w:sz w:val="28"/>
+          <w:szCs w:val="28"/>
+          <w:lang w:val="en-US" w:eastAsia="en-US"/>
+        </w:rPr>
+        <w:t>Chat</w:t>
+      </w:r>
+      <w:r>
+        <w:rPr>
+          <w:sz w:val="28"/>
+          <w:szCs w:val="28"/>
+          <w:lang w:val="en-US" w:eastAsia="en-US"/>
+        </w:rPr>
+        <w:t xml:space="preserve"> modules. The layout was built using APEX region templates and gr</w:t>
+      </w:r>
+      <w:r>
+        <w:rPr>
+          <w:sz w:val="28"/>
+          <w:szCs w:val="28"/>
+          <w:lang w:val="en-US" w:eastAsia="en-US"/>
+        </w:rPr>
+        <w:t xml:space="preserve"> </w:t>
+      </w:r>
+      <w:r>
+        <w:rPr>
+          <w:sz w:val="28"/>
+          <w:szCs w:val="28"/>
+          <w:lang w:val="en-US" w:eastAsia="en-US"/>
+        </w:rPr>
+        <w:t>id containers for responsiveness.</w:t>
+      </w:r>
+    </w:p>
+    <w:p>
+      <w:pPr>
+        <w:pStyle w:val="Heading2"/>
+        <w:tabs>
+          <w:tab w:val="left" w:pos="726"/>
+        </w:tabs>
+        <w:ind w:left="0"/>
+        <w:rPr>
+          <w:spacing w:val="-2"/>
+        </w:rPr>
+      </w:pPr>
+      <w:r>
+        <w:rPr>
+          <w:spacing w:val="-2"/>
+        </w:rPr>
+        <w:t>4.3.3 Data Upload Screen</w:t>
+      </w:r>
+    </w:p>
+    <w:p>
+      <w:pPr>
+        <w:pStyle w:val="NormalWeb"/>
+        <w:spacing w:line="360" w:lineRule="auto"/>
+        <w:jc w:val="both"/>
+        <w:rPr>
+          <w:sz w:val="28"/>
+          <w:szCs w:val="28"/>
+          <w:lang w:val="en-US" w:eastAsia="en-US"/>
+        </w:rPr>
+      </w:pPr>
+      <w:r>
+        <w:rPr>
+          <w:sz w:val="28"/>
+          <w:szCs w:val="28"/>
+          <w:lang w:val="en-US" w:eastAsia="en-US"/>
+        </w:rPr>
+        <w:t xml:space="preserve">           </w:t>
+      </w:r>
+      <w:r>
+        <w:rPr>
+          <w:sz w:val="28"/>
+          <w:szCs w:val="28"/>
+          <w:lang w:val="en-US" w:eastAsia="en-US"/>
+        </w:rPr>
+        <w:t>Implemented with APEX File Browse item, allowing users to upload documents (PDF, TXT, CSV). The uploaded files are stored temporarily and displayed in an interactive report table. Progress indicators were added using JavaScript to improve UX.</w:t>
+      </w:r>
+    </w:p>
+    <w:p>
+      <w:pPr>
+        <w:pStyle w:val="Heading2"/>
+        <w:tabs>
+          <w:tab w:val="left" w:pos="726"/>
+        </w:tabs>
+        <w:ind w:left="0"/>
+        <w:rPr>
+          <w:spacing w:val="-2"/>
+        </w:rPr>
+      </w:pPr>
+      <w:r>
+        <w:rPr>
+          <w:spacing w:val="-2"/>
+        </w:rPr>
+        <w:t>4.3.4 Workflow Builder (Low-Code Canvas)</w:t>
+      </w:r>
+      <w:r>
+        <w:rPr>
+          <w:spacing w:val="-2"/>
+        </w:rPr>
+        <w:t xml:space="preserve"> </w:t>
+      </w:r>
+    </w:p>
+    <w:p>
+      <w:pPr>
+        <w:pStyle w:val="NormalWeb"/>
+        <w:spacing w:line="360" w:lineRule="auto"/>
+        <w:jc w:val="both"/>
+        <w:rPr>
+          <w:sz w:val="28"/>
+          <w:szCs w:val="28"/>
+          <w:lang w:val="en-US" w:eastAsia="en-US"/>
+        </w:rPr>
+      </w:pPr>
+      <w:r>
+        <w:rPr>
+          <w:sz w:val="28"/>
+          <w:szCs w:val="28"/>
+          <w:lang w:val="en-US" w:eastAsia="en-US"/>
+        </w:rPr>
+        <w:t xml:space="preserve">          </w:t>
+      </w:r>
+      <w:r>
+        <w:rPr>
+          <w:sz w:val="28"/>
+          <w:szCs w:val="28"/>
+          <w:lang w:val="en-US" w:eastAsia="en-US"/>
+        </w:rPr>
+        <w:t xml:space="preserve">A key innovation of the UI, the workflow builder visually represents the logical </w:t>
+      </w:r>
+      <w:r>
+        <w:rPr>
+          <w:sz w:val="28"/>
+          <w:szCs w:val="28"/>
+          <w:lang w:val="en-US" w:eastAsia="en-US"/>
+        </w:rPr>
+        <w:t xml:space="preserve">connection </w:t>
+      </w:r>
+      <w:r>
+        <w:rPr>
+          <w:sz w:val="28"/>
+          <w:szCs w:val="28"/>
+          <w:lang w:val="en-US" w:eastAsia="en-US"/>
+        </w:rPr>
+        <w:t>n between RAG components.</w:t>
+      </w:r>
+    </w:p>
+    <w:p>
+      <w:pPr>
+        <w:pStyle w:val="NormalWeb"/>
+        <w:spacing w:line="360" w:lineRule="auto"/>
+        <w:jc w:val="both"/>
+        <w:rPr>
+          <w:sz w:val="28"/>
+          <w:szCs w:val="28"/>
+          <w:lang w:val="en-US" w:eastAsia="en-US"/>
+        </w:rPr>
+      </w:pPr>
+      <w:r>
+        <w:rPr>
+          <w:sz w:val="28"/>
+          <w:szCs w:val="28"/>
+          <w:lang w:val="en-US" w:eastAsia="en-US"/>
+        </w:rPr>
+        <w:t xml:space="preserve">          </w:t>
+      </w:r>
+      <w:r>
+        <w:rPr>
+          <w:sz w:val="28"/>
+          <w:szCs w:val="28"/>
+          <w:lang w:val="en-US" w:eastAsia="en-US"/>
+        </w:rPr>
+        <w:t>Each block (Upload, Embed, Retrieve, Generate) is represented as a draggable UI card. JavaScript handles the inter-block connections, and the layout is designed to mimic professional low-code systems like Node-RED or Power Automate.</w:t>
+      </w:r>
+      <w:r>
+        <w:rPr>
+          <w:sz w:val="28"/>
+          <w:szCs w:val="28"/>
+          <w:lang w:val="en-US" w:eastAsia="en-US"/>
+        </w:rPr>
+        <w:br/>
+        <w:t>Though functionality is mocked in Phase-1, the design ensures smooth future integration with Python-based logic.</w:t>
+      </w:r>
+    </w:p>
+    <w:p>
+      <w:pPr>
+        <w:pStyle w:val="Heading2"/>
+        <w:tabs>
+          <w:tab w:val="left" w:pos="726"/>
+        </w:tabs>
+        <w:ind w:left="0"/>
+        <w:rPr>
+          <w:spacing w:val="-2"/>
+        </w:rPr>
+      </w:pPr>
+      <w:r>
+        <w:rPr>
+          <w:spacing w:val="-2"/>
+        </w:rPr>
+        <w:lastRenderedPageBreak/>
+        <w:t>4.3.5 Chat Interface</w:t>
+      </w:r>
+    </w:p>
+    <w:p>
+      <w:pPr>
+        <w:pStyle w:val="NormalWeb"/>
+        <w:spacing w:line="360" w:lineRule="auto"/>
+        <w:jc w:val="both"/>
+        <w:rPr>
+          <w:sz w:val="28"/>
+          <w:szCs w:val="28"/>
+          <w:lang w:val="en-US" w:eastAsia="en-US"/>
+        </w:rPr>
+      </w:pPr>
+      <w:r>
+        <w:rPr>
+          <w:sz w:val="28"/>
+          <w:szCs w:val="28"/>
+          <w:lang w:val="en-US" w:eastAsia="en-US"/>
+        </w:rPr>
+        <w:t xml:space="preserve">           </w:t>
+      </w:r>
+      <w:r>
+        <w:rPr>
+          <w:sz w:val="28"/>
+          <w:szCs w:val="28"/>
+          <w:lang w:val="en-US" w:eastAsia="en-US"/>
+        </w:rPr>
+        <w:t>The prototype chat interface simulates user–assistant conversation. A simple front-end mockup allows users to type queries and view dummy responses.</w:t>
+      </w:r>
+      <w:r>
+        <w:rPr>
+          <w:sz w:val="28"/>
+          <w:szCs w:val="28"/>
+          <w:lang w:val="en-US" w:eastAsia="en-US"/>
+        </w:rPr>
+        <w:br/>
+        <w:t>The layout is styled using Bootstrap chat components, and future API hooks are pre-defined for integration with GPT or Llama models.</w:t>
+      </w:r>
+    </w:p>
+    <w:p>
+      <w:pPr>
+        <w:pStyle w:val="Heading2"/>
+        <w:tabs>
+          <w:tab w:val="left" w:pos="726"/>
+        </w:tabs>
+        <w:ind w:left="0"/>
+        <w:rPr>
+          <w:spacing w:val="-2"/>
+        </w:rPr>
+      </w:pPr>
+      <w:r>
+        <w:rPr>
+          <w:spacing w:val="-2"/>
+        </w:rPr>
+        <w:t>4.3.6 Admin Panel</w:t>
+      </w:r>
+    </w:p>
+    <w:p>
+      <w:pPr>
+        <w:pStyle w:val="NormalWeb"/>
+        <w:spacing w:line="360" w:lineRule="auto"/>
+        <w:jc w:val="both"/>
+      </w:pPr>
+      <w:r>
+        <w:rPr>
+          <w:sz w:val="28"/>
+          <w:szCs w:val="28"/>
+          <w:lang w:val="en-US" w:eastAsia="en-US"/>
+        </w:rPr>
+        <w:t xml:space="preserve">           </w:t>
+      </w:r>
+      <w:r>
+        <w:rPr>
+          <w:sz w:val="28"/>
+          <w:szCs w:val="28"/>
+          <w:lang w:val="en-US" w:eastAsia="en-US"/>
+        </w:rPr>
+        <w:t>The Admin Panel provides visibility into uploaded documents, workflow configurations, and user logs. Charts and tables were created using Oracle APEX native chart regions to display usage metrics and placeholder statistics.</w:t>
+      </w:r>
+    </w:p>
+    <w:p>
+      <w:pPr>
+        <w:pStyle w:val="Heading2"/>
+        <w:tabs>
+          <w:tab w:val="left" w:pos="726"/>
+        </w:tabs>
+        <w:ind w:left="0"/>
+        <w:rPr>
+          <w:spacing w:val="-2"/>
+        </w:rPr>
+      </w:pPr>
+      <w:r>
+        <w:rPr>
+          <w:spacing w:val="-2"/>
+        </w:rPr>
+        <w:t>4.</w:t>
+      </w:r>
+      <w:r>
+        <w:rPr>
+          <w:spacing w:val="-2"/>
+        </w:rPr>
+        <w:t>4</w:t>
+      </w:r>
+      <w:r>
+        <w:rPr>
+          <w:spacing w:val="-2"/>
+        </w:rPr>
+        <w:t xml:space="preserve"> Testing and Validation</w:t>
+      </w:r>
+    </w:p>
+    <w:p>
+      <w:pPr>
+        <w:pStyle w:val="NormalWeb"/>
+        <w:spacing w:line="360" w:lineRule="auto"/>
+        <w:jc w:val="both"/>
+        <w:rPr>
+          <w:sz w:val="28"/>
+          <w:szCs w:val="28"/>
+          <w:lang w:val="en-US" w:eastAsia="en-US"/>
+        </w:rPr>
+      </w:pPr>
+      <w:r>
+        <w:rPr>
+          <w:sz w:val="28"/>
+          <w:szCs w:val="28"/>
+          <w:lang w:val="en-US" w:eastAsia="en-US"/>
+        </w:rPr>
+        <w:t>Since Phase-1 primarily focuses on UI, the testing involved visual and usability checks rather than backend validation.</w:t>
+      </w:r>
+    </w:p>
+    <w:p>
+      <w:pPr>
+        <w:pStyle w:val="NormalWeb"/>
+        <w:spacing w:line="360" w:lineRule="auto"/>
+        <w:jc w:val="both"/>
+        <w:rPr>
+          <w:sz w:val="28"/>
+          <w:szCs w:val="28"/>
+          <w:lang w:val="en-US" w:eastAsia="en-US"/>
+        </w:rPr>
+      </w:pPr>
+      <w:r>
+        <w:rPr>
+          <w:sz w:val="28"/>
+          <w:szCs w:val="28"/>
+          <w:lang w:val="en-US" w:eastAsia="en-US"/>
+        </w:rPr>
+        <w:t>The following aspects were verified:</w:t>
+      </w:r>
+    </w:p>
+    <w:tbl>
+      <w:tblPr>
+        <w:tblW w:w="9127" w:type="dxa"/>
+        <w:tblCellSpacing w:w="15" w:type="dxa"/>
+        <w:tblInd w:w="313" w:type="dxa"/>
+        <w:tblBorders>
+          <w:top w:val="single" w:sz="4" w:space="0" w:color="auto"/>
+          <w:left w:val="single" w:sz="4" w:space="0" w:color="auto"/>
+          <w:bottom w:val="single" w:sz="4" w:space="0" w:color="auto"/>
+          <w:right w:val="single" w:sz="4" w:space="0" w:color="auto"/>
+          <w:insideH w:val="single" w:sz="4" w:space="0" w:color="auto"/>
+          <w:insideV w:val="single" w:sz="4" w:space="0" w:color="auto"/>
+        </w:tblBorders>
+        <w:tblCellMar>
+          <w:top w:w="15" w:type="dxa"/>
+          <w:left w:w="15" w:type="dxa"/>
+          <w:bottom w:w="15" w:type="dxa"/>
+          <w:right w:w="15" w:type="dxa"/>
+        </w:tblCellMar>
+        <w:tblLook w:val="04A0" w:firstRow="1" w:lastRow="0" w:firstColumn="1" w:lastColumn="0" w:noHBand="0" w:noVBand="1"/>
+      </w:tblPr>
+      <w:tblGrid>
+        <w:gridCol w:w="1935"/>
+        <w:gridCol w:w="5633"/>
+        <w:gridCol w:w="1559"/>
+      </w:tblGrid>
+      <w:tr>
+        <w:trPr>
+          <w:trHeight w:val="282"/>
+          <w:tblHeader/>
+          <w:tblCellSpacing w:w="15" w:type="dxa"/>
+        </w:trPr>
+        <w:tc>
+          <w:tcPr>
+            <w:tcW w:w="0" w:type="auto"/>
+            <w:vAlign w:val="center"/>
+            <w:hideMark/>
+          </w:tcPr>
+          <w:p>
+            <w:pPr>
+              <w:jc w:val="center"/>
+              <w:rPr>
+                <w:b/>
+                <w:bCs/>
+              </w:rPr>
+            </w:pPr>
+            <w:r>
+              <w:rPr>
+                <w:rStyle w:val="Strong"/>
+              </w:rPr>
+              <w:t>Testing Parameter</w:t>
+            </w:r>
+          </w:p>
+        </w:tc>
+        <w:tc>
+          <w:tcPr>
+            <w:tcW w:w="5603" w:type="dxa"/>
+            <w:vAlign w:val="center"/>
+            <w:hideMark/>
+          </w:tcPr>
+          <w:p>
+            <w:pPr>
+              <w:jc w:val="center"/>
+              <w:rPr>
+                <w:b/>
+                <w:bCs/>
+              </w:rPr>
+            </w:pPr>
+            <w:r>
+              <w:rPr>
+                <w:rStyle w:val="Strong"/>
+              </w:rPr>
+              <w:t>Description</w:t>
+            </w:r>
+          </w:p>
+        </w:tc>
+        <w:tc>
+          <w:tcPr>
+            <w:tcW w:w="1514" w:type="dxa"/>
+            <w:vAlign w:val="center"/>
+            <w:hideMark/>
+          </w:tcPr>
+          <w:p>
+            <w:pPr>
+              <w:jc w:val="center"/>
+              <w:rPr>
+                <w:b/>
+                <w:bCs/>
+              </w:rPr>
+            </w:pPr>
+            <w:r>
+              <w:rPr>
+                <w:rStyle w:val="Strong"/>
+              </w:rPr>
+              <w:t>Result</w:t>
+            </w:r>
+          </w:p>
+        </w:tc>
+      </w:tr>
+      <w:tr>
+        <w:trPr>
+          <w:trHeight w:val="510"/>
+          <w:tblCellSpacing w:w="15" w:type="dxa"/>
+        </w:trPr>
+        <w:tc>
+          <w:tcPr>
+            <w:tcW w:w="0" w:type="auto"/>
+            <w:vAlign w:val="center"/>
+            <w:hideMark/>
+          </w:tcPr>
+          <w:p>
+            <w:pPr>
+              <w:rPr>
+                <w:sz w:val="24"/>
+                <w:szCs w:val="24"/>
+              </w:rPr>
+            </w:pPr>
+            <w:r>
+              <w:rPr>
+                <w:sz w:val="24"/>
+                <w:szCs w:val="24"/>
+              </w:rPr>
+              <w:t>Navigation Flow</w:t>
+            </w:r>
+          </w:p>
+        </w:tc>
+        <w:tc>
+          <w:tcPr>
+            <w:tcW w:w="5603" w:type="dxa"/>
+            <w:vAlign w:val="center"/>
+            <w:hideMark/>
+          </w:tcPr>
+          <w:p>
+            <w:pPr>
+              <w:rPr>
+                <w:sz w:val="24"/>
+                <w:szCs w:val="24"/>
+              </w:rPr>
+            </w:pPr>
+            <w:r>
+              <w:rPr>
+                <w:sz w:val="24"/>
+                <w:szCs w:val="24"/>
+              </w:rPr>
+              <w:t>Verified links and button redirections between pages</w:t>
+            </w:r>
+          </w:p>
+        </w:tc>
+        <w:tc>
+          <w:tcPr>
+            <w:tcW w:w="1514" w:type="dxa"/>
+            <w:vAlign w:val="center"/>
+            <w:hideMark/>
+          </w:tcPr>
+          <w:p>
+            <w:pPr>
+              <w:jc w:val="center"/>
+              <w:rPr>
+                <w:sz w:val="24"/>
+                <w:szCs w:val="24"/>
+              </w:rPr>
+            </w:pPr>
+            <w:r>
+              <w:rPr>
+                <w:sz w:val="24"/>
+                <w:szCs w:val="24"/>
+              </w:rPr>
+              <w:t>Successful</w:t>
+            </w:r>
+          </w:p>
+        </w:tc>
+      </w:tr>
+      <w:tr>
+        <w:trPr>
+          <w:trHeight w:val="490"/>
+          <w:tblCellSpacing w:w="15" w:type="dxa"/>
+        </w:trPr>
+        <w:tc>
+          <w:tcPr>
+            <w:tcW w:w="0" w:type="auto"/>
+            <w:vAlign w:val="center"/>
+            <w:hideMark/>
+          </w:tcPr>
+          <w:p>
+            <w:pPr>
+              <w:rPr>
+                <w:sz w:val="24"/>
+                <w:szCs w:val="24"/>
+              </w:rPr>
+            </w:pPr>
+            <w:r>
+              <w:rPr>
+                <w:sz w:val="24"/>
+                <w:szCs w:val="24"/>
+              </w:rPr>
+              <w:t>Responsiveness</w:t>
+            </w:r>
+          </w:p>
+        </w:tc>
+        <w:tc>
+          <w:tcPr>
+            <w:tcW w:w="5603" w:type="dxa"/>
+            <w:vAlign w:val="center"/>
+            <w:hideMark/>
+          </w:tcPr>
+          <w:p>
+            <w:pPr>
+              <w:rPr>
+                <w:sz w:val="24"/>
+                <w:szCs w:val="24"/>
+              </w:rPr>
+            </w:pPr>
+            <w:r>
+              <w:rPr>
+                <w:sz w:val="24"/>
+                <w:szCs w:val="24"/>
+              </w:rPr>
+              <w:t>Tested across devices (desktop, tablet, mobile)</w:t>
+            </w:r>
+          </w:p>
+        </w:tc>
+        <w:tc>
+          <w:tcPr>
+            <w:tcW w:w="1514" w:type="dxa"/>
+            <w:vAlign w:val="center"/>
+            <w:hideMark/>
+          </w:tcPr>
+          <w:p>
+            <w:pPr>
+              <w:jc w:val="center"/>
+              <w:rPr>
+                <w:sz w:val="24"/>
+                <w:szCs w:val="24"/>
+              </w:rPr>
+            </w:pPr>
+            <w:r>
+              <w:rPr>
+                <w:sz w:val="24"/>
+                <w:szCs w:val="24"/>
+              </w:rPr>
+              <w:t>Passed</w:t>
+            </w:r>
+          </w:p>
+        </w:tc>
+      </w:tr>
+      <w:tr>
+        <w:trPr>
+          <w:trHeight w:val="416"/>
+          <w:tblCellSpacing w:w="15" w:type="dxa"/>
+        </w:trPr>
+        <w:tc>
+          <w:tcPr>
+            <w:tcW w:w="0" w:type="auto"/>
+            <w:vAlign w:val="center"/>
+            <w:hideMark/>
+          </w:tcPr>
+          <w:p>
+            <w:pPr>
+              <w:rPr>
+                <w:sz w:val="24"/>
+                <w:szCs w:val="24"/>
+              </w:rPr>
+            </w:pPr>
+            <w:r>
+              <w:rPr>
+                <w:sz w:val="24"/>
+                <w:szCs w:val="24"/>
+              </w:rPr>
+              <w:t>Form Validations</w:t>
+            </w:r>
+          </w:p>
+        </w:tc>
+        <w:tc>
+          <w:tcPr>
+            <w:tcW w:w="5603" w:type="dxa"/>
+            <w:vAlign w:val="center"/>
+            <w:hideMark/>
+          </w:tcPr>
+          <w:p>
+            <w:pPr>
+              <w:rPr>
+                <w:sz w:val="24"/>
+                <w:szCs w:val="24"/>
+              </w:rPr>
+            </w:pPr>
+            <w:r>
+              <w:rPr>
+                <w:sz w:val="24"/>
+                <w:szCs w:val="24"/>
+              </w:rPr>
+              <w:t>Input checks for file upload and login</w:t>
+            </w:r>
+          </w:p>
+        </w:tc>
+        <w:tc>
+          <w:tcPr>
+            <w:tcW w:w="1514" w:type="dxa"/>
+            <w:vAlign w:val="center"/>
+            <w:hideMark/>
+          </w:tcPr>
+          <w:p>
+            <w:pPr>
+              <w:jc w:val="center"/>
+              <w:rPr>
+                <w:sz w:val="24"/>
+                <w:szCs w:val="24"/>
+              </w:rPr>
+            </w:pPr>
+            <w:r>
+              <w:rPr>
+                <w:sz w:val="24"/>
+                <w:szCs w:val="24"/>
+              </w:rPr>
+              <w:t>Passed</w:t>
+            </w:r>
+          </w:p>
+        </w:tc>
+      </w:tr>
+      <w:tr>
+        <w:trPr>
+          <w:trHeight w:val="494"/>
+          <w:tblCellSpacing w:w="15" w:type="dxa"/>
+        </w:trPr>
+        <w:tc>
+          <w:tcPr>
+            <w:tcW w:w="0" w:type="auto"/>
+            <w:vAlign w:val="center"/>
+            <w:hideMark/>
+          </w:tcPr>
+          <w:p>
+            <w:pPr>
+              <w:rPr>
+                <w:sz w:val="24"/>
+                <w:szCs w:val="24"/>
+              </w:rPr>
+            </w:pPr>
+            <w:r>
+              <w:rPr>
+                <w:sz w:val="24"/>
+                <w:szCs w:val="24"/>
+              </w:rPr>
+              <w:t>UI Consistency</w:t>
+            </w:r>
+          </w:p>
+        </w:tc>
+        <w:tc>
+          <w:tcPr>
+            <w:tcW w:w="5603" w:type="dxa"/>
+            <w:vAlign w:val="center"/>
+            <w:hideMark/>
+          </w:tcPr>
+          <w:p>
+            <w:pPr>
+              <w:rPr>
+                <w:sz w:val="24"/>
+                <w:szCs w:val="24"/>
+              </w:rPr>
+            </w:pPr>
+            <w:r>
+              <w:rPr>
+                <w:sz w:val="24"/>
+                <w:szCs w:val="24"/>
+              </w:rPr>
+              <w:t>Uniform color scheme and layout throughout</w:t>
+            </w:r>
+          </w:p>
+        </w:tc>
+        <w:tc>
+          <w:tcPr>
+            <w:tcW w:w="1514" w:type="dxa"/>
+            <w:vAlign w:val="center"/>
+            <w:hideMark/>
+          </w:tcPr>
+          <w:p>
+            <w:pPr>
+              <w:jc w:val="center"/>
+              <w:rPr>
+                <w:sz w:val="24"/>
+                <w:szCs w:val="24"/>
+              </w:rPr>
+            </w:pPr>
+            <w:r>
+              <w:rPr>
+                <w:sz w:val="24"/>
+                <w:szCs w:val="24"/>
+              </w:rPr>
+              <w:t>Passed</w:t>
+            </w:r>
+          </w:p>
+        </w:tc>
+      </w:tr>
+    </w:tbl>
+    <w:p>
+      <w:pPr>
+        <w:pStyle w:val="NormalWeb"/>
+        <w:spacing w:line="360" w:lineRule="auto"/>
+        <w:rPr>
+          <w:sz w:val="28"/>
+          <w:szCs w:val="28"/>
+          <w:lang w:val="en-US" w:eastAsia="en-US"/>
+        </w:rPr>
+      </w:pPr>
+      <w:r>
+        <w:rPr>
+          <w:sz w:val="28"/>
+          <w:szCs w:val="28"/>
+          <w:lang w:val="en-US" w:eastAsia="en-US"/>
+        </w:rPr>
+        <w:t>All modules performed as expected in user interface testing, confirming that the design is stable and integration-ready.</w:t>
+      </w:r>
+    </w:p>
+    <w:p>
+      <w:pPr>
+        <w:pStyle w:val="NormalWeb"/>
+        <w:spacing w:line="360" w:lineRule="auto"/>
+      </w:pPr>
+    </w:p>
+    <w:p>
+      <w:pPr>
+        <w:pStyle w:val="NormalWeb"/>
+        <w:spacing w:line="360" w:lineRule="auto"/>
+      </w:pPr>
+    </w:p>
+    <w:p>
+      <w:pPr>
+        <w:pStyle w:val="Heading2"/>
+        <w:tabs>
+          <w:tab w:val="left" w:pos="726"/>
+        </w:tabs>
+        <w:ind w:left="0"/>
+        <w:rPr>
+          <w:spacing w:val="-2"/>
+        </w:rPr>
+      </w:pPr>
+      <w:r>
+        <w:rPr>
+          <w:spacing w:val="-2"/>
+        </w:rPr>
+        <w:lastRenderedPageBreak/>
+        <w:t>4.</w:t>
+      </w:r>
+      <w:r>
+        <w:rPr>
+          <w:spacing w:val="-2"/>
+        </w:rPr>
+        <w:t>5</w:t>
+      </w:r>
+      <w:r>
+        <w:rPr>
+          <w:spacing w:val="-2"/>
+        </w:rPr>
+        <w:t xml:space="preserve"> Summary</w:t>
+      </w:r>
+    </w:p>
+    <w:p>
+      <w:pPr>
+        <w:pStyle w:val="NormalWeb"/>
+        <w:spacing w:line="360" w:lineRule="auto"/>
+        <w:jc w:val="both"/>
+        <w:rPr>
+          <w:sz w:val="28"/>
+          <w:szCs w:val="28"/>
+          <w:lang w:val="en-US" w:eastAsia="en-US"/>
+        </w:rPr>
+      </w:pPr>
+      <w:r>
+        <w:rPr>
+          <w:sz w:val="28"/>
+          <w:szCs w:val="28"/>
+          <w:lang w:val="en-US" w:eastAsia="en-US"/>
+        </w:rPr>
+        <w:t xml:space="preserve">         </w:t>
+      </w:r>
+      <w:r>
+        <w:rPr>
+          <w:sz w:val="28"/>
+          <w:szCs w:val="28"/>
+          <w:lang w:val="en-US" w:eastAsia="en-US"/>
+        </w:rPr>
+        <w:t xml:space="preserve">The successful completion of Phase-1 establishes the </w:t>
+      </w:r>
+      <w:r>
+        <w:rPr>
+          <w:b/>
+          <w:bCs/>
+          <w:sz w:val="28"/>
+          <w:szCs w:val="28"/>
+          <w:lang w:val="en-US" w:eastAsia="en-US"/>
+        </w:rPr>
+        <w:t>frontend foundation</w:t>
+      </w:r>
+      <w:r>
+        <w:rPr>
+          <w:sz w:val="28"/>
+          <w:szCs w:val="28"/>
+          <w:lang w:val="en-US" w:eastAsia="en-US"/>
+        </w:rPr>
+        <w:t xml:space="preserve"> of the proposed low-code framework. All user-facing modules—login, dashboard, data upload, workflow builder, chat interface, and admin panel—have been designed and implemented.</w:t>
+      </w:r>
+      <w:r>
+        <w:rPr>
+          <w:sz w:val="28"/>
+          <w:szCs w:val="28"/>
+          <w:lang w:val="en-US" w:eastAsia="en-US"/>
+        </w:rPr>
+        <w:br/>
+        <w:t xml:space="preserve">The interface is now ready for integration with the </w:t>
+      </w:r>
+      <w:r>
+        <w:rPr>
+          <w:b/>
+          <w:bCs/>
+          <w:sz w:val="28"/>
+          <w:szCs w:val="28"/>
+          <w:lang w:val="en-US" w:eastAsia="en-US"/>
+        </w:rPr>
+        <w:t>backend components</w:t>
+      </w:r>
+      <w:r>
+        <w:rPr>
+          <w:sz w:val="28"/>
+          <w:szCs w:val="28"/>
+          <w:lang w:val="en-US" w:eastAsia="en-US"/>
+        </w:rPr>
+        <w:t xml:space="preserve"> such as the RAG engine, vector storage, and LLM APIs in Phase-2.</w:t>
+      </w:r>
+    </w:p>
+    <w:p>
+      <w:pPr>
+        <w:pStyle w:val="NormalWeb"/>
+        <w:spacing w:line="360" w:lineRule="auto"/>
+        <w:jc w:val="both"/>
+        <w:rPr>
+          <w:sz w:val="28"/>
+          <w:szCs w:val="28"/>
+          <w:lang w:val="en-US" w:eastAsia="en-US"/>
+        </w:rPr>
+      </w:pPr>
+      <w:r>
+        <w:rPr>
+          <w:sz w:val="28"/>
+          <w:szCs w:val="28"/>
+          <w:lang w:val="en-US" w:eastAsia="en-US"/>
+        </w:rPr>
+        <w:t xml:space="preserve">         </w:t>
+      </w:r>
+      <w:r>
+        <w:rPr>
+          <w:sz w:val="28"/>
+          <w:szCs w:val="28"/>
+          <w:lang w:val="en-US" w:eastAsia="en-US"/>
+        </w:rPr>
+        <w:t xml:space="preserve">In the next stage, the focus will be on implementing the </w:t>
+      </w:r>
+      <w:r>
+        <w:rPr>
+          <w:b/>
+          <w:bCs/>
+          <w:sz w:val="28"/>
+          <w:szCs w:val="28"/>
+          <w:lang w:val="en-US" w:eastAsia="en-US"/>
+        </w:rPr>
+        <w:t>functional logic</w:t>
+      </w:r>
+      <w:r>
+        <w:rPr>
+          <w:sz w:val="28"/>
+          <w:szCs w:val="28"/>
+          <w:lang w:val="en-US" w:eastAsia="en-US"/>
+        </w:rPr>
+        <w:t>, connecting APIs, performing performance testing, and demonstrating the system’s ability to handle real conversational data with context retrieval.</w:t>
+      </w:r>
+    </w:p>
+    <w:p>
+      <w:pPr>
+        <w:pStyle w:val="Heading1"/>
+        <w:spacing w:before="73" w:line="508" w:lineRule="auto"/>
+        <w:ind w:left="0" w:right="2520"/>
+      </w:pPr>
+    </w:p>
+    <w:p>
+      <w:pPr>
+        <w:pStyle w:val="Heading1"/>
+        <w:spacing w:before="73" w:line="508" w:lineRule="auto"/>
+        <w:ind w:left="0" w:right="2520"/>
+      </w:pPr>
+    </w:p>
+    <w:p>
+      <w:pPr>
+        <w:pStyle w:val="Heading1"/>
+        <w:spacing w:before="73" w:line="508" w:lineRule="auto"/>
+        <w:ind w:left="0" w:right="2520"/>
+      </w:pPr>
+    </w:p>
+    <w:p>
+      <w:pPr>
+        <w:pStyle w:val="Heading1"/>
+        <w:spacing w:before="73" w:line="508" w:lineRule="auto"/>
+        <w:ind w:left="0" w:right="2520"/>
+      </w:pPr>
+    </w:p>
+    <w:p>
+      <w:pPr>
+        <w:pStyle w:val="Heading1"/>
+        <w:spacing w:before="73" w:line="508" w:lineRule="auto"/>
+        <w:ind w:left="0" w:right="2520"/>
+      </w:pPr>
+    </w:p>
+    <w:p>
+      <w:pPr>
+        <w:pStyle w:val="Heading1"/>
+        <w:spacing w:before="73" w:line="508" w:lineRule="auto"/>
+        <w:ind w:left="0" w:right="2520"/>
+      </w:pPr>
+    </w:p>
+    <w:p>
+      <w:pPr>
+        <w:pStyle w:val="Heading1"/>
+        <w:spacing w:before="73" w:line="508" w:lineRule="auto"/>
+        <w:ind w:left="0" w:right="2520"/>
+      </w:pPr>
+    </w:p>
+    <w:p>
+      <w:pPr>
+        <w:pStyle w:val="Heading1"/>
+        <w:spacing w:before="73" w:line="508" w:lineRule="auto"/>
+        <w:ind w:left="0" w:right="2520"/>
+      </w:pPr>
+    </w:p>
+    <w:p>
+      <w:pPr>
+        <w:pStyle w:val="Heading1"/>
+        <w:spacing w:before="73" w:line="508" w:lineRule="auto"/>
+        <w:ind w:left="0" w:right="2520"/>
+      </w:pPr>
+    </w:p>
+    <w:p>
+      <w:pPr>
+        <w:pStyle w:val="Heading1"/>
+        <w:spacing w:before="73" w:line="508" w:lineRule="auto"/>
+        <w:ind w:left="0" w:right="2520"/>
+      </w:pPr>
+    </w:p>
+    <w:p>
+      <w:pPr>
+        <w:pStyle w:val="Heading1"/>
+        <w:spacing w:before="73" w:line="508" w:lineRule="auto"/>
+        <w:ind w:left="2816" w:right="2520" w:firstLine="1565"/>
+      </w:pPr>
+    </w:p>
+    <w:p>
+      <w:pPr>
+        <w:pStyle w:val="Heading1"/>
+        <w:spacing w:before="73" w:line="508" w:lineRule="auto"/>
+        <w:ind w:left="2816" w:right="2520" w:firstLine="1565"/>
+      </w:pPr>
+      <w:r>
+        <w:lastRenderedPageBreak/>
+        <w:t>CHAPTER</w:t>
+      </w:r>
+      <w:r>
+        <w:rPr>
+          <w:spacing w:val="40"/>
+        </w:rPr>
+        <w:t xml:space="preserve"> </w:t>
+      </w:r>
+      <w:r>
+        <w:t>5</w:t>
+      </w:r>
+      <w:r>
+        <w:t xml:space="preserve"> CONCLUSION</w:t>
+      </w:r>
+      <w:r>
+        <w:rPr>
+          <w:spacing w:val="-17"/>
+        </w:rPr>
+        <w:t xml:space="preserve"> </w:t>
+      </w:r>
+      <w:r>
+        <w:t>AND</w:t>
+      </w:r>
+      <w:r>
+        <w:rPr>
+          <w:spacing w:val="-16"/>
+        </w:rPr>
+        <w:t xml:space="preserve"> </w:t>
+      </w:r>
+      <w:r>
+        <w:t>FUTURE</w:t>
+      </w:r>
+      <w:r>
+        <w:rPr>
+          <w:spacing w:val="-16"/>
+        </w:rPr>
+        <w:t xml:space="preserve"> </w:t>
+      </w:r>
+      <w:r>
+        <w:t>WORK</w:t>
+      </w:r>
+    </w:p>
+    <w:p>
+      <w:pPr>
+        <w:tabs>
+          <w:tab w:val="left" w:pos="586"/>
+        </w:tabs>
+        <w:spacing w:before="38"/>
+        <w:ind w:left="164"/>
+        <w:rPr>
+          <w:b/>
+        </w:rPr>
+      </w:pPr>
+      <w:r>
+        <w:rPr>
+          <w:b/>
+          <w:spacing w:val="-2"/>
+          <w:sz w:val="28"/>
+        </w:rPr>
+        <w:t>5.1</w:t>
+      </w:r>
       <w:r>
         <w:rPr>
           <w:b/>
@@ -9004,20 +13521,24 @@
     </w:p>
     <w:p>
       <w:pPr>
-        <w:pStyle w:val="ListParagraph"/>
-        <w:numPr>
-          <w:ilvl w:val="1"/>
-          <w:numId w:val="33"/>
-        </w:numPr>
         <w:tabs>
           <w:tab w:val="left" w:pos="586"/>
         </w:tabs>
+        <w:ind w:left="164"/>
         <w:rPr>
           <w:b/>
           <w:spacing w:val="-2"/>
           <w:sz w:val="28"/>
         </w:rPr>
       </w:pPr>
+      <w:r>
+        <w:rPr>
+          <w:b/>
+          <w:spacing w:val="-2"/>
+          <w:sz w:val="28"/>
+        </w:rPr>
+        <w:t>5.2</w:t>
+      </w:r>
       <w:r>
         <w:rPr>
           <w:b/>
@@ -13135,6 +17656,155 @@
     </w:lvl>
   </w:abstractNum>
   <w:abstractNum w:abstractNumId="21" w15:restartNumberingAfterBreak="0">
+    <w:nsid w:val="3C293FE2"/>
+    <w:multiLevelType w:val="multilevel"/>
+    <w:tmpl w:val="FDFC6F8A"/>
+    <w:lvl w:ilvl="0">
+      <w:start w:val="1"/>
+      <w:numFmt w:val="bullet"/>
+      <w:lvlText w:val=""/>
+      <w:lvlJc w:val="left"/>
+      <w:pPr>
+        <w:tabs>
+          <w:tab w:val="num" w:pos="720"/>
+        </w:tabs>
+        <w:ind w:left="720" w:hanging="360"/>
+      </w:pPr>
+      <w:rPr>
+        <w:rFonts w:ascii="Symbol" w:hAnsi="Symbol" w:hint="default"/>
+        <w:sz w:val="20"/>
+      </w:rPr>
+    </w:lvl>
+    <w:lvl w:ilvl="1" w:tentative="1">
+      <w:start w:val="1"/>
+      <w:numFmt w:val="bullet"/>
+      <w:lvlText w:val="o"/>
+      <w:lvlJc w:val="left"/>
+      <w:pPr>
+        <w:tabs>
+          <w:tab w:val="num" w:pos="1440"/>
+        </w:tabs>
+        <w:ind w:left="1440" w:hanging="360"/>
+      </w:pPr>
+      <w:rPr>
+        <w:rFonts w:ascii="Courier New" w:hAnsi="Courier New" w:hint="default"/>
+        <w:sz w:val="20"/>
+      </w:rPr>
+    </w:lvl>
+    <w:lvl w:ilvl="2" w:tentative="1">
+      <w:start w:val="1"/>
+      <w:numFmt w:val="bullet"/>
+      <w:lvlText w:val=""/>
+      <w:lvlJc w:val="left"/>
+      <w:pPr>
+        <w:tabs>
+          <w:tab w:val="num" w:pos="2160"/>
+        </w:tabs>
+        <w:ind w:left="2160" w:hanging="360"/>
+      </w:pPr>
+      <w:rPr>
+        <w:rFonts w:ascii="Wingdings" w:hAnsi="Wingdings" w:hint="default"/>
+        <w:sz w:val="20"/>
+      </w:rPr>
+    </w:lvl>
+    <w:lvl w:ilvl="3" w:tentative="1">
+      <w:start w:val="1"/>
+      <w:numFmt w:val="bullet"/>
+      <w:lvlText w:val=""/>
+      <w:lvlJc w:val="left"/>
+      <w:pPr>
+        <w:tabs>
+          <w:tab w:val="num" w:pos="2880"/>
+        </w:tabs>
+        <w:ind w:left="2880" w:hanging="360"/>
+      </w:pPr>
+      <w:rPr>
+        <w:rFonts w:ascii="Wingdings" w:hAnsi="Wingdings" w:hint="default"/>
+        <w:sz w:val="20"/>
+      </w:rPr>
+    </w:lvl>
+    <w:lvl w:ilvl="4" w:tentative="1">
+      <w:start w:val="1"/>
+      <w:numFmt w:val="bullet"/>
+      <w:lvlText w:val=""/>
+      <w:lvlJc w:val="left"/>
+      <w:pPr>
+        <w:tabs>
+          <w:tab w:val="num" w:pos="3600"/>
+        </w:tabs>
+        <w:ind w:left="3600" w:hanging="360"/>
+      </w:pPr>
+      <w:rPr>
+        <w:rFonts w:ascii="Wingdings" w:hAnsi="Wingdings" w:hint="default"/>
+        <w:sz w:val="20"/>
+      </w:rPr>
+    </w:lvl>
+    <w:lvl w:ilvl="5" w:tentative="1">
+      <w:start w:val="1"/>
+      <w:numFmt w:val="bullet"/>
+      <w:lvlText w:val=""/>
+      <w:lvlJc w:val="left"/>
+      <w:pPr>
+        <w:tabs>
+          <w:tab w:val="num" w:pos="4320"/>
+        </w:tabs>
+        <w:ind w:left="4320" w:hanging="360"/>
+      </w:pPr>
+      <w:rPr>
+        <w:rFonts w:ascii="Wingdings" w:hAnsi="Wingdings" w:hint="default"/>
+        <w:sz w:val="20"/>
+      </w:rPr>
+    </w:lvl>
+    <w:lvl w:ilvl="6" w:tentative="1">
+      <w:start w:val="1"/>
+      <w:numFmt w:val="bullet"/>
+      <w:lvlText w:val=""/>
+      <w:lvlJc w:val="left"/>
+      <w:pPr>
+        <w:tabs>
+          <w:tab w:val="num" w:pos="5040"/>
+        </w:tabs>
+        <w:ind w:left="5040" w:hanging="360"/>
+      </w:pPr>
+      <w:rPr>
+        <w:rFonts w:ascii="Wingdings" w:hAnsi="Wingdings" w:hint="default"/>
+        <w:sz w:val="20"/>
+      </w:rPr>
+    </w:lvl>
+    <w:lvl w:ilvl="7" w:tentative="1">
+      <w:start w:val="1"/>
+      <w:numFmt w:val="bullet"/>
+      <w:lvlText w:val=""/>
+      <w:lvlJc w:val="left"/>
+      <w:pPr>
+        <w:tabs>
+          <w:tab w:val="num" w:pos="5760"/>
+        </w:tabs>
+        <w:ind w:left="5760" w:hanging="360"/>
+      </w:pPr>
+      <w:rPr>
+        <w:rFonts w:ascii="Wingdings" w:hAnsi="Wingdings" w:hint="default"/>
+        <w:sz w:val="20"/>
+      </w:rPr>
+    </w:lvl>
+    <w:lvl w:ilvl="8" w:tentative="1">
+      <w:start w:val="1"/>
+      <w:numFmt w:val="bullet"/>
+      <w:lvlText w:val=""/>
+      <w:lvlJc w:val="left"/>
+      <w:pPr>
+        <w:tabs>
+          <w:tab w:val="num" w:pos="6480"/>
+        </w:tabs>
+        <w:ind w:left="6480" w:hanging="360"/>
+      </w:pPr>
+      <w:rPr>
+        <w:rFonts w:ascii="Wingdings" w:hAnsi="Wingdings" w:hint="default"/>
+        <w:sz w:val="20"/>
+      </w:rPr>
+    </w:lvl>
+  </w:abstractNum>
+  <w:abstractNum w:abstractNumId="22" w15:restartNumberingAfterBreak="0">
     <w:nsid w:val="3F10122F"/>
     <w:multiLevelType w:val="multilevel"/>
     <w:tmpl w:val="7DF24068"/>
@@ -13283,7 +17953,7 @@
       </w:rPr>
     </w:lvl>
   </w:abstractNum>
-  <w:abstractNum w:abstractNumId="22" w15:restartNumberingAfterBreak="0">
+  <w:abstractNum w:abstractNumId="23" w15:restartNumberingAfterBreak="0">
     <w:nsid w:val="3FF4427F"/>
     <w:multiLevelType w:val="hybridMultilevel"/>
     <w:tmpl w:val="666CDAAC"/>
@@ -13396,7 +18066,7 @@
       </w:rPr>
     </w:lvl>
   </w:abstractNum>
-  <w:abstractNum w:abstractNumId="23" w15:restartNumberingAfterBreak="0">
+  <w:abstractNum w:abstractNumId="24" w15:restartNumberingAfterBreak="0">
     <w:nsid w:val="48731877"/>
     <w:multiLevelType w:val="hybridMultilevel"/>
     <w:tmpl w:val="63C4F3C0"/>
@@ -13517,7 +18187,7 @@
       </w:rPr>
     </w:lvl>
   </w:abstractNum>
-  <w:abstractNum w:abstractNumId="24" w15:restartNumberingAfterBreak="0">
+  <w:abstractNum w:abstractNumId="25" w15:restartNumberingAfterBreak="0">
     <w:nsid w:val="4C17592A"/>
     <w:multiLevelType w:val="multilevel"/>
     <w:tmpl w:val="96AA9CD6"/>
@@ -13666,7 +18336,7 @@
       </w:rPr>
     </w:lvl>
   </w:abstractNum>
-  <w:abstractNum w:abstractNumId="25" w15:restartNumberingAfterBreak="0">
+  <w:abstractNum w:abstractNumId="26" w15:restartNumberingAfterBreak="0">
     <w:nsid w:val="4F1941FB"/>
     <w:multiLevelType w:val="multilevel"/>
     <w:tmpl w:val="25BCEE66"/>
@@ -13798,7 +18468,124 @@
       </w:rPr>
     </w:lvl>
   </w:abstractNum>
-  <w:abstractNum w:abstractNumId="26" w15:restartNumberingAfterBreak="0">
+  <w:abstractNum w:abstractNumId="27" w15:restartNumberingAfterBreak="0">
+    <w:nsid w:val="4F756F5A"/>
+    <w:multiLevelType w:val="multilevel"/>
+    <w:tmpl w:val="44643CB8"/>
+    <w:lvl w:ilvl="0">
+      <w:start w:val="1"/>
+      <w:numFmt w:val="decimal"/>
+      <w:lvlText w:val="%1."/>
+      <w:lvlJc w:val="left"/>
+      <w:pPr>
+        <w:tabs>
+          <w:tab w:val="num" w:pos="720"/>
+        </w:tabs>
+        <w:ind w:left="720" w:hanging="360"/>
+      </w:pPr>
+    </w:lvl>
+    <w:lvl w:ilvl="1">
+      <w:start w:val="1"/>
+      <w:numFmt w:val="bullet"/>
+      <w:lvlText w:val="o"/>
+      <w:lvlJc w:val="left"/>
+      <w:pPr>
+        <w:tabs>
+          <w:tab w:val="num" w:pos="1440"/>
+        </w:tabs>
+        <w:ind w:left="1440" w:hanging="360"/>
+      </w:pPr>
+      <w:rPr>
+        <w:rFonts w:ascii="Courier New" w:hAnsi="Courier New" w:hint="default"/>
+        <w:sz w:val="20"/>
+      </w:rPr>
+    </w:lvl>
+    <w:lvl w:ilvl="2" w:tentative="1">
+      <w:start w:val="1"/>
+      <w:numFmt w:val="decimal"/>
+      <w:lvlText w:val="%3."/>
+      <w:lvlJc w:val="left"/>
+      <w:pPr>
+        <w:tabs>
+          <w:tab w:val="num" w:pos="2160"/>
+        </w:tabs>
+        <w:ind w:left="2160" w:hanging="360"/>
+      </w:pPr>
+    </w:lvl>
+    <w:lvl w:ilvl="3" w:tentative="1">
+      <w:start w:val="1"/>
+      <w:numFmt w:val="decimal"/>
+      <w:lvlText w:val="%4."/>
+      <w:lvlJc w:val="left"/>
+      <w:pPr>
+        <w:tabs>
+          <w:tab w:val="num" w:pos="2880"/>
+        </w:tabs>
+        <w:ind w:left="2880" w:hanging="360"/>
+      </w:pPr>
+    </w:lvl>
+    <w:lvl w:ilvl="4" w:tentative="1">
+      <w:start w:val="1"/>
+      <w:numFmt w:val="decimal"/>
+      <w:lvlText w:val="%5."/>
+      <w:lvlJc w:val="left"/>
+      <w:pPr>
+        <w:tabs>
+          <w:tab w:val="num" w:pos="3600"/>
+        </w:tabs>
+        <w:ind w:left="3600" w:hanging="360"/>
+      </w:pPr>
+    </w:lvl>
+    <w:lvl w:ilvl="5" w:tentative="1">
+      <w:start w:val="1"/>
+      <w:numFmt w:val="decimal"/>
+      <w:lvlText w:val="%6."/>
+      <w:lvlJc w:val="left"/>
+      <w:pPr>
+        <w:tabs>
+          <w:tab w:val="num" w:pos="4320"/>
+        </w:tabs>
+        <w:ind w:left="4320" w:hanging="360"/>
+      </w:pPr>
+    </w:lvl>
+    <w:lvl w:ilvl="6" w:tentative="1">
+      <w:start w:val="1"/>
+      <w:numFmt w:val="decimal"/>
+      <w:lvlText w:val="%7."/>
+      <w:lvlJc w:val="left"/>
+      <w:pPr>
+        <w:tabs>
+          <w:tab w:val="num" w:pos="5040"/>
+        </w:tabs>
+        <w:ind w:left="5040" w:hanging="360"/>
+      </w:pPr>
+    </w:lvl>
+    <w:lvl w:ilvl="7" w:tentative="1">
+      <w:start w:val="1"/>
+      <w:numFmt w:val="decimal"/>
+      <w:lvlText w:val="%8."/>
+      <w:lvlJc w:val="left"/>
+      <w:pPr>
+        <w:tabs>
+          <w:tab w:val="num" w:pos="5760"/>
+        </w:tabs>
+        <w:ind w:left="5760" w:hanging="360"/>
+      </w:pPr>
+    </w:lvl>
+    <w:lvl w:ilvl="8" w:tentative="1">
+      <w:start w:val="1"/>
+      <w:numFmt w:val="decimal"/>
+      <w:lvlText w:val="%9."/>
+      <w:lvlJc w:val="left"/>
+      <w:pPr>
+        <w:tabs>
+          <w:tab w:val="num" w:pos="6480"/>
+        </w:tabs>
+        <w:ind w:left="6480" w:hanging="360"/>
+      </w:pPr>
+    </w:lvl>
+  </w:abstractNum>
+  <w:abstractNum w:abstractNumId="28" w15:restartNumberingAfterBreak="0">
     <w:nsid w:val="56DC7FAC"/>
     <w:multiLevelType w:val="hybridMultilevel"/>
     <w:tmpl w:val="7C58D1A0"/>
@@ -13919,7 +18706,7 @@
       </w:rPr>
     </w:lvl>
   </w:abstractNum>
-  <w:abstractNum w:abstractNumId="27" w15:restartNumberingAfterBreak="0">
+  <w:abstractNum w:abstractNumId="29" w15:restartNumberingAfterBreak="0">
     <w:nsid w:val="57371A77"/>
     <w:multiLevelType w:val="multilevel"/>
     <w:tmpl w:val="6C022098"/>
@@ -14042,7 +18829,7 @@
       </w:rPr>
     </w:lvl>
   </w:abstractNum>
-  <w:abstractNum w:abstractNumId="28" w15:restartNumberingAfterBreak="0">
+  <w:abstractNum w:abstractNumId="30" w15:restartNumberingAfterBreak="0">
     <w:nsid w:val="59234E90"/>
     <w:multiLevelType w:val="hybridMultilevel"/>
     <w:tmpl w:val="49826440"/>
@@ -14163,7 +18950,7 @@
       </w:rPr>
     </w:lvl>
   </w:abstractNum>
-  <w:abstractNum w:abstractNumId="29" w15:restartNumberingAfterBreak="0">
+  <w:abstractNum w:abstractNumId="31" w15:restartNumberingAfterBreak="0">
     <w:nsid w:val="59282F8A"/>
     <w:multiLevelType w:val="multilevel"/>
     <w:tmpl w:val="07B65412"/>
@@ -14276,7 +19063,7 @@
       </w:rPr>
     </w:lvl>
   </w:abstractNum>
-  <w:abstractNum w:abstractNumId="30" w15:restartNumberingAfterBreak="0">
+  <w:abstractNum w:abstractNumId="32" w15:restartNumberingAfterBreak="0">
     <w:nsid w:val="5F7C6822"/>
     <w:multiLevelType w:val="multilevel"/>
     <w:tmpl w:val="B7F23AB6"/>
@@ -14417,7 +19204,7 @@
       </w:rPr>
     </w:lvl>
   </w:abstractNum>
-  <w:abstractNum w:abstractNumId="31" w15:restartNumberingAfterBreak="0">
+  <w:abstractNum w:abstractNumId="33" w15:restartNumberingAfterBreak="0">
     <w:nsid w:val="61B11615"/>
     <w:multiLevelType w:val="hybridMultilevel"/>
     <w:tmpl w:val="3E665114"/>
@@ -14557,7 +19344,7 @@
       </w:rPr>
     </w:lvl>
   </w:abstractNum>
-  <w:abstractNum w:abstractNumId="32" w15:restartNumberingAfterBreak="0">
+  <w:abstractNum w:abstractNumId="34" w15:restartNumberingAfterBreak="0">
     <w:nsid w:val="634C1679"/>
     <w:multiLevelType w:val="multilevel"/>
     <w:tmpl w:val="B00E7E36"/>
@@ -14670,7 +19457,7 @@
       </w:pPr>
     </w:lvl>
   </w:abstractNum>
-  <w:abstractNum w:abstractNumId="33" w15:restartNumberingAfterBreak="0">
+  <w:abstractNum w:abstractNumId="35" w15:restartNumberingAfterBreak="0">
     <w:nsid w:val="64EC07BD"/>
     <w:multiLevelType w:val="multilevel"/>
     <w:tmpl w:val="B2E205D8"/>
@@ -14803,7 +19590,120 @@
       </w:rPr>
     </w:lvl>
   </w:abstractNum>
-  <w:abstractNum w:abstractNumId="34" w15:restartNumberingAfterBreak="0">
+  <w:abstractNum w:abstractNumId="36" w15:restartNumberingAfterBreak="0">
+    <w:nsid w:val="6DB346BD"/>
+    <w:multiLevelType w:val="multilevel"/>
+    <w:tmpl w:val="E54ACD6E"/>
+    <w:lvl w:ilvl="0">
+      <w:start w:val="1"/>
+      <w:numFmt w:val="decimal"/>
+      <w:lvlText w:val="%1."/>
+      <w:lvlJc w:val="left"/>
+      <w:pPr>
+        <w:tabs>
+          <w:tab w:val="num" w:pos="720"/>
+        </w:tabs>
+        <w:ind w:left="720" w:hanging="360"/>
+      </w:pPr>
+    </w:lvl>
+    <w:lvl w:ilvl="1" w:tentative="1">
+      <w:start w:val="1"/>
+      <w:numFmt w:val="decimal"/>
+      <w:lvlText w:val="%2."/>
+      <w:lvlJc w:val="left"/>
+      <w:pPr>
+        <w:tabs>
+          <w:tab w:val="num" w:pos="1440"/>
+        </w:tabs>
+        <w:ind w:left="1440" w:hanging="360"/>
+      </w:pPr>
+    </w:lvl>
+    <w:lvl w:ilvl="2" w:tentative="1">
+      <w:start w:val="1"/>
+      <w:numFmt w:val="decimal"/>
+      <w:lvlText w:val="%3."/>
+      <w:lvlJc w:val="left"/>
+      <w:pPr>
+        <w:tabs>
+          <w:tab w:val="num" w:pos="2160"/>
+        </w:tabs>
+        <w:ind w:left="2160" w:hanging="360"/>
+      </w:pPr>
+    </w:lvl>
+    <w:lvl w:ilvl="3" w:tentative="1">
+      <w:start w:val="1"/>
+      <w:numFmt w:val="decimal"/>
+      <w:lvlText w:val="%4."/>
+      <w:lvlJc w:val="left"/>
+      <w:pPr>
+        <w:tabs>
+          <w:tab w:val="num" w:pos="2880"/>
+        </w:tabs>
+        <w:ind w:left="2880" w:hanging="360"/>
+      </w:pPr>
+    </w:lvl>
+    <w:lvl w:ilvl="4" w:tentative="1">
+      <w:start w:val="1"/>
+      <w:numFmt w:val="decimal"/>
+      <w:lvlText w:val="%5."/>
+      <w:lvlJc w:val="left"/>
+      <w:pPr>
+        <w:tabs>
+          <w:tab w:val="num" w:pos="3600"/>
+        </w:tabs>
+        <w:ind w:left="3600" w:hanging="360"/>
+      </w:pPr>
+    </w:lvl>
+    <w:lvl w:ilvl="5" w:tentative="1">
+      <w:start w:val="1"/>
+      <w:numFmt w:val="decimal"/>
+      <w:lvlText w:val="%6."/>
+      <w:lvlJc w:val="left"/>
+      <w:pPr>
+        <w:tabs>
+          <w:tab w:val="num" w:pos="4320"/>
+        </w:tabs>
+        <w:ind w:left="4320" w:hanging="360"/>
+      </w:pPr>
+    </w:lvl>
+    <w:lvl w:ilvl="6" w:tentative="1">
+      <w:start w:val="1"/>
+      <w:numFmt w:val="decimal"/>
+      <w:lvlText w:val="%7."/>
+      <w:lvlJc w:val="left"/>
+      <w:pPr>
+        <w:tabs>
+          <w:tab w:val="num" w:pos="5040"/>
+        </w:tabs>
+        <w:ind w:left="5040" w:hanging="360"/>
+      </w:pPr>
+    </w:lvl>
+    <w:lvl w:ilvl="7" w:tentative="1">
+      <w:start w:val="1"/>
+      <w:numFmt w:val="decimal"/>
+      <w:lvlText w:val="%8."/>
+      <w:lvlJc w:val="left"/>
+      <w:pPr>
+        <w:tabs>
+          <w:tab w:val="num" w:pos="5760"/>
+        </w:tabs>
+        <w:ind w:left="5760" w:hanging="360"/>
+      </w:pPr>
+    </w:lvl>
+    <w:lvl w:ilvl="8" w:tentative="1">
+      <w:start w:val="1"/>
+      <w:numFmt w:val="decimal"/>
+      <w:lvlText w:val="%9."/>
+      <w:lvlJc w:val="left"/>
+      <w:pPr>
+        <w:tabs>
+          <w:tab w:val="num" w:pos="6480"/>
+        </w:tabs>
+        <w:ind w:left="6480" w:hanging="360"/>
+      </w:pPr>
+    </w:lvl>
+  </w:abstractNum>
+  <w:abstractNum w:abstractNumId="37" w15:restartNumberingAfterBreak="0">
     <w:nsid w:val="6E2E3BB6"/>
     <w:multiLevelType w:val="multilevel"/>
     <w:tmpl w:val="E87C83AA"/>
@@ -14916,7 +19816,156 @@
       </w:pPr>
     </w:lvl>
   </w:abstractNum>
-  <w:abstractNum w:abstractNumId="35" w15:restartNumberingAfterBreak="0">
+  <w:abstractNum w:abstractNumId="38" w15:restartNumberingAfterBreak="0">
+    <w:nsid w:val="6E323742"/>
+    <w:multiLevelType w:val="multilevel"/>
+    <w:tmpl w:val="4B989998"/>
+    <w:lvl w:ilvl="0">
+      <w:start w:val="1"/>
+      <w:numFmt w:val="bullet"/>
+      <w:lvlText w:val=""/>
+      <w:lvlJc w:val="left"/>
+      <w:pPr>
+        <w:tabs>
+          <w:tab w:val="num" w:pos="720"/>
+        </w:tabs>
+        <w:ind w:left="720" w:hanging="360"/>
+      </w:pPr>
+      <w:rPr>
+        <w:rFonts w:ascii="Symbol" w:hAnsi="Symbol" w:hint="default"/>
+        <w:sz w:val="20"/>
+      </w:rPr>
+    </w:lvl>
+    <w:lvl w:ilvl="1" w:tentative="1">
+      <w:start w:val="1"/>
+      <w:numFmt w:val="bullet"/>
+      <w:lvlText w:val="o"/>
+      <w:lvlJc w:val="left"/>
+      <w:pPr>
+        <w:tabs>
+          <w:tab w:val="num" w:pos="1440"/>
+        </w:tabs>
+        <w:ind w:left="1440" w:hanging="360"/>
+      </w:pPr>
+      <w:rPr>
+        <w:rFonts w:ascii="Courier New" w:hAnsi="Courier New" w:hint="default"/>
+        <w:sz w:val="20"/>
+      </w:rPr>
+    </w:lvl>
+    <w:lvl w:ilvl="2" w:tentative="1">
+      <w:start w:val="1"/>
+      <w:numFmt w:val="bullet"/>
+      <w:lvlText w:val=""/>
+      <w:lvlJc w:val="left"/>
+      <w:pPr>
+        <w:tabs>
+          <w:tab w:val="num" w:pos="2160"/>
+        </w:tabs>
+        <w:ind w:left="2160" w:hanging="360"/>
+      </w:pPr>
+      <w:rPr>
+        <w:rFonts w:ascii="Wingdings" w:hAnsi="Wingdings" w:hint="default"/>
+        <w:sz w:val="20"/>
+      </w:rPr>
+    </w:lvl>
+    <w:lvl w:ilvl="3" w:tentative="1">
+      <w:start w:val="1"/>
+      <w:numFmt w:val="bullet"/>
+      <w:lvlText w:val=""/>
+      <w:lvlJc w:val="left"/>
+      <w:pPr>
+        <w:tabs>
+          <w:tab w:val="num" w:pos="2880"/>
+        </w:tabs>
+        <w:ind w:left="2880" w:hanging="360"/>
+      </w:pPr>
+      <w:rPr>
+        <w:rFonts w:ascii="Wingdings" w:hAnsi="Wingdings" w:hint="default"/>
+        <w:sz w:val="20"/>
+      </w:rPr>
+    </w:lvl>
+    <w:lvl w:ilvl="4" w:tentative="1">
+      <w:start w:val="1"/>
+      <w:numFmt w:val="bullet"/>
+      <w:lvlText w:val=""/>
+      <w:lvlJc w:val="left"/>
+      <w:pPr>
+        <w:tabs>
+          <w:tab w:val="num" w:pos="3600"/>
+        </w:tabs>
+        <w:ind w:left="3600" w:hanging="360"/>
+      </w:pPr>
+      <w:rPr>
+        <w:rFonts w:ascii="Wingdings" w:hAnsi="Wingdings" w:hint="default"/>
+        <w:sz w:val="20"/>
+      </w:rPr>
+    </w:lvl>
+    <w:lvl w:ilvl="5" w:tentative="1">
+      <w:start w:val="1"/>
+      <w:numFmt w:val="bullet"/>
+      <w:lvlText w:val=""/>
+      <w:lvlJc w:val="left"/>
+      <w:pPr>
+        <w:tabs>
+          <w:tab w:val="num" w:pos="4320"/>
+        </w:tabs>
+        <w:ind w:left="4320" w:hanging="360"/>
+      </w:pPr>
+      <w:rPr>
+        <w:rFonts w:ascii="Wingdings" w:hAnsi="Wingdings" w:hint="default"/>
+        <w:sz w:val="20"/>
+      </w:rPr>
+    </w:lvl>
+    <w:lvl w:ilvl="6" w:tentative="1">
+      <w:start w:val="1"/>
+      <w:numFmt w:val="bullet"/>
+      <w:lvlText w:val=""/>
+      <w:lvlJc w:val="left"/>
+      <w:pPr>
+        <w:tabs>
+          <w:tab w:val="num" w:pos="5040"/>
+        </w:tabs>
+        <w:ind w:left="5040" w:hanging="360"/>
+      </w:pPr>
+      <w:rPr>
+        <w:rFonts w:ascii="Wingdings" w:hAnsi="Wingdings" w:hint="default"/>
+        <w:sz w:val="20"/>
+      </w:rPr>
+    </w:lvl>
+    <w:lvl w:ilvl="7" w:tentative="1">
+      <w:start w:val="1"/>
+      <w:numFmt w:val="bullet"/>
+      <w:lvlText w:val=""/>
+      <w:lvlJc w:val="left"/>
+      <w:pPr>
+        <w:tabs>
+          <w:tab w:val="num" w:pos="5760"/>
+        </w:tabs>
+        <w:ind w:left="5760" w:hanging="360"/>
+      </w:pPr>
+      <w:rPr>
+        <w:rFonts w:ascii="Wingdings" w:hAnsi="Wingdings" w:hint="default"/>
+        <w:sz w:val="20"/>
+      </w:rPr>
+    </w:lvl>
+    <w:lvl w:ilvl="8" w:tentative="1">
+      <w:start w:val="1"/>
+      <w:numFmt w:val="bullet"/>
+      <w:lvlText w:val=""/>
+      <w:lvlJc w:val="left"/>
+      <w:pPr>
+        <w:tabs>
+          <w:tab w:val="num" w:pos="6480"/>
+        </w:tabs>
+        <w:ind w:left="6480" w:hanging="360"/>
+      </w:pPr>
+      <w:rPr>
+        <w:rFonts w:ascii="Wingdings" w:hAnsi="Wingdings" w:hint="default"/>
+        <w:sz w:val="20"/>
+      </w:rPr>
+    </w:lvl>
+  </w:abstractNum>
+  <w:abstractNum w:abstractNumId="39" w15:restartNumberingAfterBreak="0">
     <w:nsid w:val="6EB43C1D"/>
     <w:multiLevelType w:val="multilevel"/>
     <w:tmpl w:val="7B10AAFA"/>
@@ -15058,7 +20107,7 @@
       </w:rPr>
     </w:lvl>
   </w:abstractNum>
-  <w:abstractNum w:abstractNumId="36" w15:restartNumberingAfterBreak="0">
+  <w:abstractNum w:abstractNumId="40" w15:restartNumberingAfterBreak="0">
     <w:nsid w:val="710F107B"/>
     <w:multiLevelType w:val="hybridMultilevel"/>
     <w:tmpl w:val="E4B20A4C"/>
@@ -15179,7 +20228,7 @@
       </w:rPr>
     </w:lvl>
   </w:abstractNum>
-  <w:abstractNum w:abstractNumId="37" w15:restartNumberingAfterBreak="0">
+  <w:abstractNum w:abstractNumId="41" w15:restartNumberingAfterBreak="0">
     <w:nsid w:val="7438630E"/>
     <w:multiLevelType w:val="multilevel"/>
     <w:tmpl w:val="C498716E"/>
@@ -15292,7 +20341,7 @@
       </w:rPr>
     </w:lvl>
   </w:abstractNum>
-  <w:abstractNum w:abstractNumId="38" w15:restartNumberingAfterBreak="0">
+  <w:abstractNum w:abstractNumId="42" w15:restartNumberingAfterBreak="0">
     <w:nsid w:val="767D5DE1"/>
     <w:multiLevelType w:val="multilevel"/>
     <w:tmpl w:val="9BA47944"/>
@@ -15441,7 +20490,7 @@
       </w:rPr>
     </w:lvl>
   </w:abstractNum>
-  <w:abstractNum w:abstractNumId="39" w15:restartNumberingAfterBreak="0">
+  <w:abstractNum w:abstractNumId="43" w15:restartNumberingAfterBreak="0">
     <w:nsid w:val="7F842F4B"/>
     <w:multiLevelType w:val="multilevel"/>
     <w:tmpl w:val="FA5C2128"/>
@@ -15571,25 +20620,25 @@
     <w:abstractNumId w:val="4"/>
   </w:num>
   <w:num w:numId="5">
+    <w:abstractNumId w:val="30"/>
+  </w:num>
+  <w:num w:numId="6">
+    <w:abstractNumId w:val="40"/>
+  </w:num>
+  <w:num w:numId="7">
     <w:abstractNumId w:val="28"/>
   </w:num>
-  <w:num w:numId="6">
-    <w:abstractNumId w:val="36"/>
-  </w:num>
-  <w:num w:numId="7">
-    <w:abstractNumId w:val="26"/>
-  </w:num>
   <w:num w:numId="8">
-    <w:abstractNumId w:val="33"/>
+    <w:abstractNumId w:val="35"/>
   </w:num>
   <w:num w:numId="9">
     <w:abstractNumId w:val="14"/>
   </w:num>
   <w:num w:numId="10">
-    <w:abstractNumId w:val="30"/>
+    <w:abstractNumId w:val="32"/>
   </w:num>
   <w:num w:numId="11">
-    <w:abstractNumId w:val="35"/>
+    <w:abstractNumId w:val="39"/>
   </w:num>
   <w:num w:numId="12">
     <w:abstractNumId w:val="10"/>
@@ -15598,10 +20647,10 @@
     <w:abstractNumId w:val="0"/>
   </w:num>
   <w:num w:numId="14">
-    <w:abstractNumId w:val="27"/>
+    <w:abstractNumId w:val="29"/>
   </w:num>
   <w:num w:numId="15">
-    <w:abstractNumId w:val="23"/>
+    <w:abstractNumId w:val="24"/>
   </w:num>
   <w:num w:numId="16">
     <w:abstractNumId w:val="3"/>
@@ -15613,10 +20662,10 @@
     <w:abstractNumId w:val="15"/>
   </w:num>
   <w:num w:numId="19">
-    <w:abstractNumId w:val="24"/>
+    <w:abstractNumId w:val="25"/>
   </w:num>
   <w:num w:numId="20">
-    <w:abstractNumId w:val="25"/>
+    <w:abstractNumId w:val="26"/>
   </w:num>
   <w:num w:numId="21">
     <w:abstractNumId w:val="18"/>
@@ -15631,13 +20680,13 @@
     <w:abstractNumId w:val="20"/>
   </w:num>
   <w:num w:numId="25">
-    <w:abstractNumId w:val="38"/>
+    <w:abstractNumId w:val="42"/>
   </w:num>
   <w:num w:numId="26">
-    <w:abstractNumId w:val="22"/>
+    <w:abstractNumId w:val="23"/>
   </w:num>
   <w:num w:numId="27">
-    <w:abstractNumId w:val="32"/>
+    <w:abstractNumId w:val="34"/>
   </w:num>
   <w:num w:numId="28">
     <w:abstractNumId w:val="9"/>
@@ -15646,25 +20695,25 @@
     <w:abstractNumId w:val="13"/>
   </w:num>
   <w:num w:numId="30">
-    <w:abstractNumId w:val="39"/>
+    <w:abstractNumId w:val="43"/>
   </w:num>
   <w:num w:numId="31">
     <w:abstractNumId w:val="17"/>
   </w:num>
   <w:num w:numId="32">
-    <w:abstractNumId w:val="21"/>
+    <w:abstractNumId w:val="22"/>
   </w:num>
   <w:num w:numId="33">
-    <w:abstractNumId w:val="37"/>
+    <w:abstractNumId w:val="41"/>
   </w:num>
   <w:num w:numId="34">
-    <w:abstractNumId w:val="34"/>
+    <w:abstractNumId w:val="37"/>
   </w:num>
   <w:num w:numId="35">
     <w:abstractNumId w:val="11"/>
   </w:num>
   <w:num w:numId="36">
-    <w:abstractNumId w:val="31"/>
+    <w:abstractNumId w:val="33"/>
   </w:num>
   <w:num w:numId="37">
     <w:abstractNumId w:val="12"/>
@@ -15673,10 +20722,22 @@
     <w:abstractNumId w:val="5"/>
   </w:num>
   <w:num w:numId="39">
-    <w:abstractNumId w:val="29"/>
+    <w:abstractNumId w:val="31"/>
   </w:num>
   <w:num w:numId="40">
     <w:abstractNumId w:val="6"/>
+  </w:num>
+  <w:num w:numId="41">
+    <w:abstractNumId w:val="27"/>
+  </w:num>
+  <w:num w:numId="42">
+    <w:abstractNumId w:val="36"/>
+  </w:num>
+  <w:num w:numId="43">
+    <w:abstractNumId w:val="21"/>
+  </w:num>
+  <w:num w:numId="44">
+    <w:abstractNumId w:val="38"/>
   </w:num>
 </w:numbering>
 </file>
@@ -15720,10 +20781,10 @@
     <w:lsdException w:name="index 7" w:semiHidden="1" w:unhideWhenUsed="1"/>
     <w:lsdException w:name="index 8" w:semiHidden="1" w:unhideWhenUsed="1"/>
     <w:lsdException w:name="index 9" w:semiHidden="1" w:unhideWhenUsed="1"/>
-    <w:lsdException w:name="toc 1" w:semiHidden="1" w:uiPriority="39" w:unhideWhenUsed="1"/>
+    <w:lsdException w:name="toc 1" w:semiHidden="1" w:uiPriority="1" w:unhideWhenUsed="1" w:qFormat="1"/>
     <w:lsdException w:name="toc 2" w:semiHidden="1" w:uiPriority="39" w:unhideWhenUsed="1"/>
     <w:lsdException w:name="toc 3" w:semiHidden="1" w:uiPriority="1" w:unhideWhenUsed="1" w:qFormat="1"/>
-    <w:lsdException w:name="toc 4" w:semiHidden="1" w:uiPriority="39" w:unhideWhenUsed="1"/>
+    <w:lsdException w:name="toc 4" w:semiHidden="1" w:uiPriority="1" w:unhideWhenUsed="1" w:qFormat="1"/>
     <w:lsdException w:name="toc 5" w:semiHidden="1" w:uiPriority="39" w:unhideWhenUsed="1"/>
     <w:lsdException w:name="toc 6" w:semiHidden="1" w:uiPriority="39" w:unhideWhenUsed="1"/>
     <w:lsdException w:name="toc 7" w:semiHidden="1" w:uiPriority="39" w:unhideWhenUsed="1"/>
@@ -16117,6 +21178,56 @@
       <w:szCs w:val="28"/>
     </w:rPr>
   </w:style>
+  <w:style w:type="paragraph" w:styleId="Heading3">
+    <w:name w:val="heading 3"/>
+    <w:basedOn w:val="Normal"/>
+    <w:next w:val="Normal"/>
+    <w:link w:val="Heading3Char"/>
+    <w:uiPriority w:val="9"/>
+    <w:semiHidden/>
+    <w:unhideWhenUsed/>
+    <w:qFormat/>
+    <w:rsid w:val="00E94BCC"/>
+    <w:pPr>
+      <w:keepNext/>
+      <w:keepLines/>
+      <w:spacing w:before="40"/>
+      <w:outlineLvl w:val="2"/>
+    </w:pPr>
+    <w:rPr>
+      <w:rFonts w:asciiTheme="majorHAnsi" w:eastAsiaTheme="majorEastAsia" w:hAnsiTheme="majorHAnsi" w:cstheme="majorBidi"/>
+      <w:color w:val="243F60" w:themeColor="accent1" w:themeShade="7F"/>
+      <w:sz w:val="24"/>
+      <w:szCs w:val="24"/>
+    </w:rPr>
+  </w:style>
+  <w:style w:type="paragraph" w:styleId="Heading4">
+    <w:name w:val="heading 4"/>
+    <w:basedOn w:val="Normal"/>
+    <w:next w:val="Normal"/>
+    <w:link w:val="Heading4Char"/>
+    <w:uiPriority w:val="9"/>
+    <w:semiHidden/>
+    <w:unhideWhenUsed/>
+    <w:qFormat/>
+    <w:rsid w:val="00616D9F"/>
+    <w:pPr>
+      <w:keepNext/>
+      <w:keepLines/>
+      <w:widowControl/>
+      <w:autoSpaceDE/>
+      <w:autoSpaceDN/>
+      <w:spacing w:before="40" w:line="259" w:lineRule="auto"/>
+      <w:outlineLvl w:val="3"/>
+    </w:pPr>
+    <w:rPr>
+      <w:rFonts w:asciiTheme="majorHAnsi" w:eastAsiaTheme="majorEastAsia" w:hAnsiTheme="majorHAnsi" w:cstheme="majorBidi"/>
+      <w:i/>
+      <w:iCs/>
+      <w:color w:val="365F91" w:themeColor="accent1" w:themeShade="BF"/>
+      <w:lang w:val="en-IN"/>
+    </w:rPr>
+  </w:style>
   <w:style w:type="character" w:default="1" w:styleId="DefaultParagraphFont">
     <w:name w:val="Default Paragraph Font"/>
     <w:uiPriority w:val="1"/>
@@ -16329,6 +21440,35 @@
     <w:rPr>
       <w:i/>
       <w:iCs/>
+    </w:rPr>
+  </w:style>
+  <w:style w:type="character" w:customStyle="1" w:styleId="Heading3Char">
+    <w:name w:val="Heading 3 Char"/>
+    <w:basedOn w:val="DefaultParagraphFont"/>
+    <w:link w:val="Heading3"/>
+    <w:uiPriority w:val="9"/>
+    <w:semiHidden/>
+    <w:rsid w:val="00E94BCC"/>
+    <w:rPr>
+      <w:rFonts w:asciiTheme="majorHAnsi" w:eastAsiaTheme="majorEastAsia" w:hAnsiTheme="majorHAnsi" w:cstheme="majorBidi"/>
+      <w:color w:val="243F60" w:themeColor="accent1" w:themeShade="7F"/>
+      <w:sz w:val="24"/>
+      <w:szCs w:val="24"/>
+    </w:rPr>
+  </w:style>
+  <w:style w:type="character" w:customStyle="1" w:styleId="Heading4Char">
+    <w:name w:val="Heading 4 Char"/>
+    <w:basedOn w:val="DefaultParagraphFont"/>
+    <w:link w:val="Heading4"/>
+    <w:uiPriority w:val="9"/>
+    <w:semiHidden/>
+    <w:rsid w:val="00616D9F"/>
+    <w:rPr>
+      <w:rFonts w:asciiTheme="majorHAnsi" w:eastAsiaTheme="majorEastAsia" w:hAnsiTheme="majorHAnsi" w:cstheme="majorBidi"/>
+      <w:i/>
+      <w:iCs/>
+      <w:color w:val="365F91" w:themeColor="accent1" w:themeShade="BF"/>
+      <w:lang w:val="en-IN"/>
     </w:rPr>
   </w:style>
 </w:styles>

--- a/Phase 1/LLM Phase 1.docx
+++ b/Phase 1/LLM Phase 1.docx
@@ -925,91 +925,105 @@
     <w:p>
       <w:pPr>
         <w:pStyle w:val="BodyText"/>
-        <w:spacing w:before="255"/>
-        <w:rPr>
-          <w:b/>
-          <w:sz w:val="36"/>
-        </w:rPr>
-      </w:pPr>
-    </w:p>
-    <w:p>
-      <w:pPr>
-        <w:ind w:left="126" w:firstLine="974"/>
+        <w:spacing w:before="255" w:line="360" w:lineRule="auto"/>
+        <w:rPr>
+          <w:b/>
+          <w:sz w:val="26"/>
+          <w:szCs w:val="26"/>
+        </w:rPr>
+      </w:pPr>
+    </w:p>
+    <w:p>
+      <w:pPr>
+        <w:spacing w:line="360" w:lineRule="auto"/>
+        <w:ind w:left="126" w:right="145" w:firstLine="974"/>
         <w:jc w:val="both"/>
         <w:rPr>
-          <w:sz w:val="28"/>
-        </w:rPr>
-      </w:pPr>
-      <w:r>
-        <w:rPr>
-          <w:sz w:val="28"/>
+          <w:sz w:val="26"/>
+          <w:szCs w:val="26"/>
+        </w:rPr>
+      </w:pPr>
+      <w:r>
+        <w:rPr>
+          <w:sz w:val="26"/>
+          <w:szCs w:val="26"/>
         </w:rPr>
         <w:t>Certified</w:t>
       </w:r>
       <w:r>
         <w:rPr>
           <w:spacing w:val="40"/>
-          <w:sz w:val="28"/>
+          <w:sz w:val="26"/>
+          <w:szCs w:val="26"/>
         </w:rPr>
         <w:t xml:space="preserve"> </w:t>
       </w:r>
       <w:r>
         <w:rPr>
-          <w:sz w:val="28"/>
+          <w:sz w:val="26"/>
+          <w:szCs w:val="26"/>
         </w:rPr>
         <w:t>that</w:t>
       </w:r>
       <w:r>
         <w:rPr>
           <w:spacing w:val="40"/>
-          <w:sz w:val="28"/>
+          <w:sz w:val="26"/>
+          <w:szCs w:val="26"/>
         </w:rPr>
         <w:t xml:space="preserve"> </w:t>
       </w:r>
       <w:r>
         <w:rPr>
-          <w:sz w:val="28"/>
+          <w:sz w:val="26"/>
+          <w:szCs w:val="26"/>
         </w:rPr>
         <w:t>this</w:t>
       </w:r>
       <w:r>
         <w:rPr>
           <w:spacing w:val="40"/>
-          <w:sz w:val="28"/>
+          <w:sz w:val="26"/>
+          <w:szCs w:val="26"/>
         </w:rPr>
         <w:t xml:space="preserve"> </w:t>
       </w:r>
       <w:r>
         <w:rPr>
-          <w:sz w:val="28"/>
+          <w:sz w:val="26"/>
+          <w:szCs w:val="26"/>
         </w:rPr>
         <w:t>project</w:t>
       </w:r>
       <w:r>
         <w:rPr>
           <w:spacing w:val="40"/>
-          <w:sz w:val="28"/>
+          <w:sz w:val="26"/>
+          <w:szCs w:val="26"/>
         </w:rPr>
         <w:t xml:space="preserve"> </w:t>
       </w:r>
       <w:r>
         <w:rPr>
           <w:b/>
-          <w:sz w:val="28"/>
+          <w:sz w:val="26"/>
+          <w:szCs w:val="26"/>
         </w:rPr>
         <w:t>“</w:t>
       </w:r>
       <w:r>
         <w:rPr>
           <w:b/>
-          <w:sz w:val="28"/>
+          <w:sz w:val="26"/>
+          <w:szCs w:val="26"/>
         </w:rPr>
         <w:t>A LOW-CODE FRAMEWORK FOR CONVERSATIONAL AI ASSISTANTS LEVERAGING RETRIEVAL-AUGMENTED GENERATION AND LLMs</w:t>
       </w:r>
       <w:r>
         <w:rPr>
           <w:b/>
-          <w:sz w:val="28"/>
+          <w:sz w:val="26"/>
+          <w:szCs w:val="26"/>
         </w:rPr>
         <w:t>”</w:t>
       </w:r>
@@ -1017,83 +1031,109 @@
         <w:rPr>
           <w:b/>
           <w:spacing w:val="-1"/>
-          <w:sz w:val="28"/>
+          <w:sz w:val="26"/>
+          <w:szCs w:val="26"/>
         </w:rPr>
         <w:t xml:space="preserve"> </w:t>
       </w:r>
       <w:r>
         <w:rPr>
-          <w:sz w:val="28"/>
-        </w:rPr>
-        <w:t>is the</w:t>
-      </w:r>
-      <w:r>
-        <w:rPr>
-          <w:sz w:val="28"/>
+          <w:sz w:val="26"/>
+          <w:szCs w:val="26"/>
+        </w:rPr>
+        <w:t xml:space="preserve">is the </w:t>
+      </w:r>
+      <w:proofErr w:type="spellStart"/>
+      <w:r>
+        <w:rPr>
+          <w:sz w:val="26"/>
+          <w:szCs w:val="26"/>
+        </w:rPr>
+        <w:t>bonafide</w:t>
+      </w:r>
+      <w:proofErr w:type="spellEnd"/>
+      <w:r>
+        <w:rPr>
+          <w:sz w:val="26"/>
+          <w:szCs w:val="26"/>
         </w:rPr>
         <w:t xml:space="preserve"> </w:t>
       </w:r>
-      <w:proofErr w:type="spellStart"/>
-      <w:r>
-        <w:rPr>
-          <w:sz w:val="28"/>
-        </w:rPr>
-        <w:t>bonafide</w:t>
-      </w:r>
-      <w:proofErr w:type="spellEnd"/>
-      <w:r>
-        <w:rPr>
-          <w:sz w:val="28"/>
-        </w:rPr>
-        <w:t xml:space="preserve"> </w:t>
-      </w:r>
-      <w:r>
-        <w:rPr>
-          <w:sz w:val="28"/>
+      <w:r>
+        <w:rPr>
+          <w:sz w:val="26"/>
+          <w:szCs w:val="26"/>
         </w:rPr>
         <w:t xml:space="preserve">work of </w:t>
       </w:r>
       <w:r>
         <w:rPr>
-          <w:sz w:val="28"/>
+          <w:b/>
+          <w:sz w:val="26"/>
+          <w:szCs w:val="26"/>
         </w:rPr>
         <w:t>THANIGAIVEL G</w:t>
       </w:r>
       <w:r>
         <w:rPr>
-          <w:sz w:val="28"/>
+          <w:b/>
+          <w:sz w:val="26"/>
+          <w:szCs w:val="26"/>
         </w:rPr>
         <w:t xml:space="preserve"> (2</w:t>
       </w:r>
       <w:r>
         <w:rPr>
-          <w:sz w:val="28"/>
+          <w:b/>
+          <w:sz w:val="26"/>
+          <w:szCs w:val="26"/>
         </w:rPr>
         <w:t>4</w:t>
       </w:r>
       <w:r>
         <w:rPr>
-          <w:sz w:val="28"/>
+          <w:b/>
+          <w:sz w:val="26"/>
+          <w:szCs w:val="26"/>
         </w:rPr>
         <w:t>8</w:t>
       </w:r>
       <w:r>
         <w:rPr>
-          <w:sz w:val="28"/>
+          <w:b/>
+          <w:sz w:val="26"/>
+          <w:szCs w:val="26"/>
         </w:rPr>
         <w:t>80107</w:t>
       </w:r>
       <w:r>
         <w:rPr>
-          <w:sz w:val="28"/>
-        </w:rPr>
-        <w:t>) who carried out the project under my supervision. Certified further, that to the best of my knowledge the work reported here does not form part of any other project report or dissertation on the basis of which a degree or award was conferred on an earlier occasion on this or any other candidate.</w:t>
-      </w:r>
+          <w:b/>
+          <w:sz w:val="26"/>
+          <w:szCs w:val="26"/>
+        </w:rPr>
+        <w:t>)</w:t>
+      </w:r>
+      <w:r>
+        <w:rPr>
+          <w:sz w:val="26"/>
+          <w:szCs w:val="26"/>
+        </w:rPr>
+        <w:t xml:space="preserve"> who carried out the project under my supervision. Certified further, that to the best of my knowledge the work reported here does not form part of any other project report or dissertation on the basis of which a degree or award was conferred on an earlier occasion on this or any other candidate.</w:t>
+      </w:r>
+      <w:bookmarkStart w:id="3" w:name="_GoBack"/>
+      <w:bookmarkEnd w:id="3"/>
     </w:p>
     <w:p>
       <w:pPr>
         <w:pStyle w:val="BodyText"/>
-      </w:pPr>
+        <w:tabs>
+          <w:tab w:val="left" w:pos="5952"/>
+        </w:tabs>
+      </w:pPr>
+      <w:r>
+        <w:tab/>
+      </w:r>
     </w:p>
     <w:p>
       <w:pPr>
@@ -1128,7 +1168,7 @@
           <w:tab w:val="left" w:pos="6618"/>
         </w:tabs>
         <w:spacing w:line="319" w:lineRule="exact"/>
-        <w:ind w:left="775" w:right="712"/>
+        <w:ind w:left="426" w:right="712"/>
       </w:pPr>
       <w:r>
         <w:rPr>
@@ -1137,7 +1177,10 @@
         <w:t>SIGNATURE</w:t>
       </w:r>
       <w:r>
-        <w:tab/>
+        <w:t xml:space="preserve">                                                      </w:t>
+      </w:r>
+      <w:r>
+        <w:t xml:space="preserve">           </w:t>
       </w:r>
       <w:proofErr w:type="spellStart"/>
       <w:r>
@@ -1155,29 +1198,186 @@
           <w:tab w:val="left" w:pos="6633"/>
         </w:tabs>
         <w:spacing w:line="319" w:lineRule="exact"/>
-        <w:ind w:left="766"/>
+        <w:ind w:left="426"/>
       </w:pPr>
       <w:proofErr w:type="spellStart"/>
       <w:r>
         <w:t>Dr.</w:t>
       </w:r>
+      <w:r>
+        <w:t>S</w:t>
+      </w:r>
+      <w:proofErr w:type="spellEnd"/>
+      <w:r>
+        <w:t>. SRIDEVI</w:t>
+      </w:r>
+      <w:r>
+        <w:t>,</w:t>
+      </w:r>
+      <w:r>
+        <w:rPr>
+          <w:spacing w:val="-11"/>
+        </w:rPr>
+        <w:t xml:space="preserve"> </w:t>
+      </w:r>
+      <w:r>
+        <w:t>M.E,</w:t>
+      </w:r>
+      <w:r>
+        <w:rPr>
+          <w:spacing w:val="-10"/>
+        </w:rPr>
+        <w:t xml:space="preserve"> </w:t>
+      </w:r>
+      <w:proofErr w:type="spellStart"/>
       <w:proofErr w:type="gramStart"/>
       <w:r>
-        <w:t>K.KALAIVANI</w:t>
+        <w:rPr>
+          <w:spacing w:val="-4"/>
+        </w:rPr>
+        <w:t>Ph.D</w:t>
       </w:r>
       <w:proofErr w:type="spellEnd"/>
       <w:proofErr w:type="gramEnd"/>
       <w:r>
+        <w:rPr>
+          <w:spacing w:val="-4"/>
+        </w:rPr>
         <w:t>,</w:t>
       </w:r>
       <w:r>
-        <w:rPr>
-          <w:spacing w:val="-11"/>
+        <w:t xml:space="preserve">                                </w:t>
+      </w:r>
+      <w:r>
+        <w:t xml:space="preserve">          </w:t>
+      </w:r>
+      <w:r>
+        <w:t xml:space="preserve">  </w:t>
+      </w:r>
+      <w:proofErr w:type="spellStart"/>
+      <w:r>
+        <w:t>Dr.</w:t>
+      </w:r>
+      <w:r>
+        <w:t>S</w:t>
+      </w:r>
+      <w:proofErr w:type="spellEnd"/>
+      <w:r>
+        <w:t>.</w:t>
+      </w:r>
+      <w:r>
+        <w:t xml:space="preserve"> THIRUMAL</w:t>
+      </w:r>
+      <w:r>
+        <w:rPr>
+          <w:spacing w:val="-10"/>
         </w:rPr>
         <w:t xml:space="preserve"> </w:t>
       </w:r>
       <w:r>
-        <w:t>M.E.,</w:t>
+        <w:t>M.</w:t>
+      </w:r>
+      <w:r>
+        <w:t>E</w:t>
+      </w:r>
+      <w:r>
+        <w:t>,</w:t>
+      </w:r>
+      <w:r>
+        <w:rPr>
+          <w:spacing w:val="-7"/>
+        </w:rPr>
+        <w:t xml:space="preserve"> </w:t>
+      </w:r>
+      <w:proofErr w:type="spellStart"/>
+      <w:r>
+        <w:rPr>
+          <w:spacing w:val="-7"/>
+        </w:rPr>
+        <w:t>Ph.D</w:t>
+      </w:r>
+      <w:proofErr w:type="spellEnd"/>
+    </w:p>
+    <w:p>
+      <w:pPr>
+        <w:pStyle w:val="BodyText"/>
+        <w:tabs>
+          <w:tab w:val="left" w:pos="6633"/>
+        </w:tabs>
+        <w:spacing w:before="19"/>
+        <w:ind w:left="426"/>
+      </w:pPr>
+      <w:r>
+        <w:t>Associate</w:t>
+      </w:r>
+      <w:r>
+        <w:rPr>
+          <w:spacing w:val="-17"/>
+        </w:rPr>
+        <w:t xml:space="preserve"> </w:t>
+      </w:r>
+      <w:proofErr w:type="gramStart"/>
+      <w:r>
+        <w:rPr>
+          <w:spacing w:val="-2"/>
+        </w:rPr>
+        <w:t>Professor</w:t>
+      </w:r>
+      <w:r>
+        <w:rPr>
+          <w:spacing w:val="-2"/>
+        </w:rPr>
+        <w:t>,</w:t>
+      </w:r>
+      <w:r>
+        <w:t xml:space="preserve">   </w:t>
+      </w:r>
+      <w:proofErr w:type="gramEnd"/>
+      <w:r>
+        <w:t xml:space="preserve">                                                      </w:t>
+      </w:r>
+      <w:r>
+        <w:t>Associate</w:t>
+      </w:r>
+      <w:r>
+        <w:rPr>
+          <w:spacing w:val="-17"/>
+        </w:rPr>
+        <w:t xml:space="preserve"> </w:t>
+      </w:r>
+      <w:r>
+        <w:rPr>
+          <w:spacing w:val="-2"/>
+        </w:rPr>
+        <w:t>Professor</w:t>
+      </w:r>
+      <w:r>
+        <w:rPr>
+          <w:spacing w:val="-2"/>
+        </w:rPr>
+        <w:t>,</w:t>
+      </w:r>
+    </w:p>
+    <w:p>
+      <w:pPr>
+        <w:pStyle w:val="BodyText"/>
+        <w:tabs>
+          <w:tab w:val="left" w:pos="6652"/>
+        </w:tabs>
+        <w:spacing w:before="19"/>
+        <w:ind w:left="426"/>
+      </w:pPr>
+      <w:r>
+        <w:t>Head</w:t>
+      </w:r>
+      <w:r>
+        <w:rPr>
+          <w:spacing w:val="-4"/>
+        </w:rPr>
+        <w:t xml:space="preserve"> </w:t>
+      </w:r>
+      <w:r>
+        <w:t>of</w:t>
       </w:r>
       <w:r>
         <w:rPr>
@@ -1185,139 +1385,22 @@
         </w:rPr>
         <w:t xml:space="preserve"> </w:t>
       </w:r>
-      <w:proofErr w:type="spellStart"/>
-      <w:r>
-        <w:rPr>
-          <w:spacing w:val="-4"/>
-        </w:rPr>
-        <w:t>Ph.D</w:t>
-      </w:r>
-      <w:proofErr w:type="spellEnd"/>
-      <w:r>
-        <w:rPr>
-          <w:spacing w:val="-4"/>
-        </w:rPr>
-        <w:t>,</w:t>
+      <w:r>
+        <w:t xml:space="preserve">the </w:t>
+      </w:r>
+      <w:r>
+        <w:rPr>
+          <w:spacing w:val="-2"/>
+        </w:rPr>
+        <w:t>Department,</w:t>
       </w:r>
       <w:r>
         <w:tab/>
-        <w:t>Dr.</w:t>
-      </w:r>
-      <w:r>
-        <w:rPr>
-          <w:spacing w:val="-7"/>
-        </w:rPr>
-        <w:t xml:space="preserve"> </w:t>
-      </w:r>
-      <w:proofErr w:type="spellStart"/>
-      <w:r>
-        <w:t>N.Kumar</w:t>
-      </w:r>
-      <w:proofErr w:type="spellEnd"/>
-      <w:r>
-        <w:rPr>
-          <w:spacing w:val="-10"/>
-        </w:rPr>
-        <w:t xml:space="preserve"> </w:t>
-      </w:r>
-      <w:proofErr w:type="spellStart"/>
-      <w:r>
-        <w:t>M.Tech</w:t>
-      </w:r>
-      <w:proofErr w:type="spellEnd"/>
-      <w:r>
-        <w:t>.,</w:t>
-      </w:r>
-      <w:r>
-        <w:rPr>
-          <w:spacing w:val="-7"/>
-        </w:rPr>
-        <w:t xml:space="preserve"> </w:t>
       </w:r>
       <w:r>
         <w:rPr>
           <w:spacing w:val="-2"/>
         </w:rPr>
-        <w:t>Ph.D.,</w:t>
-      </w:r>
-    </w:p>
-    <w:p>
-      <w:pPr>
-        <w:pStyle w:val="BodyText"/>
-        <w:tabs>
-          <w:tab w:val="left" w:pos="6633"/>
-        </w:tabs>
-        <w:spacing w:before="19"/>
-        <w:ind w:left="766"/>
-      </w:pPr>
-      <w:r>
-        <w:t>Associate</w:t>
-      </w:r>
-      <w:r>
-        <w:rPr>
-          <w:spacing w:val="-17"/>
-        </w:rPr>
-        <w:t xml:space="preserve"> </w:t>
-      </w:r>
-      <w:r>
-        <w:rPr>
-          <w:spacing w:val="-2"/>
-        </w:rPr>
-        <w:t>Professor,</w:t>
-      </w:r>
-      <w:r>
-        <w:tab/>
-      </w:r>
-      <w:r>
-        <w:rPr>
-          <w:spacing w:val="-2"/>
-        </w:rPr>
-        <w:t>Professor,</w:t>
-      </w:r>
-    </w:p>
-    <w:p>
-      <w:pPr>
-        <w:pStyle w:val="BodyText"/>
-        <w:tabs>
-          <w:tab w:val="left" w:pos="6652"/>
-        </w:tabs>
-        <w:spacing w:before="19"/>
-        <w:ind w:left="717"/>
-      </w:pPr>
-      <w:r>
-        <w:t>Head</w:t>
-      </w:r>
-      <w:r>
-        <w:rPr>
-          <w:spacing w:val="-4"/>
-        </w:rPr>
-        <w:t xml:space="preserve"> </w:t>
-      </w:r>
-      <w:r>
-        <w:t>of</w:t>
-      </w:r>
-      <w:r>
-        <w:rPr>
-          <w:spacing w:val="-10"/>
-        </w:rPr>
-        <w:t xml:space="preserve"> </w:t>
-      </w:r>
-      <w:r>
-        <w:t xml:space="preserve">the </w:t>
-      </w:r>
-      <w:r>
-        <w:rPr>
-          <w:spacing w:val="-2"/>
-        </w:rPr>
-        <w:t>Department,</w:t>
-      </w:r>
-      <w:r>
-        <w:tab/>
-      </w:r>
-      <w:r>
-        <w:rPr>
-          <w:spacing w:val="-2"/>
-        </w:rPr>
         <w:t>Supervisor,</w:t>
       </w:r>
     </w:p>
@@ -1327,7 +1410,7 @@
           <w:tab w:val="left" w:pos="6599"/>
         </w:tabs>
         <w:spacing w:before="18" w:line="299" w:lineRule="exact"/>
-        <w:ind w:left="751"/>
+        <w:ind w:left="426"/>
         <w:rPr>
           <w:sz w:val="26"/>
         </w:rPr>
@@ -1363,6 +1446,17 @@
           <w:sz w:val="26"/>
         </w:rPr>
         <w:tab/>
+      </w:r>
+      <w:r>
+        <w:rPr>
+          <w:sz w:val="26"/>
+        </w:rPr>
+        <w:t xml:space="preserve"> </w:t>
+      </w:r>
+      <w:r>
+        <w:rPr>
+          <w:sz w:val="26"/>
+        </w:rPr>
         <w:t>Department</w:t>
       </w:r>
       <w:r>
@@ -1400,7 +1494,7 @@
           <w:tab w:val="left" w:pos="6633"/>
         </w:tabs>
         <w:spacing w:line="322" w:lineRule="exact"/>
-        <w:ind w:left="751"/>
+        <w:ind w:left="426"/>
       </w:pPr>
       <w:r>
         <w:rPr>
@@ -1425,7 +1519,7 @@
           <w:tab w:val="left" w:pos="6666"/>
         </w:tabs>
         <w:spacing w:before="19"/>
-        <w:ind w:left="766"/>
+        <w:ind w:left="426"/>
       </w:pPr>
       <w:r>
         <w:t>Chennai</w:t>
@@ -1498,6 +1592,7 @@
     <w:p>
       <w:pPr>
         <w:pStyle w:val="BodyText"/>
+        <w:ind w:left="426"/>
       </w:pPr>
     </w:p>
     <w:p>
@@ -1892,8 +1987,8 @@
           <w:sz w:val="36"/>
         </w:rPr>
       </w:pPr>
-      <w:bookmarkStart w:id="3" w:name="ACKNOWLEDGEMENT"/>
-      <w:bookmarkEnd w:id="3"/>
+      <w:bookmarkStart w:id="4" w:name="ACKNOWLEDGEMENT"/>
+      <w:bookmarkEnd w:id="4"/>
       <w:r>
         <w:rPr>
           <w:b/>
@@ -1917,7 +2012,7 @@
     <w:p>
       <w:pPr>
         <w:pStyle w:val="BodyText"/>
-        <w:spacing w:line="247" w:lineRule="auto"/>
+        <w:spacing w:line="276" w:lineRule="auto"/>
         <w:ind w:left="453" w:right="566" w:firstLine="720"/>
         <w:jc w:val="both"/>
       </w:pPr>
@@ -2056,8 +2151,8 @@
     <w:p>
       <w:pPr>
         <w:pStyle w:val="BodyText"/>
-        <w:spacing w:before="3"/>
-        <w:ind w:left="453"/>
+        <w:spacing w:before="3" w:line="276" w:lineRule="auto"/>
+        <w:ind w:left="453" w:right="570"/>
         <w:jc w:val="both"/>
       </w:pPr>
       <w:r>
@@ -2117,111 +2212,134 @@
       <w:r>
         <w:t xml:space="preserve">I am grateful to </w:t>
       </w:r>
-      <w:proofErr w:type="gramStart"/>
       <w:r>
         <w:rPr>
           <w:spacing w:val="-5"/>
         </w:rPr>
         <w:t>our</w:t>
       </w:r>
-      <w:proofErr w:type="gramEnd"/>
-    </w:p>
-    <w:p>
-      <w:pPr>
-        <w:pStyle w:val="Heading2"/>
-        <w:spacing w:before="14"/>
-        <w:ind w:left="453"/>
-        <w:jc w:val="both"/>
-        <w:rPr>
-          <w:b w:val="0"/>
-        </w:rPr>
-      </w:pPr>
-      <w:r>
-        <w:t>HEAD</w:t>
-      </w:r>
-      <w:r>
-        <w:rPr>
-          <w:spacing w:val="-7"/>
+      <w:r>
+        <w:rPr>
+          <w:spacing w:val="-5"/>
         </w:rPr>
         <w:t xml:space="preserve"> </w:t>
       </w:r>
       <w:r>
-        <w:t>OF</w:t>
-      </w:r>
-      <w:r>
-        <w:rPr>
-          <w:spacing w:val="-5"/>
+        <w:rPr>
+          <w:b/>
+        </w:rPr>
+        <w:t xml:space="preserve">DIRECTOR, DR.K. KALAIVANI </w:t>
+      </w:r>
+      <w:r>
+        <w:rPr>
+          <w:b/>
+        </w:rPr>
+        <w:t>M.E</w:t>
+      </w:r>
+      <w:r>
+        <w:rPr>
+          <w:b/>
+        </w:rPr>
+        <w:t>.</w:t>
+      </w:r>
+      <w:r>
+        <w:rPr>
+          <w:b/>
         </w:rPr>
         <w:t xml:space="preserve"> </w:t>
       </w:r>
       <w:r>
-        <w:t>THE</w:t>
-      </w:r>
-      <w:r>
-        <w:rPr>
-          <w:spacing w:val="-6"/>
+        <w:rPr>
+          <w:b/>
+        </w:rPr>
+        <w:t>Ph.D</w:t>
+      </w:r>
+      <w:r>
+        <w:rPr>
+          <w:b/>
+        </w:rPr>
+        <w:t>.,</w:t>
+      </w:r>
+      <w:r>
+        <w:rPr>
+          <w:b/>
         </w:rPr>
         <w:t xml:space="preserve"> </w:t>
       </w:r>
       <w:r>
-        <w:t>DEPARTMENT,</w:t>
-      </w:r>
-      <w:r>
-        <w:rPr>
-          <w:spacing w:val="-3"/>
+        <w:rPr>
+          <w:b/>
+        </w:rPr>
+        <w:t>&amp;</w:t>
+      </w:r>
+      <w:r>
+        <w:rPr>
+          <w:b/>
         </w:rPr>
         <w:t xml:space="preserve"> </w:t>
       </w:r>
+      <w:r>
+        <w:rPr>
+          <w:b/>
+        </w:rPr>
+        <w:t xml:space="preserve">HEAD OF THE DEPARTMENT, </w:t>
+      </w:r>
       <w:proofErr w:type="spellStart"/>
       <w:r>
         <w:rPr>
-          <w:color w:val="202020"/>
+          <w:b/>
         </w:rPr>
         <w:t>Dr.</w:t>
       </w:r>
-      <w:proofErr w:type="gramStart"/>
-      <w:r>
-        <w:rPr>
-          <w:color w:val="202020"/>
-        </w:rPr>
-        <w:t>K.KALAIVANI</w:t>
+      <w:r>
+        <w:rPr>
+          <w:b/>
+        </w:rPr>
+        <w:t>S</w:t>
       </w:r>
       <w:proofErr w:type="spellEnd"/>
-      <w:proofErr w:type="gramEnd"/>
-      <w:r>
-        <w:rPr>
-          <w:color w:val="202020"/>
-        </w:rPr>
-        <w:t>,</w:t>
-      </w:r>
-      <w:r>
-        <w:rPr>
-          <w:color w:val="202020"/>
-          <w:spacing w:val="-9"/>
+      <w:r>
+        <w:rPr>
+          <w:b/>
+        </w:rPr>
+        <w:t>.</w:t>
+      </w:r>
+      <w:r>
+        <w:rPr>
+          <w:b/>
         </w:rPr>
         <w:t xml:space="preserve"> </w:t>
       </w:r>
       <w:r>
         <w:rPr>
-          <w:color w:val="202020"/>
-        </w:rPr>
-        <w:t>M.E.,</w:t>
-      </w:r>
-      <w:r>
-        <w:rPr>
-          <w:color w:val="202020"/>
-          <w:spacing w:val="-9"/>
-        </w:rPr>
-        <w:t xml:space="preserve"> </w:t>
-      </w:r>
-      <w:proofErr w:type="spellStart"/>
-      <w:r>
-        <w:rPr>
-          <w:color w:val="202020"/>
-        </w:rPr>
-        <w:t>Ph.D</w:t>
-      </w:r>
-      <w:proofErr w:type="spellEnd"/>
+          <w:b/>
+        </w:rPr>
+        <w:t>SRIDEVI</w:t>
+      </w:r>
+      <w:r>
+        <w:rPr>
+          <w:b/>
+        </w:rPr>
+        <w:t>, M.E</w:t>
+      </w:r>
+      <w:r>
+        <w:rPr>
+          <w:b/>
+        </w:rPr>
+        <w:t>.</w:t>
+      </w:r>
+      <w:r>
+        <w:rPr>
+          <w:b/>
+        </w:rPr>
+        <w:t xml:space="preserve"> Ph.D</w:t>
+      </w:r>
+      <w:r>
+        <w:rPr>
+          <w:b/>
+        </w:rPr>
+        <w:t>.,</w:t>
+      </w:r>
       <w:r>
         <w:rPr>
           <w:color w:val="202020"/>
@@ -2230,106 +2348,100 @@
         <w:t xml:space="preserve"> </w:t>
       </w:r>
       <w:r>
-        <w:rPr>
-          <w:b w:val="0"/>
-        </w:rPr>
         <w:t>for</w:t>
       </w:r>
       <w:r>
         <w:rPr>
-          <w:b w:val="0"/>
           <w:spacing w:val="-4"/>
         </w:rPr>
         <w:t xml:space="preserve"> </w:t>
       </w:r>
       <w:r>
         <w:rPr>
-          <w:b w:val="0"/>
           <w:spacing w:val="-5"/>
         </w:rPr>
         <w:t>her</w:t>
       </w:r>
+      <w:r>
+        <w:rPr>
+          <w:spacing w:val="-5"/>
+        </w:rPr>
+        <w:t xml:space="preserve"> </w:t>
+      </w:r>
+      <w:r>
+        <w:t>continuous support for the project, from initial advice and contacts in the early stages of</w:t>
+      </w:r>
+      <w:r>
+        <w:rPr>
+          <w:spacing w:val="-6"/>
+        </w:rPr>
+        <w:t xml:space="preserve"> </w:t>
+      </w:r>
+      <w:r>
+        <w:t>conceptual</w:t>
+      </w:r>
+      <w:r>
+        <w:rPr>
+          <w:spacing w:val="-1"/>
+        </w:rPr>
+        <w:t xml:space="preserve"> </w:t>
+      </w:r>
+      <w:r>
+        <w:t>inception, and</w:t>
+      </w:r>
+      <w:r>
+        <w:rPr>
+          <w:spacing w:val="-1"/>
+        </w:rPr>
+        <w:t xml:space="preserve"> </w:t>
+      </w:r>
+      <w:r>
+        <w:t>through</w:t>
+      </w:r>
+      <w:r>
+        <w:rPr>
+          <w:spacing w:val="-1"/>
+        </w:rPr>
+        <w:t xml:space="preserve"> </w:t>
+      </w:r>
+      <w:r>
+        <w:t>on-going</w:t>
+      </w:r>
+      <w:r>
+        <w:rPr>
+          <w:spacing w:val="-5"/>
+        </w:rPr>
+        <w:t xml:space="preserve"> </w:t>
+      </w:r>
+      <w:r>
+        <w:t>advice and</w:t>
+      </w:r>
+      <w:r>
+        <w:rPr>
+          <w:spacing w:val="-1"/>
+        </w:rPr>
+        <w:t xml:space="preserve"> </w:t>
+      </w:r>
+      <w:r>
+        <w:t>encouragement to this day.</w:t>
+      </w:r>
     </w:p>
     <w:p>
       <w:pPr>
         <w:pStyle w:val="BodyText"/>
-        <w:spacing w:before="43" w:line="249" w:lineRule="auto"/>
-        <w:ind w:left="453" w:right="578"/>
-        <w:jc w:val="both"/>
-      </w:pPr>
-      <w:r>
-        <w:t>continuous support for the project, from initial advice and contacts in the early stages of</w:t>
-      </w:r>
-      <w:r>
-        <w:rPr>
-          <w:spacing w:val="-6"/>
-        </w:rPr>
-        <w:t xml:space="preserve"> </w:t>
-      </w:r>
-      <w:r>
-        <w:t>conceptual</w:t>
-      </w:r>
-      <w:r>
-        <w:rPr>
-          <w:spacing w:val="-1"/>
-        </w:rPr>
-        <w:t xml:space="preserve"> </w:t>
-      </w:r>
-      <w:r>
-        <w:t>inception, and</w:t>
-      </w:r>
-      <w:r>
-        <w:rPr>
-          <w:spacing w:val="-1"/>
-        </w:rPr>
-        <w:t xml:space="preserve"> </w:t>
-      </w:r>
-      <w:r>
-        <w:t>through</w:t>
-      </w:r>
-      <w:r>
-        <w:rPr>
-          <w:spacing w:val="-1"/>
-        </w:rPr>
-        <w:t xml:space="preserve"> </w:t>
-      </w:r>
-      <w:r>
-        <w:t>on-going</w:t>
-      </w:r>
-      <w:r>
-        <w:rPr>
-          <w:spacing w:val="-5"/>
-        </w:rPr>
-        <w:t xml:space="preserve"> </w:t>
-      </w:r>
-      <w:r>
-        <w:t>advice and</w:t>
-      </w:r>
-      <w:r>
-        <w:rPr>
-          <w:spacing w:val="-1"/>
-        </w:rPr>
-        <w:t xml:space="preserve"> </w:t>
-      </w:r>
-      <w:r>
-        <w:t>encouragement to this day.</w:t>
-      </w:r>
+        <w:spacing w:line="276" w:lineRule="auto"/>
+      </w:pPr>
     </w:p>
     <w:p>
       <w:pPr>
         <w:pStyle w:val="BodyText"/>
+        <w:spacing w:before="23" w:line="276" w:lineRule="auto"/>
       </w:pPr>
     </w:p>
     <w:p>
       <w:pPr>
         <w:pStyle w:val="BodyText"/>
-        <w:spacing w:before="23"/>
-      </w:pPr>
-    </w:p>
-    <w:p>
-      <w:pPr>
-        <w:pStyle w:val="BodyText"/>
-        <w:spacing w:line="249" w:lineRule="auto"/>
+        <w:spacing w:line="276" w:lineRule="auto"/>
         <w:ind w:left="453" w:right="565"/>
         <w:jc w:val="both"/>
       </w:pPr>
@@ -2369,9 +2481,20 @@
         <w:rPr>
           <w:b/>
         </w:rPr>
-        <w:t xml:space="preserve"> S. Thirumal </w:t>
-      </w:r>
-      <w:proofErr w:type="spellStart"/>
+        <w:t xml:space="preserve"> S. </w:t>
+      </w:r>
+      <w:r>
+        <w:rPr>
+          <w:b/>
+        </w:rPr>
+        <w:t>THIRUMAL</w:t>
+      </w:r>
+      <w:r>
+        <w:rPr>
+          <w:b/>
+        </w:rPr>
+        <w:t xml:space="preserve"> </w:t>
+      </w:r>
       <w:r>
         <w:rPr>
           <w:b/>
@@ -2382,14 +2505,19 @@
         <w:rPr>
           <w:b/>
         </w:rPr>
-        <w:t>Tech</w:t>
-      </w:r>
-      <w:proofErr w:type="spellEnd"/>
-      <w:r>
-        <w:rPr>
-          <w:b/>
-        </w:rPr>
-        <w:t xml:space="preserve">, Ph.D., </w:t>
+        <w:t>E</w:t>
+      </w:r>
+      <w:r>
+        <w:rPr>
+          <w:b/>
+        </w:rPr>
+        <w:t>.</w:t>
+      </w:r>
+      <w:r>
+        <w:rPr>
+          <w:b/>
+        </w:rPr>
+        <w:t xml:space="preserve"> Ph.D., </w:t>
       </w:r>
       <w:r>
         <w:t xml:space="preserve">who has patiently guided and provided us with invaluable advice and help. I am thankful to my Project Coordinator </w:t>
@@ -2398,21 +2526,49 @@
         <w:rPr>
           <w:b/>
         </w:rPr>
-        <w:t xml:space="preserve">Dr. N. KUMAR </w:t>
-      </w:r>
-      <w:proofErr w:type="spellStart"/>
-      <w:r>
-        <w:rPr>
-          <w:b/>
-        </w:rPr>
-        <w:t>M.Tech</w:t>
-      </w:r>
-      <w:proofErr w:type="spellEnd"/>
-      <w:r>
-        <w:rPr>
-          <w:b/>
-        </w:rPr>
-        <w:t xml:space="preserve">., Ph.D., </w:t>
+        <w:t xml:space="preserve">Dr. </w:t>
+      </w:r>
+      <w:r>
+        <w:rPr>
+          <w:b/>
+        </w:rPr>
+        <w:t>S</w:t>
+      </w:r>
+      <w:r>
+        <w:rPr>
+          <w:b/>
+        </w:rPr>
+        <w:t xml:space="preserve">. </w:t>
+      </w:r>
+      <w:r>
+        <w:rPr>
+          <w:b/>
+        </w:rPr>
+        <w:t xml:space="preserve">THIRUMAL </w:t>
+      </w:r>
+      <w:r>
+        <w:rPr>
+          <w:b/>
+        </w:rPr>
+        <w:t>M.</w:t>
+      </w:r>
+      <w:r>
+        <w:rPr>
+          <w:b/>
+        </w:rPr>
+        <w:t>E</w:t>
+      </w:r>
+      <w:r>
+        <w:rPr>
+          <w:b/>
+        </w:rPr>
+        <w:t>.</w:t>
+      </w:r>
+      <w:r>
+        <w:rPr>
+          <w:b/>
+        </w:rPr>
+        <w:t xml:space="preserve"> Ph.D., </w:t>
       </w:r>
       <w:r>
         <w:t>I would like to express my greatest gratitude to our staff members, librarian and non-teaching staff members of Computer Centre, who have helped and supported me throughout. Last but not the Least, I wish</w:t>
@@ -4884,38 +5040,24 @@
               <w:b w:val="0"/>
             </w:rPr>
           </w:pPr>
-          <w:r>
-            <w:fldChar w:fldCharType="begin"/>
-          </w:r>
-          <w:r>
-            <w:instrText xml:space="preserve"> HYPERLINK \l "_TOC_250000" </w:instrText>
-          </w:r>
-          <w:r>
-            <w:fldChar w:fldCharType="separate"/>
-          </w:r>
-          <w:r>
-            <w:rPr>
-              <w:spacing w:val="-2"/>
-            </w:rPr>
-            <w:t>REFERENCES</w:t>
-          </w:r>
-          <w:r>
-            <w:tab/>
-          </w:r>
-          <w:r>
-            <w:rPr>
-              <w:b w:val="0"/>
-              <w:spacing w:val="-5"/>
-            </w:rPr>
-            <w:t>3</w:t>
-          </w:r>
-          <w:r>
-            <w:rPr>
-              <w:b w:val="0"/>
-              <w:spacing w:val="-5"/>
-            </w:rPr>
-            <w:fldChar w:fldCharType="end"/>
-          </w:r>
+          <w:hyperlink w:anchor="_TOC_250000" w:history="1">
+            <w:r>
+              <w:rPr>
+                <w:spacing w:val="-2"/>
+              </w:rPr>
+              <w:t>REFERENCES</w:t>
+            </w:r>
+            <w:r>
+              <w:tab/>
+            </w:r>
+            <w:r>
+              <w:rPr>
+                <w:b w:val="0"/>
+                <w:spacing w:val="-5"/>
+              </w:rPr>
+              <w:t>3</w:t>
+            </w:r>
+          </w:hyperlink>
           <w:r>
             <w:rPr>
               <w:b w:val="0"/>
@@ -4924,8 +5066,6 @@
             <w:t>1</w:t>
           </w:r>
         </w:p>
-        <w:bookmarkStart w:id="4" w:name="_GoBack" w:displacedByCustomXml="next"/>
-        <w:bookmarkEnd w:id="4" w:displacedByCustomXml="next"/>
       </w:sdtContent>
     </w:sdt>
     <w:p>

--- a/Phase 1/LLM Phase 1.docx
+++ b/Phase 1/LLM Phase 1.docx
@@ -880,12 +880,6 @@
           <w:sz w:val="28"/>
         </w:rPr>
         <w:sectPr>
-          <w:headerReference w:type="even" r:id="rId8"/>
-          <w:headerReference w:type="default" r:id="rId9"/>
-          <w:footerReference w:type="even" r:id="rId10"/>
-          <w:footerReference w:type="default" r:id="rId11"/>
-          <w:headerReference w:type="first" r:id="rId12"/>
-          <w:footerReference w:type="first" r:id="rId13"/>
           <w:type w:val="continuous"/>
           <w:pgSz w:w="11910" w:h="16850"/>
           <w:pgMar w:top="1440" w:right="850" w:bottom="280" w:left="992" w:header="720" w:footer="720" w:gutter="0"/>
@@ -1121,8 +1115,6 @@
         </w:rPr>
         <w:t xml:space="preserve"> who carried out the project under my supervision. Certified further, that to the best of my knowledge the work reported here does not form part of any other project report or dissertation on the basis of which a degree or award was conferred on an earlier occasion on this or any other candidate.</w:t>
       </w:r>
-      <w:bookmarkStart w:id="3" w:name="_GoBack"/>
-      <w:bookmarkEnd w:id="3"/>
     </w:p>
     <w:p>
       <w:pPr>
@@ -1987,8 +1979,8 @@
           <w:sz w:val="36"/>
         </w:rPr>
       </w:pPr>
-      <w:bookmarkStart w:id="4" w:name="ACKNOWLEDGEMENT"/>
-      <w:bookmarkEnd w:id="4"/>
+      <w:bookmarkStart w:id="3" w:name="ACKNOWLEDGEMENT"/>
+      <w:bookmarkEnd w:id="3"/>
       <w:r>
         <w:rPr>
           <w:b/>
@@ -2228,13 +2220,7 @@
         <w:rPr>
           <w:b/>
         </w:rPr>
-        <w:t xml:space="preserve">DIRECTOR, DR.K. KALAIVANI </w:t>
-      </w:r>
-      <w:r>
-        <w:rPr>
-          <w:b/>
-        </w:rPr>
-        <w:t>M.E</w:t>
+        <w:t>DIRECTOR, DR.K. KALAIVANI M.E</w:t>
       </w:r>
       <w:r>
         <w:rPr>
@@ -2716,7 +2702,7 @@
         <w:ind w:right="901"/>
         <w:jc w:val="both"/>
         <w:sectPr>
-          <w:footerReference w:type="default" r:id="rId14"/>
+          <w:footerReference w:type="default" r:id="rId8"/>
           <w:pgSz w:w="12240" w:h="15840"/>
           <w:pgMar w:top="1380" w:right="566" w:bottom="1200" w:left="1275" w:header="0" w:footer="1008" w:gutter="0"/>
           <w:pgNumType w:start="3"/>
@@ -3969,7 +3955,6 @@
           <w:docPartUnique/>
         </w:docPartObj>
       </w:sdtPr>
-      <w:sdtEndPr/>
       <w:sdtContent>
         <w:p>
           <w:pPr>
@@ -4695,6 +4680,8 @@
               <w:tab w:val="left" w:pos="3677"/>
               <w:tab w:val="right" w:pos="9807"/>
             </w:tabs>
+            <w:spacing w:before="300"/>
+            <w:ind w:left="3680" w:hanging="635"/>
           </w:pPr>
           <w:r>
             <w:t>Login Page</w:t>
@@ -4718,6 +4705,8 @@
               <w:tab w:val="left" w:pos="3677"/>
               <w:tab w:val="right" w:pos="9807"/>
             </w:tabs>
+            <w:spacing w:before="300"/>
+            <w:ind w:left="3680" w:hanging="635"/>
           </w:pPr>
           <w:r>
             <w:t>Dashboard</w:t>
@@ -4741,6 +4730,8 @@
               <w:tab w:val="left" w:pos="3677"/>
               <w:tab w:val="right" w:pos="9807"/>
             </w:tabs>
+            <w:spacing w:before="300"/>
+            <w:ind w:left="3680" w:hanging="635"/>
           </w:pPr>
           <w:r>
             <w:t>Data Upload Screen</w:t>
@@ -4764,6 +4755,8 @@
               <w:tab w:val="left" w:pos="3677"/>
               <w:tab w:val="right" w:pos="9807"/>
             </w:tabs>
+            <w:spacing w:before="300"/>
+            <w:ind w:left="3680" w:hanging="635"/>
           </w:pPr>
           <w:r>
             <w:t>Workflow Builder</w:t>
@@ -4787,6 +4780,8 @@
               <w:tab w:val="left" w:pos="3677"/>
               <w:tab w:val="right" w:pos="9807"/>
             </w:tabs>
+            <w:spacing w:before="300"/>
+            <w:ind w:left="3680" w:hanging="635"/>
           </w:pPr>
           <w:r>
             <w:t>Chat Interface</w:t>
@@ -4810,6 +4805,8 @@
               <w:tab w:val="left" w:pos="3677"/>
               <w:tab w:val="right" w:pos="9807"/>
             </w:tabs>
+            <w:spacing w:before="300"/>
+            <w:ind w:left="3680" w:hanging="635"/>
           </w:pPr>
           <w:r>
             <w:t>Admin Panel</w:t>
@@ -5038,6 +5035,7 @@
             </w:tabs>
             <w:rPr>
               <w:b w:val="0"/>
+              <w:spacing w:val="-5"/>
             </w:rPr>
           </w:pPr>
           <w:hyperlink w:anchor="_TOC_250000" w:history="1">
@@ -5066,6 +5064,41 @@
             <w:t>1</w:t>
           </w:r>
         </w:p>
+        <w:p>
+          <w:pPr>
+            <w:pStyle w:val="TOC2"/>
+            <w:tabs>
+              <w:tab w:val="right" w:pos="9807"/>
+            </w:tabs>
+            <w:rPr>
+              <w:b w:val="0"/>
+            </w:rPr>
+          </w:pPr>
+          <w:r>
+            <w:rPr>
+              <w:spacing w:val="-2"/>
+            </w:rPr>
+            <w:t>CONFERENCE CERTIFICATE</w:t>
+          </w:r>
+          <w:r>
+            <w:rPr>
+              <w:b w:val="0"/>
+            </w:rPr>
+            <w:t xml:space="preserve">                        </w:t>
+          </w:r>
+          <w:r>
+            <w:rPr>
+              <w:b w:val="0"/>
+            </w:rPr>
+            <w:tab/>
+          </w:r>
+          <w:r>
+            <w:rPr>
+              <w:b w:val="0"/>
+            </w:rPr>
+            <w:t xml:space="preserve">     32</w:t>
+          </w:r>
+        </w:p>
       </w:sdtContent>
     </w:sdt>
     <w:p>
@@ -5074,11 +5107,20 @@
         <w:rPr>
           <w:b w:val="0"/>
         </w:rPr>
+      </w:pPr>
+    </w:p>
+    <w:p>
+      <w:pPr>
+        <w:pStyle w:val="TOC2"/>
+        <w:rPr>
+          <w:b w:val="0"/>
+        </w:rPr>
         <w:sectPr>
-          <w:footerReference w:type="default" r:id="rId15"/>
+          <w:footerReference w:type="default" r:id="rId9"/>
           <w:pgSz w:w="12240" w:h="15840"/>
-          <w:pgMar w:top="1360" w:right="566" w:bottom="2003" w:left="1275" w:header="0" w:footer="739" w:gutter="0"/>
+          <w:pgMar w:top="1360" w:right="566" w:bottom="2003" w:left="1275" w:header="0" w:footer="454" w:gutter="0"/>
           <w:cols w:space="720"/>
+          <w:docGrid w:linePitch="299"/>
         </w:sectPr>
       </w:pPr>
     </w:p>
@@ -5333,7 +5375,7 @@
                 <w:spacing w:val="-10"/>
                 <w:sz w:val="28"/>
               </w:rPr>
-              <w:t>7</w:t>
+              <w:t>13</w:t>
             </w:r>
           </w:p>
         </w:tc>
@@ -5405,7 +5447,7 @@
                 <w:spacing w:val="-10"/>
                 <w:sz w:val="28"/>
               </w:rPr>
-              <w:t>9</w:t>
+              <w:t>15</w:t>
             </w:r>
           </w:p>
         </w:tc>
@@ -5480,7 +5522,6 @@
             <w:pPr>
               <w:pStyle w:val="TableParagraph"/>
               <w:spacing w:before="295"/>
-              <w:ind w:left="906"/>
               <w:rPr>
                 <w:sz w:val="28"/>
               </w:rPr>
@@ -5490,7 +5531,7 @@
                 <w:spacing w:val="-5"/>
                 <w:sz w:val="28"/>
               </w:rPr>
-              <w:t>20</w:t>
+              <w:t xml:space="preserve">             16</w:t>
             </w:r>
           </w:p>
         </w:tc>
@@ -5565,7 +5606,6 @@
             <w:pPr>
               <w:pStyle w:val="TableParagraph"/>
               <w:spacing w:before="293"/>
-              <w:ind w:left="906"/>
               <w:rPr>
                 <w:sz w:val="28"/>
               </w:rPr>
@@ -5575,14 +5615,14 @@
                 <w:spacing w:val="-5"/>
                 <w:sz w:val="28"/>
               </w:rPr>
-              <w:t>33</w:t>
+              <w:t xml:space="preserve">             17</w:t>
             </w:r>
           </w:p>
         </w:tc>
       </w:tr>
       <w:tr>
         <w:trPr>
-          <w:trHeight w:val="924"/>
+          <w:trHeight w:val="864"/>
         </w:trPr>
         <w:tc>
           <w:tcPr>
@@ -5595,6 +5635,7 @@
               <w:ind w:right="133"/>
               <w:jc w:val="center"/>
               <w:rPr>
+                <w:spacing w:val="-5"/>
                 <w:sz w:val="28"/>
               </w:rPr>
             </w:pPr>
@@ -5603,21 +5644,7 @@
                 <w:spacing w:val="-5"/>
                 <w:sz w:val="28"/>
               </w:rPr>
-              <w:t>1</w:t>
-            </w:r>
-            <w:r>
-              <w:rPr>
-                <w:spacing w:val="-5"/>
-                <w:sz w:val="28"/>
-              </w:rPr>
-              <w:t>.</w:t>
-            </w:r>
-            <w:r>
-              <w:rPr>
-                <w:spacing w:val="-5"/>
-                <w:sz w:val="28"/>
-              </w:rPr>
-              <w:t>5</w:t>
+              <w:t>1.5</w:t>
             </w:r>
           </w:p>
         </w:tc>
@@ -5650,8 +5677,8 @@
             <w:pPr>
               <w:pStyle w:val="TableParagraph"/>
               <w:spacing w:before="295"/>
-              <w:ind w:left="906"/>
-              <w:rPr>
+              <w:rPr>
+                <w:spacing w:val="-5"/>
                 <w:sz w:val="28"/>
               </w:rPr>
             </w:pPr>
@@ -5660,8 +5687,189 @@
                 <w:spacing w:val="-5"/>
                 <w:sz w:val="28"/>
               </w:rPr>
-              <w:t>41</w:t>
+              <w:t xml:space="preserve">             17</w:t>
             </w:r>
+          </w:p>
+        </w:tc>
+      </w:tr>
+      <w:tr>
+        <w:trPr>
+          <w:trHeight w:val="848"/>
+        </w:trPr>
+        <w:tc>
+          <w:tcPr>
+            <w:tcW w:w="1931" w:type="dxa"/>
+          </w:tcPr>
+          <w:p>
+            <w:pPr>
+              <w:pStyle w:val="TableParagraph"/>
+              <w:spacing w:before="295"/>
+              <w:ind w:right="133"/>
+              <w:jc w:val="center"/>
+              <w:rPr>
+                <w:spacing w:val="-5"/>
+                <w:sz w:val="28"/>
+              </w:rPr>
+            </w:pPr>
+            <w:r>
+              <w:rPr>
+                <w:spacing w:val="-5"/>
+                <w:sz w:val="28"/>
+              </w:rPr>
+              <w:t>3.1</w:t>
+            </w:r>
+          </w:p>
+        </w:tc>
+        <w:tc>
+          <w:tcPr>
+            <w:tcW w:w="6528" w:type="dxa"/>
+          </w:tcPr>
+          <w:p>
+            <w:pPr>
+              <w:pStyle w:val="TableParagraph"/>
+              <w:spacing w:before="295"/>
+              <w:ind w:left="231"/>
+              <w:rPr>
+                <w:sz w:val="28"/>
+              </w:rPr>
+            </w:pPr>
+            <w:r>
+              <w:rPr>
+                <w:sz w:val="28"/>
+              </w:rPr>
+              <w:t>Oracle APEX Design Page</w:t>
+            </w:r>
+          </w:p>
+        </w:tc>
+        <w:tc>
+          <w:tcPr>
+            <w:tcW w:w="1621" w:type="dxa"/>
+          </w:tcPr>
+          <w:p>
+            <w:pPr>
+              <w:pStyle w:val="TableParagraph"/>
+              <w:spacing w:before="295"/>
+              <w:rPr>
+                <w:spacing w:val="-5"/>
+                <w:sz w:val="28"/>
+              </w:rPr>
+            </w:pPr>
+            <w:r>
+              <w:rPr>
+                <w:spacing w:val="-5"/>
+                <w:sz w:val="28"/>
+              </w:rPr>
+              <w:t xml:space="preserve">             24</w:t>
+            </w:r>
+          </w:p>
+        </w:tc>
+      </w:tr>
+      <w:tr>
+        <w:trPr>
+          <w:trHeight w:val="565"/>
+        </w:trPr>
+        <w:tc>
+          <w:tcPr>
+            <w:tcW w:w="1931" w:type="dxa"/>
+          </w:tcPr>
+          <w:p>
+            <w:pPr>
+              <w:pStyle w:val="TableParagraph"/>
+              <w:spacing w:before="295"/>
+              <w:ind w:right="133"/>
+              <w:jc w:val="center"/>
+              <w:rPr>
+                <w:sz w:val="28"/>
+              </w:rPr>
+            </w:pPr>
+            <w:r>
+              <w:rPr>
+                <w:spacing w:val="-5"/>
+                <w:sz w:val="28"/>
+              </w:rPr>
+              <w:t>4</w:t>
+            </w:r>
+            <w:r>
+              <w:rPr>
+                <w:spacing w:val="-5"/>
+                <w:sz w:val="28"/>
+              </w:rPr>
+              <w:t>.</w:t>
+            </w:r>
+            <w:r>
+              <w:rPr>
+                <w:spacing w:val="-5"/>
+                <w:sz w:val="28"/>
+              </w:rPr>
+              <w:t>1</w:t>
+            </w:r>
+          </w:p>
+        </w:tc>
+        <w:tc>
+          <w:tcPr>
+            <w:tcW w:w="6528" w:type="dxa"/>
+          </w:tcPr>
+          <w:p>
+            <w:pPr>
+              <w:pStyle w:val="TableParagraph"/>
+              <w:spacing w:before="295"/>
+              <w:ind w:left="231"/>
+              <w:rPr>
+                <w:sz w:val="28"/>
+              </w:rPr>
+            </w:pPr>
+            <w:r>
+              <w:rPr>
+                <w:sz w:val="28"/>
+              </w:rPr>
+              <w:t>Low Code Framework</w:t>
+            </w:r>
+          </w:p>
+        </w:tc>
+        <w:tc>
+          <w:tcPr>
+            <w:tcW w:w="1621" w:type="dxa"/>
+          </w:tcPr>
+          <w:p>
+            <w:pPr>
+              <w:pStyle w:val="TableParagraph"/>
+              <w:spacing w:before="295"/>
+              <w:rPr>
+                <w:spacing w:val="-5"/>
+                <w:sz w:val="28"/>
+              </w:rPr>
+            </w:pPr>
+            <w:r>
+              <w:rPr>
+                <w:spacing w:val="-5"/>
+                <w:sz w:val="28"/>
+              </w:rPr>
+              <w:t xml:space="preserve">             </w:t>
+            </w:r>
+            <w:r>
+              <w:rPr>
+                <w:spacing w:val="-5"/>
+                <w:sz w:val="28"/>
+              </w:rPr>
+              <w:t>2</w:t>
+            </w:r>
+            <w:r>
+              <w:rPr>
+                <w:spacing w:val="-5"/>
+                <w:sz w:val="28"/>
+              </w:rPr>
+              <w:t>8</w:t>
+            </w:r>
+          </w:p>
+          <w:p>
+            <w:pPr>
+              <w:pStyle w:val="TableParagraph"/>
+              <w:spacing w:before="295"/>
+              <w:ind w:left="906"/>
+              <w:rPr>
+                <w:sz w:val="28"/>
+              </w:rPr>
+            </w:pPr>
           </w:p>
         </w:tc>
       </w:tr>
@@ -7022,11 +7230,11 @@
                     </pic:cNvPicPr>
                   </pic:nvPicPr>
                   <pic:blipFill>
-                    <a:blip r:embed="rId16">
+                    <a:blip r:embed="rId10">
                       <a:extLst>
                         <a:ext uri="{BEBA8EAE-BF5A-486C-A8C5-ECC9F3942E4B}">
                           <a14:imgProps xmlns:a14="http://schemas.microsoft.com/office/drawing/2010/main">
-                            <a14:imgLayer r:embed="rId17">
+                            <a14:imgLayer r:embed="rId11">
                               <a14:imgEffect>
                                 <a14:saturation sat="33000"/>
                               </a14:imgEffect>
@@ -8627,8 +8835,8 @@
         </w:rPr>
         <w:drawing>
           <wp:inline distT="0" distB="0" distL="0" distR="0" wp14:anchorId="5715CE43" wp14:editId="079038ED">
-            <wp:extent cx="2939485" cy="3375660"/>
-            <wp:effectExtent l="19050" t="19050" r="13335" b="15240"/>
+            <wp:extent cx="2939415" cy="3268980"/>
+            <wp:effectExtent l="19050" t="19050" r="13335" b="26670"/>
             <wp:docPr id="5" name="Picture 4">
               <a:extLst xmlns:a="http://schemas.openxmlformats.org/drawingml/2006/main">
                 <a:ext uri="{FF2B5EF4-FFF2-40B4-BE49-F238E27FC236}">
@@ -8655,11 +8863,11 @@
                     </pic:cNvPicPr>
                   </pic:nvPicPr>
                   <pic:blipFill rotWithShape="1">
-                    <a:blip r:embed="rId18">
+                    <a:blip r:embed="rId12">
                       <a:extLst>
                         <a:ext uri="{BEBA8EAE-BF5A-486C-A8C5-ECC9F3942E4B}">
                           <a14:imgProps xmlns:a14="http://schemas.microsoft.com/office/drawing/2010/main">
-                            <a14:imgLayer r:embed="rId19">
+                            <a14:imgLayer r:embed="rId13">
                               <a14:imgEffect>
                                 <a14:sharpenSoften amount="50000"/>
                               </a14:imgEffect>
@@ -8674,7 +8882,7 @@
                   <pic:spPr bwMode="auto">
                     <a:xfrm>
                       <a:off x="0" y="0"/>
-                      <a:ext cx="2962866" cy="3402510"/>
+                      <a:ext cx="2962866" cy="3295060"/>
                     </a:xfrm>
                     <a:prstGeom prst="rect">
                       <a:avLst/>
@@ -8710,7 +8918,6 @@
         <w:ind w:left="1560" w:firstLine="709"/>
       </w:pPr>
       <w:r>
-        <w:lastRenderedPageBreak/>
         <w:t>Figure 1.2 Process Flow Diagram</w:t>
       </w:r>
     </w:p>
@@ -8733,6 +8940,7 @@
         <w:rPr>
           <w:spacing w:val="-2"/>
         </w:rPr>
+        <w:lastRenderedPageBreak/>
         <w:t>Key Screens / Outputs</w:t>
       </w:r>
     </w:p>
@@ -8885,7 +9093,7 @@
                     <pic:cNvPicPr/>
                   </pic:nvPicPr>
                   <pic:blipFill rotWithShape="1">
-                    <a:blip r:embed="rId20"/>
+                    <a:blip r:embed="rId14"/>
                     <a:srcRect l="9770"/>
                     <a:stretch/>
                   </pic:blipFill>
@@ -8966,7 +9174,7 @@
                     <pic:cNvPicPr/>
                   </pic:nvPicPr>
                   <pic:blipFill>
-                    <a:blip r:embed="rId21"/>
+                    <a:blip r:embed="rId15"/>
                     <a:stretch>
                       <a:fillRect/>
                     </a:stretch>
@@ -9033,7 +9241,7 @@
                     <pic:cNvPicPr/>
                   </pic:nvPicPr>
                   <pic:blipFill>
-                    <a:blip r:embed="rId22"/>
+                    <a:blip r:embed="rId16"/>
                     <a:stretch>
                       <a:fillRect/>
                     </a:stretch>
@@ -9124,8 +9332,8 @@
           <w:tab w:val="left" w:pos="726"/>
         </w:tabs>
       </w:pPr>
-      <w:bookmarkStart w:id="5" w:name="_TOC_250009"/>
-      <w:bookmarkEnd w:id="5"/>
+      <w:bookmarkStart w:id="4" w:name="_TOC_250009"/>
+      <w:bookmarkEnd w:id="4"/>
       <w:r>
         <w:rPr>
           <w:spacing w:val="-2"/>
@@ -9229,8 +9437,8 @@
         </w:tabs>
         <w:ind w:left="731" w:hanging="566"/>
       </w:pPr>
-      <w:bookmarkStart w:id="6" w:name="_TOC_250008"/>
-      <w:bookmarkEnd w:id="6"/>
+      <w:bookmarkStart w:id="5" w:name="_TOC_250008"/>
+      <w:bookmarkEnd w:id="5"/>
       <w:r>
         <w:rPr>
           <w:spacing w:val="-2"/>
@@ -11534,6 +11742,97 @@
     <w:p>
       <w:pPr>
         <w:spacing w:before="100" w:beforeAutospacing="1" w:after="100" w:afterAutospacing="1" w:line="360" w:lineRule="auto"/>
+        <w:ind w:left="-567"/>
+        <w:jc w:val="both"/>
+        <w:rPr>
+          <w:sz w:val="28"/>
+          <w:szCs w:val="28"/>
+          <w:lang w:eastAsia="en-IN"/>
+        </w:rPr>
+      </w:pPr>
+      <w:r>
+        <w:rPr>
+          <w:sz w:val="24"/>
+          <w:szCs w:val="24"/>
+          <w:lang w:eastAsia="en-IN"/>
+        </w:rPr>
+        <w:drawing>
+          <wp:inline distT="0" distB="0" distL="0" distR="0" wp14:anchorId="4F5952FA" wp14:editId="30D10FDF">
+            <wp:extent cx="7143115" cy="3840480"/>
+            <wp:effectExtent l="0" t="0" r="635" b="7620"/>
+            <wp:docPr id="7" name="Picture 7"/>
+            <wp:cNvGraphicFramePr>
+              <a:graphicFrameLocks xmlns:a="http://schemas.openxmlformats.org/drawingml/2006/main" noChangeAspect="1"/>
+            </wp:cNvGraphicFramePr>
+            <a:graphic xmlns:a="http://schemas.openxmlformats.org/drawingml/2006/main">
+              <a:graphicData uri="http://schemas.openxmlformats.org/drawingml/2006/picture">
+                <pic:pic xmlns:pic="http://schemas.openxmlformats.org/drawingml/2006/picture">
+                  <pic:nvPicPr>
+                    <pic:cNvPr id="1" name=""/>
+                    <pic:cNvPicPr/>
+                  </pic:nvPicPr>
+                  <pic:blipFill>
+                    <a:blip r:embed="rId17"/>
+                    <a:stretch>
+                      <a:fillRect/>
+                    </a:stretch>
+                  </pic:blipFill>
+                  <pic:spPr>
+                    <a:xfrm>
+                      <a:off x="0" y="0"/>
+                      <a:ext cx="7156888" cy="3847885"/>
+                    </a:xfrm>
+                    <a:prstGeom prst="rect">
+                      <a:avLst/>
+                    </a:prstGeom>
+                  </pic:spPr>
+                </pic:pic>
+              </a:graphicData>
+            </a:graphic>
+          </wp:inline>
+        </w:drawing>
+      </w:r>
+    </w:p>
+    <w:p>
+      <w:pPr>
+        <w:pStyle w:val="Heading1"/>
+        <w:widowControl/>
+        <w:tabs>
+          <w:tab w:val="left" w:pos="885"/>
+        </w:tabs>
+        <w:autoSpaceDE/>
+        <w:autoSpaceDN/>
+        <w:spacing w:before="100" w:beforeAutospacing="1" w:after="100" w:afterAutospacing="1" w:line="360" w:lineRule="auto"/>
+        <w:ind w:left="1560" w:firstLine="709"/>
+        <w:rPr>
+          <w:lang w:eastAsia="en-IN"/>
+        </w:rPr>
+      </w:pPr>
+      <w:r>
+        <w:t xml:space="preserve">    </w:t>
+      </w:r>
+      <w:r>
+        <w:t xml:space="preserve">Figure </w:t>
+      </w:r>
+      <w:r>
+        <w:t>3</w:t>
+      </w:r>
+      <w:r>
+        <w:t>.</w:t>
+      </w:r>
+      <w:r>
+        <w:t>1</w:t>
+      </w:r>
+      <w:r>
+        <w:t xml:space="preserve"> </w:t>
+      </w:r>
+      <w:r>
+        <w:t>Oracle APEX Design Page</w:t>
+      </w:r>
+    </w:p>
+    <w:p>
+      <w:pPr>
+        <w:spacing w:before="100" w:beforeAutospacing="1" w:after="100" w:afterAutospacing="1" w:line="360" w:lineRule="auto"/>
         <w:jc w:val="both"/>
         <w:rPr>
           <w:sz w:val="28"/>
@@ -11595,91 +11894,6 @@
           <w:szCs w:val="24"/>
           <w:lang w:eastAsia="en-IN"/>
         </w:rPr>
-      </w:pPr>
-    </w:p>
-    <w:p>
-      <w:pPr>
-        <w:widowControl/>
-        <w:autoSpaceDE/>
-        <w:autoSpaceDN/>
-        <w:spacing w:before="100" w:beforeAutospacing="1" w:after="100" w:afterAutospacing="1"/>
-        <w:rPr>
-          <w:sz w:val="24"/>
-          <w:szCs w:val="24"/>
-          <w:lang w:eastAsia="en-IN"/>
-        </w:rPr>
-      </w:pPr>
-    </w:p>
-    <w:p>
-      <w:pPr>
-        <w:widowControl/>
-        <w:autoSpaceDE/>
-        <w:autoSpaceDN/>
-        <w:spacing w:before="100" w:beforeAutospacing="1" w:after="100" w:afterAutospacing="1"/>
-        <w:rPr>
-          <w:sz w:val="24"/>
-          <w:szCs w:val="24"/>
-          <w:lang w:eastAsia="en-IN"/>
-        </w:rPr>
-      </w:pPr>
-    </w:p>
-    <w:p>
-      <w:pPr>
-        <w:spacing w:before="100" w:beforeAutospacing="1" w:after="100" w:afterAutospacing="1" w:line="360" w:lineRule="auto"/>
-        <w:jc w:val="both"/>
-        <w:rPr>
-          <w:sz w:val="28"/>
-          <w:szCs w:val="28"/>
-        </w:rPr>
-      </w:pPr>
-    </w:p>
-    <w:p>
-      <w:pPr>
-        <w:pStyle w:val="Heading1"/>
-        <w:spacing w:before="73" w:line="508" w:lineRule="auto"/>
-        <w:ind w:right="2520"/>
-      </w:pPr>
-    </w:p>
-    <w:p>
-      <w:pPr>
-        <w:pStyle w:val="Heading1"/>
-        <w:spacing w:before="73" w:line="508" w:lineRule="auto"/>
-        <w:ind w:left="2816" w:right="2520" w:firstLine="1565"/>
-      </w:pPr>
-    </w:p>
-    <w:p>
-      <w:pPr>
-        <w:pStyle w:val="Heading1"/>
-        <w:spacing w:before="73" w:line="508" w:lineRule="auto"/>
-        <w:ind w:left="2816" w:right="2520" w:firstLine="1565"/>
-      </w:pPr>
-    </w:p>
-    <w:p>
-      <w:pPr>
-        <w:pStyle w:val="Heading1"/>
-        <w:spacing w:before="73" w:line="508" w:lineRule="auto"/>
-        <w:ind w:left="2816" w:right="2520" w:firstLine="1565"/>
-      </w:pPr>
-    </w:p>
-    <w:p>
-      <w:pPr>
-        <w:pStyle w:val="Heading1"/>
-        <w:spacing w:before="73" w:line="508" w:lineRule="auto"/>
-        <w:ind w:left="2816" w:right="2520" w:firstLine="1565"/>
-      </w:pPr>
-    </w:p>
-    <w:p>
-      <w:pPr>
-        <w:pStyle w:val="Heading1"/>
-        <w:spacing w:before="73" w:line="508" w:lineRule="auto"/>
-        <w:ind w:left="2816" w:right="2520" w:firstLine="1565"/>
-      </w:pPr>
-    </w:p>
-    <w:p>
-      <w:pPr>
-        <w:pStyle w:val="Heading1"/>
-        <w:spacing w:before="73" w:line="508" w:lineRule="auto"/>
-        <w:ind w:left="2816" w:right="2520" w:firstLine="1565"/>
       </w:pPr>
     </w:p>
     <w:p>
@@ -13412,6 +13626,89 @@
       <w:pPr>
         <w:pStyle w:val="NormalWeb"/>
         <w:spacing w:line="360" w:lineRule="auto"/>
+        <w:ind w:left="-567"/>
+        <w:jc w:val="both"/>
+        <w:rPr>
+          <w:sz w:val="28"/>
+          <w:szCs w:val="28"/>
+          <w:lang w:val="en-US" w:eastAsia="en-US"/>
+        </w:rPr>
+      </w:pPr>
+      <w:r>
+        <w:rPr>
+          <w:sz w:val="28"/>
+          <w:szCs w:val="28"/>
+          <w:lang w:val="en-US" w:eastAsia="en-US"/>
+        </w:rPr>
+        <w:drawing>
+          <wp:inline distT="0" distB="0" distL="0" distR="0" wp14:anchorId="76A3AADC" wp14:editId="7E578DFE">
+            <wp:extent cx="7025640" cy="3413760"/>
+            <wp:effectExtent l="0" t="0" r="3810" b="0"/>
+            <wp:docPr id="8" name="Picture 8"/>
+            <wp:cNvGraphicFramePr>
+              <a:graphicFrameLocks xmlns:a="http://schemas.openxmlformats.org/drawingml/2006/main" noChangeAspect="1"/>
+            </wp:cNvGraphicFramePr>
+            <a:graphic xmlns:a="http://schemas.openxmlformats.org/drawingml/2006/main">
+              <a:graphicData uri="http://schemas.openxmlformats.org/drawingml/2006/picture">
+                <pic:pic xmlns:pic="http://schemas.openxmlformats.org/drawingml/2006/picture">
+                  <pic:nvPicPr>
+                    <pic:cNvPr id="1" name=""/>
+                    <pic:cNvPicPr/>
+                  </pic:nvPicPr>
+                  <pic:blipFill>
+                    <a:blip r:embed="rId18"/>
+                    <a:stretch>
+                      <a:fillRect/>
+                    </a:stretch>
+                  </pic:blipFill>
+                  <pic:spPr>
+                    <a:xfrm>
+                      <a:off x="0" y="0"/>
+                      <a:ext cx="7044538" cy="3422943"/>
+                    </a:xfrm>
+                    <a:prstGeom prst="rect">
+                      <a:avLst/>
+                    </a:prstGeom>
+                  </pic:spPr>
+                </pic:pic>
+              </a:graphicData>
+            </a:graphic>
+          </wp:inline>
+        </w:drawing>
+      </w:r>
+    </w:p>
+    <w:p>
+      <w:pPr>
+        <w:pStyle w:val="Heading1"/>
+        <w:widowControl/>
+        <w:tabs>
+          <w:tab w:val="left" w:pos="885"/>
+        </w:tabs>
+        <w:autoSpaceDE/>
+        <w:autoSpaceDN/>
+        <w:spacing w:before="100" w:beforeAutospacing="1" w:after="100" w:afterAutospacing="1" w:line="360" w:lineRule="auto"/>
+        <w:ind w:left="1560" w:firstLine="709"/>
+        <w:rPr>
+          <w:lang w:eastAsia="en-IN"/>
+        </w:rPr>
+      </w:pPr>
+      <w:r>
+        <w:t xml:space="preserve">    Figure </w:t>
+      </w:r>
+      <w:r>
+        <w:t>4</w:t>
+      </w:r>
+      <w:r>
+        <w:t xml:space="preserve">.1 </w:t>
+      </w:r>
+      <w:r>
+        <w:t>Low Code Framework</w:t>
+      </w:r>
+    </w:p>
+    <w:p>
+      <w:pPr>
+        <w:pStyle w:val="NormalWeb"/>
+        <w:spacing w:line="360" w:lineRule="auto"/>
         <w:jc w:val="both"/>
         <w:rPr>
           <w:sz w:val="28"/>
@@ -13473,62 +13770,6 @@
         <w:pStyle w:val="Heading1"/>
         <w:spacing w:before="73" w:line="508" w:lineRule="auto"/>
         <w:ind w:left="0" w:right="2520"/>
-      </w:pPr>
-    </w:p>
-    <w:p>
-      <w:pPr>
-        <w:pStyle w:val="Heading1"/>
-        <w:spacing w:before="73" w:line="508" w:lineRule="auto"/>
-        <w:ind w:left="0" w:right="2520"/>
-      </w:pPr>
-    </w:p>
-    <w:p>
-      <w:pPr>
-        <w:pStyle w:val="Heading1"/>
-        <w:spacing w:before="73" w:line="508" w:lineRule="auto"/>
-        <w:ind w:left="0" w:right="2520"/>
-      </w:pPr>
-    </w:p>
-    <w:p>
-      <w:pPr>
-        <w:pStyle w:val="Heading1"/>
-        <w:spacing w:before="73" w:line="508" w:lineRule="auto"/>
-        <w:ind w:left="0" w:right="2520"/>
-      </w:pPr>
-    </w:p>
-    <w:p>
-      <w:pPr>
-        <w:pStyle w:val="Heading1"/>
-        <w:spacing w:before="73" w:line="508" w:lineRule="auto"/>
-        <w:ind w:left="0" w:right="2520"/>
-      </w:pPr>
-    </w:p>
-    <w:p>
-      <w:pPr>
-        <w:pStyle w:val="Heading1"/>
-        <w:spacing w:before="73" w:line="508" w:lineRule="auto"/>
-        <w:ind w:left="0" w:right="2520"/>
-      </w:pPr>
-    </w:p>
-    <w:p>
-      <w:pPr>
-        <w:pStyle w:val="Heading1"/>
-        <w:spacing w:before="73" w:line="508" w:lineRule="auto"/>
-        <w:ind w:left="0" w:right="2520"/>
-      </w:pPr>
-    </w:p>
-    <w:p>
-      <w:pPr>
-        <w:pStyle w:val="Heading1"/>
-        <w:spacing w:before="73" w:line="508" w:lineRule="auto"/>
-        <w:ind w:left="0" w:right="2520"/>
-      </w:pPr>
-    </w:p>
-    <w:p>
-      <w:pPr>
-        <w:pStyle w:val="Heading1"/>
-        <w:spacing w:before="73" w:line="508" w:lineRule="auto"/>
-        <w:ind w:left="2816" w:right="2520" w:firstLine="1565"/>
       </w:pPr>
     </w:p>
     <w:p>
@@ -13950,8 +14191,8 @@
           <w:szCs w:val="22"/>
         </w:rPr>
       </w:pPr>
-      <w:bookmarkStart w:id="7" w:name="_TOC_250000"/>
-      <w:bookmarkEnd w:id="7"/>
+      <w:bookmarkStart w:id="6" w:name="_TOC_250000"/>
+      <w:bookmarkEnd w:id="6"/>
       <w:r>
         <w:rPr>
           <w:b w:val="0"/>
@@ -13961,6 +14202,19 @@
         <w:lastRenderedPageBreak/>
         <w:t>REFERENCES</w:t>
       </w:r>
+    </w:p>
+    <w:p>
+      <w:pPr>
+        <w:pStyle w:val="Heading1"/>
+        <w:spacing w:before="73"/>
+        <w:ind w:left="363" w:right="1344"/>
+        <w:jc w:val="center"/>
+        <w:rPr>
+          <w:b w:val="0"/>
+          <w:bCs w:val="0"/>
+          <w:szCs w:val="22"/>
+        </w:rPr>
+      </w:pPr>
     </w:p>
     <w:p>
       <w:pPr>
@@ -14428,6 +14682,7 @@
         <w:rPr>
           <w:sz w:val="26"/>
           <w:szCs w:val="26"/>
+          <w:lang w:val="en-US" w:eastAsia="en-US"/>
         </w:rPr>
       </w:pPr>
       <w:r>
@@ -14475,8 +14730,386 @@
         <w:t xml:space="preserve"> (2025), Leveraging RAG and LLMs for Access Control Policy Extraction From user stories in Agile Software Development.</w:t>
       </w:r>
     </w:p>
+    <w:p>
+      <w:pPr>
+        <w:pStyle w:val="NormalWeb"/>
+        <w:jc w:val="both"/>
+        <w:rPr>
+          <w:sz w:val="26"/>
+          <w:szCs w:val="26"/>
+        </w:rPr>
+      </w:pPr>
+      <w:r>
+        <w:rPr>
+          <w:sz w:val="26"/>
+          <w:szCs w:val="26"/>
+        </w:rPr>
+        <w:t>[11]</w:t>
+      </w:r>
+      <w:r>
+        <w:t xml:space="preserve"> </w:t>
+      </w:r>
+      <w:proofErr w:type="spellStart"/>
+      <w:r>
+        <w:rPr>
+          <w:sz w:val="26"/>
+          <w:szCs w:val="26"/>
+        </w:rPr>
+        <w:t>LlamaIndex</w:t>
+      </w:r>
+      <w:proofErr w:type="spellEnd"/>
+      <w:r>
+        <w:rPr>
+          <w:sz w:val="26"/>
+          <w:szCs w:val="26"/>
+        </w:rPr>
+        <w:t xml:space="preserve">. [Online]. Available: </w:t>
+      </w:r>
+      <w:hyperlink r:id="rId19" w:history="1">
+        <w:r>
+          <w:rPr>
+            <w:rStyle w:val="Hyperlink"/>
+            <w:sz w:val="26"/>
+            <w:szCs w:val="26"/>
+          </w:rPr>
+          <w:t>https://llamaindex.ai</w:t>
+        </w:r>
+      </w:hyperlink>
+      <w:r>
+        <w:rPr>
+          <w:sz w:val="26"/>
+          <w:szCs w:val="26"/>
+        </w:rPr>
+        <w:t xml:space="preserve"> </w:t>
+      </w:r>
+    </w:p>
+    <w:p>
+      <w:pPr>
+        <w:pStyle w:val="NormalWeb"/>
+        <w:jc w:val="both"/>
+        <w:rPr>
+          <w:sz w:val="26"/>
+          <w:szCs w:val="26"/>
+        </w:rPr>
+      </w:pPr>
+      <w:r>
+        <w:rPr>
+          <w:sz w:val="26"/>
+          <w:szCs w:val="26"/>
+        </w:rPr>
+        <w:t>[12]</w:t>
+      </w:r>
+      <w:r>
+        <w:t xml:space="preserve"> </w:t>
+      </w:r>
+      <w:proofErr w:type="spellStart"/>
+      <w:r>
+        <w:rPr>
+          <w:sz w:val="26"/>
+          <w:szCs w:val="26"/>
+        </w:rPr>
+        <w:t>LangChain</w:t>
+      </w:r>
+      <w:proofErr w:type="spellEnd"/>
+      <w:r>
+        <w:rPr>
+          <w:sz w:val="26"/>
+          <w:szCs w:val="26"/>
+        </w:rPr>
+        <w:t xml:space="preserve"> Documentation. [Online]. Available: </w:t>
+      </w:r>
+      <w:hyperlink r:id="rId20" w:history="1">
+        <w:r>
+          <w:rPr>
+            <w:rStyle w:val="Hyperlink"/>
+            <w:sz w:val="26"/>
+            <w:szCs w:val="26"/>
+          </w:rPr>
+          <w:t>https://docs.langchain.com</w:t>
+        </w:r>
+      </w:hyperlink>
+      <w:r>
+        <w:rPr>
+          <w:sz w:val="26"/>
+          <w:szCs w:val="26"/>
+        </w:rPr>
+        <w:t xml:space="preserve"> </w:t>
+      </w:r>
+    </w:p>
+    <w:p>
+      <w:pPr>
+        <w:pStyle w:val="NormalWeb"/>
+        <w:ind w:left="709" w:hanging="709"/>
+        <w:rPr>
+          <w:sz w:val="23"/>
+          <w:szCs w:val="23"/>
+        </w:rPr>
+      </w:pPr>
+      <w:r>
+        <w:rPr>
+          <w:sz w:val="26"/>
+          <w:szCs w:val="26"/>
+        </w:rPr>
+        <w:t>[1</w:t>
+      </w:r>
+      <w:r>
+        <w:rPr>
+          <w:sz w:val="26"/>
+          <w:szCs w:val="26"/>
+        </w:rPr>
+        <w:t>3</w:t>
+      </w:r>
+      <w:r>
+        <w:rPr>
+          <w:sz w:val="26"/>
+          <w:szCs w:val="26"/>
+        </w:rPr>
+        <w:t xml:space="preserve">] </w:t>
+      </w:r>
+      <w:r>
+        <w:rPr>
+          <w:sz w:val="26"/>
+          <w:szCs w:val="26"/>
+        </w:rPr>
+        <w:t>Oracle APEX Documentation. [Online].</w:t>
+      </w:r>
+      <w:r>
+        <w:rPr>
+          <w:sz w:val="26"/>
+          <w:szCs w:val="26"/>
+        </w:rPr>
+        <w:t xml:space="preserve"> </w:t>
+      </w:r>
+      <w:r>
+        <w:rPr>
+          <w:sz w:val="26"/>
+          <w:szCs w:val="26"/>
+        </w:rPr>
+        <w:t>Available:</w:t>
+      </w:r>
+      <w:r>
+        <w:t xml:space="preserve"> </w:t>
+      </w:r>
+      <w:r>
+        <w:rPr>
+          <w:sz w:val="23"/>
+          <w:szCs w:val="23"/>
+        </w:rPr>
+        <w:t>h</w:t>
+      </w:r>
+      <w:r>
+        <w:rPr>
+          <w:sz w:val="23"/>
+          <w:szCs w:val="23"/>
+        </w:rPr>
+        <w:t>ttps://docs.oracle.com/en/database/oracle/apex/</w:t>
+      </w:r>
+    </w:p>
+    <w:p>
+      <w:pPr>
+        <w:pStyle w:val="NormalWeb"/>
+        <w:ind w:left="-993" w:firstLine="991"/>
+        <w:rPr>
+          <w:sz w:val="26"/>
+          <w:szCs w:val="26"/>
+        </w:rPr>
+      </w:pPr>
+      <w:r>
+        <w:rPr>
+          <w:sz w:val="26"/>
+          <w:szCs w:val="26"/>
+        </w:rPr>
+        <w:t>[14</w:t>
+      </w:r>
+      <w:r>
+        <w:rPr>
+          <w:sz w:val="26"/>
+          <w:szCs w:val="26"/>
+        </w:rPr>
+        <w:t>]</w:t>
+      </w:r>
+      <w:r>
+        <w:t xml:space="preserve"> </w:t>
+      </w:r>
+      <w:proofErr w:type="spellStart"/>
+      <w:r>
+        <w:rPr>
+          <w:sz w:val="25"/>
+          <w:szCs w:val="25"/>
+        </w:rPr>
+        <w:t>OpenAI</w:t>
+      </w:r>
+      <w:proofErr w:type="spellEnd"/>
+      <w:r>
+        <w:rPr>
+          <w:sz w:val="25"/>
+          <w:szCs w:val="25"/>
+        </w:rPr>
+        <w:t xml:space="preserve"> Embeddings API. [Online].</w:t>
+      </w:r>
+      <w:r>
+        <w:rPr>
+          <w:sz w:val="25"/>
+          <w:szCs w:val="25"/>
+        </w:rPr>
+        <w:t xml:space="preserve"> </w:t>
+      </w:r>
+      <w:r>
+        <w:rPr>
+          <w:sz w:val="25"/>
+          <w:szCs w:val="25"/>
+        </w:rPr>
+        <w:t>Available</w:t>
+      </w:r>
+      <w:r>
+        <w:rPr>
+          <w:sz w:val="26"/>
+          <w:szCs w:val="26"/>
+        </w:rPr>
+        <w:t>:</w:t>
+      </w:r>
+      <w:r>
+        <w:rPr>
+          <w:sz w:val="26"/>
+          <w:szCs w:val="26"/>
+        </w:rPr>
+        <w:t xml:space="preserve"> </w:t>
+      </w:r>
+      <w:r>
+        <w:t>https://platform.openai.com/docs/guides/embeddings</w:t>
+      </w:r>
+    </w:p>
+    <w:p>
+      <w:pPr>
+        <w:pStyle w:val="NormalWeb"/>
+        <w:jc w:val="both"/>
+        <w:rPr>
+          <w:sz w:val="26"/>
+          <w:szCs w:val="26"/>
+        </w:rPr>
+      </w:pPr>
+      <w:bookmarkStart w:id="7" w:name="_GoBack"/>
+      <w:bookmarkEnd w:id="7"/>
+    </w:p>
+    <w:p>
+      <w:pPr>
+        <w:pStyle w:val="NormalWeb"/>
+        <w:jc w:val="both"/>
+        <w:rPr>
+          <w:sz w:val="26"/>
+          <w:szCs w:val="26"/>
+        </w:rPr>
+      </w:pPr>
+    </w:p>
+    <w:p>
+      <w:pPr>
+        <w:pStyle w:val="NormalWeb"/>
+        <w:jc w:val="both"/>
+        <w:rPr>
+          <w:sz w:val="26"/>
+          <w:szCs w:val="26"/>
+        </w:rPr>
+      </w:pPr>
+    </w:p>
+    <w:p>
+      <w:pPr>
+        <w:pStyle w:val="NormalWeb"/>
+        <w:rPr>
+          <w:b/>
+          <w:sz w:val="28"/>
+          <w:szCs w:val="28"/>
+        </w:rPr>
+      </w:pPr>
+      <w:r>
+        <w:rPr>
+          <w:b/>
+          <w:spacing w:val="-2"/>
+          <w:sz w:val="28"/>
+          <w:szCs w:val="28"/>
+        </w:rPr>
+        <w:lastRenderedPageBreak/>
+        <w:t xml:space="preserve">                                             </w:t>
+      </w:r>
+      <w:r>
+        <w:rPr>
+          <w:b/>
+          <w:spacing w:val="-2"/>
+          <w:sz w:val="28"/>
+          <w:szCs w:val="28"/>
+        </w:rPr>
+        <w:t>CONFERENCE CERTIFICATE</w:t>
+      </w:r>
+    </w:p>
+    <w:p>
+      <w:pPr>
+        <w:pStyle w:val="NormalWeb"/>
+        <w:ind w:left="-709"/>
+        <w:jc w:val="both"/>
+        <w:rPr>
+          <w:sz w:val="26"/>
+          <w:szCs w:val="26"/>
+        </w:rPr>
+      </w:pPr>
+      <w:r>
+        <w:rPr>
+          <w:noProof/>
+          <w:sz w:val="26"/>
+          <w:szCs w:val="26"/>
+        </w:rPr>
+        <w:drawing>
+          <wp:inline distT="0" distB="0" distL="0" distR="0">
+            <wp:extent cx="7189126" cy="5288280"/>
+            <wp:effectExtent l="19050" t="19050" r="12065" b="26670"/>
+            <wp:docPr id="6" name="Picture 6"/>
+            <wp:cNvGraphicFramePr>
+              <a:graphicFrameLocks xmlns:a="http://schemas.openxmlformats.org/drawingml/2006/main" noChangeAspect="1"/>
+            </wp:cNvGraphicFramePr>
+            <a:graphic xmlns:a="http://schemas.openxmlformats.org/drawingml/2006/main">
+              <a:graphicData uri="http://schemas.openxmlformats.org/drawingml/2006/picture">
+                <pic:pic xmlns:pic="http://schemas.openxmlformats.org/drawingml/2006/picture">
+                  <pic:nvPicPr>
+                    <pic:cNvPr id="6" name="Conference Certificate.jpg"/>
+                    <pic:cNvPicPr/>
+                  </pic:nvPicPr>
+                  <pic:blipFill rotWithShape="1">
+                    <a:blip r:embed="rId21">
+                      <a:extLst>
+                        <a:ext uri="{28A0092B-C50C-407E-A947-70E740481C1C}">
+                          <a14:useLocalDpi xmlns:a14="http://schemas.microsoft.com/office/drawing/2010/main" val="0"/>
+                        </a:ext>
+                      </a:extLst>
+                    </a:blip>
+                    <a:srcRect l="2193" r="1683"/>
+                    <a:stretch/>
+                  </pic:blipFill>
+                  <pic:spPr bwMode="auto">
+                    <a:xfrm>
+                      <a:off x="0" y="0"/>
+                      <a:ext cx="7199345" cy="5295797"/>
+                    </a:xfrm>
+                    <a:prstGeom prst="rect">
+                      <a:avLst/>
+                    </a:prstGeom>
+                    <a:ln>
+                      <a:solidFill>
+                        <a:schemeClr val="tx1"/>
+                      </a:solidFill>
+                    </a:ln>
+                    <a:extLst>
+                      <a:ext uri="{53640926-AAD7-44D8-BBD7-CCE9431645EC}">
+                        <a14:shadowObscured xmlns:a14="http://schemas.microsoft.com/office/drawing/2010/main"/>
+                      </a:ext>
+                    </a:extLst>
+                  </pic:spPr>
+                </pic:pic>
+              </a:graphicData>
+            </a:graphic>
+          </wp:inline>
+        </w:drawing>
+      </w:r>
+    </w:p>
     <w:sectPr>
-      <w:footerReference w:type="default" r:id="rId23"/>
+      <w:footerReference w:type="default" r:id="rId22"/>
       <w:pgSz w:w="12240" w:h="15840"/>
       <w:pgMar w:top="1360" w:right="566" w:bottom="920" w:left="1275" w:header="0" w:footer="739" w:gutter="0"/>
       <w:cols w:space="720"/>
@@ -14505,36 +15138,6 @@
 </file>
 
 <file path=word/footer1.xml><?xml version="1.0" encoding="utf-8"?>
-<w:ftr xmlns:wpc="http://schemas.microsoft.com/office/word/2010/wordprocessingCanvas" xmlns:cx="http://schemas.microsoft.com/office/drawing/2014/chartex" xmlns:cx1="http://schemas.microsoft.com/office/drawing/2015/9/8/chartex" xmlns:cx2="http://schemas.microsoft.com/office/drawing/2015/10/21/chartex" xmlns:cx3="http://schemas.microsoft.com/office/drawing/2016/5/9/chartex" xmlns:cx4="http://schemas.microsoft.com/office/drawing/2016/5/10/chartex" xmlns:cx5="http://schemas.microsoft.com/office/drawing/2016/5/11/chartex" xmlns:cx6="http://schemas.microsoft.com/office/drawing/2016/5/12/chartex" xmlns:cx7="http://schemas.microsoft.com/office/drawing/2016/5/13/chartex" xmlns:cx8="http://schemas.microsoft.com/office/drawing/2016/5/14/chartex" xmlns:mc="http://schemas.openxmlformats.org/markup-compatibility/2006" xmlns:aink="http://schemas.microsoft.com/office/drawing/2016/ink" xmlns:am3d="http://schemas.microsoft.com/office/drawing/2017/model3d" xmlns:o="urn:schemas-microsoft-com:office:office" xmlns:r="http://schemas.openxmlformats.org/officeDocument/2006/relationships" xmlns:m="http://schemas.openxmlformats.org/officeDocument/2006/math" xmlns:v="urn:schemas-microsoft-com:vml" xmlns:wp14="http://schemas.microsoft.com/office/word/2010/wordprocessingDrawing" xmlns:wp="http://schemas.openxmlformats.org/drawingml/2006/wordprocessingDrawing" xmlns:w10="urn:schemas-microsoft-com:office:word" xmlns:w="http://schemas.openxmlformats.org/wordprocessingml/2006/main" xmlns:w14="http://schemas.microsoft.com/office/word/2010/wordml" xmlns:w15="http://schemas.microsoft.com/office/word/2012/wordml" xmlns:w16cid="http://schemas.microsoft.com/office/word/2016/wordml/cid" xmlns:w16se="http://schemas.microsoft.com/office/word/2015/wordml/symex" xmlns:wpg="http://schemas.microsoft.com/office/word/2010/wordprocessingGroup" xmlns:wpi="http://schemas.microsoft.com/office/word/2010/wordprocessingInk" xmlns:wne="http://schemas.microsoft.com/office/word/2006/wordml" xmlns:wps="http://schemas.microsoft.com/office/word/2010/wordprocessingShape" mc:Ignorable="w14 w15 w16se w16cid wp14">
-  <w:p>
-    <w:pPr>
-      <w:pStyle w:val="Footer"/>
-    </w:pPr>
-  </w:p>
-</w:ftr>
-</file>
-
-<file path=word/footer2.xml><?xml version="1.0" encoding="utf-8"?>
-<w:ftr xmlns:wpc="http://schemas.microsoft.com/office/word/2010/wordprocessingCanvas" xmlns:cx="http://schemas.microsoft.com/office/drawing/2014/chartex" xmlns:cx1="http://schemas.microsoft.com/office/drawing/2015/9/8/chartex" xmlns:cx2="http://schemas.microsoft.com/office/drawing/2015/10/21/chartex" xmlns:cx3="http://schemas.microsoft.com/office/drawing/2016/5/9/chartex" xmlns:cx4="http://schemas.microsoft.com/office/drawing/2016/5/10/chartex" xmlns:cx5="http://schemas.microsoft.com/office/drawing/2016/5/11/chartex" xmlns:cx6="http://schemas.microsoft.com/office/drawing/2016/5/12/chartex" xmlns:cx7="http://schemas.microsoft.com/office/drawing/2016/5/13/chartex" xmlns:cx8="http://schemas.microsoft.com/office/drawing/2016/5/14/chartex" xmlns:mc="http://schemas.openxmlformats.org/markup-compatibility/2006" xmlns:aink="http://schemas.microsoft.com/office/drawing/2016/ink" xmlns:am3d="http://schemas.microsoft.com/office/drawing/2017/model3d" xmlns:o="urn:schemas-microsoft-com:office:office" xmlns:r="http://schemas.openxmlformats.org/officeDocument/2006/relationships" xmlns:m="http://schemas.openxmlformats.org/officeDocument/2006/math" xmlns:v="urn:schemas-microsoft-com:vml" xmlns:wp14="http://schemas.microsoft.com/office/word/2010/wordprocessingDrawing" xmlns:wp="http://schemas.openxmlformats.org/drawingml/2006/wordprocessingDrawing" xmlns:w10="urn:schemas-microsoft-com:office:word" xmlns:w="http://schemas.openxmlformats.org/wordprocessingml/2006/main" xmlns:w14="http://schemas.microsoft.com/office/word/2010/wordml" xmlns:w15="http://schemas.microsoft.com/office/word/2012/wordml" xmlns:w16cid="http://schemas.microsoft.com/office/word/2016/wordml/cid" xmlns:w16se="http://schemas.microsoft.com/office/word/2015/wordml/symex" xmlns:wpg="http://schemas.microsoft.com/office/word/2010/wordprocessingGroup" xmlns:wpi="http://schemas.microsoft.com/office/word/2010/wordprocessingInk" xmlns:wne="http://schemas.microsoft.com/office/word/2006/wordml" xmlns:wps="http://schemas.microsoft.com/office/word/2010/wordprocessingShape" mc:Ignorable="w14 w15 w16se w16cid wp14">
-  <w:p>
-    <w:pPr>
-      <w:pStyle w:val="Footer"/>
-    </w:pPr>
-  </w:p>
-</w:ftr>
-</file>
-
-<file path=word/footer3.xml><?xml version="1.0" encoding="utf-8"?>
-<w:ftr xmlns:wpc="http://schemas.microsoft.com/office/word/2010/wordprocessingCanvas" xmlns:cx="http://schemas.microsoft.com/office/drawing/2014/chartex" xmlns:cx1="http://schemas.microsoft.com/office/drawing/2015/9/8/chartex" xmlns:cx2="http://schemas.microsoft.com/office/drawing/2015/10/21/chartex" xmlns:cx3="http://schemas.microsoft.com/office/drawing/2016/5/9/chartex" xmlns:cx4="http://schemas.microsoft.com/office/drawing/2016/5/10/chartex" xmlns:cx5="http://schemas.microsoft.com/office/drawing/2016/5/11/chartex" xmlns:cx6="http://schemas.microsoft.com/office/drawing/2016/5/12/chartex" xmlns:cx7="http://schemas.microsoft.com/office/drawing/2016/5/13/chartex" xmlns:cx8="http://schemas.microsoft.com/office/drawing/2016/5/14/chartex" xmlns:mc="http://schemas.openxmlformats.org/markup-compatibility/2006" xmlns:aink="http://schemas.microsoft.com/office/drawing/2016/ink" xmlns:am3d="http://schemas.microsoft.com/office/drawing/2017/model3d" xmlns:o="urn:schemas-microsoft-com:office:office" xmlns:r="http://schemas.openxmlformats.org/officeDocument/2006/relationships" xmlns:m="http://schemas.openxmlformats.org/officeDocument/2006/math" xmlns:v="urn:schemas-microsoft-com:vml" xmlns:wp14="http://schemas.microsoft.com/office/word/2010/wordprocessingDrawing" xmlns:wp="http://schemas.openxmlformats.org/drawingml/2006/wordprocessingDrawing" xmlns:w10="urn:schemas-microsoft-com:office:word" xmlns:w="http://schemas.openxmlformats.org/wordprocessingml/2006/main" xmlns:w14="http://schemas.microsoft.com/office/word/2010/wordml" xmlns:w15="http://schemas.microsoft.com/office/word/2012/wordml" xmlns:w16cid="http://schemas.microsoft.com/office/word/2016/wordml/cid" xmlns:w16se="http://schemas.microsoft.com/office/word/2015/wordml/symex" xmlns:wpg="http://schemas.microsoft.com/office/word/2010/wordprocessingGroup" xmlns:wpi="http://schemas.microsoft.com/office/word/2010/wordprocessingInk" xmlns:wne="http://schemas.microsoft.com/office/word/2006/wordml" xmlns:wps="http://schemas.microsoft.com/office/word/2010/wordprocessingShape" mc:Ignorable="w14 w15 w16se w16cid wp14">
-  <w:p>
-    <w:pPr>
-      <w:pStyle w:val="Footer"/>
-    </w:pPr>
-  </w:p>
-</w:ftr>
-</file>
-
-<file path=word/footer4.xml><?xml version="1.0" encoding="utf-8"?>
 <w:ftr xmlns:wpc="http://schemas.microsoft.com/office/word/2010/wordprocessingCanvas" xmlns:cx="http://schemas.microsoft.com/office/drawing/2014/chartex" xmlns:cx1="http://schemas.microsoft.com/office/drawing/2015/9/8/chartex" xmlns:cx2="http://schemas.microsoft.com/office/drawing/2015/10/21/chartex" xmlns:cx3="http://schemas.microsoft.com/office/drawing/2016/5/9/chartex" xmlns:cx4="http://schemas.microsoft.com/office/drawing/2016/5/10/chartex" xmlns:cx5="http://schemas.microsoft.com/office/drawing/2016/5/11/chartex" xmlns:cx6="http://schemas.microsoft.com/office/drawing/2016/5/12/chartex" xmlns:cx7="http://schemas.microsoft.com/office/drawing/2016/5/13/chartex" xmlns:cx8="http://schemas.microsoft.com/office/drawing/2016/5/14/chartex" xmlns:mc="http://schemas.openxmlformats.org/markup-compatibility/2006" xmlns:aink="http://schemas.microsoft.com/office/drawing/2016/ink" xmlns:am3d="http://schemas.microsoft.com/office/drawing/2017/model3d" xmlns:o="urn:schemas-microsoft-com:office:office" xmlns:r="http://schemas.openxmlformats.org/officeDocument/2006/relationships" xmlns:m="http://schemas.openxmlformats.org/officeDocument/2006/math" xmlns:v="urn:schemas-microsoft-com:vml" xmlns:wp14="http://schemas.microsoft.com/office/word/2010/wordprocessingDrawing" xmlns:wp="http://schemas.openxmlformats.org/drawingml/2006/wordprocessingDrawing" xmlns:w10="urn:schemas-microsoft-com:office:word" xmlns:w="http://schemas.openxmlformats.org/wordprocessingml/2006/main" xmlns:w14="http://schemas.microsoft.com/office/word/2010/wordml" xmlns:w15="http://schemas.microsoft.com/office/word/2012/wordml" xmlns:w16cid="http://schemas.microsoft.com/office/word/2016/wordml/cid" xmlns:w16se="http://schemas.microsoft.com/office/word/2015/wordml/symex" xmlns:wpg="http://schemas.microsoft.com/office/word/2010/wordprocessingGroup" xmlns:wpi="http://schemas.microsoft.com/office/word/2010/wordprocessingInk" xmlns:wne="http://schemas.microsoft.com/office/word/2006/wordml" xmlns:wps="http://schemas.microsoft.com/office/word/2010/wordprocessingShape" mc:Ignorable="w14 w15 w16se w16cid wp14">
   <w:p>
     <w:pPr>
@@ -14704,7 +15307,7 @@
 </w:ftr>
 </file>
 
-<file path=word/footer5.xml><?xml version="1.0" encoding="utf-8"?>
+<file path=word/footer2.xml><?xml version="1.0" encoding="utf-8"?>
 <w:ftr xmlns:wpc="http://schemas.microsoft.com/office/word/2010/wordprocessingCanvas" xmlns:cx="http://schemas.microsoft.com/office/drawing/2014/chartex" xmlns:cx1="http://schemas.microsoft.com/office/drawing/2015/9/8/chartex" xmlns:cx2="http://schemas.microsoft.com/office/drawing/2015/10/21/chartex" xmlns:cx3="http://schemas.microsoft.com/office/drawing/2016/5/9/chartex" xmlns:cx4="http://schemas.microsoft.com/office/drawing/2016/5/10/chartex" xmlns:cx5="http://schemas.microsoft.com/office/drawing/2016/5/11/chartex" xmlns:cx6="http://schemas.microsoft.com/office/drawing/2016/5/12/chartex" xmlns:cx7="http://schemas.microsoft.com/office/drawing/2016/5/13/chartex" xmlns:cx8="http://schemas.microsoft.com/office/drawing/2016/5/14/chartex" xmlns:mc="http://schemas.openxmlformats.org/markup-compatibility/2006" xmlns:aink="http://schemas.microsoft.com/office/drawing/2016/ink" xmlns:am3d="http://schemas.microsoft.com/office/drawing/2017/model3d" xmlns:o="urn:schemas-microsoft-com:office:office" xmlns:r="http://schemas.openxmlformats.org/officeDocument/2006/relationships" xmlns:m="http://schemas.openxmlformats.org/officeDocument/2006/math" xmlns:v="urn:schemas-microsoft-com:vml" xmlns:wp14="http://schemas.microsoft.com/office/word/2010/wordprocessingDrawing" xmlns:wp="http://schemas.openxmlformats.org/drawingml/2006/wordprocessingDrawing" xmlns:w10="urn:schemas-microsoft-com:office:word" xmlns:w="http://schemas.openxmlformats.org/wordprocessingml/2006/main" xmlns:w14="http://schemas.microsoft.com/office/word/2010/wordml" xmlns:w15="http://schemas.microsoft.com/office/word/2012/wordml" xmlns:w16cid="http://schemas.microsoft.com/office/word/2016/wordml/cid" xmlns:w16se="http://schemas.microsoft.com/office/word/2015/wordml/symex" xmlns:wpg="http://schemas.microsoft.com/office/word/2010/wordprocessingGroup" xmlns:wpi="http://schemas.microsoft.com/office/word/2010/wordprocessingInk" xmlns:wne="http://schemas.microsoft.com/office/word/2006/wordml" xmlns:wps="http://schemas.microsoft.com/office/word/2010/wordprocessingShape" mc:Ignorable="w14 w15 w16se w16cid wp14">
   <w:p>
     <w:pPr>
@@ -14722,7 +15325,7 @@
       <mc:AlternateContent>
         <mc:Choice Requires="wps">
           <w:drawing>
-            <wp:anchor distT="0" distB="0" distL="0" distR="0" simplePos="0" relativeHeight="251657728" behindDoc="1" locked="0" layoutInCell="1" allowOverlap="1">
+            <wp:anchor distT="0" distB="0" distL="0" distR="0" simplePos="0" relativeHeight="251658752" behindDoc="1" locked="0" layoutInCell="1" allowOverlap="1">
               <wp:simplePos x="0" y="0"/>
               <wp:positionH relativeFrom="page">
                 <wp:posOffset>4024376</wp:posOffset>
@@ -14788,8 +15391,17 @@
                               <w:rFonts w:ascii="Calibri"/>
                               <w:spacing w:val="-4"/>
                             </w:rPr>
-                            <w:t>viii</w:t>
+                            <w:t>vii</w:t>
                           </w:r>
+                          <w:proofErr w:type="spellStart"/>
+                          <w:r>
+                            <w:rPr>
+                              <w:rFonts w:ascii="Calibri"/>
+                              <w:spacing w:val="-4"/>
+                            </w:rPr>
+                            <w:t>i</w:t>
+                          </w:r>
+                          <w:proofErr w:type="spellEnd"/>
                           <w:r>
                             <w:rPr>
                               <w:rFonts w:ascii="Calibri"/>
@@ -14815,7 +15427,7 @@
               <v:stroke joinstyle="miter"/>
               <v:path gradientshapeok="t" o:connecttype="rect"/>
             </v:shapetype>
-            <v:shape id="Textbox 3" o:spid="_x0000_s1027" type="#_x0000_t202" style="position:absolute;margin-left:316.9pt;margin-top:744.05pt;width:14.6pt;height:13.05pt;z-index:-251658752;visibility:visible;mso-wrap-style:square;mso-wrap-distance-left:0;mso-wrap-distance-top:0;mso-wrap-distance-right:0;mso-wrap-distance-bottom:0;mso-position-horizontal:absolute;mso-position-horizontal-relative:page;mso-position-vertical:absolute;mso-position-vertical-relative:page;v-text-anchor:top" o:gfxdata="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" filled="f" stroked="f">
+            <v:shape id="Textbox 3" o:spid="_x0000_s1027" type="#_x0000_t202" style="position:absolute;margin-left:316.9pt;margin-top:744.05pt;width:14.6pt;height:13.05pt;z-index:-251657728;visibility:visible;mso-wrap-style:square;mso-wrap-distance-left:0;mso-wrap-distance-top:0;mso-wrap-distance-right:0;mso-wrap-distance-bottom:0;mso-position-horizontal:absolute;mso-position-horizontal-relative:page;mso-position-vertical:absolute;mso-position-vertical-relative:page;v-text-anchor:top" o:gfxdata="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" filled="f" stroked="f">
               <v:textbox inset="0,0,0,0">
                 <w:txbxContent>
                   <w:p>
@@ -14852,8 +15464,17 @@
                         <w:rFonts w:ascii="Calibri"/>
                         <w:spacing w:val="-4"/>
                       </w:rPr>
-                      <w:t>viii</w:t>
+                      <w:t>vii</w:t>
                     </w:r>
+                    <w:proofErr w:type="spellStart"/>
+                    <w:r>
+                      <w:rPr>
+                        <w:rFonts w:ascii="Calibri"/>
+                        <w:spacing w:val="-4"/>
+                      </w:rPr>
+                      <w:t>i</w:t>
+                    </w:r>
+                    <w:proofErr w:type="spellEnd"/>
                     <w:r>
                       <w:rPr>
                         <w:rFonts w:ascii="Calibri"/>
@@ -14874,7 +15495,7 @@
 </w:ftr>
 </file>
 
-<file path=word/footer6.xml><?xml version="1.0" encoding="utf-8"?>
+<file path=word/footer3.xml><?xml version="1.0" encoding="utf-8"?>
 <w:ftr xmlns:wpc="http://schemas.microsoft.com/office/word/2010/wordprocessingCanvas" xmlns:cx="http://schemas.microsoft.com/office/drawing/2014/chartex" xmlns:cx1="http://schemas.microsoft.com/office/drawing/2015/9/8/chartex" xmlns:cx2="http://schemas.microsoft.com/office/drawing/2015/10/21/chartex" xmlns:cx3="http://schemas.microsoft.com/office/drawing/2016/5/9/chartex" xmlns:cx4="http://schemas.microsoft.com/office/drawing/2016/5/10/chartex" xmlns:cx5="http://schemas.microsoft.com/office/drawing/2016/5/11/chartex" xmlns:cx6="http://schemas.microsoft.com/office/drawing/2016/5/12/chartex" xmlns:cx7="http://schemas.microsoft.com/office/drawing/2016/5/13/chartex" xmlns:cx8="http://schemas.microsoft.com/office/drawing/2016/5/14/chartex" xmlns:mc="http://schemas.openxmlformats.org/markup-compatibility/2006" xmlns:aink="http://schemas.microsoft.com/office/drawing/2016/ink" xmlns:am3d="http://schemas.microsoft.com/office/drawing/2017/model3d" xmlns:o="urn:schemas-microsoft-com:office:office" xmlns:r="http://schemas.openxmlformats.org/officeDocument/2006/relationships" xmlns:m="http://schemas.openxmlformats.org/officeDocument/2006/math" xmlns:v="urn:schemas-microsoft-com:vml" xmlns:wp14="http://schemas.microsoft.com/office/word/2010/wordprocessingDrawing" xmlns:wp="http://schemas.openxmlformats.org/drawingml/2006/wordprocessingDrawing" xmlns:w10="urn:schemas-microsoft-com:office:word" xmlns:w="http://schemas.openxmlformats.org/wordprocessingml/2006/main" xmlns:w14="http://schemas.microsoft.com/office/word/2010/wordml" xmlns:w15="http://schemas.microsoft.com/office/word/2012/wordml" xmlns:w16cid="http://schemas.microsoft.com/office/word/2016/wordml/cid" xmlns:w16se="http://schemas.microsoft.com/office/word/2015/wordml/symex" xmlns:wpg="http://schemas.microsoft.com/office/word/2010/wordprocessingGroup" xmlns:wpi="http://schemas.microsoft.com/office/word/2010/wordprocessingInk" xmlns:wne="http://schemas.microsoft.com/office/word/2006/wordml" xmlns:wps="http://schemas.microsoft.com/office/word/2010/wordprocessingShape" mc:Ignorable="w14 w15 w16se w16cid wp14">
   <w:p>
     <w:pPr>
@@ -14892,7 +15513,7 @@
       <mc:AlternateContent>
         <mc:Choice Requires="wps">
           <w:drawing>
-            <wp:anchor distT="0" distB="0" distL="0" distR="0" simplePos="0" relativeHeight="251659776" behindDoc="1" locked="0" layoutInCell="1" allowOverlap="1">
+            <wp:anchor distT="0" distB="0" distL="0" distR="0" simplePos="0" relativeHeight="251658752" behindDoc="1" locked="0" layoutInCell="1" allowOverlap="1">
               <wp:simplePos x="0" y="0"/>
               <wp:positionH relativeFrom="page">
                 <wp:posOffset>4033520</wp:posOffset>
@@ -14985,7 +15606,7 @@
               <v:stroke joinstyle="miter"/>
               <v:path gradientshapeok="t" o:connecttype="rect"/>
             </v:shapetype>
-            <v:shape id="Textbox 4" o:spid="_x0000_s1028" type="#_x0000_t202" style="position:absolute;margin-left:317.6pt;margin-top:744.05pt;width:13.05pt;height:13.05pt;z-index:-251656704;visibility:visible;mso-wrap-style:square;mso-wrap-distance-left:0;mso-wrap-distance-top:0;mso-wrap-distance-right:0;mso-wrap-distance-bottom:0;mso-position-horizontal:absolute;mso-position-horizontal-relative:page;mso-position-vertical:absolute;mso-position-vertical-relative:page;v-text-anchor:top" o:gfxdata="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" filled="f" stroked="f">
+            <v:shape id="Textbox 4" o:spid="_x0000_s1028" type="#_x0000_t202" style="position:absolute;margin-left:317.6pt;margin-top:744.05pt;width:13.05pt;height:13.05pt;z-index:-251657728;visibility:visible;mso-wrap-style:square;mso-wrap-distance-left:0;mso-wrap-distance-top:0;mso-wrap-distance-right:0;mso-wrap-distance-bottom:0;mso-position-horizontal:absolute;mso-position-horizontal-relative:page;mso-position-vertical:absolute;mso-position-vertical-relative:page;v-text-anchor:top" o:gfxdata="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" filled="f" stroked="f">
               <v:textbox inset="0,0,0,0">
                 <w:txbxContent>
                   <w:p>
@@ -15063,36 +15684,6 @@
 </w:footnotes>
 </file>
 
-<file path=word/header1.xml><?xml version="1.0" encoding="utf-8"?>
-<w:hdr xmlns:wpc="http://schemas.microsoft.com/office/word/2010/wordprocessingCanvas" xmlns:cx="http://schemas.microsoft.com/office/drawing/2014/chartex" xmlns:cx1="http://schemas.microsoft.com/office/drawing/2015/9/8/chartex" xmlns:cx2="http://schemas.microsoft.com/office/drawing/2015/10/21/chartex" xmlns:cx3="http://schemas.microsoft.com/office/drawing/2016/5/9/chartex" xmlns:cx4="http://schemas.microsoft.com/office/drawing/2016/5/10/chartex" xmlns:cx5="http://schemas.microsoft.com/office/drawing/2016/5/11/chartex" xmlns:cx6="http://schemas.microsoft.com/office/drawing/2016/5/12/chartex" xmlns:cx7="http://schemas.microsoft.com/office/drawing/2016/5/13/chartex" xmlns:cx8="http://schemas.microsoft.com/office/drawing/2016/5/14/chartex" xmlns:mc="http://schemas.openxmlformats.org/markup-compatibility/2006" xmlns:aink="http://schemas.microsoft.com/office/drawing/2016/ink" xmlns:am3d="http://schemas.microsoft.com/office/drawing/2017/model3d" xmlns:o="urn:schemas-microsoft-com:office:office" xmlns:r="http://schemas.openxmlformats.org/officeDocument/2006/relationships" xmlns:m="http://schemas.openxmlformats.org/officeDocument/2006/math" xmlns:v="urn:schemas-microsoft-com:vml" xmlns:wp14="http://schemas.microsoft.com/office/word/2010/wordprocessingDrawing" xmlns:wp="http://schemas.openxmlformats.org/drawingml/2006/wordprocessingDrawing" xmlns:w10="urn:schemas-microsoft-com:office:word" xmlns:w="http://schemas.openxmlformats.org/wordprocessingml/2006/main" xmlns:w14="http://schemas.microsoft.com/office/word/2010/wordml" xmlns:w15="http://schemas.microsoft.com/office/word/2012/wordml" xmlns:w16cid="http://schemas.microsoft.com/office/word/2016/wordml/cid" xmlns:w16se="http://schemas.microsoft.com/office/word/2015/wordml/symex" xmlns:wpg="http://schemas.microsoft.com/office/word/2010/wordprocessingGroup" xmlns:wpi="http://schemas.microsoft.com/office/word/2010/wordprocessingInk" xmlns:wne="http://schemas.microsoft.com/office/word/2006/wordml" xmlns:wps="http://schemas.microsoft.com/office/word/2010/wordprocessingShape" mc:Ignorable="w14 w15 w16se w16cid wp14">
-  <w:p>
-    <w:pPr>
-      <w:pStyle w:val="Header"/>
-    </w:pPr>
-  </w:p>
-</w:hdr>
-</file>
-
-<file path=word/header2.xml><?xml version="1.0" encoding="utf-8"?>
-<w:hdr xmlns:wpc="http://schemas.microsoft.com/office/word/2010/wordprocessingCanvas" xmlns:cx="http://schemas.microsoft.com/office/drawing/2014/chartex" xmlns:cx1="http://schemas.microsoft.com/office/drawing/2015/9/8/chartex" xmlns:cx2="http://schemas.microsoft.com/office/drawing/2015/10/21/chartex" xmlns:cx3="http://schemas.microsoft.com/office/drawing/2016/5/9/chartex" xmlns:cx4="http://schemas.microsoft.com/office/drawing/2016/5/10/chartex" xmlns:cx5="http://schemas.microsoft.com/office/drawing/2016/5/11/chartex" xmlns:cx6="http://schemas.microsoft.com/office/drawing/2016/5/12/chartex" xmlns:cx7="http://schemas.microsoft.com/office/drawing/2016/5/13/chartex" xmlns:cx8="http://schemas.microsoft.com/office/drawing/2016/5/14/chartex" xmlns:mc="http://schemas.openxmlformats.org/markup-compatibility/2006" xmlns:aink="http://schemas.microsoft.com/office/drawing/2016/ink" xmlns:am3d="http://schemas.microsoft.com/office/drawing/2017/model3d" xmlns:o="urn:schemas-microsoft-com:office:office" xmlns:r="http://schemas.openxmlformats.org/officeDocument/2006/relationships" xmlns:m="http://schemas.openxmlformats.org/officeDocument/2006/math" xmlns:v="urn:schemas-microsoft-com:vml" xmlns:wp14="http://schemas.microsoft.com/office/word/2010/wordprocessingDrawing" xmlns:wp="http://schemas.openxmlformats.org/drawingml/2006/wordprocessingDrawing" xmlns:w10="urn:schemas-microsoft-com:office:word" xmlns:w="http://schemas.openxmlformats.org/wordprocessingml/2006/main" xmlns:w14="http://schemas.microsoft.com/office/word/2010/wordml" xmlns:w15="http://schemas.microsoft.com/office/word/2012/wordml" xmlns:w16cid="http://schemas.microsoft.com/office/word/2016/wordml/cid" xmlns:w16se="http://schemas.microsoft.com/office/word/2015/wordml/symex" xmlns:wpg="http://schemas.microsoft.com/office/word/2010/wordprocessingGroup" xmlns:wpi="http://schemas.microsoft.com/office/word/2010/wordprocessingInk" xmlns:wne="http://schemas.microsoft.com/office/word/2006/wordml" xmlns:wps="http://schemas.microsoft.com/office/word/2010/wordprocessingShape" mc:Ignorable="w14 w15 w16se w16cid wp14">
-  <w:p>
-    <w:pPr>
-      <w:pStyle w:val="Header"/>
-    </w:pPr>
-  </w:p>
-</w:hdr>
-</file>
-
-<file path=word/header3.xml><?xml version="1.0" encoding="utf-8"?>
-<w:hdr xmlns:wpc="http://schemas.microsoft.com/office/word/2010/wordprocessingCanvas" xmlns:cx="http://schemas.microsoft.com/office/drawing/2014/chartex" xmlns:cx1="http://schemas.microsoft.com/office/drawing/2015/9/8/chartex" xmlns:cx2="http://schemas.microsoft.com/office/drawing/2015/10/21/chartex" xmlns:cx3="http://schemas.microsoft.com/office/drawing/2016/5/9/chartex" xmlns:cx4="http://schemas.microsoft.com/office/drawing/2016/5/10/chartex" xmlns:cx5="http://schemas.microsoft.com/office/drawing/2016/5/11/chartex" xmlns:cx6="http://schemas.microsoft.com/office/drawing/2016/5/12/chartex" xmlns:cx7="http://schemas.microsoft.com/office/drawing/2016/5/13/chartex" xmlns:cx8="http://schemas.microsoft.com/office/drawing/2016/5/14/chartex" xmlns:mc="http://schemas.openxmlformats.org/markup-compatibility/2006" xmlns:aink="http://schemas.microsoft.com/office/drawing/2016/ink" xmlns:am3d="http://schemas.microsoft.com/office/drawing/2017/model3d" xmlns:o="urn:schemas-microsoft-com:office:office" xmlns:r="http://schemas.openxmlformats.org/officeDocument/2006/relationships" xmlns:m="http://schemas.openxmlformats.org/officeDocument/2006/math" xmlns:v="urn:schemas-microsoft-com:vml" xmlns:wp14="http://schemas.microsoft.com/office/word/2010/wordprocessingDrawing" xmlns:wp="http://schemas.openxmlformats.org/drawingml/2006/wordprocessingDrawing" xmlns:w10="urn:schemas-microsoft-com:office:word" xmlns:w="http://schemas.openxmlformats.org/wordprocessingml/2006/main" xmlns:w14="http://schemas.microsoft.com/office/word/2010/wordml" xmlns:w15="http://schemas.microsoft.com/office/word/2012/wordml" xmlns:w16cid="http://schemas.microsoft.com/office/word/2016/wordml/cid" xmlns:w16se="http://schemas.microsoft.com/office/word/2015/wordml/symex" xmlns:wpg="http://schemas.microsoft.com/office/word/2010/wordprocessingGroup" xmlns:wpi="http://schemas.microsoft.com/office/word/2010/wordprocessingInk" xmlns:wne="http://schemas.microsoft.com/office/word/2006/wordml" xmlns:wps="http://schemas.microsoft.com/office/word/2010/wordprocessingShape" mc:Ignorable="w14 w15 w16se w16cid wp14">
-  <w:p>
-    <w:pPr>
-      <w:pStyle w:val="Header"/>
-    </w:pPr>
-  </w:p>
-</w:hdr>
-</file>
-
 <file path=word/numbering.xml><?xml version="1.0" encoding="utf-8"?>
 <w:numbering xmlns:wpc="http://schemas.microsoft.com/office/word/2010/wordprocessingCanvas" xmlns:cx="http://schemas.microsoft.com/office/drawing/2014/chartex" xmlns:cx1="http://schemas.microsoft.com/office/drawing/2015/9/8/chartex" xmlns:cx2="http://schemas.microsoft.com/office/drawing/2015/10/21/chartex" xmlns:cx3="http://schemas.microsoft.com/office/drawing/2016/5/9/chartex" xmlns:cx4="http://schemas.microsoft.com/office/drawing/2016/5/10/chartex" xmlns:cx5="http://schemas.microsoft.com/office/drawing/2016/5/11/chartex" xmlns:cx6="http://schemas.microsoft.com/office/drawing/2016/5/12/chartex" xmlns:cx7="http://schemas.microsoft.com/office/drawing/2016/5/13/chartex" xmlns:cx8="http://schemas.microsoft.com/office/drawing/2016/5/14/chartex" xmlns:mc="http://schemas.openxmlformats.org/markup-compatibility/2006" xmlns:aink="http://schemas.microsoft.com/office/drawing/2016/ink" xmlns:am3d="http://schemas.microsoft.com/office/drawing/2017/model3d" xmlns:o="urn:schemas-microsoft-com:office:office" xmlns:r="http://schemas.openxmlformats.org/officeDocument/2006/relationships" xmlns:m="http://schemas.openxmlformats.org/officeDocument/2006/math" xmlns:v="urn:schemas-microsoft-com:vml" xmlns:wp14="http://schemas.microsoft.com/office/word/2010/wordprocessingDrawing" xmlns:wp="http://schemas.openxmlformats.org/drawingml/2006/wordprocessingDrawing" xmlns:w10="urn:schemas-microsoft-com:office:word" xmlns:w="http://schemas.openxmlformats.org/wordprocessingml/2006/main" xmlns:w14="http://schemas.microsoft.com/office/word/2010/wordml" xmlns:w15="http://schemas.microsoft.com/office/word/2012/wordml" xmlns:w16cid="http://schemas.microsoft.com/office/word/2016/wordml/cid" xmlns:w16se="http://schemas.microsoft.com/office/word/2015/wordml/symex" xmlns:wpg="http://schemas.microsoft.com/office/word/2010/wordprocessingGroup" xmlns:wpi="http://schemas.microsoft.com/office/word/2010/wordprocessingInk" xmlns:wne="http://schemas.microsoft.com/office/word/2006/wordml" xmlns:wps="http://schemas.microsoft.com/office/word/2010/wordprocessingShape" mc:Ignorable="w14 w15 w16se w16cid wp14">
   <w:abstractNum w:abstractNumId="0" w15:restartNumberingAfterBreak="0">
@@ -18379,7 +18970,7 @@
       <w:lvlText w:val="%1.%2.%3"/>
       <w:lvlJc w:val="left"/>
       <w:pPr>
-        <w:ind w:left="3679" w:hanging="634"/>
+        <w:ind w:left="10274" w:hanging="634"/>
       </w:pPr>
       <w:rPr>
         <w:rFonts w:ascii="Times New Roman" w:eastAsia="Times New Roman" w:hAnsi="Times New Roman" w:cs="Times New Roman" w:hint="default"/>
@@ -21611,6 +22202,29 @@
       <w:lang w:val="en-IN"/>
     </w:rPr>
   </w:style>
+  <w:style w:type="character" w:styleId="Hyperlink">
+    <w:name w:val="Hyperlink"/>
+    <w:basedOn w:val="DefaultParagraphFont"/>
+    <w:uiPriority w:val="99"/>
+    <w:unhideWhenUsed/>
+    <w:rsid w:val="00D14EA6"/>
+    <w:rPr>
+      <w:color w:val="0000FF" w:themeColor="hyperlink"/>
+      <w:u w:val="single"/>
+    </w:rPr>
+  </w:style>
+  <w:style w:type="character" w:styleId="UnresolvedMention">
+    <w:name w:val="Unresolved Mention"/>
+    <w:basedOn w:val="DefaultParagraphFont"/>
+    <w:uiPriority w:val="99"/>
+    <w:semiHidden/>
+    <w:unhideWhenUsed/>
+    <w:rsid w:val="00D14EA6"/>
+    <w:rPr>
+      <w:color w:val="605E5C"/>
+      <w:shd w:val="clear" w:color="auto" w:fill="E1DFDD"/>
+    </w:rPr>
+  </w:style>
 </w:styles>
 </file>
 
